--- a/docs/05-Báo cáo bài tập lớn DevSecOps.docx
+++ b/docs/05-Báo cáo bài tập lớn DevSecOps.docx
@@ -6960,11 +6960,15 @@
         <w:pStyle w:val="CTDT-H0"/>
         <w:spacing w:before="360" w:after="240"/>
         <w:jc w:val="center"/>
-      </w:pPr>
-      <w:r>
-        <w:rPr>
-          <w:rFonts w:ascii="Times New Roman" w:hAnsi="Times New Roman"/>
-          <w:b/>
+        <w:numPr>
+          <w:numId w:val="0"/>
+        </w:numPr>
+      </w:pPr>
+      <w:r>
+        <w:rPr>
+          <w:rFonts w:ascii="Times New Roman" w:hAnsi="Times New Roman"/>
+          <w:b/>
+          <w:i w:val="0"/>
           <w:sz w:val="30"/>
         </w:rPr>
         <w:t>PHẦN MỞ ĐẦU</w:t>
@@ -6974,6 +6978,10 @@
       <w:pPr>
         <w:pStyle w:val="CTDT-H2"/>
         <w:spacing w:before="200" w:after="120"/>
+        <w:jc w:val="left"/>
+        <w:numPr>
+          <w:numId w:val="0"/>
+        </w:numPr>
       </w:pPr>
       <w:r>
         <w:rPr>
@@ -7119,6 +7127,10 @@
       <w:pPr>
         <w:pStyle w:val="CTDT-H2"/>
         <w:spacing w:before="200" w:after="120"/>
+        <w:jc w:val="left"/>
+        <w:numPr>
+          <w:numId w:val="0"/>
+        </w:numPr>
       </w:pPr>
       <w:r>
         <w:rPr>
@@ -7134,6 +7146,10 @@
       <w:pPr>
         <w:pStyle w:val="CTDT-H3"/>
         <w:spacing w:before="160" w:after="80"/>
+        <w:jc w:val="left"/>
+        <w:numPr>
+          <w:numId w:val="0"/>
+        </w:numPr>
       </w:pPr>
       <w:r>
         <w:rPr>
@@ -7264,6 +7280,10 @@
       <w:pPr>
         <w:pStyle w:val="CTDT-H3"/>
         <w:spacing w:before="160" w:after="80"/>
+        <w:jc w:val="left"/>
+        <w:numPr>
+          <w:numId w:val="0"/>
+        </w:numPr>
       </w:pPr>
       <w:r>
         <w:rPr>
@@ -7701,6 +7721,10 @@
       <w:pPr>
         <w:pStyle w:val="CTDT-H3"/>
         <w:spacing w:before="160" w:after="80"/>
+        <w:jc w:val="left"/>
+        <w:numPr>
+          <w:numId w:val="0"/>
+        </w:numPr>
       </w:pPr>
       <w:r>
         <w:rPr>
@@ -7804,6 +7828,10 @@
       <w:pPr>
         <w:pStyle w:val="CTDT-H2"/>
         <w:spacing w:before="200" w:after="120"/>
+        <w:jc w:val="left"/>
+        <w:numPr>
+          <w:numId w:val="0"/>
+        </w:numPr>
       </w:pPr>
       <w:r>
         <w:rPr>
@@ -8069,6 +8097,10 @@
       <w:pPr>
         <w:pStyle w:val="CTDT-H2"/>
         <w:spacing w:before="200" w:after="120"/>
+        <w:jc w:val="left"/>
+        <w:numPr>
+          <w:numId w:val="0"/>
+        </w:numPr>
       </w:pPr>
       <w:r>
         <w:rPr>
@@ -8098,15 +8130,19 @@
     </w:p>
     <w:p>
       <w:pPr>
-        <w:pStyle w:val="CTDT-H3"/>
-        <w:spacing w:before="160" w:after="80"/>
+        <w:pStyle w:val="CTDT-Bang"/>
+        <w:spacing w:before="240" w:after="60"/>
+        <w:jc w:val="center"/>
+        <w:numPr>
+          <w:numId w:val="0"/>
+        </w:numPr>
       </w:pPr>
       <w:r>
         <w:rPr>
           <w:rFonts w:ascii="Times New Roman" w:hAnsi="Times New Roman"/>
           <w:b/>
           <w:i/>
-          <w:sz w:val="26"/>
+          <w:sz w:val="24"/>
         </w:rPr>
         <w:t>Bảng phân công trách nhiệm nhóm</w:t>
       </w:r>
@@ -9194,11 +9230,15 @@
         <w:pStyle w:val="CTDT-H1"/>
         <w:spacing w:before="280" w:after="320"/>
         <w:jc w:val="center"/>
-      </w:pPr>
-      <w:r>
-        <w:rPr>
-          <w:rFonts w:ascii="Times New Roman" w:hAnsi="Times New Roman"/>
-          <w:b/>
+        <w:numPr>
+          <w:numId w:val="0"/>
+        </w:numPr>
+      </w:pPr>
+      <w:r>
+        <w:rPr>
+          <w:rFonts w:ascii="Times New Roman" w:hAnsi="Times New Roman"/>
+          <w:b/>
+          <w:i w:val="0"/>
           <w:sz w:val="28"/>
         </w:rPr>
         <w:t>CHƯƠNG 1: TỔNG QUAN HỆ THỐNG VÀ CÁC KỊCH BẢN TRIỂN KHAI</w:t>
@@ -9208,6 +9248,10 @@
       <w:pPr>
         <w:pStyle w:val="CTDT-H2"/>
         <w:spacing w:before="200" w:after="120"/>
+        <w:jc w:val="left"/>
+        <w:numPr>
+          <w:numId w:val="0"/>
+        </w:numPr>
       </w:pPr>
       <w:r>
         <w:rPr>
@@ -9327,6 +9371,10 @@
       <w:pPr>
         <w:pStyle w:val="CTDT-H3"/>
         <w:spacing w:before="160" w:after="80"/>
+        <w:jc w:val="left"/>
+        <w:numPr>
+          <w:numId w:val="0"/>
+        </w:numPr>
       </w:pPr>
       <w:r>
         <w:rPr>
@@ -9354,171 +9402,73 @@
         <w:t>Dưới đây là sơ đồ kiến trúc tổng thể mô tả chi tiết toàn bộ các thành phần hạ tầng, luồng lưu lượng truy cập của người dùng, luồng giám sát nhật ký và kênh điều khiển triển khai tự động:</w:t>
       </w:r>
     </w:p>
-    <w:tbl>
-      <w:tblPr>
-        <w:tblW w:type="auto" w:w="0"/>
+    <w:p>
+      <w:pPr>
+        <w:spacing w:before="160" w:after="80"/>
         <w:jc w:val="center"/>
-        <w:tblLook w:firstColumn="1" w:firstRow="1" w:lastColumn="0" w:lastRow="0" w:noHBand="0" w:noVBand="1" w:val="04A0"/>
-      </w:tblPr>
-      <w:tblGrid>
-        <w:gridCol w:w="9468"/>
-      </w:tblGrid>
-      <w:tr>
-        <w:tc>
-          <w:tcPr>
-            <w:tcW w:type="dxa" w:w="9360"/>
-            <w:shd w:fill="F6F8FA"/>
-            <w:tcBorders>
-              <w:top w:val="single" w:sz="6" w:space="0" w:color="D0D7DE"/>
-              <w:left w:val="single" w:sz="6" w:space="0" w:color="D0D7DE"/>
-              <w:bottom w:val="single" w:sz="6" w:space="0" w:color="D0D7DE"/>
-              <w:right w:val="single" w:sz="6" w:space="0" w:color="D0D7DE"/>
-            </w:tcBorders>
-            <w:tcMar>
-              <w:top w:w="140" w:type="dxa"/>
-              <w:bottom w:w="140" w:type="dxa"/>
-              <w:left w:w="180" w:type="dxa"/>
-              <w:right w:w="180" w:type="dxa"/>
-            </w:tcMar>
-          </w:tcPr>
-          <w:p>
-            <w:pPr>
-              <w:spacing w:line="252" w:lineRule="auto" w:before="0" w:after="0"/>
-            </w:pPr>
-            <w:r>
-              <w:rPr>
-                <w:rFonts w:ascii="Consolas" w:hAnsi="Consolas"/>
-                <w:color w:val="24292F"/>
-                <w:sz w:val="19"/>
-              </w:rPr>
-              <w:t>graph TB</w:t>
-              <w:br/>
-              <w:t xml:space="preserve">    subgraph CICD["TẦNG 1: TỰ ĐỘNG HÓA CI/CD &amp; ĐÓNG GÓI (GITHUB)"]</w:t>
-              <w:br/>
-              <w:t xml:space="preserve">        direction TB</w:t>
-              <w:br/>
-              <w:t xml:space="preserve">        DEV["Lập trình viên / Máy trạm&lt;br/&gt;• Git Hook: commit-msg"]</w:t>
-              <w:br/>
-              <w:t xml:space="preserve">        GHA["GitHub Actions Runner (CI)&lt;br/&gt;• Stage 1: Branch Policy Guard&lt;br/&gt;• Stage 2: SonarQube &amp; Semgrep SAST&lt;br/&gt;• Stage 3: Docker Build &amp; Smoke Test"]</w:t>
-              <w:br/>
-              <w:t xml:space="preserve">        GHCR[("GitHub Container Registry (GHCR)&lt;br/&gt;• inlaneweb:latest&lt;br/&gt;• inlaneweb-db:latest")]</w:t>
-              <w:br/>
-              <w:t xml:space="preserve">        </w:t>
-              <w:br/>
-              <w:t xml:space="preserve">        DEV --&gt;|Git Push / Pull Request| GHA</w:t>
-              <w:br/>
-              <w:t xml:space="preserve">        GHA --&gt;|Push Images đã kiểm định| GHCR</w:t>
-              <w:br/>
-              <w:t xml:space="preserve">    end</w:t>
-              <w:br/>
-              <w:br/>
-              <w:t xml:space="preserve">    subgraph VPS["TẦNG 2: MÁY CHỦ SẢN XUẤT PRODUCTION VPS (UBUNTU 24.04 LTS)"]</w:t>
-              <w:br/>
-              <w:t xml:space="preserve">        direction TB</w:t>
-              <w:br/>
-              <w:t xml:space="preserve">        </w:t>
-              <w:br/>
-              <w:t xml:space="preserve">        subgraph DOCKER_NET["Mạng cầu nối nội bộ cô lập (inlaneweb_net)"]</w:t>
-              <w:br/>
-              <w:t xml:space="preserve">            direction LR</w:t>
-              <w:br/>
-              <w:t xml:space="preserve">            </w:t>
-              <w:br/>
-              <w:t xml:space="preserve">            subgraph WORKLOAD["Khối Ứng dụng nghiệp vụ (docker-compose.prod.yml)"]</w:t>
-              <w:br/>
-              <w:t xml:space="preserve">                direction TB</w:t>
-              <w:br/>
-              <w:t xml:space="preserve">                WEB["ilfreight_web&lt;br/&gt;(Apache 2.4 + PHP 8.2)&lt;br/&gt;Cổng 80 (Chỉ nội bộ)&lt;br/&gt;Xuất log JSON &amp; Stderr"]</w:t>
-              <w:br/>
-              <w:t xml:space="preserve">                DB[("ilfreight_db&lt;br/&gt;(MariaDB 10.11 LTS)&lt;br/&gt;Cổng 3306 (Chỉ nội bộ)")]</w:t>
-              <w:br/>
-              <w:t xml:space="preserve">                VOL_DB[("Docker Volume&lt;br/&gt;db_data")]</w:t>
-              <w:br/>
-              <w:t xml:space="preserve">                </w:t>
-              <w:br/>
-              <w:t xml:space="preserve">                WEB --&gt;|Truy vấn CSDL: 3306| DB</w:t>
-              <w:br/>
-              <w:t xml:space="preserve">                DB -.-&gt;|Gắn kết dữ liệu bền vững| VOL_DB</w:t>
-              <w:br/>
-              <w:t xml:space="preserve">            end</w:t>
-              <w:br/>
-              <w:br/>
-              <w:t xml:space="preserve">            subgraph MONITORING["Khối Giám sát an ninh tập trung (docker-compose.monitoring.yml)"]</w:t>
-              <w:br/>
-              <w:t xml:space="preserve">                direction TB</w:t>
-              <w:br/>
-              <w:t xml:space="preserve">                PROM["ilfreight_promtail (Log Shipper 3.0)&lt;br/&gt;Đọc socket: /var/run/docker.sock"]</w:t>
-              <w:br/>
-              <w:t xml:space="preserve">                LOKI[("ilfreight_loki (Log Storage 3.0)&lt;br/&gt;Cổng 3100 nội bộ&lt;br/&gt;TSDB &amp; Alert Rules")]</w:t>
-              <w:br/>
-              <w:t xml:space="preserve">                GRAF["ilfreight_grafana (Dashboard 11.0)&lt;br/&gt;Cổng 3000 nội bộ&lt;br/&gt;8 Panels an ninh"]</w:t>
-              <w:br/>
-              <w:t xml:space="preserve">                AUTOHEAL["autoheal (Monitoring Daemon)&lt;br/&gt;Tự động phục hồi container lỗi"]</w:t>
-              <w:br/>
-              <w:t xml:space="preserve">                </w:t>
-              <w:br/>
-              <w:t xml:space="preserve">                PROM --&gt;|HTTP Push API| LOKI</w:t>
-              <w:br/>
-              <w:t xml:space="preserve">                GRAF --&gt;|Truy vấn LogQL| LOKI</w:t>
-              <w:br/>
-              <w:t xml:space="preserve">                AUTOHEAL -.-&gt;|Giám sát nhịp tim container| PROM</w:t>
-              <w:br/>
-              <w:t xml:space="preserve">            end</w:t>
-              <w:br/>
-              <w:t xml:space="preserve">        end</w:t>
-              <w:br/>
-              <w:br/>
-              <w:t xml:space="preserve">        NPM["Nginx Proxy Manager (Edge Reverse Proxy)&lt;br/&gt;• Đặt tại biên máy chủ Production VPS&lt;br/&gt;• Mở cổng 80, 443 tiếp nhận từ Cloudflare&lt;br/&gt;• SSL Termination &amp; Cân bằng tải nội bộ"]</w:t>
-              <w:br/>
-              <w:t xml:space="preserve">        </w:t>
-              <w:br/>
-              <w:t xml:space="preserve">        WEB --&gt;|Định tuyến dịch vụ Web: Cổng 80| NPM</w:t>
-              <w:br/>
-              <w:t xml:space="preserve">        GRAF --&gt;|Định tuyến Dashboard: Cổng 3000| NPM</w:t>
-              <w:br/>
-              <w:t xml:space="preserve">    end</w:t>
-              <w:br/>
-              <w:br/>
-              <w:t xml:space="preserve">    subgraph INTERNET["TẦNG 3: TẦNG BIÊN &amp; TRUY CẬP NGƯỜI DÙNG / INTERNET"]</w:t>
-              <w:br/>
-              <w:t xml:space="preserve">        direction TB</w:t>
-              <w:br/>
-              <w:t xml:space="preserve">        CF["Cloudflare Edge Network &amp; WAF&lt;br/&gt;• TLS 1.3 Full Strict Encryption&lt;br/&gt;• Che giấu IP gốc máy chủ VPS&lt;br/&gt;• inlaneweb.ecotools.online &amp; grafana.ecotools.online"]</w:t>
-              <w:br/>
-              <w:t xml:space="preserve">        </w:t>
-              <w:br/>
-              <w:t xml:space="preserve">        USER["Người dùng hợp pháp&lt;br/&gt;(Khách hàng / Kỹ sư On-Call)"]</w:t>
-              <w:br/>
-              <w:t xml:space="preserve">        ATTACKER["Kẻ tấn công tiềm tàng&lt;br/&gt;(SQLi / XSS / LFI)"]</w:t>
-              <w:br/>
-              <w:t xml:space="preserve">        </w:t>
-              <w:br/>
-              <w:t xml:space="preserve">        CF --&gt;|Phục vụ lưu lượng HTTPS an toàn| USER</w:t>
-              <w:br/>
-              <w:t xml:space="preserve">        CF -.-&gt;|Chặn đứng tấn công WAF / Drop Payload| ATTACKER</w:t>
-              <w:br/>
-              <w:t xml:space="preserve">    end</w:t>
-              <w:br/>
-              <w:br/>
-              <w:t xml:space="preserve">    GHA ==&gt;|Stage 4 CD: Điều phối qua SSH Ed25519| DOCKER_NET</w:t>
-              <w:br/>
-              <w:t xml:space="preserve">    GHCR -.-&gt;|Kéo image Production sạch| WORKLOAD</w:t>
-              <w:br/>
-              <w:t xml:space="preserve">    NPM ==&gt;|Origin Traffic: Cổng 80, 443| CF</w:t>
-            </w:r>
-          </w:p>
-        </w:tc>
-      </w:tr>
-    </w:tbl>
-    <w:p>
-      <w:pPr>
-        <w:spacing w:before="0" w:after="80"/>
-      </w:pPr>
+      </w:pPr>
+      <w:r>
+        <w:drawing>
+          <wp:inline xmlns:a="http://schemas.openxmlformats.org/drawingml/2006/main" xmlns:pic="http://schemas.openxmlformats.org/drawingml/2006/picture">
+            <wp:extent cx="5669280" cy="17788812"/>
+            <wp:docPr id="68" name="Picture 68"/>
+            <wp:cNvGraphicFramePr>
+              <a:graphicFrameLocks noChangeAspect="1"/>
+            </wp:cNvGraphicFramePr>
+            <a:graphic>
+              <a:graphicData uri="http://schemas.openxmlformats.org/drawingml/2006/picture">
+                <pic:pic>
+                  <pic:nvPicPr>
+                    <pic:cNvPr id="0" name="diagram_1.png"/>
+                    <pic:cNvPicPr/>
+                  </pic:nvPicPr>
+                  <pic:blipFill>
+                    <a:blip r:embed="rId17"/>
+                    <a:stretch>
+                      <a:fillRect/>
+                    </a:stretch>
+                  </pic:blipFill>
+                  <pic:spPr>
+                    <a:xfrm>
+                      <a:off x="0" y="0"/>
+                      <a:ext cx="5669280" cy="17788812"/>
+                    </a:xfrm>
+                    <a:prstGeom prst="rect"/>
+                  </pic:spPr>
+                </pic:pic>
+              </a:graphicData>
+            </a:graphic>
+          </wp:inline>
+        </w:drawing>
+      </w:r>
+    </w:p>
+    <w:p>
+      <w:pPr>
+        <w:pStyle w:val="CTDT-Hinh"/>
+        <w:spacing w:before="80" w:after="240"/>
+        <w:jc w:val="center"/>
+        <w:numPr>
+          <w:numId w:val="0"/>
+        </w:numPr>
+      </w:pPr>
+      <w:r>
+        <w:rPr>
+          <w:rFonts w:ascii="Times New Roman" w:hAnsi="Times New Roman"/>
+          <w:b/>
+          <w:i/>
+          <w:sz w:val="24"/>
+        </w:rPr>
+        <w:t>Hình 1.1: Sơ đồ kiến trúc tổng thể hạ tầng hệ thống DevSecOps từ đầu đến cuối</w:t>
+      </w:r>
     </w:p>
     <w:p>
       <w:pPr>
         <w:pStyle w:val="CTDT-H3"/>
         <w:spacing w:before="160" w:after="80"/>
+        <w:jc w:val="left"/>
+        <w:numPr>
+          <w:numId w:val="0"/>
+        </w:numPr>
       </w:pPr>
       <w:r>
         <w:rPr>
@@ -10123,6 +10073,10 @@
       <w:pPr>
         <w:pStyle w:val="CTDT-H3"/>
         <w:spacing w:before="160" w:after="80"/>
+        <w:jc w:val="left"/>
+        <w:numPr>
+          <w:numId w:val="0"/>
+        </w:numPr>
       </w:pPr>
       <w:r>
         <w:rPr>
@@ -10582,176 +10536,82 @@
         <w:t xml:space="preserve"> dùng trong môi trường thử nghiệm):</w:t>
       </w:r>
     </w:p>
-    <w:tbl>
-      <w:tblPr>
-        <w:tblW w:type="auto" w:w="0"/>
+    <w:p>
+      <w:pPr>
+        <w:spacing w:before="160" w:after="80"/>
         <w:jc w:val="center"/>
-        <w:tblLook w:firstColumn="1" w:firstRow="1" w:lastColumn="0" w:lastRow="0" w:noHBand="0" w:noVBand="1" w:val="04A0"/>
-      </w:tblPr>
-      <w:tblGrid>
-        <w:gridCol w:w="9468"/>
-      </w:tblGrid>
-      <w:tr>
-        <w:tc>
-          <w:tcPr>
-            <w:tcW w:type="dxa" w:w="9360"/>
-            <w:shd w:fill="F6F8FA"/>
-            <w:tcBorders>
-              <w:top w:val="single" w:sz="6" w:space="0" w:color="D0D7DE"/>
-              <w:left w:val="single" w:sz="6" w:space="0" w:color="D0D7DE"/>
-              <w:bottom w:val="single" w:sz="6" w:space="0" w:color="D0D7DE"/>
-              <w:right w:val="single" w:sz="6" w:space="0" w:color="D0D7DE"/>
-            </w:tcBorders>
-            <w:tcMar>
-              <w:top w:w="140" w:type="dxa"/>
-              <w:bottom w:w="140" w:type="dxa"/>
-              <w:left w:w="180" w:type="dxa"/>
-              <w:right w:w="180" w:type="dxa"/>
-            </w:tcMar>
-          </w:tcPr>
-          <w:p>
-            <w:pPr>
-              <w:spacing w:line="252" w:lineRule="auto" w:before="0" w:after="0"/>
-            </w:pPr>
-            <w:r>
-              <w:rPr>
-                <w:rFonts w:ascii="Consolas" w:hAnsi="Consolas"/>
-                <w:color w:val="24292F"/>
-                <w:sz w:val="19"/>
-              </w:rPr>
-              <w:t>erDiagram</w:t>
-              <w:br/>
-              <w:t xml:space="preserve">    users ||--o{ shipments : "so huu (customer_id)"</w:t>
-              <w:br/>
-              <w:t xml:space="preserve">    users ||--o{ comments : "viet (user_id)"</w:t>
-              <w:br/>
-              <w:t xml:space="preserve">    shipments ||--o{ comments : "chua (shipment_id)"</w:t>
-              <w:br/>
-              <w:t xml:space="preserve">    ports ||--o{ shipments : "cap cang (port_code)"</w:t>
-              <w:br/>
-              <w:br/>
-              <w:t xml:space="preserve">    users {</w:t>
-              <w:br/>
-              <w:t xml:space="preserve">        int id PK</w:t>
-              <w:br/>
-              <w:t xml:space="preserve">        varchar username UK "Ten dang nhap"</w:t>
-              <w:br/>
-              <w:t xml:space="preserve">        varchar password "Mat khau (Bcrypt Hash)"</w:t>
-              <w:br/>
-              <w:t xml:space="preserve">        varchar email "Thu dien tu ca nhan"</w:t>
-              <w:br/>
-              <w:t xml:space="preserve">        varchar role "Vai tro (customer/staff/admin)"</w:t>
-              <w:br/>
-              <w:t xml:space="preserve">        varchar api_key "Khoa API dinh danh"</w:t>
-              <w:br/>
-              <w:t xml:space="preserve">        varchar remember_token "Token ghi nho phien"</w:t>
-              <w:br/>
-              <w:t xml:space="preserve">    }</w:t>
-              <w:br/>
-              <w:br/>
-              <w:t xml:space="preserve">    shipments {</w:t>
-              <w:br/>
-              <w:t xml:space="preserve">        int id PK</w:t>
-              <w:br/>
-              <w:t xml:space="preserve">        varchar tracking_no UK "Ma van don logistics"</w:t>
-              <w:br/>
-              <w:t xml:space="preserve">        varchar port_code FK "Ma cang den"</w:t>
-              <w:br/>
-              <w:t xml:space="preserve">        varchar status "Trang thai hanh trinh"</w:t>
-              <w:br/>
-              <w:t xml:space="preserve">        int customer_id FK "Khoa ngoai nguoi so huu"</w:t>
-              <w:br/>
-              <w:t xml:space="preserve">    }</w:t>
-              <w:br/>
-              <w:br/>
-              <w:t xml:space="preserve">    ports {</w:t>
-              <w:br/>
-              <w:t xml:space="preserve">        int id PK</w:t>
-              <w:br/>
-              <w:t xml:space="preserve">        varchar code "Ma cang UN/LOCODE"</w:t>
-              <w:br/>
-              <w:t xml:space="preserve">        varchar city "Thanh pho toa lac"</w:t>
-              <w:br/>
-              <w:t xml:space="preserve">        varchar country "Quoc gia"</w:t>
-              <w:br/>
-              <w:t xml:space="preserve">        decimal volume "Luu luong boc do (trieu TEU)"</w:t>
-              <w:br/>
-              <w:t xml:space="preserve">    }</w:t>
-              <w:br/>
-              <w:br/>
-              <w:t xml:space="preserve">    comments {</w:t>
-              <w:br/>
-              <w:t xml:space="preserve">        int id PK</w:t>
-              <w:br/>
-              <w:t xml:space="preserve">        int shipment_id FK "Ma van don lien quan"</w:t>
-              <w:br/>
-              <w:t xml:space="preserve">        int user_id FK "Ma tai khoan binh luan"</w:t>
-              <w:br/>
-              <w:t xml:space="preserve">        text content "Noi dung trao doi"</w:t>
-              <w:br/>
-              <w:t xml:space="preserve">        datetime created_at "Thoi diem ghi nhan"</w:t>
-              <w:br/>
-              <w:t xml:space="preserve">    }</w:t>
-              <w:br/>
-              <w:br/>
-              <w:t xml:space="preserve">    news {</w:t>
-              <w:br/>
-              <w:t xml:space="preserve">        int id PK</w:t>
-              <w:br/>
-              <w:t xml:space="preserve">        varchar title "Tieu de ban tin hang hai"</w:t>
-              <w:br/>
-              <w:t xml:space="preserve">        text body "Noi dung thong bao"</w:t>
-              <w:br/>
-              <w:t xml:space="preserve">        datetime published_at "Ngay phat hanh"</w:t>
-              <w:br/>
-              <w:t xml:space="preserve">    }</w:t>
-              <w:br/>
-              <w:br/>
-              <w:t xml:space="preserve">    credentials {</w:t>
-              <w:br/>
-              <w:t xml:space="preserve">        int id PK</w:t>
-              <w:br/>
-              <w:t xml:space="preserve">        varchar username "Tai khoan noi bo"</w:t>
-              <w:br/>
-              <w:t xml:space="preserve">        varchar password_hash "Chuoi bam MD5"</w:t>
-              <w:br/>
-              <w:t xml:space="preserve">        varchar api_key "Khoa API thu nghiem"</w:t>
-              <w:br/>
-              <w:t xml:space="preserve">    }</w:t>
-              <w:br/>
-              <w:br/>
-              <w:t xml:space="preserve">    debug_log {</w:t>
-              <w:br/>
-              <w:t xml:space="preserve">        int id PK</w:t>
-              <w:br/>
-              <w:t xml:space="preserve">        text message "Nhat ky loi he thong"</w:t>
-              <w:br/>
-              <w:t xml:space="preserve">        varchar flag "Co danh dau kiem thu"</w:t>
-              <w:br/>
-              <w:t xml:space="preserve">    }</w:t>
-            </w:r>
-          </w:p>
-        </w:tc>
-      </w:tr>
-    </w:tbl>
-    <w:p>
-      <w:pPr>
-        <w:spacing w:before="0" w:after="80"/>
-      </w:pPr>
-    </w:p>
-    <w:p>
-      <w:pPr>
-        <w:pStyle w:val="CTDT-H4"/>
-        <w:spacing w:before="120" w:after="60"/>
-      </w:pPr>
-      <w:r>
-        <w:rPr>
-          <w:rFonts w:ascii="Times New Roman" w:hAnsi="Times New Roman"/>
-          <w:b w:val="0"/>
+      </w:pPr>
+      <w:r>
+        <w:drawing>
+          <wp:inline xmlns:a="http://schemas.openxmlformats.org/drawingml/2006/main" xmlns:pic="http://schemas.openxmlformats.org/drawingml/2006/picture">
+            <wp:extent cx="5303520" cy="2306761"/>
+            <wp:docPr id="69" name="Picture 69"/>
+            <wp:cNvGraphicFramePr>
+              <a:graphicFrameLocks noChangeAspect="1"/>
+            </wp:cNvGraphicFramePr>
+            <a:graphic>
+              <a:graphicData uri="http://schemas.openxmlformats.org/drawingml/2006/picture">
+                <pic:pic>
+                  <pic:nvPicPr>
+                    <pic:cNvPr id="0" name="diagram_2.png"/>
+                    <pic:cNvPicPr/>
+                  </pic:nvPicPr>
+                  <pic:blipFill>
+                    <a:blip r:embed="rId18"/>
+                    <a:stretch>
+                      <a:fillRect/>
+                    </a:stretch>
+                  </pic:blipFill>
+                  <pic:spPr>
+                    <a:xfrm>
+                      <a:off x="0" y="0"/>
+                      <a:ext cx="5303520" cy="2306761"/>
+                    </a:xfrm>
+                    <a:prstGeom prst="rect"/>
+                  </pic:spPr>
+                </pic:pic>
+              </a:graphicData>
+            </a:graphic>
+          </wp:inline>
+        </w:drawing>
+      </w:r>
+    </w:p>
+    <w:p>
+      <w:pPr>
+        <w:pStyle w:val="CTDT-Hinh"/>
+        <w:spacing w:before="80" w:after="240"/>
+        <w:jc w:val="center"/>
+        <w:numPr>
+          <w:numId w:val="0"/>
+        </w:numPr>
+      </w:pPr>
+      <w:r>
+        <w:rPr>
+          <w:rFonts w:ascii="Times New Roman" w:hAnsi="Times New Roman"/>
+          <w:b/>
           <w:i/>
-          <w:sz w:val="25"/>
-        </w:rPr>
-        <w:t>Bảng phân loại mức độ nhạy cảm của dữ liệu trong CSDL InlaneWeb</w:t>
+          <w:sz w:val="24"/>
+        </w:rPr>
+        <w:t>Hình 1.2: Sơ đồ quan hệ thực thể (ERD) cơ sở dữ liệu MariaDB</w:t>
+      </w:r>
+    </w:p>
+    <w:p>
+      <w:pPr>
+        <w:pStyle w:val="CTDT-Bang"/>
+        <w:spacing w:before="240" w:after="60"/>
+        <w:jc w:val="center"/>
+        <w:numPr>
+          <w:numId w:val="0"/>
+        </w:numPr>
+      </w:pPr>
+      <w:r>
+        <w:rPr>
+          <w:rFonts w:ascii="Times New Roman" w:hAnsi="Times New Roman"/>
+          <w:b/>
+          <w:i/>
+          <w:sz w:val="24"/>
+        </w:rPr>
+        <w:t># Bảng phân loại mức độ nhạy cảm của dữ liệu trong CSDL InlaneWeb</w:t>
       </w:r>
     </w:p>
     <w:tbl>
@@ -12167,6 +12027,10 @@
       <w:pPr>
         <w:pStyle w:val="CTDT-H3"/>
         <w:spacing w:before="160" w:after="80"/>
+        <w:jc w:val="left"/>
+        <w:numPr>
+          <w:numId w:val="0"/>
+        </w:numPr>
       </w:pPr>
       <w:r>
         <w:rPr>
@@ -12224,6 +12088,7 @@
           <w:p>
             <w:pPr>
               <w:spacing w:line="252" w:lineRule="auto" w:before="0" w:after="0"/>
+              <w:jc w:val="left"/>
             </w:pPr>
             <w:r>
               <w:rPr>
@@ -12326,6 +12191,10 @@
       <w:pPr>
         <w:pStyle w:val="CTDT-H2"/>
         <w:spacing w:before="200" w:after="120"/>
+        <w:jc w:val="left"/>
+        <w:numPr>
+          <w:numId w:val="0"/>
+        </w:numPr>
       </w:pPr>
       <w:r>
         <w:rPr>
@@ -12415,6 +12284,734 @@
           <w:sz w:val="26"/>
         </w:rPr>
         <w:t>Để giải quyết triệt để vấn đề này, đề tài thiết kế hệ thống theo mô hình phân tách vòng đời hai nhánh độc lập:</w:t>
+      </w:r>
+    </w:p>
+    <w:p>
+      <w:pPr>
+        <w:spacing w:before="160" w:after="80"/>
+        <w:jc w:val="center"/>
+      </w:pPr>
+      <w:r>
+        <w:drawing>
+          <wp:inline xmlns:a="http://schemas.openxmlformats.org/drawingml/2006/main" xmlns:pic="http://schemas.openxmlformats.org/drawingml/2006/picture">
+            <wp:extent cx="5669280" cy="1236539"/>
+            <wp:docPr id="70" name="Picture 70"/>
+            <wp:cNvGraphicFramePr>
+              <a:graphicFrameLocks noChangeAspect="1"/>
+            </wp:cNvGraphicFramePr>
+            <a:graphic>
+              <a:graphicData uri="http://schemas.openxmlformats.org/drawingml/2006/picture">
+                <pic:pic>
+                  <pic:nvPicPr>
+                    <pic:cNvPr id="0" name="diagram_dual_track.png"/>
+                    <pic:cNvPicPr/>
+                  </pic:nvPicPr>
+                  <pic:blipFill>
+                    <a:blip r:embed="rId19"/>
+                    <a:stretch>
+                      <a:fillRect/>
+                    </a:stretch>
+                  </pic:blipFill>
+                  <pic:spPr>
+                    <a:xfrm>
+                      <a:off x="0" y="0"/>
+                      <a:ext cx="5669280" cy="1236539"/>
+                    </a:xfrm>
+                    <a:prstGeom prst="rect"/>
+                  </pic:spPr>
+                </pic:pic>
+              </a:graphicData>
+            </a:graphic>
+          </wp:inline>
+        </w:drawing>
+      </w:r>
+    </w:p>
+    <w:p>
+      <w:pPr>
+        <w:pStyle w:val="CTDT-Hinh"/>
+        <w:spacing w:before="80" w:after="240"/>
+        <w:jc w:val="center"/>
+        <w:numPr>
+          <w:numId w:val="0"/>
+        </w:numPr>
+      </w:pPr>
+      <w:r>
+        <w:rPr>
+          <w:rFonts w:ascii="Times New Roman" w:hAnsi="Times New Roman"/>
+          <w:b/>
+          <w:i/>
+          <w:sz w:val="24"/>
+        </w:rPr>
+        <w:t>Hình 1.3: Mô hình phân tách vòng đời hai nhánh độc lập (Dual-Track Lifecycle)</w:t>
+      </w:r>
+    </w:p>
+    <w:p>
+      <w:pPr>
+        <w:pStyle w:val="CTDT-Text"/>
+        <w:spacing w:line="300" w:lineRule="auto" w:before="0" w:after="120"/>
+        <w:jc w:val="both"/>
+      </w:pPr>
+      <w:r>
+        <w:rPr>
+          <w:rFonts w:ascii="Times New Roman" w:hAnsi="Times New Roman"/>
+          <w:b w:val="0"/>
+          <w:i w:val="0"/>
+          <w:sz w:val="26"/>
+        </w:rPr>
+        <w:t xml:space="preserve">Thông qua việc phân lập tệp điều phối thành </w:t>
+      </w:r>
+      <w:r>
+        <w:rPr>
+          <w:rFonts w:ascii="Consolas" w:hAnsi="Consolas"/>
+          <w:b w:val="0"/>
+          <w:i w:val="0"/>
+          <w:color w:val="A31515"/>
+          <w:sz w:val="23"/>
+        </w:rPr>
+        <w:t>InlaneWeb/docker-compose.monitoring.yml</w:t>
+      </w:r>
+      <w:r>
+        <w:rPr>
+          <w:rFonts w:ascii="Times New Roman" w:hAnsi="Times New Roman"/>
+          <w:b w:val="0"/>
+          <w:i w:val="0"/>
+          <w:sz w:val="26"/>
+        </w:rPr>
+        <w:t xml:space="preserve"> và </w:t>
+      </w:r>
+      <w:r>
+        <w:rPr>
+          <w:rFonts w:ascii="Consolas" w:hAnsi="Consolas"/>
+          <w:b w:val="0"/>
+          <w:i w:val="0"/>
+          <w:color w:val="A31515"/>
+          <w:sz w:val="23"/>
+        </w:rPr>
+        <w:t>InlaneWeb/docker-compose.prod.yml</w:t>
+      </w:r>
+      <w:r>
+        <w:rPr>
+          <w:rFonts w:ascii="Times New Roman" w:hAnsi="Times New Roman"/>
+          <w:b w:val="0"/>
+          <w:i w:val="0"/>
+          <w:sz w:val="26"/>
+        </w:rPr>
+        <w:t>, hai khối vận hành hoàn toàn độc lập về không gian tiến trình, nhưng liên kết lỏng với nhau thông qua mạng Docker Bridge nội bộ và cơ chế chia sẻ Docker Unix Socket.</w:t>
+      </w:r>
+    </w:p>
+    <w:p>
+      <w:pPr>
+        <w:pStyle w:val="CTDT-H2"/>
+        <w:spacing w:before="200" w:after="120"/>
+        <w:jc w:val="left"/>
+        <w:numPr>
+          <w:numId w:val="0"/>
+        </w:numPr>
+      </w:pPr>
+      <w:r>
+        <w:rPr>
+          <w:rFonts w:ascii="Times New Roman" w:hAnsi="Times New Roman"/>
+          <w:b/>
+          <w:i w:val="0"/>
+          <w:sz w:val="27"/>
+        </w:rPr>
+        <w:t>1.3. Thiết kế mạng nội bộ và Reverse Proxy bảo mật</w:t>
+      </w:r>
+    </w:p>
+    <w:p>
+      <w:pPr>
+        <w:pStyle w:val="CTDT-Text"/>
+        <w:spacing w:line="300" w:lineRule="auto" w:before="0" w:after="120"/>
+        <w:jc w:val="both"/>
+      </w:pPr>
+      <w:r>
+        <w:rPr>
+          <w:rFonts w:ascii="Times New Roman" w:hAnsi="Times New Roman"/>
+          <w:b w:val="0"/>
+          <w:i w:val="0"/>
+          <w:sz w:val="26"/>
+        </w:rPr>
+        <w:t>Kiến trúc mạng sản xuất được thiết lập theo mô hình đa tầng phòng thủ nhằm cô lập hoàn toàn các thành phần nhạy cảm khỏi mạng Internet công cộng:</w:t>
+      </w:r>
+    </w:p>
+    <w:p>
+      <w:pPr>
+        <w:spacing w:before="160" w:after="80"/>
+        <w:jc w:val="center"/>
+      </w:pPr>
+      <w:r>
+        <w:drawing>
+          <wp:inline xmlns:a="http://schemas.openxmlformats.org/drawingml/2006/main" xmlns:pic="http://schemas.openxmlformats.org/drawingml/2006/picture">
+            <wp:extent cx="5303520" cy="6101754"/>
+            <wp:docPr id="71" name="Picture 71"/>
+            <wp:cNvGraphicFramePr>
+              <a:graphicFrameLocks noChangeAspect="1"/>
+            </wp:cNvGraphicFramePr>
+            <a:graphic>
+              <a:graphicData uri="http://schemas.openxmlformats.org/drawingml/2006/picture">
+                <pic:pic>
+                  <pic:nvPicPr>
+                    <pic:cNvPr id="0" name="diagram_3.png"/>
+                    <pic:cNvPicPr/>
+                  </pic:nvPicPr>
+                  <pic:blipFill>
+                    <a:blip r:embed="rId20"/>
+                    <a:stretch>
+                      <a:fillRect/>
+                    </a:stretch>
+                  </pic:blipFill>
+                  <pic:spPr>
+                    <a:xfrm>
+                      <a:off x="0" y="0"/>
+                      <a:ext cx="5303520" cy="6101754"/>
+                    </a:xfrm>
+                    <a:prstGeom prst="rect"/>
+                  </pic:spPr>
+                </pic:pic>
+              </a:graphicData>
+            </a:graphic>
+          </wp:inline>
+        </w:drawing>
+      </w:r>
+    </w:p>
+    <w:p>
+      <w:pPr>
+        <w:pStyle w:val="CTDT-Hinh"/>
+        <w:spacing w:before="80" w:after="240"/>
+        <w:jc w:val="center"/>
+        <w:numPr>
+          <w:numId w:val="0"/>
+        </w:numPr>
+      </w:pPr>
+      <w:r>
+        <w:rPr>
+          <w:rFonts w:ascii="Times New Roman" w:hAnsi="Times New Roman"/>
+          <w:b/>
+          <w:i/>
+          <w:sz w:val="24"/>
+        </w:rPr>
+        <w:t>Hình 1.4: Sơ đồ kiến trúc mạng đa tầng phòng thủ và Reverse Proxy bảo mật</w:t>
+      </w:r>
+    </w:p>
+    <w:p>
+      <w:pPr>
+        <w:pStyle w:val="CTDT-Bullet1"/>
+        <w:spacing w:line="288" w:lineRule="auto" w:before="0" w:after="60"/>
+      </w:pPr>
+      <w:r>
+        <w:rPr>
+          <w:rFonts w:ascii="Times New Roman" w:hAnsi="Times New Roman"/>
+          <w:b/>
+          <w:i w:val="0"/>
+          <w:sz w:val="26"/>
+        </w:rPr>
+        <w:t>Bảo vệ tầng biên:</w:t>
+      </w:r>
+      <w:r>
+        <w:rPr>
+          <w:rFonts w:ascii="Times New Roman" w:hAnsi="Times New Roman"/>
+          <w:b w:val="0"/>
+          <w:i w:val="0"/>
+          <w:sz w:val="26"/>
+        </w:rPr>
+        <w:t xml:space="preserve"> Tên miền chính thức </w:t>
+      </w:r>
+      <w:r>
+        <w:rPr>
+          <w:rFonts w:ascii="Consolas" w:hAnsi="Consolas"/>
+          <w:b w:val="0"/>
+          <w:i w:val="0"/>
+          <w:color w:val="A31515"/>
+          <w:sz w:val="23"/>
+        </w:rPr>
+        <w:t>inlaneweb.ecotools.online</w:t>
+      </w:r>
+      <w:r>
+        <w:rPr>
+          <w:rFonts w:ascii="Times New Roman" w:hAnsi="Times New Roman"/>
+          <w:b w:val="0"/>
+          <w:i w:val="0"/>
+          <w:sz w:val="26"/>
+        </w:rPr>
+        <w:t xml:space="preserve"> được định tuyến qua mạng phân phối nội dung Cloudflare. Địa chỉ IP máy chủ thực tế được che giấu hoàn toàn. Kênh truyền giữa người dùng cuối và Cloudflare được áp dụng tiêu chuẩn mã hóa TLS 1.3 với cơ chế tự động chuyển hướng HTTP sang HTTPS.</w:t>
+      </w:r>
+    </w:p>
+    <w:p>
+      <w:pPr>
+        <w:pStyle w:val="CTDT-Bullet1"/>
+        <w:spacing w:line="288" w:lineRule="auto" w:before="0" w:after="60"/>
+      </w:pPr>
+      <w:r>
+        <w:rPr>
+          <w:rFonts w:ascii="Times New Roman" w:hAnsi="Times New Roman"/>
+          <w:b/>
+          <w:i w:val="0"/>
+          <w:sz w:val="26"/>
+        </w:rPr>
+        <w:t>Cách ly mạng nội bộ:</w:t>
+      </w:r>
+      <w:r>
+        <w:rPr>
+          <w:rFonts w:ascii="Times New Roman" w:hAnsi="Times New Roman"/>
+          <w:b w:val="0"/>
+          <w:i w:val="0"/>
+          <w:sz w:val="26"/>
+        </w:rPr>
+        <w:t xml:space="preserve"> Toàn bộ các container được khởi tạo trong một mạng cầu nối duy nhất có tên </w:t>
+      </w:r>
+      <w:r>
+        <w:rPr>
+          <w:rFonts w:ascii="Consolas" w:hAnsi="Consolas"/>
+          <w:b w:val="0"/>
+          <w:i w:val="0"/>
+          <w:color w:val="A31515"/>
+          <w:sz w:val="23"/>
+        </w:rPr>
+        <w:t>inlaneweb_net</w:t>
+      </w:r>
+      <w:r>
+        <w:rPr>
+          <w:rFonts w:ascii="Times New Roman" w:hAnsi="Times New Roman"/>
+          <w:b w:val="0"/>
+          <w:i w:val="0"/>
+          <w:sz w:val="26"/>
+        </w:rPr>
+        <w:t>. Các cổng dịch vụ nhạy cảm như MariaDB (</w:t>
+      </w:r>
+      <w:r>
+        <w:rPr>
+          <w:rFonts w:ascii="Consolas" w:hAnsi="Consolas"/>
+          <w:b w:val="0"/>
+          <w:i w:val="0"/>
+          <w:color w:val="A31515"/>
+          <w:sz w:val="23"/>
+        </w:rPr>
+        <w:t>3306</w:t>
+      </w:r>
+      <w:r>
+        <w:rPr>
+          <w:rFonts w:ascii="Times New Roman" w:hAnsi="Times New Roman"/>
+          <w:b w:val="0"/>
+          <w:i w:val="0"/>
+          <w:sz w:val="26"/>
+        </w:rPr>
+        <w:t>), Loki (</w:t>
+      </w:r>
+      <w:r>
+        <w:rPr>
+          <w:rFonts w:ascii="Consolas" w:hAnsi="Consolas"/>
+          <w:b w:val="0"/>
+          <w:i w:val="0"/>
+          <w:color w:val="A31515"/>
+          <w:sz w:val="23"/>
+        </w:rPr>
+        <w:t>3100</w:t>
+      </w:r>
+      <w:r>
+        <w:rPr>
+          <w:rFonts w:ascii="Times New Roman" w:hAnsi="Times New Roman"/>
+          <w:b w:val="0"/>
+          <w:i w:val="0"/>
+          <w:sz w:val="26"/>
+        </w:rPr>
+        <w:t>), Grafana (</w:t>
+      </w:r>
+      <w:r>
+        <w:rPr>
+          <w:rFonts w:ascii="Consolas" w:hAnsi="Consolas"/>
+          <w:b w:val="0"/>
+          <w:i w:val="0"/>
+          <w:color w:val="A31515"/>
+          <w:sz w:val="23"/>
+        </w:rPr>
+        <w:t>3000</w:t>
+      </w:r>
+      <w:r>
+        <w:rPr>
+          <w:rFonts w:ascii="Times New Roman" w:hAnsi="Times New Roman"/>
+          <w:b w:val="0"/>
+          <w:i w:val="0"/>
+          <w:sz w:val="26"/>
+        </w:rPr>
+        <w:t>) tuyệt đối không mở công khai ra ngoài giao diện mạng công cộng của máy chủ VPS, mà chỉ cho phép truy cập thông qua sự điều phối của Reverse Proxy nội bộ.</w:t>
+      </w:r>
+    </w:p>
+    <w:p>
+      <w:pPr>
+        <w:pStyle w:val="CTDT-H2"/>
+        <w:spacing w:before="200" w:after="120"/>
+        <w:jc w:val="left"/>
+        <w:numPr>
+          <w:numId w:val="0"/>
+        </w:numPr>
+      </w:pPr>
+      <w:r>
+        <w:rPr>
+          <w:rFonts w:ascii="Times New Roman" w:hAnsi="Times New Roman"/>
+          <w:b/>
+          <w:i w:val="0"/>
+          <w:sz w:val="27"/>
+        </w:rPr>
+        <w:t>1.4. Năm kịch bản triển khai hệ thống trong thực tế</w:t>
+      </w:r>
+    </w:p>
+    <w:p>
+      <w:pPr>
+        <w:pStyle w:val="CTDT-Text"/>
+        <w:spacing w:line="300" w:lineRule="auto" w:before="0" w:after="120"/>
+        <w:jc w:val="both"/>
+      </w:pPr>
+      <w:r>
+        <w:rPr>
+          <w:rFonts w:ascii="Times New Roman" w:hAnsi="Times New Roman"/>
+          <w:b w:val="0"/>
+          <w:i w:val="0"/>
+          <w:sz w:val="26"/>
+        </w:rPr>
+        <w:t>Để định hình rõ ràng ranh giới bài toán và cung cấp bức tranh toàn cảnh cho toàn bộ công trình ngay từ đầu, phần này mô hình hóa không gian bài toán triển khai thực tế của hệ thống InlaneWeb Logistics Portal. Trong môi trường công nghiệp, việc chuyển giao một hệ thống từ máy trạm của lập trình viên lên môi trường máy chủ sản xuất không thể chỉ giả định một kịch bản lý tưởng, mà bắt buộc phải chuẩn hóa toàn bộ các tình huống nghiệp vụ, tài nguyên và khả năng chịu lỗi theo quy trình vận hành tiêu chuẩn.</w:t>
+      </w:r>
+    </w:p>
+    <w:p>
+      <w:pPr>
+        <w:pStyle w:val="CTDT-Text"/>
+        <w:spacing w:line="300" w:lineRule="auto" w:before="0" w:after="120"/>
+        <w:jc w:val="both"/>
+      </w:pPr>
+      <w:r>
+        <w:rPr>
+          <w:rFonts w:ascii="Times New Roman" w:hAnsi="Times New Roman"/>
+          <w:b w:val="0"/>
+          <w:i w:val="0"/>
+          <w:sz w:val="26"/>
+        </w:rPr>
+        <w:t xml:space="preserve">Hệ thống triển khai áp dụng kiến trúc chuyển giao liên tục tách rời (Decoupled Continuous Deployment) giữa hạ tầng giám sát tập trung và tải làm việc nghiệp vụ web, bảo đảm việc cập nhật mã nguồn diễn ra nhanh chóng, sẵn sàng cao (High Availability) và không làm gián đoạn luồng thu thập nhật ký. Toàn bộ chu trình vận hành được thiết kế và kiểm chứng qua </w:t>
+      </w:r>
+      <w:r>
+        <w:rPr>
+          <w:rFonts w:ascii="Times New Roman" w:hAnsi="Times New Roman"/>
+          <w:b/>
+          <w:i w:val="0"/>
+          <w:sz w:val="26"/>
+        </w:rPr>
+        <w:t>5 kịch bản thực tiễn cốt lõi</w:t>
+      </w:r>
+      <w:r>
+        <w:rPr>
+          <w:rFonts w:ascii="Times New Roman" w:hAnsi="Times New Roman"/>
+          <w:b w:val="0"/>
+          <w:i w:val="0"/>
+          <w:sz w:val="26"/>
+        </w:rPr>
+        <w:t>:</w:t>
+      </w:r>
+    </w:p>
+    <w:p>
+      <w:pPr>
+        <w:pStyle w:val="CTDT-H3"/>
+        <w:spacing w:before="160" w:after="80"/>
+        <w:jc w:val="left"/>
+        <w:numPr>
+          <w:numId w:val="0"/>
+        </w:numPr>
+      </w:pPr>
+      <w:r>
+        <w:rPr>
+          <w:rFonts w:ascii="Times New Roman" w:hAnsi="Times New Roman"/>
+          <w:b/>
+          <w:i/>
+          <w:sz w:val="26"/>
+        </w:rPr>
+        <w:t>1.4.1. Kịch bản 1: Khởi động hệ thống lần đầu trên máy chủ mới (Bootstrap Deployment)</w:t>
+      </w:r>
+    </w:p>
+    <w:p>
+      <w:pPr>
+        <w:pStyle w:val="CTDT-Bullet1"/>
+        <w:spacing w:line="288" w:lineRule="auto" w:before="0" w:after="60"/>
+      </w:pPr>
+      <w:r>
+        <w:rPr>
+          <w:rFonts w:ascii="Times New Roman" w:hAnsi="Times New Roman"/>
+          <w:b/>
+          <w:i w:val="0"/>
+          <w:sz w:val="26"/>
+        </w:rPr>
+        <w:t>Bối cảnh bài toán:</w:t>
+      </w:r>
+      <w:r>
+        <w:rPr>
+          <w:rFonts w:ascii="Times New Roman" w:hAnsi="Times New Roman"/>
+          <w:b w:val="0"/>
+          <w:i w:val="0"/>
+          <w:sz w:val="26"/>
+        </w:rPr>
+        <w:t xml:space="preserve"> Đặt trong tình huống đưa hệ thống lên một máy chủ Linux VPS hoàn toàn mới, chưa có dữ liệu và chưa có bất kỳ container Docker nào hoạt động trước đó. Kịch bản này đòi hỏi chuẩn bị đầy đủ hạ tầng nền tảng, thiết lập bảo mật SSH và lựa chọn phương án khởi tạo dịch vụ phù hợp với năng lực phần cứng.</w:t>
+      </w:r>
+    </w:p>
+    <w:p>
+      <w:pPr>
+        <w:pStyle w:val="CTDT-Bullet1"/>
+        <w:spacing w:line="288" w:lineRule="auto" w:before="0" w:after="60"/>
+      </w:pPr>
+      <w:r>
+        <w:rPr>
+          <w:rFonts w:ascii="Times New Roman" w:hAnsi="Times New Roman"/>
+          <w:b/>
+          <w:i w:val="0"/>
+          <w:sz w:val="26"/>
+        </w:rPr>
+        <w:t>Quy trình chuẩn hóa 5 bước vận hành:</w:t>
+      </w:r>
+    </w:p>
+    <w:p>
+      <w:pPr>
+        <w:pStyle w:val="CTDT-Text"/>
+        <w:spacing w:line="300" w:lineRule="auto" w:before="40" w:after="80"/>
+        <w:ind w:left="360"/>
+      </w:pPr>
+      <w:r>
+        <w:rPr>
+          <w:rFonts w:ascii="Times New Roman" w:hAnsi="Times New Roman"/>
+          <w:b/>
+          <w:sz w:val="26"/>
+        </w:rPr>
+        <w:t xml:space="preserve">1. </w:t>
+      </w:r>
+      <w:r>
+        <w:rPr>
+          <w:rFonts w:ascii="Times New Roman" w:hAnsi="Times New Roman"/>
+          <w:b w:val="0"/>
+          <w:i/>
+          <w:sz w:val="26"/>
+        </w:rPr>
+        <w:t>Thiết lập môi trường nền tảng:</w:t>
+      </w:r>
+      <w:r>
+        <w:rPr>
+          <w:rFonts w:ascii="Times New Roman" w:hAnsi="Times New Roman"/>
+          <w:b w:val="0"/>
+          <w:i w:val="0"/>
+          <w:sz w:val="26"/>
+        </w:rPr>
+        <w:t xml:space="preserve"> Cài đặt Docker Engine 24+ và Docker Compose V2 từ kho lưu trữ chính thức của Docker. Cấu hình tường lửa UFW (Uncomplicated Firewall) bảo vệ máy chủ: chỉ mở cổng </w:t>
+      </w:r>
+      <w:r>
+        <w:rPr>
+          <w:rFonts w:ascii="Consolas" w:hAnsi="Consolas"/>
+          <w:b w:val="0"/>
+          <w:i w:val="0"/>
+          <w:color w:val="A31515"/>
+          <w:sz w:val="23"/>
+        </w:rPr>
+        <w:t>22</w:t>
+      </w:r>
+      <w:r>
+        <w:rPr>
+          <w:rFonts w:ascii="Times New Roman" w:hAnsi="Times New Roman"/>
+          <w:b w:val="0"/>
+          <w:i w:val="0"/>
+          <w:sz w:val="26"/>
+        </w:rPr>
+        <w:t xml:space="preserve"> cho phiên SSH quản trị, cổng dịch vụ web và phân quyền người dùng phi đặc quyền thuộc nhóm </w:t>
+      </w:r>
+      <w:r>
+        <w:rPr>
+          <w:rFonts w:ascii="Consolas" w:hAnsi="Consolas"/>
+          <w:b w:val="0"/>
+          <w:i w:val="0"/>
+          <w:color w:val="A31515"/>
+          <w:sz w:val="23"/>
+        </w:rPr>
+        <w:t>docker</w:t>
+      </w:r>
+      <w:r>
+        <w:rPr>
+          <w:rFonts w:ascii="Times New Roman" w:hAnsi="Times New Roman"/>
+          <w:b w:val="0"/>
+          <w:i w:val="0"/>
+          <w:sz w:val="26"/>
+        </w:rPr>
+        <w:t xml:space="preserve"> (</w:t>
+      </w:r>
+      <w:r>
+        <w:rPr>
+          <w:rFonts w:ascii="Consolas" w:hAnsi="Consolas"/>
+          <w:b w:val="0"/>
+          <w:i w:val="0"/>
+          <w:color w:val="A31515"/>
+          <w:sz w:val="23"/>
+        </w:rPr>
+        <w:t>usermod -aG docker $USER</w:t>
+      </w:r>
+      <w:r>
+        <w:rPr>
+          <w:rFonts w:ascii="Times New Roman" w:hAnsi="Times New Roman"/>
+          <w:b w:val="0"/>
+          <w:i w:val="0"/>
+          <w:sz w:val="26"/>
+        </w:rPr>
+        <w:t xml:space="preserve">) để vận hành an toàn mà không cần quyền </w:t>
+      </w:r>
+      <w:r>
+        <w:rPr>
+          <w:rFonts w:ascii="Consolas" w:hAnsi="Consolas"/>
+          <w:b w:val="0"/>
+          <w:i w:val="0"/>
+          <w:color w:val="A31515"/>
+          <w:sz w:val="23"/>
+        </w:rPr>
+        <w:t>root</w:t>
+      </w:r>
+      <w:r>
+        <w:rPr>
+          <w:rFonts w:ascii="Times New Roman" w:hAnsi="Times New Roman"/>
+          <w:b w:val="0"/>
+          <w:i w:val="0"/>
+          <w:sz w:val="26"/>
+        </w:rPr>
+        <w:t>.</w:t>
+      </w:r>
+    </w:p>
+    <w:p>
+      <w:pPr>
+        <w:pStyle w:val="CTDT-Text"/>
+        <w:spacing w:line="300" w:lineRule="auto" w:before="40" w:after="80"/>
+        <w:ind w:left="360"/>
+      </w:pPr>
+      <w:r>
+        <w:rPr>
+          <w:rFonts w:ascii="Times New Roman" w:hAnsi="Times New Roman"/>
+          <w:b/>
+          <w:sz w:val="26"/>
+        </w:rPr>
+        <w:t xml:space="preserve">2. </w:t>
+      </w:r>
+      <w:r>
+        <w:rPr>
+          <w:rFonts w:ascii="Times New Roman" w:hAnsi="Times New Roman"/>
+          <w:b w:val="0"/>
+          <w:i/>
+          <w:sz w:val="26"/>
+        </w:rPr>
+        <w:t>Thiết lập mạng nội bộ độc lập:</w:t>
+      </w:r>
+      <w:r>
+        <w:rPr>
+          <w:rFonts w:ascii="Times New Roman" w:hAnsi="Times New Roman"/>
+          <w:b w:val="0"/>
+          <w:i w:val="0"/>
+          <w:sz w:val="26"/>
+        </w:rPr>
+        <w:t xml:space="preserve"> Khởi tạo mạng cầu nối </w:t>
+      </w:r>
+      <w:r>
+        <w:rPr>
+          <w:rFonts w:ascii="Consolas" w:hAnsi="Consolas"/>
+          <w:b w:val="0"/>
+          <w:i w:val="0"/>
+          <w:color w:val="A31515"/>
+          <w:sz w:val="23"/>
+        </w:rPr>
+        <w:t>inlaneweb_net</w:t>
+      </w:r>
+      <w:r>
+        <w:rPr>
+          <w:rFonts w:ascii="Times New Roman" w:hAnsi="Times New Roman"/>
+          <w:b w:val="0"/>
+          <w:i w:val="0"/>
+          <w:sz w:val="26"/>
+        </w:rPr>
+        <w:t xml:space="preserve"> bằng lệnh </w:t>
+      </w:r>
+      <w:r>
+        <w:rPr>
+          <w:rFonts w:ascii="Consolas" w:hAnsi="Consolas"/>
+          <w:b w:val="0"/>
+          <w:i w:val="0"/>
+          <w:color w:val="A31515"/>
+          <w:sz w:val="23"/>
+        </w:rPr>
+        <w:t>docker network create inlaneweb_net</w:t>
+      </w:r>
+      <w:r>
+        <w:rPr>
+          <w:rFonts w:ascii="Times New Roman" w:hAnsi="Times New Roman"/>
+          <w:b w:val="0"/>
+          <w:i w:val="0"/>
+          <w:sz w:val="26"/>
+        </w:rPr>
+        <w:t>. Mạng này đóng vai trò phân cách giao tiếp nội bộ giữa các container mà không cần công khai cổng cơ sở dữ liệu (</w:t>
+      </w:r>
+      <w:r>
+        <w:rPr>
+          <w:rFonts w:ascii="Consolas" w:hAnsi="Consolas"/>
+          <w:b w:val="0"/>
+          <w:i w:val="0"/>
+          <w:color w:val="A31515"/>
+          <w:sz w:val="23"/>
+        </w:rPr>
+        <w:t>3306</w:t>
+      </w:r>
+      <w:r>
+        <w:rPr>
+          <w:rFonts w:ascii="Times New Roman" w:hAnsi="Times New Roman"/>
+          <w:b w:val="0"/>
+          <w:i w:val="0"/>
+          <w:sz w:val="26"/>
+        </w:rPr>
+        <w:t>) hay cổng lưu trữ nhật ký (</w:t>
+      </w:r>
+      <w:r>
+        <w:rPr>
+          <w:rFonts w:ascii="Consolas" w:hAnsi="Consolas"/>
+          <w:b w:val="0"/>
+          <w:i w:val="0"/>
+          <w:color w:val="A31515"/>
+          <w:sz w:val="23"/>
+        </w:rPr>
+        <w:t>3100</w:t>
+      </w:r>
+      <w:r>
+        <w:rPr>
+          <w:rFonts w:ascii="Times New Roman" w:hAnsi="Times New Roman"/>
+          <w:b w:val="0"/>
+          <w:i w:val="0"/>
+          <w:sz w:val="26"/>
+        </w:rPr>
+        <w:t>) ra ngoài giao diện mạng công cộng.</w:t>
+      </w:r>
+    </w:p>
+    <w:p>
+      <w:pPr>
+        <w:pStyle w:val="CTDT-Text"/>
+        <w:spacing w:line="300" w:lineRule="auto" w:before="40" w:after="80"/>
+        <w:ind w:left="360"/>
+      </w:pPr>
+      <w:r>
+        <w:rPr>
+          <w:rFonts w:ascii="Times New Roman" w:hAnsi="Times New Roman"/>
+          <w:b/>
+          <w:sz w:val="26"/>
+        </w:rPr>
+        <w:t xml:space="preserve">3. </w:t>
+      </w:r>
+      <w:r>
+        <w:rPr>
+          <w:rFonts w:ascii="Times New Roman" w:hAnsi="Times New Roman"/>
+          <w:b w:val="0"/>
+          <w:i/>
+          <w:sz w:val="26"/>
+        </w:rPr>
+        <w:t>Ủy quyền mật mã tự động qua cặp khóa Ed25519:</w:t>
+      </w:r>
+      <w:r>
+        <w:rPr>
+          <w:rFonts w:ascii="Times New Roman" w:hAnsi="Times New Roman"/>
+          <w:b w:val="0"/>
+          <w:i w:val="0"/>
+          <w:sz w:val="26"/>
+        </w:rPr>
+        <w:t xml:space="preserve"> Sinh cặp khóa mật mã bất đối xứng độ bảo mật cao:</w:t>
       </w:r>
     </w:p>
     <w:tbl>
@@ -12447,6 +13044,7 @@
           <w:p>
             <w:pPr>
               <w:spacing w:line="252" w:lineRule="auto" w:before="0" w:after="0"/>
+              <w:jc w:val="left"/>
             </w:pPr>
             <w:r>
               <w:rPr>
@@ -12454,47 +13052,7 @@
                 <w:color w:val="24292F"/>
                 <w:sz w:val="19"/>
               </w:rPr>
-              <w:t xml:space="preserve">  ┌────────────────────────────────────────────────────────────────────────┐</w:t>
-              <w:br/>
-              <w:t xml:space="preserve">  │              MÔ HÌNH PHÂN TÁCH VÒNG ĐỜI HAI NHÁNH ĐỘC LẬP              │</w:t>
-              <w:br/>
-              <w:t xml:space="preserve">  ├────────────────────────────────────────────────────────────────────────┤</w:t>
-              <w:br/>
-              <w:t xml:space="preserve">  │                                                                        │</w:t>
-              <w:br/>
-              <w:t xml:space="preserve">  │  [NHÁNH 1: CỤM HẠ TẦNG GIÁM SÁT LIÊN TỤC 24/7]                         │</w:t>
-              <w:br/>
-              <w:t xml:space="preserve">  │   - Thành phần: Loki 3.0, Promtail 3.0, Grafana 11.0, Autoheal         │</w:t>
-              <w:br/>
-              <w:t xml:space="preserve">  │   - Tệp điều phối: docker-compose.monitoring.yml                       │</w:t>
-              <w:br/>
-              <w:t xml:space="preserve">  │   - Tần suất cập nhật: Rất thấp (chỉ cập nhật khi nâng cấp hạ tầng)    │</w:t>
-              <w:br/>
-              <w:t xml:space="preserve">  │   - Đặc tính: Luôn trực tuyến 99.99%, đóng vai trò người quan sát      │</w:t>
-              <w:br/>
-              <w:t xml:space="preserve">  │                                                                        │</w:t>
-              <w:br/>
-              <w:t xml:space="preserve">  │            ▲                                                           │</w:t>
-              <w:br/>
-              <w:t xml:space="preserve">  │            │ Đọc nhật ký thời gian thực qua socket máy chủ Docker      │</w:t>
-              <w:br/>
-              <w:t xml:space="preserve">  │            │ Lắng nghe tín hiệu nhịp tim định kỳ của từng container    │</w:t>
-              <w:br/>
-              <w:t xml:space="preserve">  │            │                                                           │</w:t>
-              <w:br/>
-              <w:t xml:space="preserve">  │  [NHÁNH 2: CỤM ỨNG DỤNG WEB VÀ CƠ SỞ DỮ LIỆU]                          │</w:t>
-              <w:br/>
-              <w:t xml:space="preserve">  │   - Thành phần: Ứng dụng web (ilfreight_web), Cơ sở dữ liệu MariaDB    │</w:t>
-              <w:br/>
-              <w:t xml:space="preserve">  │   - Tệp điều phối: docker-compose.prod.yml                             │</w:t>
-              <w:br/>
-              <w:t xml:space="preserve">  │   - Tần suất cập nhật: Thường xuyên theo từng đợt phát hành phiên bản  │</w:t>
-              <w:br/>
-              <w:t xml:space="preserve">  │   - Cơ chế nạp: Kéo hình ảnh đóng gói sẵn từ kho GitHub, không build   │</w:t>
-              <w:br/>
-              <w:t xml:space="preserve">  │                                                                        │</w:t>
-              <w:br/>
-              <w:t xml:space="preserve">  └────────────────────────────────────────────────────────────────────────┘</w:t>
+              <w:t xml:space="preserve">     ssh-keygen -t ed25519 -C "github-actions-cd@inlaneweb" -f ~/.ssh/id_ed25519_inlaneweb -N ""</w:t>
             </w:r>
           </w:p>
         </w:tc>
@@ -12518,7 +13076,7 @@
           <w:i w:val="0"/>
           <w:sz w:val="26"/>
         </w:rPr>
-        <w:t xml:space="preserve">Thông qua việc phân lập tệp điều phối thành </w:t>
+        <w:t>Khóa công khai (</w:t>
       </w:r>
       <w:r>
         <w:rPr>
@@ -12528,16 +13086,16 @@
           <w:color w:val="A31515"/>
           <w:sz w:val="23"/>
         </w:rPr>
-        <w:t>InlaneWeb/docker-compose.monitoring.yml</w:t>
-      </w:r>
-      <w:r>
-        <w:rPr>
-          <w:rFonts w:ascii="Times New Roman" w:hAnsi="Times New Roman"/>
-          <w:b w:val="0"/>
-          <w:i w:val="0"/>
-          <w:sz w:val="26"/>
-        </w:rPr>
-        <w:t xml:space="preserve"> và </w:t>
+        <w:t>id_ed25519_inlaneweb.pub</w:t>
+      </w:r>
+      <w:r>
+        <w:rPr>
+          <w:rFonts w:ascii="Times New Roman" w:hAnsi="Times New Roman"/>
+          <w:b w:val="0"/>
+          <w:i w:val="0"/>
+          <w:sz w:val="26"/>
+        </w:rPr>
+        <w:t xml:space="preserve">) được nạp vào tệp </w:t>
       </w:r>
       <w:r>
         <w:rPr>
@@ -12547,47 +13105,820 @@
           <w:color w:val="A31515"/>
           <w:sz w:val="23"/>
         </w:rPr>
-        <w:t>InlaneWeb/docker-compose.prod.yml</w:t>
-      </w:r>
-      <w:r>
-        <w:rPr>
-          <w:rFonts w:ascii="Times New Roman" w:hAnsi="Times New Roman"/>
-          <w:b w:val="0"/>
-          <w:i w:val="0"/>
-          <w:sz w:val="26"/>
-        </w:rPr>
-        <w:t>, hai khối vận hành hoàn toàn độc lập về không gian tiến trình, nhưng liên kết lỏng với nhau thông qua mạng Docker Bridge nội bộ và cơ chế chia sẻ Docker Unix Socket.</w:t>
-      </w:r>
-    </w:p>
-    <w:p>
-      <w:pPr>
-        <w:pStyle w:val="CTDT-H2"/>
-        <w:spacing w:before="200" w:after="120"/>
-      </w:pPr>
-      <w:r>
-        <w:rPr>
-          <w:rFonts w:ascii="Times New Roman" w:hAnsi="Times New Roman"/>
-          <w:b/>
-          <w:i w:val="0"/>
-          <w:sz w:val="27"/>
-        </w:rPr>
-        <w:t>1.3. Thiết kế mạng nội bộ và Reverse Proxy bảo mật</w:t>
+        <w:t>~/.ssh/authorized_keys</w:t>
+      </w:r>
+      <w:r>
+        <w:rPr>
+          <w:rFonts w:ascii="Times New Roman" w:hAnsi="Times New Roman"/>
+          <w:b w:val="0"/>
+          <w:i w:val="0"/>
+          <w:sz w:val="26"/>
+        </w:rPr>
+        <w:t xml:space="preserve"> trên máy chủ VPS, phân quyền nghiêm ngặt </w:t>
+      </w:r>
+      <w:r>
+        <w:rPr>
+          <w:rFonts w:ascii="Consolas" w:hAnsi="Consolas"/>
+          <w:b w:val="0"/>
+          <w:i w:val="0"/>
+          <w:color w:val="A31515"/>
+          <w:sz w:val="23"/>
+        </w:rPr>
+        <w:t>chmod 600</w:t>
+      </w:r>
+      <w:r>
+        <w:rPr>
+          <w:rFonts w:ascii="Times New Roman" w:hAnsi="Times New Roman"/>
+          <w:b w:val="0"/>
+          <w:i w:val="0"/>
+          <w:sz w:val="26"/>
+        </w:rPr>
+        <w:t>. Khóa riêng (</w:t>
+      </w:r>
+      <w:r>
+        <w:rPr>
+          <w:rFonts w:ascii="Consolas" w:hAnsi="Consolas"/>
+          <w:b w:val="0"/>
+          <w:i w:val="0"/>
+          <w:color w:val="A31515"/>
+          <w:sz w:val="23"/>
+        </w:rPr>
+        <w:t>id_ed25519_inlaneweb</w:t>
+      </w:r>
+      <w:r>
+        <w:rPr>
+          <w:rFonts w:ascii="Times New Roman" w:hAnsi="Times New Roman"/>
+          <w:b w:val="0"/>
+          <w:i w:val="0"/>
+          <w:sz w:val="26"/>
+        </w:rPr>
+        <w:t xml:space="preserve">) được lưu trữ an toàn trong kho bí mật GitHub Secrets với tên biến </w:t>
+      </w:r>
+      <w:r>
+        <w:rPr>
+          <w:rFonts w:ascii="Consolas" w:hAnsi="Consolas"/>
+          <w:b w:val="0"/>
+          <w:i w:val="0"/>
+          <w:color w:val="A31515"/>
+          <w:sz w:val="23"/>
+        </w:rPr>
+        <w:t>PROD_SSH_KEY</w:t>
+      </w:r>
+      <w:r>
+        <w:rPr>
+          <w:rFonts w:ascii="Times New Roman" w:hAnsi="Times New Roman"/>
+          <w:b w:val="0"/>
+          <w:i w:val="0"/>
+          <w:sz w:val="26"/>
+        </w:rPr>
+        <w:t>.</w:t>
       </w:r>
     </w:p>
     <w:p>
       <w:pPr>
         <w:pStyle w:val="CTDT-Text"/>
-        <w:spacing w:line="300" w:lineRule="auto" w:before="0" w:after="120"/>
-        <w:jc w:val="both"/>
-      </w:pPr>
-      <w:r>
-        <w:rPr>
-          <w:rFonts w:ascii="Times New Roman" w:hAnsi="Times New Roman"/>
-          <w:b w:val="0"/>
-          <w:i w:val="0"/>
-          <w:sz w:val="26"/>
-        </w:rPr>
-        <w:t>Kiến trúc mạng sản xuất được thiết lập theo mô hình đa tầng phòng thủ nhằm cô lập hoàn toàn các thành phần nhạy cảm khỏi mạng Internet công cộng:</w:t>
+        <w:spacing w:line="300" w:lineRule="auto" w:before="40" w:after="80"/>
+        <w:ind w:left="360"/>
+      </w:pPr>
+      <w:r>
+        <w:rPr>
+          <w:rFonts w:ascii="Times New Roman" w:hAnsi="Times New Roman"/>
+          <w:b/>
+          <w:sz w:val="26"/>
+        </w:rPr>
+        <w:t xml:space="preserve">4. </w:t>
+      </w:r>
+      <w:r>
+        <w:rPr>
+          <w:rFonts w:ascii="Times New Roman" w:hAnsi="Times New Roman"/>
+          <w:b w:val="0"/>
+          <w:i/>
+          <w:sz w:val="26"/>
+        </w:rPr>
+        <w:t>Khai báo các biến môi trường kết nối trong GitHub Secrets:</w:t>
+      </w:r>
+      <w:r>
+        <w:rPr>
+          <w:rFonts w:ascii="Times New Roman" w:hAnsi="Times New Roman"/>
+          <w:b w:val="0"/>
+          <w:i w:val="0"/>
+          <w:sz w:val="26"/>
+        </w:rPr>
+        <w:t xml:space="preserve"> Để GitHub Actions Runner có thể tự động triển khai, quản trị viên cấu hình 5 biến bí mật trọng yếu trên giao diện kho lưu trữ:</w:t>
+      </w:r>
+    </w:p>
+    <w:p>
+      <w:pPr>
+        <w:pStyle w:val="CTDT-Bullet2"/>
+        <w:spacing w:line="288" w:lineRule="auto" w:before="0" w:after="60"/>
+      </w:pPr>
+      <w:r>
+        <w:rPr>
+          <w:rFonts w:ascii="Consolas" w:hAnsi="Consolas"/>
+          <w:b w:val="0"/>
+          <w:i w:val="0"/>
+          <w:color w:val="A31515"/>
+          <w:sz w:val="23"/>
+        </w:rPr>
+        <w:t>PROD_HOST</w:t>
+      </w:r>
+      <w:r>
+        <w:rPr>
+          <w:rFonts w:ascii="Times New Roman" w:hAnsi="Times New Roman"/>
+          <w:b w:val="0"/>
+          <w:i w:val="0"/>
+          <w:sz w:val="26"/>
+        </w:rPr>
+        <w:t>: Địa chỉ IP công cộng hoặc tên miền FQDN của máy chủ VPS.</w:t>
+      </w:r>
+    </w:p>
+    <w:p>
+      <w:pPr>
+        <w:pStyle w:val="CTDT-Bullet2"/>
+        <w:spacing w:line="288" w:lineRule="auto" w:before="0" w:after="60"/>
+      </w:pPr>
+      <w:r>
+        <w:rPr>
+          <w:rFonts w:ascii="Consolas" w:hAnsi="Consolas"/>
+          <w:b w:val="0"/>
+          <w:i w:val="0"/>
+          <w:color w:val="A31515"/>
+          <w:sz w:val="23"/>
+        </w:rPr>
+        <w:t>PROD_USER</w:t>
+      </w:r>
+      <w:r>
+        <w:rPr>
+          <w:rFonts w:ascii="Times New Roman" w:hAnsi="Times New Roman"/>
+          <w:b w:val="0"/>
+          <w:i w:val="0"/>
+          <w:sz w:val="26"/>
+        </w:rPr>
+        <w:t xml:space="preserve">: Tên tài khoản người dùng trên VPS có quyền thực thi Docker (ví dụ: </w:t>
+      </w:r>
+      <w:r>
+        <w:rPr>
+          <w:rFonts w:ascii="Consolas" w:hAnsi="Consolas"/>
+          <w:b w:val="0"/>
+          <w:i w:val="0"/>
+          <w:color w:val="A31515"/>
+          <w:sz w:val="23"/>
+        </w:rPr>
+        <w:t>ubuntu</w:t>
+      </w:r>
+      <w:r>
+        <w:rPr>
+          <w:rFonts w:ascii="Times New Roman" w:hAnsi="Times New Roman"/>
+          <w:b w:val="0"/>
+          <w:i w:val="0"/>
+          <w:sz w:val="26"/>
+        </w:rPr>
+        <w:t xml:space="preserve"> hoặc </w:t>
+      </w:r>
+      <w:r>
+        <w:rPr>
+          <w:rFonts w:ascii="Consolas" w:hAnsi="Consolas"/>
+          <w:b w:val="0"/>
+          <w:i w:val="0"/>
+          <w:color w:val="A31515"/>
+          <w:sz w:val="23"/>
+        </w:rPr>
+        <w:t>deploy</w:t>
+      </w:r>
+      <w:r>
+        <w:rPr>
+          <w:rFonts w:ascii="Times New Roman" w:hAnsi="Times New Roman"/>
+          <w:b w:val="0"/>
+          <w:i w:val="0"/>
+          <w:sz w:val="26"/>
+        </w:rPr>
+        <w:t>).</w:t>
+      </w:r>
+    </w:p>
+    <w:p>
+      <w:pPr>
+        <w:pStyle w:val="CTDT-Bullet2"/>
+        <w:spacing w:line="288" w:lineRule="auto" w:before="0" w:after="60"/>
+      </w:pPr>
+      <w:r>
+        <w:rPr>
+          <w:rFonts w:ascii="Consolas" w:hAnsi="Consolas"/>
+          <w:b w:val="0"/>
+          <w:i w:val="0"/>
+          <w:color w:val="A31515"/>
+          <w:sz w:val="23"/>
+        </w:rPr>
+        <w:t>PROD_SSH_KEY</w:t>
+      </w:r>
+      <w:r>
+        <w:rPr>
+          <w:rFonts w:ascii="Times New Roman" w:hAnsi="Times New Roman"/>
+          <w:b w:val="0"/>
+          <w:i w:val="0"/>
+          <w:sz w:val="26"/>
+        </w:rPr>
+        <w:t>: Toàn văn khóa riêng Ed25519 phục vụ xác thực không tương tác.</w:t>
+      </w:r>
+    </w:p>
+    <w:p>
+      <w:pPr>
+        <w:pStyle w:val="CTDT-Bullet2"/>
+        <w:spacing w:line="288" w:lineRule="auto" w:before="0" w:after="60"/>
+      </w:pPr>
+      <w:r>
+        <w:rPr>
+          <w:rFonts w:ascii="Consolas" w:hAnsi="Consolas"/>
+          <w:b w:val="0"/>
+          <w:i w:val="0"/>
+          <w:color w:val="A31515"/>
+          <w:sz w:val="23"/>
+        </w:rPr>
+        <w:t>PROD_PORT</w:t>
+      </w:r>
+      <w:r>
+        <w:rPr>
+          <w:rFonts w:ascii="Times New Roman" w:hAnsi="Times New Roman"/>
+          <w:b w:val="0"/>
+          <w:i w:val="0"/>
+          <w:sz w:val="26"/>
+        </w:rPr>
+        <w:t xml:space="preserve">: Cổng SSH quản trị của máy chủ (mặc định: </w:t>
+      </w:r>
+      <w:r>
+        <w:rPr>
+          <w:rFonts w:ascii="Consolas" w:hAnsi="Consolas"/>
+          <w:b w:val="0"/>
+          <w:i w:val="0"/>
+          <w:color w:val="A31515"/>
+          <w:sz w:val="23"/>
+        </w:rPr>
+        <w:t>22</w:t>
+      </w:r>
+      <w:r>
+        <w:rPr>
+          <w:rFonts w:ascii="Times New Roman" w:hAnsi="Times New Roman"/>
+          <w:b w:val="0"/>
+          <w:i w:val="0"/>
+          <w:sz w:val="26"/>
+        </w:rPr>
+        <w:t>).</w:t>
+      </w:r>
+    </w:p>
+    <w:p>
+      <w:pPr>
+        <w:pStyle w:val="CTDT-Bullet2"/>
+        <w:spacing w:line="288" w:lineRule="auto" w:before="0" w:after="60"/>
+      </w:pPr>
+      <w:r>
+        <w:rPr>
+          <w:rFonts w:ascii="Consolas" w:hAnsi="Consolas"/>
+          <w:b w:val="0"/>
+          <w:i w:val="0"/>
+          <w:color w:val="A31515"/>
+          <w:sz w:val="23"/>
+        </w:rPr>
+        <w:t>PROD_PATH</w:t>
+      </w:r>
+      <w:r>
+        <w:rPr>
+          <w:rFonts w:ascii="Times New Roman" w:hAnsi="Times New Roman"/>
+          <w:b w:val="0"/>
+          <w:i w:val="0"/>
+          <w:sz w:val="26"/>
+        </w:rPr>
+        <w:t xml:space="preserve">: Đường dẫn thư mục triển khai ứng dụng trên VPS (mặc định: </w:t>
+      </w:r>
+      <w:r>
+        <w:rPr>
+          <w:rFonts w:ascii="Consolas" w:hAnsi="Consolas"/>
+          <w:b w:val="0"/>
+          <w:i w:val="0"/>
+          <w:color w:val="A31515"/>
+          <w:sz w:val="23"/>
+        </w:rPr>
+        <w:t>/opt/inlaneweb</w:t>
+      </w:r>
+      <w:r>
+        <w:rPr>
+          <w:rFonts w:ascii="Times New Roman" w:hAnsi="Times New Roman"/>
+          <w:b w:val="0"/>
+          <w:i w:val="0"/>
+          <w:sz w:val="26"/>
+        </w:rPr>
+        <w:t>).</w:t>
+      </w:r>
+    </w:p>
+    <w:p>
+      <w:pPr>
+        <w:pStyle w:val="CTDT-Text"/>
+        <w:spacing w:line="300" w:lineRule="auto" w:before="40" w:after="80"/>
+        <w:ind w:left="360"/>
+      </w:pPr>
+      <w:r>
+        <w:rPr>
+          <w:rFonts w:ascii="Times New Roman" w:hAnsi="Times New Roman"/>
+          <w:b/>
+          <w:sz w:val="26"/>
+        </w:rPr>
+        <w:t xml:space="preserve">5. </w:t>
+      </w:r>
+      <w:r>
+        <w:rPr>
+          <w:rFonts w:ascii="Times New Roman" w:hAnsi="Times New Roman"/>
+          <w:b w:val="0"/>
+          <w:i/>
+          <w:sz w:val="26"/>
+        </w:rPr>
+        <w:t>Lựa chọn cấu hình nạp ban đầu theo nguyên lý ảnh tự chứa (Self-contained Images):</w:t>
+      </w:r>
+      <w:r>
+        <w:rPr>
+          <w:rFonts w:ascii="Times New Roman" w:hAnsi="Times New Roman"/>
+          <w:b w:val="0"/>
+          <w:i w:val="0"/>
+          <w:sz w:val="26"/>
+        </w:rPr>
+        <w:t xml:space="preserve"> Máy chủ VPS tuyệt đối không cần cài đặt Git và không clone mã nguồn dự án. Kỹ sư lựa chọn giữa hai phương án vận hành:</w:t>
+      </w:r>
+    </w:p>
+    <w:p>
+      <w:pPr>
+        <w:pStyle w:val="CTDT-Bullet2"/>
+        <w:spacing w:line="288" w:lineRule="auto" w:before="0" w:after="60"/>
+      </w:pPr>
+      <w:r>
+        <w:rPr>
+          <w:rFonts w:ascii="Times New Roman" w:hAnsi="Times New Roman"/>
+          <w:b/>
+          <w:i w:val="0"/>
+          <w:sz w:val="26"/>
+        </w:rPr>
+        <w:t>Phương án 1A — Triển khai tinh gọn chỉ chạy ứng dụng web:</w:t>
+      </w:r>
+      <w:r>
+        <w:rPr>
+          <w:rFonts w:ascii="Times New Roman" w:hAnsi="Times New Roman"/>
+          <w:b w:val="0"/>
+          <w:i w:val="0"/>
+          <w:sz w:val="26"/>
+        </w:rPr>
+        <w:t xml:space="preserve"> Dành cho môi trường giới hạn tài nguyên RAM từ 1GB đến 2GB. Kỹ sư chỉ nạp tệp điều phối </w:t>
+      </w:r>
+      <w:r>
+        <w:rPr>
+          <w:rFonts w:ascii="Consolas" w:hAnsi="Consolas"/>
+          <w:b w:val="0"/>
+          <w:i w:val="0"/>
+          <w:color w:val="A31515"/>
+          <w:sz w:val="23"/>
+        </w:rPr>
+        <w:t>docker-compose.prod.yml</w:t>
+      </w:r>
+      <w:r>
+        <w:rPr>
+          <w:rFonts w:ascii="Times New Roman" w:hAnsi="Times New Roman"/>
+          <w:b w:val="0"/>
+          <w:i w:val="0"/>
+          <w:sz w:val="26"/>
+        </w:rPr>
+        <w:t xml:space="preserve">, thực hiện kéo 2 hình ảnh </w:t>
+      </w:r>
+      <w:r>
+        <w:rPr>
+          <w:rFonts w:ascii="Consolas" w:hAnsi="Consolas"/>
+          <w:b w:val="0"/>
+          <w:i w:val="0"/>
+          <w:color w:val="A31515"/>
+          <w:sz w:val="23"/>
+        </w:rPr>
+        <w:t>inlaneweb</w:t>
+      </w:r>
+      <w:r>
+        <w:rPr>
+          <w:rFonts w:ascii="Times New Roman" w:hAnsi="Times New Roman"/>
+          <w:b w:val="0"/>
+          <w:i w:val="0"/>
+          <w:sz w:val="26"/>
+        </w:rPr>
+        <w:t xml:space="preserve"> và </w:t>
+      </w:r>
+      <w:r>
+        <w:rPr>
+          <w:rFonts w:ascii="Consolas" w:hAnsi="Consolas"/>
+          <w:b w:val="0"/>
+          <w:i w:val="0"/>
+          <w:color w:val="A31515"/>
+          <w:sz w:val="23"/>
+        </w:rPr>
+        <w:t>inlaneweb-db</w:t>
+      </w:r>
+      <w:r>
+        <w:rPr>
+          <w:rFonts w:ascii="Times New Roman" w:hAnsi="Times New Roman"/>
+          <w:b w:val="0"/>
+          <w:i w:val="0"/>
+          <w:sz w:val="26"/>
+        </w:rPr>
+        <w:t xml:space="preserve"> từ GitHub Container Registry (GHCR) và kích hoạt. Phương án này tối ưu hóa 100% tài nguyên CPU và RAM cho ứng dụng web.</w:t>
+      </w:r>
+    </w:p>
+    <w:p>
+      <w:pPr>
+        <w:pStyle w:val="CTDT-Bullet2"/>
+        <w:spacing w:line="288" w:lineRule="auto" w:before="0" w:after="60"/>
+      </w:pPr>
+      <w:r>
+        <w:rPr>
+          <w:rFonts w:ascii="Times New Roman" w:hAnsi="Times New Roman"/>
+          <w:b/>
+          <w:i w:val="0"/>
+          <w:sz w:val="26"/>
+        </w:rPr>
+        <w:t>Phương án 1B — Triển khai toàn diện cả ứng dụng và cụm giám sát:</w:t>
+      </w:r>
+      <w:r>
+        <w:rPr>
+          <w:rFonts w:ascii="Times New Roman" w:hAnsi="Times New Roman"/>
+          <w:b w:val="0"/>
+          <w:i w:val="0"/>
+          <w:sz w:val="26"/>
+        </w:rPr>
+        <w:t xml:space="preserve"> Nạp bổ sung tệp điều phối </w:t>
+      </w:r>
+      <w:r>
+        <w:rPr>
+          <w:rFonts w:ascii="Consolas" w:hAnsi="Consolas"/>
+          <w:b w:val="0"/>
+          <w:i w:val="0"/>
+          <w:color w:val="A31515"/>
+          <w:sz w:val="23"/>
+        </w:rPr>
+        <w:t>docker-compose.monitoring.yml</w:t>
+      </w:r>
+      <w:r>
+        <w:rPr>
+          <w:rFonts w:ascii="Times New Roman" w:hAnsi="Times New Roman"/>
+          <w:b w:val="0"/>
+          <w:i w:val="0"/>
+          <w:sz w:val="26"/>
+        </w:rPr>
+        <w:t>, khởi chạy song song toàn bộ cụm Loki 3.0, Promtail 3.0, Grafana 11.0 và tác tử giám sát Autoheal, kích hoạt đầy đủ năng lực quan sát nhật ký và tự phục hồi ngay từ thời điểm khởi tạo ban đầu.</w:t>
+      </w:r>
+    </w:p>
+    <w:p>
+      <w:pPr>
+        <w:pStyle w:val="CTDT-H3"/>
+        <w:spacing w:before="160" w:after="80"/>
+        <w:jc w:val="left"/>
+        <w:numPr>
+          <w:numId w:val="0"/>
+        </w:numPr>
+      </w:pPr>
+      <w:r>
+        <w:rPr>
+          <w:rFonts w:ascii="Times New Roman" w:hAnsi="Times New Roman"/>
+          <w:b/>
+          <w:i/>
+          <w:sz w:val="26"/>
+        </w:rPr>
+        <w:t>1.4.2. Kịch bản 2: Tự động triển khai phiên bản mới</w:t>
+      </w:r>
+    </w:p>
+    <w:p>
+      <w:pPr>
+        <w:pStyle w:val="CTDT-Bullet1"/>
+        <w:spacing w:line="288" w:lineRule="auto" w:before="0" w:after="60"/>
+      </w:pPr>
+      <w:r>
+        <w:rPr>
+          <w:rFonts w:ascii="Times New Roman" w:hAnsi="Times New Roman"/>
+          <w:b/>
+          <w:i w:val="0"/>
+          <w:sz w:val="26"/>
+        </w:rPr>
+        <w:t>Bối cảnh bài toán:</w:t>
+      </w:r>
+      <w:r>
+        <w:rPr>
+          <w:rFonts w:ascii="Times New Roman" w:hAnsi="Times New Roman"/>
+          <w:b w:val="0"/>
+          <w:i w:val="0"/>
+          <w:sz w:val="26"/>
+        </w:rPr>
+        <w:t xml:space="preserve"> Chu kỳ phát hành tính năng định kỳ từ môi trường phát triển lên Production khi hoàn thành một mốc phiên bản hoặc bản vá nóng.</w:t>
+      </w:r>
+    </w:p>
+    <w:p>
+      <w:pPr>
+        <w:pStyle w:val="CTDT-Bullet1"/>
+        <w:spacing w:line="288" w:lineRule="auto" w:before="0" w:after="60"/>
+      </w:pPr>
+      <w:r>
+        <w:rPr>
+          <w:rFonts w:ascii="Times New Roman" w:hAnsi="Times New Roman"/>
+          <w:b/>
+          <w:i w:val="0"/>
+          <w:sz w:val="26"/>
+        </w:rPr>
+        <w:t>Chu trình vận hành 5 giai đoạn khép kín:</w:t>
+      </w:r>
+    </w:p>
+    <w:p>
+      <w:pPr>
+        <w:pStyle w:val="CTDT-Text"/>
+        <w:spacing w:line="300" w:lineRule="auto" w:before="40" w:after="80"/>
+        <w:ind w:left="360"/>
+      </w:pPr>
+      <w:r>
+        <w:rPr>
+          <w:rFonts w:ascii="Times New Roman" w:hAnsi="Times New Roman"/>
+          <w:b/>
+          <w:sz w:val="26"/>
+        </w:rPr>
+        <w:t xml:space="preserve">1. </w:t>
+      </w:r>
+      <w:r>
+        <w:rPr>
+          <w:rFonts w:ascii="Times New Roman" w:hAnsi="Times New Roman"/>
+          <w:b w:val="0"/>
+          <w:i/>
+          <w:sz w:val="26"/>
+        </w:rPr>
+        <w:t>Kiểm soát tại nhánh tích hợp:</w:t>
+      </w:r>
+      <w:r>
+        <w:rPr>
+          <w:rFonts w:ascii="Times New Roman" w:hAnsi="Times New Roman"/>
+          <w:b w:val="0"/>
+          <w:i w:val="0"/>
+          <w:sz w:val="26"/>
+        </w:rPr>
+        <w:t xml:space="preserve"> Các tính năng được merge vào nhánh </w:t>
+      </w:r>
+      <w:r>
+        <w:rPr>
+          <w:rFonts w:ascii="Consolas" w:hAnsi="Consolas"/>
+          <w:b w:val="0"/>
+          <w:i w:val="0"/>
+          <w:color w:val="A31515"/>
+          <w:sz w:val="23"/>
+        </w:rPr>
+        <w:t>dev</w:t>
+      </w:r>
+      <w:r>
+        <w:rPr>
+          <w:rFonts w:ascii="Times New Roman" w:hAnsi="Times New Roman"/>
+          <w:b w:val="0"/>
+          <w:i w:val="0"/>
+          <w:sz w:val="26"/>
+        </w:rPr>
+        <w:t xml:space="preserve"> sau khi vượt qua Stage 1 Policy Guard và Stage 2 SonarQube kết hợp Semgrep.</w:t>
+      </w:r>
+    </w:p>
+    <w:p>
+      <w:pPr>
+        <w:pStyle w:val="CTDT-Text"/>
+        <w:spacing w:line="300" w:lineRule="auto" w:before="40" w:after="80"/>
+        <w:ind w:left="360"/>
+      </w:pPr>
+      <w:r>
+        <w:rPr>
+          <w:rFonts w:ascii="Times New Roman" w:hAnsi="Times New Roman"/>
+          <w:b/>
+          <w:sz w:val="26"/>
+        </w:rPr>
+        <w:t xml:space="preserve">2. </w:t>
+      </w:r>
+      <w:r>
+        <w:rPr>
+          <w:rFonts w:ascii="Times New Roman" w:hAnsi="Times New Roman"/>
+          <w:b w:val="0"/>
+          <w:i/>
+          <w:sz w:val="26"/>
+        </w:rPr>
+        <w:t>Mở Pull Request phát hành chính thức:</w:t>
+      </w:r>
+      <w:r>
+        <w:rPr>
+          <w:rFonts w:ascii="Times New Roman" w:hAnsi="Times New Roman"/>
+          <w:b w:val="0"/>
+          <w:i w:val="0"/>
+          <w:sz w:val="26"/>
+        </w:rPr>
+        <w:t xml:space="preserve"> Trưởng nhóm tạo Pull Request từ </w:t>
+      </w:r>
+      <w:r>
+        <w:rPr>
+          <w:rFonts w:ascii="Consolas" w:hAnsi="Consolas"/>
+          <w:b w:val="0"/>
+          <w:i w:val="0"/>
+          <w:color w:val="A31515"/>
+          <w:sz w:val="23"/>
+        </w:rPr>
+        <w:t>dev</w:t>
+      </w:r>
+      <w:r>
+        <w:rPr>
+          <w:rFonts w:ascii="Times New Roman" w:hAnsi="Times New Roman"/>
+          <w:b w:val="0"/>
+          <w:i w:val="0"/>
+          <w:sz w:val="26"/>
+        </w:rPr>
+        <w:t xml:space="preserve"> vào </w:t>
+      </w:r>
+      <w:r>
+        <w:rPr>
+          <w:rFonts w:ascii="Consolas" w:hAnsi="Consolas"/>
+          <w:b w:val="0"/>
+          <w:i w:val="0"/>
+          <w:color w:val="A31515"/>
+          <w:sz w:val="23"/>
+        </w:rPr>
+        <w:t>main</w:t>
+      </w:r>
+      <w:r>
+        <w:rPr>
+          <w:rFonts w:ascii="Times New Roman" w:hAnsi="Times New Roman"/>
+          <w:b w:val="0"/>
+          <w:i w:val="0"/>
+          <w:sz w:val="26"/>
+        </w:rPr>
+        <w:t xml:space="preserve"> với tiêu đề tuân thủ nghiêm ngặt biểu thức chính quy: </w:t>
+      </w:r>
+      <w:r>
+        <w:rPr>
+          <w:rFonts w:ascii="Consolas" w:hAnsi="Consolas"/>
+          <w:b w:val="0"/>
+          <w:i w:val="0"/>
+          <w:color w:val="A31515"/>
+          <w:sz w:val="23"/>
+        </w:rPr>
+        <w:t>release: vX.Y.Z - &lt;mô tả&gt;</w:t>
+      </w:r>
+      <w:r>
+        <w:rPr>
+          <w:rFonts w:ascii="Times New Roman" w:hAnsi="Times New Roman"/>
+          <w:b w:val="0"/>
+          <w:i w:val="0"/>
+          <w:sz w:val="26"/>
+        </w:rPr>
+        <w:t>.</w:t>
+      </w:r>
+    </w:p>
+    <w:p>
+      <w:pPr>
+        <w:pStyle w:val="CTDT-Text"/>
+        <w:spacing w:line="300" w:lineRule="auto" w:before="40" w:after="80"/>
+        <w:ind w:left="360"/>
+      </w:pPr>
+      <w:r>
+        <w:rPr>
+          <w:rFonts w:ascii="Times New Roman" w:hAnsi="Times New Roman"/>
+          <w:b/>
+          <w:sz w:val="26"/>
+        </w:rPr>
+        <w:t xml:space="preserve">3. </w:t>
+      </w:r>
+      <w:r>
+        <w:rPr>
+          <w:rFonts w:ascii="Times New Roman" w:hAnsi="Times New Roman"/>
+          <w:b w:val="0"/>
+          <w:i/>
+          <w:sz w:val="26"/>
+        </w:rPr>
+        <w:t>Tiền thẩm định môi trường tạm thời tại Stage 3:</w:t>
+      </w:r>
+      <w:r>
+        <w:rPr>
+          <w:rFonts w:ascii="Times New Roman" w:hAnsi="Times New Roman"/>
+          <w:b w:val="0"/>
+          <w:i w:val="0"/>
+          <w:sz w:val="26"/>
+        </w:rPr>
+        <w:t xml:space="preserve"> GitHub Actions Runner kích hoạt bộ kiểm thử 21 trường hợp trong kiểm định cấu hình tự động, dựng môi trường thử nghiệm tạm thời (Ephemeral Stack), xác thực endpoint </w:t>
+      </w:r>
+      <w:r>
+        <w:rPr>
+          <w:rFonts w:ascii="Consolas" w:hAnsi="Consolas"/>
+          <w:b w:val="0"/>
+          <w:i w:val="0"/>
+          <w:color w:val="A31515"/>
+          <w:sz w:val="23"/>
+        </w:rPr>
+        <w:t>/health</w:t>
+      </w:r>
+      <w:r>
+        <w:rPr>
+          <w:rFonts w:ascii="Times New Roman" w:hAnsi="Times New Roman"/>
+          <w:b w:val="0"/>
+          <w:i w:val="0"/>
+          <w:sz w:val="26"/>
+        </w:rPr>
+        <w:t xml:space="preserve"> trả về HTTP 200 và Loki </w:t>
+      </w:r>
+      <w:r>
+        <w:rPr>
+          <w:rFonts w:ascii="Consolas" w:hAnsi="Consolas"/>
+          <w:b w:val="0"/>
+          <w:i w:val="0"/>
+          <w:color w:val="A31515"/>
+          <w:sz w:val="23"/>
+        </w:rPr>
+        <w:t>/ready</w:t>
+      </w:r>
+      <w:r>
+        <w:rPr>
+          <w:rFonts w:ascii="Times New Roman" w:hAnsi="Times New Roman"/>
+          <w:b w:val="0"/>
+          <w:i w:val="0"/>
+          <w:sz w:val="26"/>
+        </w:rPr>
+        <w:t>, sau đó đóng gói hình ảnh bất biến gán nhãn commit SHA và đẩy lên GHCR.</w:t>
+      </w:r>
+    </w:p>
+    <w:p>
+      <w:pPr>
+        <w:pStyle w:val="CTDT-Text"/>
+        <w:spacing w:line="300" w:lineRule="auto" w:before="40" w:after="80"/>
+        <w:ind w:left="360"/>
+      </w:pPr>
+      <w:r>
+        <w:rPr>
+          <w:rFonts w:ascii="Times New Roman" w:hAnsi="Times New Roman"/>
+          <w:b/>
+          <w:sz w:val="26"/>
+        </w:rPr>
+        <w:t xml:space="preserve">4. </w:t>
+      </w:r>
+      <w:r>
+        <w:rPr>
+          <w:rFonts w:ascii="Times New Roman" w:hAnsi="Times New Roman"/>
+          <w:b w:val="0"/>
+          <w:i/>
+          <w:sz w:val="26"/>
+        </w:rPr>
+        <w:t>Kích hoạt chuyển giao liên tục tại Stage 4:</w:t>
+      </w:r>
+      <w:r>
+        <w:rPr>
+          <w:rFonts w:ascii="Times New Roman" w:hAnsi="Times New Roman"/>
+          <w:b w:val="0"/>
+          <w:i w:val="0"/>
+          <w:sz w:val="26"/>
+        </w:rPr>
+        <w:t xml:space="preserve"> Khi Pull Request được hợp nhất vào </w:t>
+      </w:r>
+      <w:r>
+        <w:rPr>
+          <w:rFonts w:ascii="Consolas" w:hAnsi="Consolas"/>
+          <w:b w:val="0"/>
+          <w:i w:val="0"/>
+          <w:color w:val="A31515"/>
+          <w:sz w:val="23"/>
+        </w:rPr>
+        <w:t>main</w:t>
+      </w:r>
+      <w:r>
+        <w:rPr>
+          <w:rFonts w:ascii="Times New Roman" w:hAnsi="Times New Roman"/>
+          <w:b w:val="0"/>
+          <w:i w:val="0"/>
+          <w:sz w:val="26"/>
+        </w:rPr>
+        <w:t>, sự kiện push kích hoạt runner thiết lập phiên SSH Ed25519 tới máy chủ VPS.</w:t>
+      </w:r>
+    </w:p>
+    <w:p>
+      <w:pPr>
+        <w:pStyle w:val="CTDT-Text"/>
+        <w:spacing w:line="300" w:lineRule="auto" w:before="40" w:after="80"/>
+        <w:ind w:left="360"/>
+      </w:pPr>
+      <w:r>
+        <w:rPr>
+          <w:rFonts w:ascii="Times New Roman" w:hAnsi="Times New Roman"/>
+          <w:b/>
+          <w:sz w:val="26"/>
+        </w:rPr>
+        <w:t xml:space="preserve">5. </w:t>
+      </w:r>
+      <w:r>
+        <w:rPr>
+          <w:rFonts w:ascii="Times New Roman" w:hAnsi="Times New Roman"/>
+          <w:b w:val="0"/>
+          <w:i/>
+          <w:sz w:val="26"/>
+        </w:rPr>
+        <w:t>Cập nhật không làm gián đoạn dịch vụ (Zero-Downtime Rollout):</w:t>
+      </w:r>
+      <w:r>
+        <w:rPr>
+          <w:rFonts w:ascii="Times New Roman" w:hAnsi="Times New Roman"/>
+          <w:b w:val="0"/>
+          <w:i w:val="0"/>
+          <w:sz w:val="26"/>
+        </w:rPr>
+        <w:t xml:space="preserve"> Kéo hình ảnh mới nhất từ GHCR và thực thi tái tạo container:</w:t>
       </w:r>
     </w:p>
     <w:tbl>
@@ -12620,6 +13951,7 @@
           <w:p>
             <w:pPr>
               <w:spacing w:line="252" w:lineRule="auto" w:before="0" w:after="0"/>
+              <w:jc w:val="left"/>
             </w:pPr>
             <w:r>
               <w:rPr>
@@ -12627,39 +13959,11 @@
                 <w:color w:val="24292F"/>
                 <w:sz w:val="19"/>
               </w:rPr>
-              <w:t>graph TD</w:t>
+              <w:t xml:space="preserve">     INLANEWEB_IMAGE=ghcr.io/wtfwhoyouare/inlaneweb:&lt;sha&gt; \</w:t>
               <w:br/>
-              <w:t xml:space="preserve">    User([Người dùng / Kẻ tấn công]) --&gt;|HTTPS:443 / TLS 1.3 Strict| CF[Cloudflare Edge Network &amp; WAF]</w:t>
+              <w:t xml:space="preserve">     INLANEWEB_DB_IMAGE=ghcr.io/wtfwhoyouare/inlaneweb-db:&lt;sha&gt; \</w:t>
               <w:br/>
-              <w:t xml:space="preserve">    CF --&gt;|Origin Traffic / Port 80, 443| NPM[Nginx Proxy Manager - Edge Reverse Proxy]</w:t>
-              <w:br/>
-              <w:t xml:space="preserve">    </w:t>
-              <w:br/>
-              <w:t xml:space="preserve">    subgraph Docker Isolated Network: inlaneweb_net</w:t>
-              <w:br/>
-              <w:t xml:space="preserve">        NPM --&gt;|Internal Forward: Port 80| WEB[Container ilfreight_web: Apache / PHP 8.2]</w:t>
-              <w:br/>
-              <w:t xml:space="preserve">        WEB --&gt;|Database Protocol: Port 3306| DB[(Container ilfreight_db: MariaDB 10.11)]</w:t>
-              <w:br/>
-              <w:t xml:space="preserve">        DB -.-&gt;|Persistent Mount| VOL[(Docker Named Volume: db_data)]</w:t>
-              <w:br/>
-              <w:t xml:space="preserve">        </w:t>
-              <w:br/>
-              <w:t xml:space="preserve">        PROM[ilfreight_promtail: Log Collector] -.-&gt;|Read Host Docker Sock| WEB</w:t>
-              <w:br/>
-              <w:t xml:space="preserve">        PROM -.-&gt;|Read Host Docker Sock| DB</w:t>
-              <w:br/>
-              <w:t xml:space="preserve">        PROM --&gt;|Push Stream: Port 3100| LOKI[(ilfreight_loki: Storage Engine)]</w:t>
-              <w:br/>
-              <w:t xml:space="preserve">        GRAF[ilfreight_grafana: Visualization] --&gt;|Query LogQL: Port 3100| LOKI</w:t>
-              <w:br/>
-              <w:t xml:space="preserve">        HEAL[autoheal: Monitoring Daemon] -.-&gt;|Docker Sock API| WEB</w:t>
-              <w:br/>
-              <w:t xml:space="preserve">    end</w:t>
-              <w:br/>
-              <w:t xml:space="preserve">    </w:t>
-              <w:br/>
-              <w:t xml:space="preserve">    NPM --&gt;|Internal Forward: Port 3000| GRAF</w:t>
+              <w:t xml:space="preserve">     docker compose -f docker-compose.prod.yml up -d --remove-orphans</w:t>
             </w:r>
           </w:p>
         </w:tc>
@@ -12669,164 +13973,6 @@
       <w:pPr>
         <w:spacing w:before="0" w:after="80"/>
       </w:pPr>
-    </w:p>
-    <w:p>
-      <w:pPr>
-        <w:pStyle w:val="CTDT-Bullet1"/>
-        <w:spacing w:line="288" w:lineRule="auto" w:before="0" w:after="60"/>
-      </w:pPr>
-      <w:r>
-        <w:rPr>
-          <w:rFonts w:ascii="Times New Roman" w:hAnsi="Times New Roman"/>
-          <w:b/>
-          <w:i w:val="0"/>
-          <w:sz w:val="26"/>
-        </w:rPr>
-        <w:t>Bảo vệ tầng biên:</w:t>
-      </w:r>
-      <w:r>
-        <w:rPr>
-          <w:rFonts w:ascii="Times New Roman" w:hAnsi="Times New Roman"/>
-          <w:b w:val="0"/>
-          <w:i w:val="0"/>
-          <w:sz w:val="26"/>
-        </w:rPr>
-        <w:t xml:space="preserve"> Tên miền chính thức </w:t>
-      </w:r>
-      <w:r>
-        <w:rPr>
-          <w:rFonts w:ascii="Consolas" w:hAnsi="Consolas"/>
-          <w:b w:val="0"/>
-          <w:i w:val="0"/>
-          <w:color w:val="A31515"/>
-          <w:sz w:val="23"/>
-        </w:rPr>
-        <w:t>inlaneweb.ecotools.online</w:t>
-      </w:r>
-      <w:r>
-        <w:rPr>
-          <w:rFonts w:ascii="Times New Roman" w:hAnsi="Times New Roman"/>
-          <w:b w:val="0"/>
-          <w:i w:val="0"/>
-          <w:sz w:val="26"/>
-        </w:rPr>
-        <w:t xml:space="preserve"> được định tuyến qua mạng phân phối nội dung Cloudflare. Địa chỉ IP máy chủ thực tế được che giấu hoàn toàn. Kênh truyền giữa người dùng cuối và Cloudflare được áp dụng tiêu chuẩn mã hóa TLS 1.3 với cơ chế tự động chuyển hướng HTTP sang HTTPS.</w:t>
-      </w:r>
-    </w:p>
-    <w:p>
-      <w:pPr>
-        <w:pStyle w:val="CTDT-Bullet1"/>
-        <w:spacing w:line="288" w:lineRule="auto" w:before="0" w:after="60"/>
-      </w:pPr>
-      <w:r>
-        <w:rPr>
-          <w:rFonts w:ascii="Times New Roman" w:hAnsi="Times New Roman"/>
-          <w:b/>
-          <w:i w:val="0"/>
-          <w:sz w:val="26"/>
-        </w:rPr>
-        <w:t>Cách ly mạng nội bộ:</w:t>
-      </w:r>
-      <w:r>
-        <w:rPr>
-          <w:rFonts w:ascii="Times New Roman" w:hAnsi="Times New Roman"/>
-          <w:b w:val="0"/>
-          <w:i w:val="0"/>
-          <w:sz w:val="26"/>
-        </w:rPr>
-        <w:t xml:space="preserve"> Toàn bộ các container được khởi tạo trong một mạng cầu nối duy nhất có tên </w:t>
-      </w:r>
-      <w:r>
-        <w:rPr>
-          <w:rFonts w:ascii="Consolas" w:hAnsi="Consolas"/>
-          <w:b w:val="0"/>
-          <w:i w:val="0"/>
-          <w:color w:val="A31515"/>
-          <w:sz w:val="23"/>
-        </w:rPr>
-        <w:t>inlaneweb_net</w:t>
-      </w:r>
-      <w:r>
-        <w:rPr>
-          <w:rFonts w:ascii="Times New Roman" w:hAnsi="Times New Roman"/>
-          <w:b w:val="0"/>
-          <w:i w:val="0"/>
-          <w:sz w:val="26"/>
-        </w:rPr>
-        <w:t>. Các cổng dịch vụ nhạy cảm như MariaDB (</w:t>
-      </w:r>
-      <w:r>
-        <w:rPr>
-          <w:rFonts w:ascii="Consolas" w:hAnsi="Consolas"/>
-          <w:b w:val="0"/>
-          <w:i w:val="0"/>
-          <w:color w:val="A31515"/>
-          <w:sz w:val="23"/>
-        </w:rPr>
-        <w:t>3306</w:t>
-      </w:r>
-      <w:r>
-        <w:rPr>
-          <w:rFonts w:ascii="Times New Roman" w:hAnsi="Times New Roman"/>
-          <w:b w:val="0"/>
-          <w:i w:val="0"/>
-          <w:sz w:val="26"/>
-        </w:rPr>
-        <w:t>), Loki (</w:t>
-      </w:r>
-      <w:r>
-        <w:rPr>
-          <w:rFonts w:ascii="Consolas" w:hAnsi="Consolas"/>
-          <w:b w:val="0"/>
-          <w:i w:val="0"/>
-          <w:color w:val="A31515"/>
-          <w:sz w:val="23"/>
-        </w:rPr>
-        <w:t>3100</w:t>
-      </w:r>
-      <w:r>
-        <w:rPr>
-          <w:rFonts w:ascii="Times New Roman" w:hAnsi="Times New Roman"/>
-          <w:b w:val="0"/>
-          <w:i w:val="0"/>
-          <w:sz w:val="26"/>
-        </w:rPr>
-        <w:t>), Grafana (</w:t>
-      </w:r>
-      <w:r>
-        <w:rPr>
-          <w:rFonts w:ascii="Consolas" w:hAnsi="Consolas"/>
-          <w:b w:val="0"/>
-          <w:i w:val="0"/>
-          <w:color w:val="A31515"/>
-          <w:sz w:val="23"/>
-        </w:rPr>
-        <w:t>3000</w:t>
-      </w:r>
-      <w:r>
-        <w:rPr>
-          <w:rFonts w:ascii="Times New Roman" w:hAnsi="Times New Roman"/>
-          <w:b w:val="0"/>
-          <w:i w:val="0"/>
-          <w:sz w:val="26"/>
-        </w:rPr>
-        <w:t>) tuyệt đối không mở công khai ra ngoài giao diện mạng công cộng của máy chủ VPS, mà chỉ cho phép truy cập thông qua sự điều phối của Reverse Proxy nội bộ.</w:t>
-      </w:r>
-    </w:p>
-    <w:p>
-      <w:pPr>
-        <w:pStyle w:val="CTDT-H2"/>
-        <w:spacing w:before="200" w:after="120"/>
-      </w:pPr>
-      <w:r>
-        <w:rPr>
-          <w:rFonts w:ascii="Times New Roman" w:hAnsi="Times New Roman"/>
-          <w:b/>
-          <w:i w:val="0"/>
-          <w:sz w:val="27"/>
-        </w:rPr>
-        <w:t>1.4. Năm kịch bản triển khai hệ thống trong thực tế</w:t>
-      </w:r>
     </w:p>
     <w:p>
       <w:pPr>
@@ -12841,47 +13987,17 @@
           <w:i w:val="0"/>
           <w:sz w:val="26"/>
         </w:rPr>
-        <w:t>Để định hình rõ ràng ranh giới bài toán và cung cấp bức tranh toàn cảnh cho toàn bộ công trình ngay từ đầu, phần này mô hình hóa không gian bài toán triển khai thực tế của hệ thống InlaneWeb Logistics Portal. Trong môi trường công nghiệp, việc chuyển giao một hệ thống từ máy trạm của lập trình viên lên môi trường máy chủ sản xuất không thể chỉ giả định một kịch bản lý tưởng, mà bắt buộc phải chuẩn hóa toàn bộ các tình huống nghiệp vụ, tài nguyên và khả năng chịu lỗi theo quy trình vận hành tiêu chuẩn.</w:t>
-      </w:r>
-    </w:p>
-    <w:p>
-      <w:pPr>
-        <w:pStyle w:val="CTDT-Text"/>
-        <w:spacing w:line="300" w:lineRule="auto" w:before="0" w:after="120"/>
-        <w:jc w:val="both"/>
-      </w:pPr>
-      <w:r>
-        <w:rPr>
-          <w:rFonts w:ascii="Times New Roman" w:hAnsi="Times New Roman"/>
-          <w:b w:val="0"/>
-          <w:i w:val="0"/>
-          <w:sz w:val="26"/>
-        </w:rPr>
-        <w:t xml:space="preserve">Hệ thống triển khai áp dụng kiến trúc chuyển giao liên tục tách rời (Decoupled Continuous Deployment) giữa hạ tầng giám sát tập trung và tải làm việc nghiệp vụ web, bảo đảm việc cập nhật mã nguồn diễn ra nhanh chóng, sẵn sàng cao (High Availability) và không làm gián đoạn luồng thu thập nhật ký. Toàn bộ chu trình vận hành được thiết kế và kiểm chứng qua </w:t>
-      </w:r>
-      <w:r>
-        <w:rPr>
-          <w:rFonts w:ascii="Times New Roman" w:hAnsi="Times New Roman"/>
-          <w:b/>
-          <w:i w:val="0"/>
-          <w:sz w:val="26"/>
-        </w:rPr>
-        <w:t>5 kịch bản thực tiễn cốt lõi</w:t>
-      </w:r>
-      <w:r>
-        <w:rPr>
-          <w:rFonts w:ascii="Times New Roman" w:hAnsi="Times New Roman"/>
-          <w:b w:val="0"/>
-          <w:i w:val="0"/>
-          <w:sz w:val="26"/>
-        </w:rPr>
-        <w:t>:</w:t>
+        <w:t>Toàn bộ tiến trình diễn ra dưới 15 giây, dịch vụ chuyển tiếp lưu lượng liền mạch mà không làm rớt kết nối của người dùng.</w:t>
       </w:r>
     </w:p>
     <w:p>
       <w:pPr>
         <w:pStyle w:val="CTDT-H3"/>
         <w:spacing w:before="160" w:after="80"/>
+        <w:jc w:val="left"/>
+        <w:numPr>
+          <w:numId w:val="0"/>
+        </w:numPr>
       </w:pPr>
       <w:r>
         <w:rPr>
@@ -12890,7 +14006,7 @@
           <w:i/>
           <w:sz w:val="26"/>
         </w:rPr>
-        <w:t>1.4.1. Kịch bản 1: Khởi động hệ thống lần đầu trên máy chủ mới (Bootstrap Deployment)</w:t>
+        <w:t>1.4.3. Kịch bản 3: Triển khai chọn lọc theo dịch vụ thay đổi (Selective &amp; Decoupled Deployment)</w:t>
       </w:r>
     </w:p>
     <w:p>
@@ -12914,7 +14030,7 @@
           <w:i w:val="0"/>
           <w:sz w:val="26"/>
         </w:rPr>
-        <w:t xml:space="preserve"> Đặt trong tình huống đưa hệ thống lên một máy chủ Linux VPS hoàn toàn mới, chưa có dữ liệu và chưa có bất kỳ container Docker nào hoạt động trước đó. Kịch bản này đòi hỏi chuẩn bị đầy đủ hạ tầng nền tảng, thiết lập bảo mật SSH và lựa chọn phương án khởi tạo dịch vụ phù hợp với năng lực phần cứng.</w:t>
+        <w:t xml:space="preserve"> Tối ưu hóa tài nguyên máy chủ và loại bỏ điểm mù giám sát khi các thay đổi biệt lập chỉ thuộc về hạ tầng giám sát hoặc chỉ thuộc về nghiệp vụ web và database.</w:t>
       </w:r>
     </w:p>
     <w:p>
@@ -12929,40 +14045,22 @@
           <w:i w:val="0"/>
           <w:sz w:val="26"/>
         </w:rPr>
-        <w:t>Quy trình chuẩn hóa 5 bước vận hành:</w:t>
-      </w:r>
-    </w:p>
-    <w:p>
-      <w:pPr>
-        <w:pStyle w:val="CTDT-Text"/>
-        <w:spacing w:line="300" w:lineRule="auto" w:before="40" w:after="80"/>
-        <w:ind w:left="360"/>
-      </w:pPr>
-      <w:r>
-        <w:rPr>
-          <w:rFonts w:ascii="Times New Roman" w:hAnsi="Times New Roman"/>
-          <w:b/>
-          <w:sz w:val="26"/>
-        </w:rPr>
-        <w:t xml:space="preserve">1. </w:t>
-      </w:r>
-      <w:r>
-        <w:rPr>
-          <w:rFonts w:ascii="Times New Roman" w:hAnsi="Times New Roman"/>
-          <w:b w:val="0"/>
-          <w:i/>
-          <w:sz w:val="26"/>
-        </w:rPr>
-        <w:t>Thiết lập môi trường nền tảng:</w:t>
-      </w:r>
-      <w:r>
-        <w:rPr>
-          <w:rFonts w:ascii="Times New Roman" w:hAnsi="Times New Roman"/>
-          <w:b w:val="0"/>
-          <w:i w:val="0"/>
-          <w:sz w:val="26"/>
-        </w:rPr>
-        <w:t xml:space="preserve"> Cài đặt Docker Engine 24+ và Docker Compose V2 từ kho lưu trữ chính thức của Docker. Cấu hình tường lửa UFW (Uncomplicated Firewall) bảo vệ máy chủ: chỉ mở cổng </w:t>
+        <w:t>Cơ chế phân luồng thực thi:</w:t>
+      </w:r>
+    </w:p>
+    <w:p>
+      <w:pPr>
+        <w:pStyle w:val="CTDT-Bullet2"/>
+        <w:spacing w:line="288" w:lineRule="auto" w:before="0" w:after="60"/>
+      </w:pPr>
+      <w:r>
+        <w:rPr>
+          <w:rFonts w:ascii="Times New Roman" w:hAnsi="Times New Roman"/>
+          <w:b w:val="0"/>
+          <w:i w:val="0"/>
+          <w:sz w:val="26"/>
+        </w:rPr>
+        <w:t xml:space="preserve">Thông qua lệnh so sánh sai khác tệp tin </w:t>
       </w:r>
       <w:r>
         <w:rPr>
@@ -12972,16 +14070,31 @@
           <w:color w:val="A31515"/>
           <w:sz w:val="23"/>
         </w:rPr>
-        <w:t>22</w:t>
-      </w:r>
-      <w:r>
-        <w:rPr>
-          <w:rFonts w:ascii="Times New Roman" w:hAnsi="Times New Roman"/>
-          <w:b w:val="0"/>
-          <w:i w:val="0"/>
-          <w:sz w:val="26"/>
-        </w:rPr>
-        <w:t xml:space="preserve"> cho phiên SSH quản trị, cổng dịch vụ web và phân quyền người dùng phi đặc quyền thuộc nhóm </w:t>
+        <w:t>git diff --name-only HEAD~1 HEAD</w:t>
+      </w:r>
+      <w:r>
+        <w:rPr>
+          <w:rFonts w:ascii="Times New Roman" w:hAnsi="Times New Roman"/>
+          <w:b w:val="0"/>
+          <w:i w:val="0"/>
+          <w:sz w:val="26"/>
+        </w:rPr>
+        <w:t>, đường ống phân tích phạm vi thay đổi:</w:t>
+      </w:r>
+    </w:p>
+    <w:p>
+      <w:pPr>
+        <w:pStyle w:val="CTDT-Bullet2"/>
+        <w:spacing w:line="288" w:lineRule="auto" w:before="0" w:after="60"/>
+      </w:pPr>
+      <w:r>
+        <w:rPr>
+          <w:rFonts w:ascii="Times New Roman" w:hAnsi="Times New Roman"/>
+          <w:b/>
+          <w:i w:val="0"/>
+          <w:sz w:val="26"/>
+        </w:rPr>
+        <w:t>Nhánh thay đổi giám sát thuần túy (`InlaneWeb/monitoring/</w:t>
       </w:r>
       <w:r>
         <w:rPr>
@@ -12991,16 +14104,31 @@
           <w:color w:val="A31515"/>
           <w:sz w:val="23"/>
         </w:rPr>
-        <w:t>docker</w:t>
-      </w:r>
-      <w:r>
-        <w:rPr>
-          <w:rFonts w:ascii="Times New Roman" w:hAnsi="Times New Roman"/>
-          <w:b w:val="0"/>
-          <w:i w:val="0"/>
-          <w:sz w:val="26"/>
-        </w:rPr>
-        <w:t xml:space="preserve"> (</w:t>
+        <w:t xml:space="preserve">):** Đường ống bỏ qua hoàn toàn Job 2 tải làm việc web, chỉ kích hoạt Job 1 thực thi cập nhật khối giám sát qua lệnh </w:t>
+      </w:r>
+      <w:r>
+        <w:rPr>
+          <w:rFonts w:ascii="Times New Roman" w:hAnsi="Times New Roman"/>
+          <w:b w:val="0"/>
+          <w:i w:val="0"/>
+          <w:sz w:val="26"/>
+        </w:rPr>
+        <w:t>docker compose -f docker-compose.monitoring.yml up -d --remove-orphans`. Vùng chứa web và database hoàn toàn không bị tác động, người dùng không nhận biết được sự thay đổi.</w:t>
+      </w:r>
+    </w:p>
+    <w:p>
+      <w:pPr>
+        <w:pStyle w:val="CTDT-Bullet2"/>
+        <w:spacing w:line="288" w:lineRule="auto" w:before="0" w:after="60"/>
+      </w:pPr>
+      <w:r>
+        <w:rPr>
+          <w:rFonts w:ascii="Times New Roman" w:hAnsi="Times New Roman"/>
+          <w:b/>
+          <w:i w:val="0"/>
+          <w:sz w:val="26"/>
+        </w:rPr>
+        <w:t>Nhánh thay đổi mã nguồn nghiệp vụ (`InlaneWeb/web/</w:t>
       </w:r>
       <w:r>
         <w:rPr>
@@ -13010,16 +14138,77 @@
           <w:color w:val="A31515"/>
           <w:sz w:val="23"/>
         </w:rPr>
-        <w:t>usermod -aG docker $USER</w:t>
-      </w:r>
-      <w:r>
-        <w:rPr>
-          <w:rFonts w:ascii="Times New Roman" w:hAnsi="Times New Roman"/>
-          <w:b w:val="0"/>
-          <w:i w:val="0"/>
-          <w:sz w:val="26"/>
-        </w:rPr>
-        <w:t xml:space="preserve">) để vận hành an toàn mà không cần quyền </w:t>
+        <w:t xml:space="preserve">, </w:t>
+      </w:r>
+      <w:r>
+        <w:rPr>
+          <w:rFonts w:ascii="Times New Roman" w:hAnsi="Times New Roman"/>
+          <w:b w:val="0"/>
+          <w:i w:val="0"/>
+          <w:sz w:val="26"/>
+        </w:rPr>
+        <w:t>InlaneWeb/db/</w:t>
+      </w:r>
+      <w:r>
+        <w:rPr>
+          <w:rFonts w:ascii="Times New Roman" w:hAnsi="Times New Roman"/>
+          <w:b/>
+          <w:i w:val="0"/>
+          <w:sz w:val="26"/>
+        </w:rPr>
+        <w:t>`):</w:t>
+      </w:r>
+      <w:r>
+        <w:rPr>
+          <w:rFonts w:ascii="Times New Roman" w:hAnsi="Times New Roman"/>
+          <w:b w:val="0"/>
+          <w:i w:val="0"/>
+          <w:sz w:val="26"/>
+        </w:rPr>
+        <w:t xml:space="preserve"> Đường ống bỏ qua Job 1, chỉ kích hoạt Job 2. Khối hạ tầng quan sát Loki và Promtail hoạt động liên tục 24/7, ghi nhận trọn vẹn toàn bộ các sự kiện khởi động lại của container web mà không để xảy ra bất kỳ điểm mù giám sát nào (Zero Blind-spot Logging).</w:t>
+      </w:r>
+    </w:p>
+    <w:p>
+      <w:pPr>
+        <w:pStyle w:val="CTDT-H3"/>
+        <w:spacing w:before="160" w:after="80"/>
+        <w:jc w:val="left"/>
+        <w:numPr>
+          <w:numId w:val="0"/>
+        </w:numPr>
+      </w:pPr>
+      <w:r>
+        <w:rPr>
+          <w:rFonts w:ascii="Times New Roman" w:hAnsi="Times New Roman"/>
+          <w:b/>
+          <w:i/>
+          <w:sz w:val="26"/>
+        </w:rPr>
+        <w:t>1.4.4. Kịch bản 4: Xử lý độ trễ khởi động của cơ sở dữ liệu</w:t>
+      </w:r>
+    </w:p>
+    <w:p>
+      <w:pPr>
+        <w:pStyle w:val="CTDT-Bullet1"/>
+        <w:spacing w:line="288" w:lineRule="auto" w:before="0" w:after="60"/>
+      </w:pPr>
+      <w:r>
+        <w:rPr>
+          <w:rFonts w:ascii="Times New Roman" w:hAnsi="Times New Roman"/>
+          <w:b/>
+          <w:i w:val="0"/>
+          <w:sz w:val="26"/>
+        </w:rPr>
+        <w:t>Bối cảnh bài toán:</w:t>
+      </w:r>
+      <w:r>
+        <w:rPr>
+          <w:rFonts w:ascii="Times New Roman" w:hAnsi="Times New Roman"/>
+          <w:b w:val="0"/>
+          <w:i w:val="0"/>
+          <w:sz w:val="26"/>
+        </w:rPr>
+        <w:t xml:space="preserve"> Trong các phiên bản phát hành lớn có nạp các script cập nhật cấu trúc bảng dữ liệu, hoặc khi MariaDB cần thời gian khởi tạo vùng đệm bộ nhớ (InnoDB Buffer Pool), container database sẽ cần từ 10 đến 30 giây để sẵn sàng tiếp nhận kết nối. Nếu container web khởi động đồng thời, các truy vấn đầu tiên sẽ gặp lỗi từ chối kết nối khiến endpoint </w:t>
       </w:r>
       <w:r>
         <w:rPr>
@@ -13029,49 +14218,147 @@
           <w:color w:val="A31515"/>
           <w:sz w:val="23"/>
         </w:rPr>
-        <w:t>root</w:t>
-      </w:r>
-      <w:r>
-        <w:rPr>
-          <w:rFonts w:ascii="Times New Roman" w:hAnsi="Times New Roman"/>
-          <w:b w:val="0"/>
-          <w:i w:val="0"/>
-          <w:sz w:val="26"/>
-        </w:rPr>
-        <w:t>.</w:t>
-      </w:r>
-    </w:p>
-    <w:p>
-      <w:pPr>
-        <w:pStyle w:val="CTDT-Text"/>
-        <w:spacing w:line="300" w:lineRule="auto" w:before="40" w:after="80"/>
-        <w:ind w:left="360"/>
-      </w:pPr>
-      <w:r>
-        <w:rPr>
-          <w:rFonts w:ascii="Times New Roman" w:hAnsi="Times New Roman"/>
-          <w:b/>
-          <w:sz w:val="26"/>
-        </w:rPr>
-        <w:t xml:space="preserve">2. </w:t>
-      </w:r>
-      <w:r>
-        <w:rPr>
-          <w:rFonts w:ascii="Times New Roman" w:hAnsi="Times New Roman"/>
-          <w:b w:val="0"/>
-          <w:i/>
-          <w:sz w:val="26"/>
-        </w:rPr>
-        <w:t>Thiết lập mạng nội bộ độc lập:</w:t>
-      </w:r>
-      <w:r>
-        <w:rPr>
-          <w:rFonts w:ascii="Times New Roman" w:hAnsi="Times New Roman"/>
-          <w:b w:val="0"/>
-          <w:i w:val="0"/>
-          <w:sz w:val="26"/>
-        </w:rPr>
-        <w:t xml:space="preserve"> Khởi tạo mạng cầu nối </w:t>
+        <w:t>/health</w:t>
+      </w:r>
+      <w:r>
+        <w:rPr>
+          <w:rFonts w:ascii="Times New Roman" w:hAnsi="Times New Roman"/>
+          <w:b w:val="0"/>
+          <w:i w:val="0"/>
+          <w:sz w:val="26"/>
+        </w:rPr>
+        <w:t xml:space="preserve"> trả về mã lỗi HTTP 503.</w:t>
+      </w:r>
+    </w:p>
+    <w:p>
+      <w:pPr>
+        <w:pStyle w:val="CTDT-Bullet1"/>
+        <w:spacing w:line="288" w:lineRule="auto" w:before="0" w:after="60"/>
+      </w:pPr>
+      <w:r>
+        <w:rPr>
+          <w:rFonts w:ascii="Times New Roman" w:hAnsi="Times New Roman"/>
+          <w:b/>
+          <w:i w:val="0"/>
+          <w:sz w:val="26"/>
+        </w:rPr>
+        <w:t>Cơ chế xử lý lỗi chủ động:</w:t>
+      </w:r>
+    </w:p>
+    <w:p>
+      <w:pPr>
+        <w:pStyle w:val="CTDT-Bullet2"/>
+        <w:spacing w:line="288" w:lineRule="auto" w:before="0" w:after="60"/>
+      </w:pPr>
+      <w:r>
+        <w:rPr>
+          <w:rFonts w:ascii="Times New Roman" w:hAnsi="Times New Roman"/>
+          <w:b w:val="0"/>
+          <w:i w:val="0"/>
+          <w:sz w:val="26"/>
+        </w:rPr>
+        <w:t>Kịch bản CI/CD không vội vã đánh giá thất bại mà kích hoạt thuật toán thăm dò thích ứng:</w:t>
+      </w:r>
+    </w:p>
+    <w:p>
+      <w:pPr>
+        <w:spacing w:before="160" w:after="160"/>
+        <w:jc w:val="center"/>
+      </w:pPr>
+      <m:oMath xmlns:mml="http://www.w3.org/1998/Math/MathML">
+        <m:r>
+          <m:rPr>
+            <m:nor/>
+          </m:rPr>
+          <m:t>Tình trạng</m:t>
+        </m:r>
+        <m:r>
+          <m:t>=</m:t>
+        </m:r>
+        <m:r>
+          <m:rPr>
+            <m:nor/>
+          </m:rPr>
+          <m:t>Probe</m:t>
+        </m:r>
+        <m:r>
+          <m:t>(</m:t>
+        </m:r>
+        <m:r>
+          <m:rPr>
+            <m:nor/>
+          </m:rPr>
+          <m:t>URL</m:t>
+        </m:r>
+        <m:r>
+          <m:t>=</m:t>
+        </m:r>
+        <m:r>
+          <m:rPr>
+            <m:nor/>
+          </m:rPr>
+          <m:t>http://127.0.0.1:8088/health</m:t>
+        </m:r>
+        <m:r>
+          <m:t>,</m:t>
+        </m:r>
+        <m:r>
+          <m:t>Δt=3</m:t>
+        </m:r>
+        <m:r>
+          <m:rPr>
+            <m:nor/>
+          </m:rPr>
+          <m:t>s</m:t>
+        </m:r>
+        <m:r>
+          <m:t>,</m:t>
+        </m:r>
+        <m:sSub>
+          <m:e>
+            <m:r>
+              <m:t>N</m:t>
+            </m:r>
+          </m:e>
+          <m:sub>
+            <m:r>
+              <m:t>max</m:t>
+            </m:r>
+          </m:sub>
+        </m:sSub>
+        <m:r>
+          <m:t>=30)</m:t>
+        </m:r>
+      </m:oMath>
+    </w:p>
+    <w:p>
+      <w:pPr>
+        <w:pStyle w:val="CTDT-Bullet2"/>
+        <w:spacing w:line="288" w:lineRule="auto" w:before="0" w:after="60"/>
+      </w:pPr>
+      <w:r>
+        <w:rPr>
+          <w:rFonts w:ascii="Times New Roman" w:hAnsi="Times New Roman"/>
+          <w:b w:val="0"/>
+          <w:i w:val="0"/>
+          <w:sz w:val="26"/>
+        </w:rPr>
+        <w:t>Runner duy trì vòng lặp kiểm tra trạng thái sức khỏe định kỳ mỗi 3 giây, cho phép chờ đợi tối đa lên tới 90 giây.</w:t>
+      </w:r>
+    </w:p>
+    <w:p>
+      <w:pPr>
+        <w:pStyle w:val="CTDT-Bullet2"/>
+        <w:spacing w:line="288" w:lineRule="auto" w:before="0" w:after="60"/>
+      </w:pPr>
+      <w:r>
+        <w:rPr>
+          <w:rFonts w:ascii="Times New Roman" w:hAnsi="Times New Roman"/>
+          <w:b w:val="0"/>
+          <w:i w:val="0"/>
+          <w:sz w:val="26"/>
+        </w:rPr>
+        <w:t xml:space="preserve">Khi cơ sở dữ liệu hoàn tất việc nạp dữ liệu và phản hồi bình thường, endpoint </w:t>
       </w:r>
       <w:r>
         <w:rPr>
@@ -13081,16 +14368,31 @@
           <w:color w:val="A31515"/>
           <w:sz w:val="23"/>
         </w:rPr>
-        <w:t>inlaneweb_net</w:t>
-      </w:r>
-      <w:r>
-        <w:rPr>
-          <w:rFonts w:ascii="Times New Roman" w:hAnsi="Times New Roman"/>
-          <w:b w:val="0"/>
-          <w:i w:val="0"/>
-          <w:sz w:val="26"/>
-        </w:rPr>
-        <w:t xml:space="preserve"> bằng lệnh </w:t>
+        <w:t>/health</w:t>
+      </w:r>
+      <w:r>
+        <w:rPr>
+          <w:rFonts w:ascii="Times New Roman" w:hAnsi="Times New Roman"/>
+          <w:b w:val="0"/>
+          <w:i w:val="0"/>
+          <w:sz w:val="26"/>
+        </w:rPr>
+        <w:t xml:space="preserve"> trả về mã HTTP 200, quy trình lập tức xác nhận thành công mà không cần chờ hết chu kỳ.</w:t>
+      </w:r>
+    </w:p>
+    <w:p>
+      <w:pPr>
+        <w:pStyle w:val="CTDT-Bullet2"/>
+        <w:spacing w:line="288" w:lineRule="auto" w:before="0" w:after="60"/>
+      </w:pPr>
+      <w:r>
+        <w:rPr>
+          <w:rFonts w:ascii="Times New Roman" w:hAnsi="Times New Roman"/>
+          <w:b w:val="0"/>
+          <w:i w:val="0"/>
+          <w:sz w:val="26"/>
+        </w:rPr>
+        <w:t xml:space="preserve">Nếu vượt quá ngưỡng 30 chu kỳ mà hệ thống vẫn không phản hồi, cơ chế chẩn đoán sự cố tự động được kích hoạt, trích xuất 50 dòng log cuối cùng của cả hai container </w:t>
       </w:r>
       <w:r>
         <w:rPr>
@@ -13100,16 +14402,16 @@
           <w:color w:val="A31515"/>
           <w:sz w:val="23"/>
         </w:rPr>
-        <w:t>docker network create inlaneweb_net</w:t>
-      </w:r>
-      <w:r>
-        <w:rPr>
-          <w:rFonts w:ascii="Times New Roman" w:hAnsi="Times New Roman"/>
-          <w:b w:val="0"/>
-          <w:i w:val="0"/>
-          <w:sz w:val="26"/>
-        </w:rPr>
-        <w:t>. Mạng này đóng vai trò phân cách giao tiếp nội bộ giữa các container mà không cần công khai cổng cơ sở dữ liệu (</w:t>
+        <w:t>ilfreight_web</w:t>
+      </w:r>
+      <w:r>
+        <w:rPr>
+          <w:rFonts w:ascii="Times New Roman" w:hAnsi="Times New Roman"/>
+          <w:b w:val="0"/>
+          <w:i w:val="0"/>
+          <w:sz w:val="26"/>
+        </w:rPr>
+        <w:t xml:space="preserve"> và </w:t>
       </w:r>
       <w:r>
         <w:rPr>
@@ -13119,68 +14421,98 @@
           <w:color w:val="A31515"/>
           <w:sz w:val="23"/>
         </w:rPr>
-        <w:t>3306</w:t>
-      </w:r>
-      <w:r>
-        <w:rPr>
-          <w:rFonts w:ascii="Times New Roman" w:hAnsi="Times New Roman"/>
-          <w:b w:val="0"/>
-          <w:i w:val="0"/>
-          <w:sz w:val="26"/>
-        </w:rPr>
-        <w:t>) hay cổng lưu trữ nhật ký (</w:t>
-      </w:r>
-      <w:r>
-        <w:rPr>
-          <w:rFonts w:ascii="Consolas" w:hAnsi="Consolas"/>
-          <w:b w:val="0"/>
-          <w:i w:val="0"/>
-          <w:color w:val="A31515"/>
-          <w:sz w:val="23"/>
-        </w:rPr>
-        <w:t>3100</w:t>
-      </w:r>
-      <w:r>
-        <w:rPr>
-          <w:rFonts w:ascii="Times New Roman" w:hAnsi="Times New Roman"/>
-          <w:b w:val="0"/>
-          <w:i w:val="0"/>
-          <w:sz w:val="26"/>
-        </w:rPr>
-        <w:t>) ra ngoài giao diện mạng công cộng.</w:t>
-      </w:r>
-    </w:p>
-    <w:p>
-      <w:pPr>
-        <w:pStyle w:val="CTDT-Text"/>
-        <w:spacing w:line="300" w:lineRule="auto" w:before="40" w:after="80"/>
-        <w:ind w:left="360"/>
-      </w:pPr>
-      <w:r>
-        <w:rPr>
-          <w:rFonts w:ascii="Times New Roman" w:hAnsi="Times New Roman"/>
-          <w:b/>
-          <w:sz w:val="26"/>
-        </w:rPr>
-        <w:t xml:space="preserve">3. </w:t>
-      </w:r>
-      <w:r>
-        <w:rPr>
-          <w:rFonts w:ascii="Times New Roman" w:hAnsi="Times New Roman"/>
-          <w:b w:val="0"/>
+        <w:t>ilfreight_db</w:t>
+      </w:r>
+      <w:r>
+        <w:rPr>
+          <w:rFonts w:ascii="Times New Roman" w:hAnsi="Times New Roman"/>
+          <w:b w:val="0"/>
+          <w:i w:val="0"/>
+          <w:sz w:val="26"/>
+        </w:rPr>
+        <w:t xml:space="preserve"> hiển thị trực tiếp lên bảng điều khiển GitHub Actions để kỹ sư lập tức điều tra nguyên nhân.</w:t>
+      </w:r>
+    </w:p>
+    <w:p>
+      <w:pPr>
+        <w:pStyle w:val="CTDT-H3"/>
+        <w:spacing w:before="160" w:after="80"/>
+        <w:jc w:val="left"/>
+        <w:numPr>
+          <w:numId w:val="0"/>
+        </w:numPr>
+      </w:pPr>
+      <w:r>
+        <w:rPr>
+          <w:rFonts w:ascii="Times New Roman" w:hAnsi="Times New Roman"/>
+          <w:b/>
           <w:i/>
           <w:sz w:val="26"/>
         </w:rPr>
-        <w:t>Ủy quyền mật mã tự động qua cặp khóa Ed25519:</w:t>
-      </w:r>
-      <w:r>
-        <w:rPr>
-          <w:rFonts w:ascii="Times New Roman" w:hAnsi="Times New Roman"/>
-          <w:b w:val="0"/>
-          <w:i w:val="0"/>
-          <w:sz w:val="26"/>
-        </w:rPr>
-        <w:t xml:space="preserve"> Sinh cặp khóa mật mã bất đối xứng độ bảo mật cao:</w:t>
+        <w:t>1.4.5. Kịch bản 5: Khôi phục phiên bản cũ khi gặp sự cố (Disaster Recovery &amp; Instant Rollback)</w:t>
+      </w:r>
+    </w:p>
+    <w:p>
+      <w:pPr>
+        <w:pStyle w:val="CTDT-Bullet1"/>
+        <w:spacing w:line="288" w:lineRule="auto" w:before="0" w:after="60"/>
+      </w:pPr>
+      <w:r>
+        <w:rPr>
+          <w:rFonts w:ascii="Times New Roman" w:hAnsi="Times New Roman"/>
+          <w:b/>
+          <w:i w:val="0"/>
+          <w:sz w:val="26"/>
+        </w:rPr>
+        <w:t>Bối cảnh bài toán:</w:t>
+      </w:r>
+      <w:r>
+        <w:rPr>
+          <w:rFonts w:ascii="Times New Roman" w:hAnsi="Times New Roman"/>
+          <w:b w:val="0"/>
+          <w:i w:val="0"/>
+          <w:sz w:val="26"/>
+        </w:rPr>
+        <w:t xml:space="preserve"> Đảm bảo khả năng phục hồi của hệ thống khi phiên bản vừa phát hành phát sinh lỗi logic nghiêm trọng, rò rỉ dữ liệu hoặc suy giảm hiệu năng ngoài dự kiến trong môi trường thực tế.</w:t>
+      </w:r>
+    </w:p>
+    <w:p>
+      <w:pPr>
+        <w:pStyle w:val="CTDT-Bullet1"/>
+        <w:spacing w:line="288" w:lineRule="auto" w:before="0" w:after="60"/>
+      </w:pPr>
+      <w:r>
+        <w:rPr>
+          <w:rFonts w:ascii="Times New Roman" w:hAnsi="Times New Roman"/>
+          <w:b/>
+          <w:i w:val="0"/>
+          <w:sz w:val="26"/>
+        </w:rPr>
+        <w:t>Quy trình đảo ngược trạng thái qua 2 phương án:</w:t>
+      </w:r>
+    </w:p>
+    <w:p>
+      <w:pPr>
+        <w:pStyle w:val="CTDT-Bullet2"/>
+        <w:spacing w:line="288" w:lineRule="auto" w:before="0" w:after="60"/>
+      </w:pPr>
+      <w:r>
+        <w:rPr>
+          <w:rFonts w:ascii="Times New Roman" w:hAnsi="Times New Roman"/>
+          <w:b/>
+          <w:i w:val="0"/>
+          <w:sz w:val="26"/>
+        </w:rPr>
+        <w:t>Phương án 5A — Khôi phục tức thời mức hạ tầng qua SSH:</w:t>
+      </w:r>
+      <w:r>
+        <w:rPr>
+          <w:rFonts w:ascii="Times New Roman" w:hAnsi="Times New Roman"/>
+          <w:b w:val="0"/>
+          <w:i w:val="0"/>
+          <w:sz w:val="26"/>
+        </w:rPr>
+        <w:t xml:space="preserve"> Nhờ cơ chế đóng gói ảnh bất biến có gắn thẻ băm commit SHA trên GHCR, kỹ sư vận hành có thể đảo ngược phiên bản đang chạy về phiên bản ổn định liền trước chỉ trong vòng dưới 10 giây thông qua một câu lệnh duy nhất trên máy chủ VPS:</w:t>
       </w:r>
     </w:p>
     <w:tbl>
@@ -13213,1433 +14545,7 @@
           <w:p>
             <w:pPr>
               <w:spacing w:line="252" w:lineRule="auto" w:before="0" w:after="0"/>
-            </w:pPr>
-            <w:r>
-              <w:rPr>
-                <w:rFonts w:ascii="Consolas" w:hAnsi="Consolas"/>
-                <w:color w:val="24292F"/>
-                <w:sz w:val="19"/>
-              </w:rPr>
-              <w:t xml:space="preserve">     ssh-keygen -t ed25519 -C "github-actions-cd@inlaneweb" -f ~/.ssh/id_ed25519_inlaneweb -N ""</w:t>
-            </w:r>
-          </w:p>
-        </w:tc>
-      </w:tr>
-    </w:tbl>
-    <w:p>
-      <w:pPr>
-        <w:spacing w:before="0" w:after="80"/>
-      </w:pPr>
-    </w:p>
-    <w:p>
-      <w:pPr>
-        <w:pStyle w:val="CTDT-Text"/>
-        <w:spacing w:line="300" w:lineRule="auto" w:before="0" w:after="120"/>
-        <w:jc w:val="both"/>
-      </w:pPr>
-      <w:r>
-        <w:rPr>
-          <w:rFonts w:ascii="Times New Roman" w:hAnsi="Times New Roman"/>
-          <w:b w:val="0"/>
-          <w:i w:val="0"/>
-          <w:sz w:val="26"/>
-        </w:rPr>
-        <w:t>Khóa công khai (</w:t>
-      </w:r>
-      <w:r>
-        <w:rPr>
-          <w:rFonts w:ascii="Consolas" w:hAnsi="Consolas"/>
-          <w:b w:val="0"/>
-          <w:i w:val="0"/>
-          <w:color w:val="A31515"/>
-          <w:sz w:val="23"/>
-        </w:rPr>
-        <w:t>id_ed25519_inlaneweb.pub</w:t>
-      </w:r>
-      <w:r>
-        <w:rPr>
-          <w:rFonts w:ascii="Times New Roman" w:hAnsi="Times New Roman"/>
-          <w:b w:val="0"/>
-          <w:i w:val="0"/>
-          <w:sz w:val="26"/>
-        </w:rPr>
-        <w:t xml:space="preserve">) được nạp vào tệp </w:t>
-      </w:r>
-      <w:r>
-        <w:rPr>
-          <w:rFonts w:ascii="Consolas" w:hAnsi="Consolas"/>
-          <w:b w:val="0"/>
-          <w:i w:val="0"/>
-          <w:color w:val="A31515"/>
-          <w:sz w:val="23"/>
-        </w:rPr>
-        <w:t>~/.ssh/authorized_keys</w:t>
-      </w:r>
-      <w:r>
-        <w:rPr>
-          <w:rFonts w:ascii="Times New Roman" w:hAnsi="Times New Roman"/>
-          <w:b w:val="0"/>
-          <w:i w:val="0"/>
-          <w:sz w:val="26"/>
-        </w:rPr>
-        <w:t xml:space="preserve"> trên máy chủ VPS, phân quyền nghiêm ngặt </w:t>
-      </w:r>
-      <w:r>
-        <w:rPr>
-          <w:rFonts w:ascii="Consolas" w:hAnsi="Consolas"/>
-          <w:b w:val="0"/>
-          <w:i w:val="0"/>
-          <w:color w:val="A31515"/>
-          <w:sz w:val="23"/>
-        </w:rPr>
-        <w:t>chmod 600</w:t>
-      </w:r>
-      <w:r>
-        <w:rPr>
-          <w:rFonts w:ascii="Times New Roman" w:hAnsi="Times New Roman"/>
-          <w:b w:val="0"/>
-          <w:i w:val="0"/>
-          <w:sz w:val="26"/>
-        </w:rPr>
-        <w:t>. Khóa riêng (</w:t>
-      </w:r>
-      <w:r>
-        <w:rPr>
-          <w:rFonts w:ascii="Consolas" w:hAnsi="Consolas"/>
-          <w:b w:val="0"/>
-          <w:i w:val="0"/>
-          <w:color w:val="A31515"/>
-          <w:sz w:val="23"/>
-        </w:rPr>
-        <w:t>id_ed25519_inlaneweb</w:t>
-      </w:r>
-      <w:r>
-        <w:rPr>
-          <w:rFonts w:ascii="Times New Roman" w:hAnsi="Times New Roman"/>
-          <w:b w:val="0"/>
-          <w:i w:val="0"/>
-          <w:sz w:val="26"/>
-        </w:rPr>
-        <w:t xml:space="preserve">) được lưu trữ an toàn trong kho bí mật GitHub Secrets với tên biến </w:t>
-      </w:r>
-      <w:r>
-        <w:rPr>
-          <w:rFonts w:ascii="Consolas" w:hAnsi="Consolas"/>
-          <w:b w:val="0"/>
-          <w:i w:val="0"/>
-          <w:color w:val="A31515"/>
-          <w:sz w:val="23"/>
-        </w:rPr>
-        <w:t>PROD_SSH_KEY</w:t>
-      </w:r>
-      <w:r>
-        <w:rPr>
-          <w:rFonts w:ascii="Times New Roman" w:hAnsi="Times New Roman"/>
-          <w:b w:val="0"/>
-          <w:i w:val="0"/>
-          <w:sz w:val="26"/>
-        </w:rPr>
-        <w:t>.</w:t>
-      </w:r>
-    </w:p>
-    <w:p>
-      <w:pPr>
-        <w:pStyle w:val="CTDT-Text"/>
-        <w:spacing w:line="300" w:lineRule="auto" w:before="40" w:after="80"/>
-        <w:ind w:left="360"/>
-      </w:pPr>
-      <w:r>
-        <w:rPr>
-          <w:rFonts w:ascii="Times New Roman" w:hAnsi="Times New Roman"/>
-          <w:b/>
-          <w:sz w:val="26"/>
-        </w:rPr>
-        <w:t xml:space="preserve">4. </w:t>
-      </w:r>
-      <w:r>
-        <w:rPr>
-          <w:rFonts w:ascii="Times New Roman" w:hAnsi="Times New Roman"/>
-          <w:b w:val="0"/>
-          <w:i/>
-          <w:sz w:val="26"/>
-        </w:rPr>
-        <w:t>Khai báo các biến môi trường kết nối trong GitHub Secrets:</w:t>
-      </w:r>
-      <w:r>
-        <w:rPr>
-          <w:rFonts w:ascii="Times New Roman" w:hAnsi="Times New Roman"/>
-          <w:b w:val="0"/>
-          <w:i w:val="0"/>
-          <w:sz w:val="26"/>
-        </w:rPr>
-        <w:t xml:space="preserve"> Để GitHub Actions Runner có thể tự động triển khai, quản trị viên cấu hình 5 biến bí mật trọng yếu trên giao diện kho lưu trữ:</w:t>
-      </w:r>
-    </w:p>
-    <w:p>
-      <w:pPr>
-        <w:pStyle w:val="CTDT-Bullet2"/>
-        <w:spacing w:line="288" w:lineRule="auto" w:before="0" w:after="60"/>
-      </w:pPr>
-      <w:r>
-        <w:rPr>
-          <w:rFonts w:ascii="Consolas" w:hAnsi="Consolas"/>
-          <w:b w:val="0"/>
-          <w:i w:val="0"/>
-          <w:color w:val="A31515"/>
-          <w:sz w:val="23"/>
-        </w:rPr>
-        <w:t>PROD_HOST</w:t>
-      </w:r>
-      <w:r>
-        <w:rPr>
-          <w:rFonts w:ascii="Times New Roman" w:hAnsi="Times New Roman"/>
-          <w:b w:val="0"/>
-          <w:i w:val="0"/>
-          <w:sz w:val="26"/>
-        </w:rPr>
-        <w:t>: Địa chỉ IP công cộng hoặc tên miền FQDN của máy chủ VPS.</w:t>
-      </w:r>
-    </w:p>
-    <w:p>
-      <w:pPr>
-        <w:pStyle w:val="CTDT-Bullet2"/>
-        <w:spacing w:line="288" w:lineRule="auto" w:before="0" w:after="60"/>
-      </w:pPr>
-      <w:r>
-        <w:rPr>
-          <w:rFonts w:ascii="Consolas" w:hAnsi="Consolas"/>
-          <w:b w:val="0"/>
-          <w:i w:val="0"/>
-          <w:color w:val="A31515"/>
-          <w:sz w:val="23"/>
-        </w:rPr>
-        <w:t>PROD_USER</w:t>
-      </w:r>
-      <w:r>
-        <w:rPr>
-          <w:rFonts w:ascii="Times New Roman" w:hAnsi="Times New Roman"/>
-          <w:b w:val="0"/>
-          <w:i w:val="0"/>
-          <w:sz w:val="26"/>
-        </w:rPr>
-        <w:t xml:space="preserve">: Tên tài khoản người dùng trên VPS có quyền thực thi Docker (ví dụ: </w:t>
-      </w:r>
-      <w:r>
-        <w:rPr>
-          <w:rFonts w:ascii="Consolas" w:hAnsi="Consolas"/>
-          <w:b w:val="0"/>
-          <w:i w:val="0"/>
-          <w:color w:val="A31515"/>
-          <w:sz w:val="23"/>
-        </w:rPr>
-        <w:t>ubuntu</w:t>
-      </w:r>
-      <w:r>
-        <w:rPr>
-          <w:rFonts w:ascii="Times New Roman" w:hAnsi="Times New Roman"/>
-          <w:b w:val="0"/>
-          <w:i w:val="0"/>
-          <w:sz w:val="26"/>
-        </w:rPr>
-        <w:t xml:space="preserve"> hoặc </w:t>
-      </w:r>
-      <w:r>
-        <w:rPr>
-          <w:rFonts w:ascii="Consolas" w:hAnsi="Consolas"/>
-          <w:b w:val="0"/>
-          <w:i w:val="0"/>
-          <w:color w:val="A31515"/>
-          <w:sz w:val="23"/>
-        </w:rPr>
-        <w:t>deploy</w:t>
-      </w:r>
-      <w:r>
-        <w:rPr>
-          <w:rFonts w:ascii="Times New Roman" w:hAnsi="Times New Roman"/>
-          <w:b w:val="0"/>
-          <w:i w:val="0"/>
-          <w:sz w:val="26"/>
-        </w:rPr>
-        <w:t>).</w:t>
-      </w:r>
-    </w:p>
-    <w:p>
-      <w:pPr>
-        <w:pStyle w:val="CTDT-Bullet2"/>
-        <w:spacing w:line="288" w:lineRule="auto" w:before="0" w:after="60"/>
-      </w:pPr>
-      <w:r>
-        <w:rPr>
-          <w:rFonts w:ascii="Consolas" w:hAnsi="Consolas"/>
-          <w:b w:val="0"/>
-          <w:i w:val="0"/>
-          <w:color w:val="A31515"/>
-          <w:sz w:val="23"/>
-        </w:rPr>
-        <w:t>PROD_SSH_KEY</w:t>
-      </w:r>
-      <w:r>
-        <w:rPr>
-          <w:rFonts w:ascii="Times New Roman" w:hAnsi="Times New Roman"/>
-          <w:b w:val="0"/>
-          <w:i w:val="0"/>
-          <w:sz w:val="26"/>
-        </w:rPr>
-        <w:t>: Toàn văn khóa riêng Ed25519 phục vụ xác thực không tương tác.</w:t>
-      </w:r>
-    </w:p>
-    <w:p>
-      <w:pPr>
-        <w:pStyle w:val="CTDT-Bullet2"/>
-        <w:spacing w:line="288" w:lineRule="auto" w:before="0" w:after="60"/>
-      </w:pPr>
-      <w:r>
-        <w:rPr>
-          <w:rFonts w:ascii="Consolas" w:hAnsi="Consolas"/>
-          <w:b w:val="0"/>
-          <w:i w:val="0"/>
-          <w:color w:val="A31515"/>
-          <w:sz w:val="23"/>
-        </w:rPr>
-        <w:t>PROD_PORT</w:t>
-      </w:r>
-      <w:r>
-        <w:rPr>
-          <w:rFonts w:ascii="Times New Roman" w:hAnsi="Times New Roman"/>
-          <w:b w:val="0"/>
-          <w:i w:val="0"/>
-          <w:sz w:val="26"/>
-        </w:rPr>
-        <w:t xml:space="preserve">: Cổng SSH quản trị của máy chủ (mặc định: </w:t>
-      </w:r>
-      <w:r>
-        <w:rPr>
-          <w:rFonts w:ascii="Consolas" w:hAnsi="Consolas"/>
-          <w:b w:val="0"/>
-          <w:i w:val="0"/>
-          <w:color w:val="A31515"/>
-          <w:sz w:val="23"/>
-        </w:rPr>
-        <w:t>22</w:t>
-      </w:r>
-      <w:r>
-        <w:rPr>
-          <w:rFonts w:ascii="Times New Roman" w:hAnsi="Times New Roman"/>
-          <w:b w:val="0"/>
-          <w:i w:val="0"/>
-          <w:sz w:val="26"/>
-        </w:rPr>
-        <w:t>).</w:t>
-      </w:r>
-    </w:p>
-    <w:p>
-      <w:pPr>
-        <w:pStyle w:val="CTDT-Bullet2"/>
-        <w:spacing w:line="288" w:lineRule="auto" w:before="0" w:after="60"/>
-      </w:pPr>
-      <w:r>
-        <w:rPr>
-          <w:rFonts w:ascii="Consolas" w:hAnsi="Consolas"/>
-          <w:b w:val="0"/>
-          <w:i w:val="0"/>
-          <w:color w:val="A31515"/>
-          <w:sz w:val="23"/>
-        </w:rPr>
-        <w:t>PROD_PATH</w:t>
-      </w:r>
-      <w:r>
-        <w:rPr>
-          <w:rFonts w:ascii="Times New Roman" w:hAnsi="Times New Roman"/>
-          <w:b w:val="0"/>
-          <w:i w:val="0"/>
-          <w:sz w:val="26"/>
-        </w:rPr>
-        <w:t xml:space="preserve">: Đường dẫn thư mục triển khai ứng dụng trên VPS (mặc định: </w:t>
-      </w:r>
-      <w:r>
-        <w:rPr>
-          <w:rFonts w:ascii="Consolas" w:hAnsi="Consolas"/>
-          <w:b w:val="0"/>
-          <w:i w:val="0"/>
-          <w:color w:val="A31515"/>
-          <w:sz w:val="23"/>
-        </w:rPr>
-        <w:t>/opt/inlaneweb</w:t>
-      </w:r>
-      <w:r>
-        <w:rPr>
-          <w:rFonts w:ascii="Times New Roman" w:hAnsi="Times New Roman"/>
-          <w:b w:val="0"/>
-          <w:i w:val="0"/>
-          <w:sz w:val="26"/>
-        </w:rPr>
-        <w:t>).</w:t>
-      </w:r>
-    </w:p>
-    <w:p>
-      <w:pPr>
-        <w:pStyle w:val="CTDT-Text"/>
-        <w:spacing w:line="300" w:lineRule="auto" w:before="40" w:after="80"/>
-        <w:ind w:left="360"/>
-      </w:pPr>
-      <w:r>
-        <w:rPr>
-          <w:rFonts w:ascii="Times New Roman" w:hAnsi="Times New Roman"/>
-          <w:b/>
-          <w:sz w:val="26"/>
-        </w:rPr>
-        <w:t xml:space="preserve">5. </w:t>
-      </w:r>
-      <w:r>
-        <w:rPr>
-          <w:rFonts w:ascii="Times New Roman" w:hAnsi="Times New Roman"/>
-          <w:b w:val="0"/>
-          <w:i/>
-          <w:sz w:val="26"/>
-        </w:rPr>
-        <w:t>Lựa chọn cấu hình nạp ban đầu theo nguyên lý ảnh tự chứa (Self-contained Images):</w:t>
-      </w:r>
-      <w:r>
-        <w:rPr>
-          <w:rFonts w:ascii="Times New Roman" w:hAnsi="Times New Roman"/>
-          <w:b w:val="0"/>
-          <w:i w:val="0"/>
-          <w:sz w:val="26"/>
-        </w:rPr>
-        <w:t xml:space="preserve"> Máy chủ VPS tuyệt đối không cần cài đặt Git và không clone mã nguồn dự án. Kỹ sư lựa chọn giữa hai phương án vận hành:</w:t>
-      </w:r>
-    </w:p>
-    <w:p>
-      <w:pPr>
-        <w:pStyle w:val="CTDT-Bullet2"/>
-        <w:spacing w:line="288" w:lineRule="auto" w:before="0" w:after="60"/>
-      </w:pPr>
-      <w:r>
-        <w:rPr>
-          <w:rFonts w:ascii="Times New Roman" w:hAnsi="Times New Roman"/>
-          <w:b/>
-          <w:i w:val="0"/>
-          <w:sz w:val="26"/>
-        </w:rPr>
-        <w:t>Phương án 1A — Triển khai tinh gọn chỉ chạy ứng dụng web:</w:t>
-      </w:r>
-      <w:r>
-        <w:rPr>
-          <w:rFonts w:ascii="Times New Roman" w:hAnsi="Times New Roman"/>
-          <w:b w:val="0"/>
-          <w:i w:val="0"/>
-          <w:sz w:val="26"/>
-        </w:rPr>
-        <w:t xml:space="preserve"> Dành cho môi trường giới hạn tài nguyên RAM từ 1GB đến 2GB. Kỹ sư chỉ nạp tệp điều phối </w:t>
-      </w:r>
-      <w:r>
-        <w:rPr>
-          <w:rFonts w:ascii="Consolas" w:hAnsi="Consolas"/>
-          <w:b w:val="0"/>
-          <w:i w:val="0"/>
-          <w:color w:val="A31515"/>
-          <w:sz w:val="23"/>
-        </w:rPr>
-        <w:t>docker-compose.prod.yml</w:t>
-      </w:r>
-      <w:r>
-        <w:rPr>
-          <w:rFonts w:ascii="Times New Roman" w:hAnsi="Times New Roman"/>
-          <w:b w:val="0"/>
-          <w:i w:val="0"/>
-          <w:sz w:val="26"/>
-        </w:rPr>
-        <w:t xml:space="preserve">, thực hiện kéo 2 hình ảnh </w:t>
-      </w:r>
-      <w:r>
-        <w:rPr>
-          <w:rFonts w:ascii="Consolas" w:hAnsi="Consolas"/>
-          <w:b w:val="0"/>
-          <w:i w:val="0"/>
-          <w:color w:val="A31515"/>
-          <w:sz w:val="23"/>
-        </w:rPr>
-        <w:t>inlaneweb</w:t>
-      </w:r>
-      <w:r>
-        <w:rPr>
-          <w:rFonts w:ascii="Times New Roman" w:hAnsi="Times New Roman"/>
-          <w:b w:val="0"/>
-          <w:i w:val="0"/>
-          <w:sz w:val="26"/>
-        </w:rPr>
-        <w:t xml:space="preserve"> và </w:t>
-      </w:r>
-      <w:r>
-        <w:rPr>
-          <w:rFonts w:ascii="Consolas" w:hAnsi="Consolas"/>
-          <w:b w:val="0"/>
-          <w:i w:val="0"/>
-          <w:color w:val="A31515"/>
-          <w:sz w:val="23"/>
-        </w:rPr>
-        <w:t>inlaneweb-db</w:t>
-      </w:r>
-      <w:r>
-        <w:rPr>
-          <w:rFonts w:ascii="Times New Roman" w:hAnsi="Times New Roman"/>
-          <w:b w:val="0"/>
-          <w:i w:val="0"/>
-          <w:sz w:val="26"/>
-        </w:rPr>
-        <w:t xml:space="preserve"> từ GitHub Container Registry (GHCR) và kích hoạt. Phương án này tối ưu hóa 100% tài nguyên CPU và RAM cho ứng dụng web.</w:t>
-      </w:r>
-    </w:p>
-    <w:p>
-      <w:pPr>
-        <w:pStyle w:val="CTDT-Bullet2"/>
-        <w:spacing w:line="288" w:lineRule="auto" w:before="0" w:after="60"/>
-      </w:pPr>
-      <w:r>
-        <w:rPr>
-          <w:rFonts w:ascii="Times New Roman" w:hAnsi="Times New Roman"/>
-          <w:b/>
-          <w:i w:val="0"/>
-          <w:sz w:val="26"/>
-        </w:rPr>
-        <w:t>Phương án 1B — Triển khai toàn diện cả ứng dụng và cụm giám sát:</w:t>
-      </w:r>
-      <w:r>
-        <w:rPr>
-          <w:rFonts w:ascii="Times New Roman" w:hAnsi="Times New Roman"/>
-          <w:b w:val="0"/>
-          <w:i w:val="0"/>
-          <w:sz w:val="26"/>
-        </w:rPr>
-        <w:t xml:space="preserve"> Nạp bổ sung tệp điều phối </w:t>
-      </w:r>
-      <w:r>
-        <w:rPr>
-          <w:rFonts w:ascii="Consolas" w:hAnsi="Consolas"/>
-          <w:b w:val="0"/>
-          <w:i w:val="0"/>
-          <w:color w:val="A31515"/>
-          <w:sz w:val="23"/>
-        </w:rPr>
-        <w:t>docker-compose.monitoring.yml</w:t>
-      </w:r>
-      <w:r>
-        <w:rPr>
-          <w:rFonts w:ascii="Times New Roman" w:hAnsi="Times New Roman"/>
-          <w:b w:val="0"/>
-          <w:i w:val="0"/>
-          <w:sz w:val="26"/>
-        </w:rPr>
-        <w:t>, khởi chạy song song toàn bộ cụm Loki 3.0, Promtail 3.0, Grafana 11.0 và tác tử giám sát Autoheal, kích hoạt đầy đủ năng lực quan sát nhật ký và tự phục hồi ngay từ thời điểm khởi tạo ban đầu.</w:t>
-      </w:r>
-    </w:p>
-    <w:p>
-      <w:pPr>
-        <w:pStyle w:val="CTDT-H3"/>
-        <w:spacing w:before="160" w:after="80"/>
-      </w:pPr>
-      <w:r>
-        <w:rPr>
-          <w:rFonts w:ascii="Times New Roman" w:hAnsi="Times New Roman"/>
-          <w:b/>
-          <w:i/>
-          <w:sz w:val="26"/>
-        </w:rPr>
-        <w:t>1.4.2. Kịch bản 2: Tự động triển khai phiên bản mới</w:t>
-      </w:r>
-    </w:p>
-    <w:p>
-      <w:pPr>
-        <w:pStyle w:val="CTDT-Bullet1"/>
-        <w:spacing w:line="288" w:lineRule="auto" w:before="0" w:after="60"/>
-      </w:pPr>
-      <w:r>
-        <w:rPr>
-          <w:rFonts w:ascii="Times New Roman" w:hAnsi="Times New Roman"/>
-          <w:b/>
-          <w:i w:val="0"/>
-          <w:sz w:val="26"/>
-        </w:rPr>
-        <w:t>Bối cảnh bài toán:</w:t>
-      </w:r>
-      <w:r>
-        <w:rPr>
-          <w:rFonts w:ascii="Times New Roman" w:hAnsi="Times New Roman"/>
-          <w:b w:val="0"/>
-          <w:i w:val="0"/>
-          <w:sz w:val="26"/>
-        </w:rPr>
-        <w:t xml:space="preserve"> Chu kỳ phát hành tính năng định kỳ từ môi trường phát triển lên Production khi hoàn thành một mốc phiên bản hoặc bản vá nóng.</w:t>
-      </w:r>
-    </w:p>
-    <w:p>
-      <w:pPr>
-        <w:pStyle w:val="CTDT-Bullet1"/>
-        <w:spacing w:line="288" w:lineRule="auto" w:before="0" w:after="60"/>
-      </w:pPr>
-      <w:r>
-        <w:rPr>
-          <w:rFonts w:ascii="Times New Roman" w:hAnsi="Times New Roman"/>
-          <w:b/>
-          <w:i w:val="0"/>
-          <w:sz w:val="26"/>
-        </w:rPr>
-        <w:t>Chu trình vận hành 5 giai đoạn khép kín:</w:t>
-      </w:r>
-    </w:p>
-    <w:p>
-      <w:pPr>
-        <w:pStyle w:val="CTDT-Text"/>
-        <w:spacing w:line="300" w:lineRule="auto" w:before="40" w:after="80"/>
-        <w:ind w:left="360"/>
-      </w:pPr>
-      <w:r>
-        <w:rPr>
-          <w:rFonts w:ascii="Times New Roman" w:hAnsi="Times New Roman"/>
-          <w:b/>
-          <w:sz w:val="26"/>
-        </w:rPr>
-        <w:t xml:space="preserve">1. </w:t>
-      </w:r>
-      <w:r>
-        <w:rPr>
-          <w:rFonts w:ascii="Times New Roman" w:hAnsi="Times New Roman"/>
-          <w:b w:val="0"/>
-          <w:i/>
-          <w:sz w:val="26"/>
-        </w:rPr>
-        <w:t>Kiểm soát tại nhánh tích hợp:</w:t>
-      </w:r>
-      <w:r>
-        <w:rPr>
-          <w:rFonts w:ascii="Times New Roman" w:hAnsi="Times New Roman"/>
-          <w:b w:val="0"/>
-          <w:i w:val="0"/>
-          <w:sz w:val="26"/>
-        </w:rPr>
-        <w:t xml:space="preserve"> Các tính năng được merge vào nhánh </w:t>
-      </w:r>
-      <w:r>
-        <w:rPr>
-          <w:rFonts w:ascii="Consolas" w:hAnsi="Consolas"/>
-          <w:b w:val="0"/>
-          <w:i w:val="0"/>
-          <w:color w:val="A31515"/>
-          <w:sz w:val="23"/>
-        </w:rPr>
-        <w:t>dev</w:t>
-      </w:r>
-      <w:r>
-        <w:rPr>
-          <w:rFonts w:ascii="Times New Roman" w:hAnsi="Times New Roman"/>
-          <w:b w:val="0"/>
-          <w:i w:val="0"/>
-          <w:sz w:val="26"/>
-        </w:rPr>
-        <w:t xml:space="preserve"> sau khi vượt qua Stage 1 Policy Guard và Stage 2 SonarQube kết hợp Semgrep.</w:t>
-      </w:r>
-    </w:p>
-    <w:p>
-      <w:pPr>
-        <w:pStyle w:val="CTDT-Text"/>
-        <w:spacing w:line="300" w:lineRule="auto" w:before="40" w:after="80"/>
-        <w:ind w:left="360"/>
-      </w:pPr>
-      <w:r>
-        <w:rPr>
-          <w:rFonts w:ascii="Times New Roman" w:hAnsi="Times New Roman"/>
-          <w:b/>
-          <w:sz w:val="26"/>
-        </w:rPr>
-        <w:t xml:space="preserve">2. </w:t>
-      </w:r>
-      <w:r>
-        <w:rPr>
-          <w:rFonts w:ascii="Times New Roman" w:hAnsi="Times New Roman"/>
-          <w:b w:val="0"/>
-          <w:i/>
-          <w:sz w:val="26"/>
-        </w:rPr>
-        <w:t>Mở Pull Request phát hành chính thức:</w:t>
-      </w:r>
-      <w:r>
-        <w:rPr>
-          <w:rFonts w:ascii="Times New Roman" w:hAnsi="Times New Roman"/>
-          <w:b w:val="0"/>
-          <w:i w:val="0"/>
-          <w:sz w:val="26"/>
-        </w:rPr>
-        <w:t xml:space="preserve"> Trưởng nhóm tạo Pull Request từ </w:t>
-      </w:r>
-      <w:r>
-        <w:rPr>
-          <w:rFonts w:ascii="Consolas" w:hAnsi="Consolas"/>
-          <w:b w:val="0"/>
-          <w:i w:val="0"/>
-          <w:color w:val="A31515"/>
-          <w:sz w:val="23"/>
-        </w:rPr>
-        <w:t>dev</w:t>
-      </w:r>
-      <w:r>
-        <w:rPr>
-          <w:rFonts w:ascii="Times New Roman" w:hAnsi="Times New Roman"/>
-          <w:b w:val="0"/>
-          <w:i w:val="0"/>
-          <w:sz w:val="26"/>
-        </w:rPr>
-        <w:t xml:space="preserve"> vào </w:t>
-      </w:r>
-      <w:r>
-        <w:rPr>
-          <w:rFonts w:ascii="Consolas" w:hAnsi="Consolas"/>
-          <w:b w:val="0"/>
-          <w:i w:val="0"/>
-          <w:color w:val="A31515"/>
-          <w:sz w:val="23"/>
-        </w:rPr>
-        <w:t>main</w:t>
-      </w:r>
-      <w:r>
-        <w:rPr>
-          <w:rFonts w:ascii="Times New Roman" w:hAnsi="Times New Roman"/>
-          <w:b w:val="0"/>
-          <w:i w:val="0"/>
-          <w:sz w:val="26"/>
-        </w:rPr>
-        <w:t xml:space="preserve"> với tiêu đề tuân thủ nghiêm ngặt biểu thức chính quy: </w:t>
-      </w:r>
-      <w:r>
-        <w:rPr>
-          <w:rFonts w:ascii="Consolas" w:hAnsi="Consolas"/>
-          <w:b w:val="0"/>
-          <w:i w:val="0"/>
-          <w:color w:val="A31515"/>
-          <w:sz w:val="23"/>
-        </w:rPr>
-        <w:t>release: vX.Y.Z - &lt;mô tả&gt;</w:t>
-      </w:r>
-      <w:r>
-        <w:rPr>
-          <w:rFonts w:ascii="Times New Roman" w:hAnsi="Times New Roman"/>
-          <w:b w:val="0"/>
-          <w:i w:val="0"/>
-          <w:sz w:val="26"/>
-        </w:rPr>
-        <w:t>.</w:t>
-      </w:r>
-    </w:p>
-    <w:p>
-      <w:pPr>
-        <w:pStyle w:val="CTDT-Text"/>
-        <w:spacing w:line="300" w:lineRule="auto" w:before="40" w:after="80"/>
-        <w:ind w:left="360"/>
-      </w:pPr>
-      <w:r>
-        <w:rPr>
-          <w:rFonts w:ascii="Times New Roman" w:hAnsi="Times New Roman"/>
-          <w:b/>
-          <w:sz w:val="26"/>
-        </w:rPr>
-        <w:t xml:space="preserve">3. </w:t>
-      </w:r>
-      <w:r>
-        <w:rPr>
-          <w:rFonts w:ascii="Times New Roman" w:hAnsi="Times New Roman"/>
-          <w:b w:val="0"/>
-          <w:i/>
-          <w:sz w:val="26"/>
-        </w:rPr>
-        <w:t>Tiền thẩm định môi trường tạm thời tại Stage 3:</w:t>
-      </w:r>
-      <w:r>
-        <w:rPr>
-          <w:rFonts w:ascii="Times New Roman" w:hAnsi="Times New Roman"/>
-          <w:b w:val="0"/>
-          <w:i w:val="0"/>
-          <w:sz w:val="26"/>
-        </w:rPr>
-        <w:t xml:space="preserve"> GitHub Actions Runner kích hoạt bộ kiểm thử 21 trường hợp trong kiểm định cấu hình tự động, dựng môi trường thử nghiệm tạm thời (Ephemeral Stack), xác thực endpoint </w:t>
-      </w:r>
-      <w:r>
-        <w:rPr>
-          <w:rFonts w:ascii="Consolas" w:hAnsi="Consolas"/>
-          <w:b w:val="0"/>
-          <w:i w:val="0"/>
-          <w:color w:val="A31515"/>
-          <w:sz w:val="23"/>
-        </w:rPr>
-        <w:t>/health</w:t>
-      </w:r>
-      <w:r>
-        <w:rPr>
-          <w:rFonts w:ascii="Times New Roman" w:hAnsi="Times New Roman"/>
-          <w:b w:val="0"/>
-          <w:i w:val="0"/>
-          <w:sz w:val="26"/>
-        </w:rPr>
-        <w:t xml:space="preserve"> trả về HTTP 200 và Loki </w:t>
-      </w:r>
-      <w:r>
-        <w:rPr>
-          <w:rFonts w:ascii="Consolas" w:hAnsi="Consolas"/>
-          <w:b w:val="0"/>
-          <w:i w:val="0"/>
-          <w:color w:val="A31515"/>
-          <w:sz w:val="23"/>
-        </w:rPr>
-        <w:t>/ready</w:t>
-      </w:r>
-      <w:r>
-        <w:rPr>
-          <w:rFonts w:ascii="Times New Roman" w:hAnsi="Times New Roman"/>
-          <w:b w:val="0"/>
-          <w:i w:val="0"/>
-          <w:sz w:val="26"/>
-        </w:rPr>
-        <w:t>, sau đó đóng gói hình ảnh bất biến gán nhãn commit SHA và đẩy lên GHCR.</w:t>
-      </w:r>
-    </w:p>
-    <w:p>
-      <w:pPr>
-        <w:pStyle w:val="CTDT-Text"/>
-        <w:spacing w:line="300" w:lineRule="auto" w:before="40" w:after="80"/>
-        <w:ind w:left="360"/>
-      </w:pPr>
-      <w:r>
-        <w:rPr>
-          <w:rFonts w:ascii="Times New Roman" w:hAnsi="Times New Roman"/>
-          <w:b/>
-          <w:sz w:val="26"/>
-        </w:rPr>
-        <w:t xml:space="preserve">4. </w:t>
-      </w:r>
-      <w:r>
-        <w:rPr>
-          <w:rFonts w:ascii="Times New Roman" w:hAnsi="Times New Roman"/>
-          <w:b w:val="0"/>
-          <w:i/>
-          <w:sz w:val="26"/>
-        </w:rPr>
-        <w:t>Kích hoạt chuyển giao liên tục tại Stage 4:</w:t>
-      </w:r>
-      <w:r>
-        <w:rPr>
-          <w:rFonts w:ascii="Times New Roman" w:hAnsi="Times New Roman"/>
-          <w:b w:val="0"/>
-          <w:i w:val="0"/>
-          <w:sz w:val="26"/>
-        </w:rPr>
-        <w:t xml:space="preserve"> Khi Pull Request được hợp nhất vào </w:t>
-      </w:r>
-      <w:r>
-        <w:rPr>
-          <w:rFonts w:ascii="Consolas" w:hAnsi="Consolas"/>
-          <w:b w:val="0"/>
-          <w:i w:val="0"/>
-          <w:color w:val="A31515"/>
-          <w:sz w:val="23"/>
-        </w:rPr>
-        <w:t>main</w:t>
-      </w:r>
-      <w:r>
-        <w:rPr>
-          <w:rFonts w:ascii="Times New Roman" w:hAnsi="Times New Roman"/>
-          <w:b w:val="0"/>
-          <w:i w:val="0"/>
-          <w:sz w:val="26"/>
-        </w:rPr>
-        <w:t>, sự kiện push kích hoạt runner thiết lập phiên SSH Ed25519 tới máy chủ VPS.</w:t>
-      </w:r>
-    </w:p>
-    <w:p>
-      <w:pPr>
-        <w:pStyle w:val="CTDT-Text"/>
-        <w:spacing w:line="300" w:lineRule="auto" w:before="40" w:after="80"/>
-        <w:ind w:left="360"/>
-      </w:pPr>
-      <w:r>
-        <w:rPr>
-          <w:rFonts w:ascii="Times New Roman" w:hAnsi="Times New Roman"/>
-          <w:b/>
-          <w:sz w:val="26"/>
-        </w:rPr>
-        <w:t xml:space="preserve">5. </w:t>
-      </w:r>
-      <w:r>
-        <w:rPr>
-          <w:rFonts w:ascii="Times New Roman" w:hAnsi="Times New Roman"/>
-          <w:b w:val="0"/>
-          <w:i/>
-          <w:sz w:val="26"/>
-        </w:rPr>
-        <w:t>Cập nhật không làm gián đoạn dịch vụ (Zero-Downtime Rollout):</w:t>
-      </w:r>
-      <w:r>
-        <w:rPr>
-          <w:rFonts w:ascii="Times New Roman" w:hAnsi="Times New Roman"/>
-          <w:b w:val="0"/>
-          <w:i w:val="0"/>
-          <w:sz w:val="26"/>
-        </w:rPr>
-        <w:t xml:space="preserve"> Kéo hình ảnh mới nhất từ GHCR và thực thi tái tạo container:</w:t>
-      </w:r>
-    </w:p>
-    <w:tbl>
-      <w:tblPr>
-        <w:tblW w:type="auto" w:w="0"/>
-        <w:jc w:val="center"/>
-        <w:tblLook w:firstColumn="1" w:firstRow="1" w:lastColumn="0" w:lastRow="0" w:noHBand="0" w:noVBand="1" w:val="04A0"/>
-      </w:tblPr>
-      <w:tblGrid>
-        <w:gridCol w:w="9468"/>
-      </w:tblGrid>
-      <w:tr>
-        <w:tc>
-          <w:tcPr>
-            <w:tcW w:type="dxa" w:w="9360"/>
-            <w:shd w:fill="F6F8FA"/>
-            <w:tcBorders>
-              <w:top w:val="single" w:sz="6" w:space="0" w:color="D0D7DE"/>
-              <w:left w:val="single" w:sz="6" w:space="0" w:color="D0D7DE"/>
-              <w:bottom w:val="single" w:sz="6" w:space="0" w:color="D0D7DE"/>
-              <w:right w:val="single" w:sz="6" w:space="0" w:color="D0D7DE"/>
-            </w:tcBorders>
-            <w:tcMar>
-              <w:top w:w="140" w:type="dxa"/>
-              <w:bottom w:w="140" w:type="dxa"/>
-              <w:left w:w="180" w:type="dxa"/>
-              <w:right w:w="180" w:type="dxa"/>
-            </w:tcMar>
-          </w:tcPr>
-          <w:p>
-            <w:pPr>
-              <w:spacing w:line="252" w:lineRule="auto" w:before="0" w:after="0"/>
-            </w:pPr>
-            <w:r>
-              <w:rPr>
-                <w:rFonts w:ascii="Consolas" w:hAnsi="Consolas"/>
-                <w:color w:val="24292F"/>
-                <w:sz w:val="19"/>
-              </w:rPr>
-              <w:t xml:space="preserve">     INLANEWEB_IMAGE=ghcr.io/wtfwhoyouare/inlaneweb:&lt;sha&gt; \</w:t>
-              <w:br/>
-              <w:t xml:space="preserve">     INLANEWEB_DB_IMAGE=ghcr.io/wtfwhoyouare/inlaneweb-db:&lt;sha&gt; \</w:t>
-              <w:br/>
-              <w:t xml:space="preserve">     docker compose -f docker-compose.prod.yml up -d --remove-orphans</w:t>
-            </w:r>
-          </w:p>
-        </w:tc>
-      </w:tr>
-    </w:tbl>
-    <w:p>
-      <w:pPr>
-        <w:spacing w:before="0" w:after="80"/>
-      </w:pPr>
-    </w:p>
-    <w:p>
-      <w:pPr>
-        <w:pStyle w:val="CTDT-Text"/>
-        <w:spacing w:line="300" w:lineRule="auto" w:before="0" w:after="120"/>
-        <w:jc w:val="both"/>
-      </w:pPr>
-      <w:r>
-        <w:rPr>
-          <w:rFonts w:ascii="Times New Roman" w:hAnsi="Times New Roman"/>
-          <w:b w:val="0"/>
-          <w:i w:val="0"/>
-          <w:sz w:val="26"/>
-        </w:rPr>
-        <w:t>Toàn bộ tiến trình diễn ra dưới 15 giây, dịch vụ chuyển tiếp lưu lượng liền mạch mà không làm rớt kết nối của người dùng.</w:t>
-      </w:r>
-    </w:p>
-    <w:p>
-      <w:pPr>
-        <w:pStyle w:val="CTDT-H3"/>
-        <w:spacing w:before="160" w:after="80"/>
-      </w:pPr>
-      <w:r>
-        <w:rPr>
-          <w:rFonts w:ascii="Times New Roman" w:hAnsi="Times New Roman"/>
-          <w:b/>
-          <w:i/>
-          <w:sz w:val="26"/>
-        </w:rPr>
-        <w:t>1.4.3. Kịch bản 3: Triển khai chọn lọc theo dịch vụ thay đổi (Selective &amp; Decoupled Deployment)</w:t>
-      </w:r>
-    </w:p>
-    <w:p>
-      <w:pPr>
-        <w:pStyle w:val="CTDT-Bullet1"/>
-        <w:spacing w:line="288" w:lineRule="auto" w:before="0" w:after="60"/>
-      </w:pPr>
-      <w:r>
-        <w:rPr>
-          <w:rFonts w:ascii="Times New Roman" w:hAnsi="Times New Roman"/>
-          <w:b/>
-          <w:i w:val="0"/>
-          <w:sz w:val="26"/>
-        </w:rPr>
-        <w:t>Bối cảnh bài toán:</w:t>
-      </w:r>
-      <w:r>
-        <w:rPr>
-          <w:rFonts w:ascii="Times New Roman" w:hAnsi="Times New Roman"/>
-          <w:b w:val="0"/>
-          <w:i w:val="0"/>
-          <w:sz w:val="26"/>
-        </w:rPr>
-        <w:t xml:space="preserve"> Tối ưu hóa tài nguyên máy chủ và loại bỏ điểm mù giám sát khi các thay đổi biệt lập chỉ thuộc về hạ tầng giám sát hoặc chỉ thuộc về nghiệp vụ web và database.</w:t>
-      </w:r>
-    </w:p>
-    <w:p>
-      <w:pPr>
-        <w:pStyle w:val="CTDT-Bullet1"/>
-        <w:spacing w:line="288" w:lineRule="auto" w:before="0" w:after="60"/>
-      </w:pPr>
-      <w:r>
-        <w:rPr>
-          <w:rFonts w:ascii="Times New Roman" w:hAnsi="Times New Roman"/>
-          <w:b/>
-          <w:i w:val="0"/>
-          <w:sz w:val="26"/>
-        </w:rPr>
-        <w:t>Cơ chế phân luồng thực thi:</w:t>
-      </w:r>
-    </w:p>
-    <w:p>
-      <w:pPr>
-        <w:pStyle w:val="CTDT-Bullet2"/>
-        <w:spacing w:line="288" w:lineRule="auto" w:before="0" w:after="60"/>
-      </w:pPr>
-      <w:r>
-        <w:rPr>
-          <w:rFonts w:ascii="Times New Roman" w:hAnsi="Times New Roman"/>
-          <w:b w:val="0"/>
-          <w:i w:val="0"/>
-          <w:sz w:val="26"/>
-        </w:rPr>
-        <w:t xml:space="preserve">Thông qua lệnh so sánh sai khác tệp tin </w:t>
-      </w:r>
-      <w:r>
-        <w:rPr>
-          <w:rFonts w:ascii="Consolas" w:hAnsi="Consolas"/>
-          <w:b w:val="0"/>
-          <w:i w:val="0"/>
-          <w:color w:val="A31515"/>
-          <w:sz w:val="23"/>
-        </w:rPr>
-        <w:t>git diff --name-only HEAD~1 HEAD</w:t>
-      </w:r>
-      <w:r>
-        <w:rPr>
-          <w:rFonts w:ascii="Times New Roman" w:hAnsi="Times New Roman"/>
-          <w:b w:val="0"/>
-          <w:i w:val="0"/>
-          <w:sz w:val="26"/>
-        </w:rPr>
-        <w:t>, đường ống phân tích phạm vi thay đổi:</w:t>
-      </w:r>
-    </w:p>
-    <w:p>
-      <w:pPr>
-        <w:pStyle w:val="CTDT-Bullet2"/>
-        <w:spacing w:line="288" w:lineRule="auto" w:before="0" w:after="60"/>
-      </w:pPr>
-      <w:r>
-        <w:rPr>
-          <w:rFonts w:ascii="Times New Roman" w:hAnsi="Times New Roman"/>
-          <w:b/>
-          <w:i w:val="0"/>
-          <w:sz w:val="26"/>
-        </w:rPr>
-        <w:t>Nhánh thay đổi giám sát thuần túy (`InlaneWeb/monitoring/</w:t>
-      </w:r>
-      <w:r>
-        <w:rPr>
-          <w:rFonts w:ascii="Consolas" w:hAnsi="Consolas"/>
-          <w:b w:val="0"/>
-          <w:i w:val="0"/>
-          <w:color w:val="A31515"/>
-          <w:sz w:val="23"/>
-        </w:rPr>
-        <w:t xml:space="preserve">):** Đường ống bỏ qua hoàn toàn Job 2 tải làm việc web, chỉ kích hoạt Job 1 thực thi cập nhật khối giám sát qua lệnh </w:t>
-      </w:r>
-      <w:r>
-        <w:rPr>
-          <w:rFonts w:ascii="Times New Roman" w:hAnsi="Times New Roman"/>
-          <w:b w:val="0"/>
-          <w:i w:val="0"/>
-          <w:sz w:val="26"/>
-        </w:rPr>
-        <w:t>docker compose -f docker-compose.monitoring.yml up -d --remove-orphans`. Vùng chứa web và database hoàn toàn không bị tác động, người dùng không nhận biết được sự thay đổi.</w:t>
-      </w:r>
-    </w:p>
-    <w:p>
-      <w:pPr>
-        <w:pStyle w:val="CTDT-Bullet2"/>
-        <w:spacing w:line="288" w:lineRule="auto" w:before="0" w:after="60"/>
-      </w:pPr>
-      <w:r>
-        <w:rPr>
-          <w:rFonts w:ascii="Times New Roman" w:hAnsi="Times New Roman"/>
-          <w:b/>
-          <w:i w:val="0"/>
-          <w:sz w:val="26"/>
-        </w:rPr>
-        <w:t>Nhánh thay đổi mã nguồn nghiệp vụ (`InlaneWeb/web/</w:t>
-      </w:r>
-      <w:r>
-        <w:rPr>
-          <w:rFonts w:ascii="Consolas" w:hAnsi="Consolas"/>
-          <w:b w:val="0"/>
-          <w:i w:val="0"/>
-          <w:color w:val="A31515"/>
-          <w:sz w:val="23"/>
-        </w:rPr>
-        <w:t xml:space="preserve">, </w:t>
-      </w:r>
-      <w:r>
-        <w:rPr>
-          <w:rFonts w:ascii="Times New Roman" w:hAnsi="Times New Roman"/>
-          <w:b w:val="0"/>
-          <w:i w:val="0"/>
-          <w:sz w:val="26"/>
-        </w:rPr>
-        <w:t>InlaneWeb/db/</w:t>
-      </w:r>
-      <w:r>
-        <w:rPr>
-          <w:rFonts w:ascii="Times New Roman" w:hAnsi="Times New Roman"/>
-          <w:b/>
-          <w:i w:val="0"/>
-          <w:sz w:val="26"/>
-        </w:rPr>
-        <w:t>`):</w:t>
-      </w:r>
-      <w:r>
-        <w:rPr>
-          <w:rFonts w:ascii="Times New Roman" w:hAnsi="Times New Roman"/>
-          <w:b w:val="0"/>
-          <w:i w:val="0"/>
-          <w:sz w:val="26"/>
-        </w:rPr>
-        <w:t xml:space="preserve"> Đường ống bỏ qua Job 1, chỉ kích hoạt Job 2. Khối hạ tầng quan sát Loki và Promtail hoạt động liên tục 24/7, ghi nhận trọn vẹn toàn bộ các sự kiện khởi động lại của container web mà không để xảy ra bất kỳ điểm mù giám sát nào (Zero Blind-spot Logging).</w:t>
-      </w:r>
-    </w:p>
-    <w:p>
-      <w:pPr>
-        <w:pStyle w:val="CTDT-H3"/>
-        <w:spacing w:before="160" w:after="80"/>
-      </w:pPr>
-      <w:r>
-        <w:rPr>
-          <w:rFonts w:ascii="Times New Roman" w:hAnsi="Times New Roman"/>
-          <w:b/>
-          <w:i/>
-          <w:sz w:val="26"/>
-        </w:rPr>
-        <w:t>1.4.4. Kịch bản 4: Xử lý độ trễ khởi động của cơ sở dữ liệu</w:t>
-      </w:r>
-    </w:p>
-    <w:p>
-      <w:pPr>
-        <w:pStyle w:val="CTDT-Bullet1"/>
-        <w:spacing w:line="288" w:lineRule="auto" w:before="0" w:after="60"/>
-      </w:pPr>
-      <w:r>
-        <w:rPr>
-          <w:rFonts w:ascii="Times New Roman" w:hAnsi="Times New Roman"/>
-          <w:b/>
-          <w:i w:val="0"/>
-          <w:sz w:val="26"/>
-        </w:rPr>
-        <w:t>Bối cảnh bài toán:</w:t>
-      </w:r>
-      <w:r>
-        <w:rPr>
-          <w:rFonts w:ascii="Times New Roman" w:hAnsi="Times New Roman"/>
-          <w:b w:val="0"/>
-          <w:i w:val="0"/>
-          <w:sz w:val="26"/>
-        </w:rPr>
-        <w:t xml:space="preserve"> Trong các phiên bản phát hành lớn có nạp các script cập nhật cấu trúc bảng dữ liệu, hoặc khi MariaDB cần thời gian khởi tạo vùng đệm bộ nhớ (InnoDB Buffer Pool), container database sẽ cần từ 10 đến 30 giây để sẵn sàng tiếp nhận kết nối. Nếu container web khởi động đồng thời, các truy vấn đầu tiên sẽ gặp lỗi từ chối kết nối khiến endpoint </w:t>
-      </w:r>
-      <w:r>
-        <w:rPr>
-          <w:rFonts w:ascii="Consolas" w:hAnsi="Consolas"/>
-          <w:b w:val="0"/>
-          <w:i w:val="0"/>
-          <w:color w:val="A31515"/>
-          <w:sz w:val="23"/>
-        </w:rPr>
-        <w:t>/health</w:t>
-      </w:r>
-      <w:r>
-        <w:rPr>
-          <w:rFonts w:ascii="Times New Roman" w:hAnsi="Times New Roman"/>
-          <w:b w:val="0"/>
-          <w:i w:val="0"/>
-          <w:sz w:val="26"/>
-        </w:rPr>
-        <w:t xml:space="preserve"> trả về mã lỗi HTTP 503.</w:t>
-      </w:r>
-    </w:p>
-    <w:p>
-      <w:pPr>
-        <w:pStyle w:val="CTDT-Bullet1"/>
-        <w:spacing w:line="288" w:lineRule="auto" w:before="0" w:after="60"/>
-      </w:pPr>
-      <w:r>
-        <w:rPr>
-          <w:rFonts w:ascii="Times New Roman" w:hAnsi="Times New Roman"/>
-          <w:b/>
-          <w:i w:val="0"/>
-          <w:sz w:val="26"/>
-        </w:rPr>
-        <w:t>Cơ chế xử lý lỗi chủ động:</w:t>
-      </w:r>
-    </w:p>
-    <w:p>
-      <w:pPr>
-        <w:pStyle w:val="CTDT-Bullet2"/>
-        <w:spacing w:line="288" w:lineRule="auto" w:before="0" w:after="60"/>
-      </w:pPr>
-      <w:r>
-        <w:rPr>
-          <w:rFonts w:ascii="Times New Roman" w:hAnsi="Times New Roman"/>
-          <w:b w:val="0"/>
-          <w:i w:val="0"/>
-          <w:sz w:val="26"/>
-        </w:rPr>
-        <w:t>Kịch bản CI/CD không vội vã đánh giá thất bại mà kích hoạt thuật toán thăm dò thích ứng:</w:t>
-      </w:r>
-    </w:p>
-    <w:p>
-      <w:pPr>
-        <w:spacing w:before="120" w:after="120"/>
-        <w:jc w:val="center"/>
-      </w:pPr>
-      <w:r>
-        <w:rPr>
-          <w:rFonts w:ascii="Times New Roman" w:hAnsi="Times New Roman"/>
-          <w:b/>
-          <w:i/>
-          <w:sz w:val="26"/>
-        </w:rPr>
-        <w:t>Tình trạng} = Probe}(URL} = http://127.0.0.1:8088/health},    Δ t = 3s},    N_{max} = 30)</w:t>
-      </w:r>
-    </w:p>
-    <w:p>
-      <w:pPr>
-        <w:pStyle w:val="CTDT-Bullet2"/>
-        <w:spacing w:line="288" w:lineRule="auto" w:before="0" w:after="60"/>
-      </w:pPr>
-      <w:r>
-        <w:rPr>
-          <w:rFonts w:ascii="Times New Roman" w:hAnsi="Times New Roman"/>
-          <w:b w:val="0"/>
-          <w:i w:val="0"/>
-          <w:sz w:val="26"/>
-        </w:rPr>
-        <w:t>Runner duy trì vòng lặp kiểm tra trạng thái sức khỏe định kỳ mỗi 3 giây, cho phép chờ đợi tối đa lên tới 90 giây.</w:t>
-      </w:r>
-    </w:p>
-    <w:p>
-      <w:pPr>
-        <w:pStyle w:val="CTDT-Bullet2"/>
-        <w:spacing w:line="288" w:lineRule="auto" w:before="0" w:after="60"/>
-      </w:pPr>
-      <w:r>
-        <w:rPr>
-          <w:rFonts w:ascii="Times New Roman" w:hAnsi="Times New Roman"/>
-          <w:b w:val="0"/>
-          <w:i w:val="0"/>
-          <w:sz w:val="26"/>
-        </w:rPr>
-        <w:t xml:space="preserve">Khi cơ sở dữ liệu hoàn tất việc nạp dữ liệu và phản hồi bình thường, endpoint </w:t>
-      </w:r>
-      <w:r>
-        <w:rPr>
-          <w:rFonts w:ascii="Consolas" w:hAnsi="Consolas"/>
-          <w:b w:val="0"/>
-          <w:i w:val="0"/>
-          <w:color w:val="A31515"/>
-          <w:sz w:val="23"/>
-        </w:rPr>
-        <w:t>/health</w:t>
-      </w:r>
-      <w:r>
-        <w:rPr>
-          <w:rFonts w:ascii="Times New Roman" w:hAnsi="Times New Roman"/>
-          <w:b w:val="0"/>
-          <w:i w:val="0"/>
-          <w:sz w:val="26"/>
-        </w:rPr>
-        <w:t xml:space="preserve"> trả về mã HTTP 200, quy trình lập tức xác nhận thành công mà không cần chờ hết chu kỳ.</w:t>
-      </w:r>
-    </w:p>
-    <w:p>
-      <w:pPr>
-        <w:pStyle w:val="CTDT-Bullet2"/>
-        <w:spacing w:line="288" w:lineRule="auto" w:before="0" w:after="60"/>
-      </w:pPr>
-      <w:r>
-        <w:rPr>
-          <w:rFonts w:ascii="Times New Roman" w:hAnsi="Times New Roman"/>
-          <w:b w:val="0"/>
-          <w:i w:val="0"/>
-          <w:sz w:val="26"/>
-        </w:rPr>
-        <w:t xml:space="preserve">Nếu vượt quá ngưỡng 30 chu kỳ mà hệ thống vẫn không phản hồi, cơ chế chẩn đoán sự cố tự động được kích hoạt, trích xuất 50 dòng log cuối cùng của cả hai container </w:t>
-      </w:r>
-      <w:r>
-        <w:rPr>
-          <w:rFonts w:ascii="Consolas" w:hAnsi="Consolas"/>
-          <w:b w:val="0"/>
-          <w:i w:val="0"/>
-          <w:color w:val="A31515"/>
-          <w:sz w:val="23"/>
-        </w:rPr>
-        <w:t>ilfreight_web</w:t>
-      </w:r>
-      <w:r>
-        <w:rPr>
-          <w:rFonts w:ascii="Times New Roman" w:hAnsi="Times New Roman"/>
-          <w:b w:val="0"/>
-          <w:i w:val="0"/>
-          <w:sz w:val="26"/>
-        </w:rPr>
-        <w:t xml:space="preserve"> và </w:t>
-      </w:r>
-      <w:r>
-        <w:rPr>
-          <w:rFonts w:ascii="Consolas" w:hAnsi="Consolas"/>
-          <w:b w:val="0"/>
-          <w:i w:val="0"/>
-          <w:color w:val="A31515"/>
-          <w:sz w:val="23"/>
-        </w:rPr>
-        <w:t>ilfreight_db</w:t>
-      </w:r>
-      <w:r>
-        <w:rPr>
-          <w:rFonts w:ascii="Times New Roman" w:hAnsi="Times New Roman"/>
-          <w:b w:val="0"/>
-          <w:i w:val="0"/>
-          <w:sz w:val="26"/>
-        </w:rPr>
-        <w:t xml:space="preserve"> hiển thị trực tiếp lên bảng điều khiển GitHub Actions để kỹ sư lập tức điều tra nguyên nhân.</w:t>
-      </w:r>
-    </w:p>
-    <w:p>
-      <w:pPr>
-        <w:pStyle w:val="CTDT-H3"/>
-        <w:spacing w:before="160" w:after="80"/>
-      </w:pPr>
-      <w:r>
-        <w:rPr>
-          <w:rFonts w:ascii="Times New Roman" w:hAnsi="Times New Roman"/>
-          <w:b/>
-          <w:i/>
-          <w:sz w:val="26"/>
-        </w:rPr>
-        <w:t>1.4.5. Kịch bản 5: Khôi phục phiên bản cũ khi gặp sự cố (Disaster Recovery &amp; Instant Rollback)</w:t>
-      </w:r>
-    </w:p>
-    <w:p>
-      <w:pPr>
-        <w:pStyle w:val="CTDT-Bullet1"/>
-        <w:spacing w:line="288" w:lineRule="auto" w:before="0" w:after="60"/>
-      </w:pPr>
-      <w:r>
-        <w:rPr>
-          <w:rFonts w:ascii="Times New Roman" w:hAnsi="Times New Roman"/>
-          <w:b/>
-          <w:i w:val="0"/>
-          <w:sz w:val="26"/>
-        </w:rPr>
-        <w:t>Bối cảnh bài toán:</w:t>
-      </w:r>
-      <w:r>
-        <w:rPr>
-          <w:rFonts w:ascii="Times New Roman" w:hAnsi="Times New Roman"/>
-          <w:b w:val="0"/>
-          <w:i w:val="0"/>
-          <w:sz w:val="26"/>
-        </w:rPr>
-        <w:t xml:space="preserve"> Đảm bảo khả năng phục hồi của hệ thống khi phiên bản vừa phát hành phát sinh lỗi logic nghiêm trọng, rò rỉ dữ liệu hoặc suy giảm hiệu năng ngoài dự kiến trong môi trường thực tế.</w:t>
-      </w:r>
-    </w:p>
-    <w:p>
-      <w:pPr>
-        <w:pStyle w:val="CTDT-Bullet1"/>
-        <w:spacing w:line="288" w:lineRule="auto" w:before="0" w:after="60"/>
-      </w:pPr>
-      <w:r>
-        <w:rPr>
-          <w:rFonts w:ascii="Times New Roman" w:hAnsi="Times New Roman"/>
-          <w:b/>
-          <w:i w:val="0"/>
-          <w:sz w:val="26"/>
-        </w:rPr>
-        <w:t>Quy trình đảo ngược trạng thái qua 2 phương án:</w:t>
-      </w:r>
-    </w:p>
-    <w:p>
-      <w:pPr>
-        <w:pStyle w:val="CTDT-Bullet2"/>
-        <w:spacing w:line="288" w:lineRule="auto" w:before="0" w:after="60"/>
-      </w:pPr>
-      <w:r>
-        <w:rPr>
-          <w:rFonts w:ascii="Times New Roman" w:hAnsi="Times New Roman"/>
-          <w:b/>
-          <w:i w:val="0"/>
-          <w:sz w:val="26"/>
-        </w:rPr>
-        <w:t>Phương án 5A — Khôi phục tức thời mức hạ tầng qua SSH:</w:t>
-      </w:r>
-      <w:r>
-        <w:rPr>
-          <w:rFonts w:ascii="Times New Roman" w:hAnsi="Times New Roman"/>
-          <w:b w:val="0"/>
-          <w:i w:val="0"/>
-          <w:sz w:val="26"/>
-        </w:rPr>
-        <w:t xml:space="preserve"> Nhờ cơ chế đóng gói ảnh bất biến có gắn thẻ băm commit SHA trên GHCR, kỹ sư vận hành có thể đảo ngược phiên bản đang chạy về phiên bản ổn định liền trước chỉ trong vòng dưới 10 giây thông qua một câu lệnh duy nhất trên máy chủ VPS:</w:t>
-      </w:r>
-    </w:p>
-    <w:tbl>
-      <w:tblPr>
-        <w:tblW w:type="auto" w:w="0"/>
-        <w:jc w:val="center"/>
-        <w:tblLook w:firstColumn="1" w:firstRow="1" w:lastColumn="0" w:lastRow="0" w:noHBand="0" w:noVBand="1" w:val="04A0"/>
-      </w:tblPr>
-      <w:tblGrid>
-        <w:gridCol w:w="9468"/>
-      </w:tblGrid>
-      <w:tr>
-        <w:tc>
-          <w:tcPr>
-            <w:tcW w:type="dxa" w:w="9360"/>
-            <w:shd w:fill="F6F8FA"/>
-            <w:tcBorders>
-              <w:top w:val="single" w:sz="6" w:space="0" w:color="D0D7DE"/>
-              <w:left w:val="single" w:sz="6" w:space="0" w:color="D0D7DE"/>
-              <w:bottom w:val="single" w:sz="6" w:space="0" w:color="D0D7DE"/>
-              <w:right w:val="single" w:sz="6" w:space="0" w:color="D0D7DE"/>
-            </w:tcBorders>
-            <w:tcMar>
-              <w:top w:w="140" w:type="dxa"/>
-              <w:bottom w:w="140" w:type="dxa"/>
-              <w:left w:w="180" w:type="dxa"/>
-              <w:right w:w="180" w:type="dxa"/>
-            </w:tcMar>
-          </w:tcPr>
-          <w:p>
-            <w:pPr>
-              <w:spacing w:line="252" w:lineRule="auto" w:before="0" w:after="0"/>
+              <w:jc w:val="left"/>
             </w:pPr>
             <w:r>
               <w:rPr>
@@ -14746,6 +14652,10 @@
       <w:pPr>
         <w:pStyle w:val="CTDT-H3"/>
         <w:spacing w:before="160" w:after="80"/>
+        <w:jc w:val="left"/>
+        <w:numPr>
+          <w:numId w:val="0"/>
+        </w:numPr>
       </w:pPr>
       <w:r>
         <w:rPr>
@@ -15829,11 +15739,15 @@
         <w:pStyle w:val="CTDT-H1"/>
         <w:spacing w:before="280" w:after="320"/>
         <w:jc w:val="center"/>
-      </w:pPr>
-      <w:r>
-        <w:rPr>
-          <w:rFonts w:ascii="Times New Roman" w:hAnsi="Times New Roman"/>
-          <w:b/>
+        <w:numPr>
+          <w:numId w:val="0"/>
+        </w:numPr>
+      </w:pPr>
+      <w:r>
+        <w:rPr>
+          <w:rFonts w:ascii="Times New Roman" w:hAnsi="Times New Roman"/>
+          <w:b/>
+          <w:i w:val="0"/>
           <w:sz w:val="28"/>
         </w:rPr>
         <w:t>CHƯƠNG 2: QUẢN LÝ MÃ NGUỒN VÀ QUÉT LỖ HỔNG BẢO MẬT Ở CÁC GIAI ĐOẠN ĐẦU</w:t>
@@ -15843,6 +15757,10 @@
       <w:pPr>
         <w:pStyle w:val="CTDT-H2"/>
         <w:spacing w:before="200" w:after="120"/>
+        <w:jc w:val="left"/>
+        <w:numPr>
+          <w:numId w:val="0"/>
+        </w:numPr>
       </w:pPr>
       <w:r>
         <w:rPr>
@@ -15872,18 +15790,67 @@
     </w:p>
     <w:p>
       <w:pPr>
-        <w:spacing w:before="120" w:after="120"/>
+        <w:spacing w:before="160" w:after="160"/>
         <w:jc w:val="center"/>
       </w:pPr>
-      <w:r>
-        <w:rPr>
-          <w:rFonts w:ascii="Times New Roman" w:hAnsi="Times New Roman"/>
-          <w:b/>
-          <w:i/>
-          <w:sz w:val="26"/>
-        </w:rPr>
-        <w:t>Nhánh Cá nhân / Tính năng}    ──{PR chuẩn đóng góp}}    nhánh dev}    ──{PR Release phát hành}}    nhánh main}</w:t>
-      </w:r>
+      <m:oMath xmlns:mml="http://www.w3.org/1998/Math/MathML">
+        <m:r>
+          <m:rPr>
+            <m:nor/>
+          </m:rPr>
+          <m:t>Nhánh Cá nhân / Tính năng</m:t>
+        </m:r>
+        <m:limUpp>
+          <m:e>
+            <m:r>
+              <m:t>→</m:t>
+            </m:r>
+          </m:e>
+          <m:lim>
+            <m:phant>
+              <m:e>
+                <m:r>
+                  <m:rPr>
+                    <m:nor/>
+                  </m:rPr>
+                  <m:t>PR chuẩn đóng góp</m:t>
+                </m:r>
+              </m:e>
+            </m:phant>
+          </m:lim>
+        </m:limUpp>
+        <m:r>
+          <m:rPr>
+            <m:nor/>
+          </m:rPr>
+          <m:t>nhánh dev</m:t>
+        </m:r>
+        <m:limUpp>
+          <m:e>
+            <m:r>
+              <m:t>→</m:t>
+            </m:r>
+          </m:e>
+          <m:lim>
+            <m:phant>
+              <m:e>
+                <m:r>
+                  <m:rPr>
+                    <m:nor/>
+                  </m:rPr>
+                  <m:t>PR Release phát hành</m:t>
+                </m:r>
+              </m:e>
+            </m:phant>
+          </m:lim>
+        </m:limUpp>
+        <m:r>
+          <m:rPr>
+            <m:nor/>
+          </m:rPr>
+          <m:t>nhánh main</m:t>
+        </m:r>
+      </m:oMath>
     </w:p>
     <w:p>
       <w:pPr>
@@ -16228,6 +16195,7 @@
           <w:p>
             <w:pPr>
               <w:spacing w:line="252" w:lineRule="auto" w:before="0" w:after="0"/>
+              <w:jc w:val="left"/>
             </w:pPr>
             <w:r>
               <w:rPr>
@@ -16304,6 +16272,10 @@
       <w:pPr>
         <w:pStyle w:val="CTDT-H2"/>
         <w:spacing w:before="200" w:after="120"/>
+        <w:jc w:val="left"/>
+        <w:numPr>
+          <w:numId w:val="0"/>
+        </w:numPr>
       </w:pPr>
       <w:r>
         <w:rPr>
@@ -16408,6 +16380,10 @@
       <w:pPr>
         <w:pStyle w:val="CTDT-H3"/>
         <w:spacing w:before="160" w:after="80"/>
+        <w:jc w:val="left"/>
+        <w:numPr>
+          <w:numId w:val="0"/>
+        </w:numPr>
       </w:pPr>
       <w:r>
         <w:rPr>
@@ -16440,6 +16416,9 @@
         <w:pStyle w:val="CTDT-Bang"/>
         <w:spacing w:before="240" w:after="60"/>
         <w:jc w:val="center"/>
+        <w:numPr>
+          <w:numId w:val="0"/>
+        </w:numPr>
       </w:pPr>
       <w:r>
         <w:rPr>
@@ -17159,25 +17138,257 @@
           <w:i w:val="0"/>
           <w:sz w:val="26"/>
         </w:rPr>
-        <w:t>Gọi $B_{head}$ là nhánh nguồn (nơi lập trình viên đề xuất thay đổi) và $B_{base}$ là nhánh đích (nơi tiếp nhận mã nguồn) của một Pull Request $\mathcal{P}$. Không gian trạng thái hợp lệ $\mathcal{S}_{valid}$ được kiểm soát chặt chẽ bởi hàm đặc trưng logic:</w:t>
-      </w:r>
-    </w:p>
-    <w:p>
-      <w:pPr>
-        <w:spacing w:before="120" w:after="120"/>
+        <w:t xml:space="preserve">Gọi </w:t>
+      </w:r>
+      <m:oMath xmlns:mml="http://www.w3.org/1998/Math/MathML">
+        <m:sSub>
+          <m:e>
+            <m:r>
+              <m:t>B</m:t>
+            </m:r>
+          </m:e>
+          <m:sub>
+            <m:r>
+              <m:t>head</m:t>
+            </m:r>
+          </m:sub>
+        </m:sSub>
+      </m:oMath>
+      <w:r>
+        <w:rPr>
+          <w:rFonts w:ascii="Times New Roman" w:hAnsi="Times New Roman"/>
+          <w:b w:val="0"/>
+          <w:i w:val="0"/>
+          <w:sz w:val="26"/>
+        </w:rPr>
+        <w:t xml:space="preserve"> là nhánh nguồn (nơi lập trình viên đề xuất thay đổi) và </w:t>
+      </w:r>
+      <m:oMath xmlns:mml="http://www.w3.org/1998/Math/MathML">
+        <m:sSub>
+          <m:e>
+            <m:r>
+              <m:t>B</m:t>
+            </m:r>
+          </m:e>
+          <m:sub>
+            <m:r>
+              <m:t>base</m:t>
+            </m:r>
+          </m:sub>
+        </m:sSub>
+      </m:oMath>
+      <w:r>
+        <w:rPr>
+          <w:rFonts w:ascii="Times New Roman" w:hAnsi="Times New Roman"/>
+          <w:b w:val="0"/>
+          <w:i w:val="0"/>
+          <w:sz w:val="26"/>
+        </w:rPr>
+        <w:t xml:space="preserve"> là nhánh đích (nơi tiếp nhận mã nguồn) của một Pull Request </w:t>
+      </w:r>
+      <m:oMath xmlns:mml="http://www.w3.org/1998/Math/MathML">
+        <m:r>
+          <m:t>𝒫</m:t>
+        </m:r>
+      </m:oMath>
+      <w:r>
+        <w:rPr>
+          <w:rFonts w:ascii="Times New Roman" w:hAnsi="Times New Roman"/>
+          <w:b w:val="0"/>
+          <w:i w:val="0"/>
+          <w:sz w:val="26"/>
+        </w:rPr>
+        <w:t xml:space="preserve">. Không gian trạng thái hợp lệ </w:t>
+      </w:r>
+      <m:oMath xmlns:mml="http://www.w3.org/1998/Math/MathML">
+        <m:sSub>
+          <m:e>
+            <m:r>
+              <m:t>𝒮</m:t>
+            </m:r>
+          </m:e>
+          <m:sub>
+            <m:r>
+              <m:t>valid</m:t>
+            </m:r>
+          </m:sub>
+        </m:sSub>
+      </m:oMath>
+      <w:r>
+        <w:rPr>
+          <w:rFonts w:ascii="Times New Roman" w:hAnsi="Times New Roman"/>
+          <w:b w:val="0"/>
+          <w:i w:val="0"/>
+          <w:sz w:val="26"/>
+        </w:rPr>
+        <w:t xml:space="preserve"> được kiểm soát chặt chẽ bởi hàm đặc trưng logic:</w:t>
+      </w:r>
+    </w:p>
+    <w:p>
+      <w:pPr>
+        <w:spacing w:before="160" w:after="160"/>
         <w:jc w:val="center"/>
       </w:pPr>
-      <w:r>
-        <w:rPr>
-          <w:rFonts w:ascii="Times New Roman" w:hAnsi="Times New Roman"/>
-          <w:b/>
-          <w:i/>
-          <w:sz w:val="26"/>
-        </w:rPr>
-        <w:t xml:space="preserve">F(P) =  1    nếu } (B_{base} = "dev"} VÀ B_{head} ∉ {"main"}, "dev"}}) HOẶC (B_{base} = "main"} VÀ B_{head} = "dev"}) </w:t>
-        <w:br/>
-        <w:t xml:space="preserve"> 0    ngược lại (Chặn đứng tiến trình, xuất mã lỗi Exit Code 1)} </w:t>
-      </w:r>
+      <m:oMath xmlns:mml="http://www.w3.org/1998/Math/MathML">
+        <m:r>
+          <m:t>ℱ(𝒫)=</m:t>
+        </m:r>
+        <m:r>
+          <m:t>{</m:t>
+        </m:r>
+        <m:m>
+          <m:mPr>
+            <m:baseJc m:val="center"/>
+            <m:plcHide m:val="on"/>
+            <m:mcs>
+              <m:mc>
+                <m:mcPr>
+                  <m:count m:val="2"/>
+                  <m:mcJc m:val="center"/>
+                </m:mcPr>
+              </m:mc>
+            </m:mcs>
+          </m:mPr>
+          <m:mr>
+            <m:e>
+              <m:r>
+                <m:t>1</m:t>
+              </m:r>
+            </m:e>
+            <m:e>
+              <m:r>
+                <m:rPr>
+                  <m:nor/>
+                </m:rPr>
+                <m:t>nếu </m:t>
+              </m:r>
+              <m:r>
+                <m:t>(</m:t>
+              </m:r>
+              <m:sSub>
+                <m:e>
+                  <m:r>
+                    <m:t>B</m:t>
+                  </m:r>
+                </m:e>
+                <m:sub>
+                  <m:r>
+                    <m:t>base</m:t>
+                  </m:r>
+                </m:sub>
+              </m:sSub>
+              <m:r>
+                <m:t>=</m:t>
+              </m:r>
+              <m:r>
+                <m:rPr>
+                  <m:nor/>
+                </m:rPr>
+                <m:t>"dev"</m:t>
+              </m:r>
+              <m:r>
+                <m:t>∧</m:t>
+              </m:r>
+              <m:sSub>
+                <m:e>
+                  <m:r>
+                    <m:t>B</m:t>
+                  </m:r>
+                </m:e>
+                <m:sub>
+                  <m:r>
+                    <m:t>head</m:t>
+                  </m:r>
+                </m:sub>
+              </m:sSub>
+              <m:r>
+                <m:t>∉{</m:t>
+              </m:r>
+              <m:r>
+                <m:rPr>
+                  <m:nor/>
+                </m:rPr>
+                <m:t>"main"</m:t>
+              </m:r>
+              <m:r>
+                <m:t>,</m:t>
+              </m:r>
+              <m:r>
+                <m:rPr>
+                  <m:nor/>
+                </m:rPr>
+                <m:t>"dev"</m:t>
+              </m:r>
+              <m:r>
+                <m:t>})∨(</m:t>
+              </m:r>
+              <m:sSub>
+                <m:e>
+                  <m:r>
+                    <m:t>B</m:t>
+                  </m:r>
+                </m:e>
+                <m:sub>
+                  <m:r>
+                    <m:t>base</m:t>
+                  </m:r>
+                </m:sub>
+              </m:sSub>
+              <m:r>
+                <m:t>=</m:t>
+              </m:r>
+              <m:r>
+                <m:rPr>
+                  <m:nor/>
+                </m:rPr>
+                <m:t>"main"</m:t>
+              </m:r>
+              <m:r>
+                <m:t>∧</m:t>
+              </m:r>
+              <m:sSub>
+                <m:e>
+                  <m:r>
+                    <m:t>B</m:t>
+                  </m:r>
+                </m:e>
+                <m:sub>
+                  <m:r>
+                    <m:t>head</m:t>
+                  </m:r>
+                </m:sub>
+              </m:sSub>
+              <m:r>
+                <m:t>=</m:t>
+              </m:r>
+              <m:r>
+                <m:rPr>
+                  <m:nor/>
+                </m:rPr>
+                <m:t>"dev"</m:t>
+              </m:r>
+              <m:r>
+                <m:t>)</m:t>
+              </m:r>
+            </m:e>
+          </m:mr>
+          <m:mr>
+            <m:e>
+              <m:r>
+                <m:t>0</m:t>
+              </m:r>
+            </m:e>
+            <m:e>
+              <m:r>
+                <m:rPr>
+                  <m:nor/>
+                </m:rPr>
+                <m:t>ngược lại (Chặn đứng tiến trình, xuất mã lỗi Exit Code 1)</m:t>
+              </m:r>
+            </m:e>
+          </m:mr>
+        </m:m>
+      </m:oMath>
     </w:p>
     <w:p>
       <w:pPr>
@@ -17275,6 +17486,10 @@
       <w:pPr>
         <w:pStyle w:val="CTDT-H3"/>
         <w:spacing w:before="160" w:after="80"/>
+        <w:jc w:val="left"/>
+        <w:numPr>
+          <w:numId w:val="0"/>
+        </w:numPr>
       </w:pPr>
       <w:r>
         <w:rPr>
@@ -17363,6 +17578,7 @@
           <w:p>
             <w:pPr>
               <w:spacing w:line="252" w:lineRule="auto" w:before="0" w:after="0"/>
+              <w:jc w:val="left"/>
             </w:pPr>
             <w:r>
               <w:rPr>
@@ -17505,6 +17721,7 @@
           <w:p>
             <w:pPr>
               <w:spacing w:line="252" w:lineRule="auto" w:before="0" w:after="0"/>
+              <w:jc w:val="left"/>
             </w:pPr>
             <w:r>
               <w:rPr>
@@ -17653,6 +17870,10 @@
       <w:pPr>
         <w:pStyle w:val="CTDT-H3"/>
         <w:spacing w:before="160" w:after="80"/>
+        <w:jc w:val="left"/>
+        <w:numPr>
+          <w:numId w:val="0"/>
+        </w:numPr>
       </w:pPr>
       <w:r>
         <w:rPr>
@@ -17962,6 +18183,10 @@
       <w:pPr>
         <w:pStyle w:val="CTDT-H3"/>
         <w:spacing w:before="160" w:after="80"/>
+        <w:jc w:val="left"/>
+        <w:numPr>
+          <w:numId w:val="0"/>
+        </w:numPr>
       </w:pPr>
       <w:r>
         <w:rPr>
@@ -17978,6 +18203,9 @@
         <w:pStyle w:val="CTDT-Bang"/>
         <w:spacing w:before="240" w:after="60"/>
         <w:jc w:val="center"/>
+        <w:numPr>
+          <w:numId w:val="0"/>
+        </w:numPr>
       </w:pPr>
       <w:r>
         <w:rPr>
@@ -18827,6 +19055,10 @@
       <w:pPr>
         <w:pStyle w:val="CTDT-H2"/>
         <w:spacing w:before="200" w:after="120"/>
+        <w:jc w:val="left"/>
+        <w:numPr>
+          <w:numId w:val="0"/>
+        </w:numPr>
       </w:pPr>
       <w:r>
         <w:rPr>
@@ -19028,6 +19260,7 @@
           <w:p>
             <w:pPr>
               <w:spacing w:line="252" w:lineRule="auto" w:before="0" w:after="0"/>
+              <w:jc w:val="left"/>
             </w:pPr>
             <w:r>
               <w:rPr>
@@ -19082,86 +19315,73 @@
         <w:t>Sau khi vượt qua bước kiểm tra cú pháp nhanh, hệ thống kích hoạt song song hai động cơ phân tích an ninh tĩnh độc lập mang tính chất bổ trợ lẫn nhau:</w:t>
       </w:r>
     </w:p>
-    <w:tbl>
-      <w:tblPr>
-        <w:tblW w:type="auto" w:w="0"/>
+    <w:p>
+      <w:pPr>
+        <w:spacing w:before="160" w:after="80"/>
         <w:jc w:val="center"/>
-        <w:tblLook w:firstColumn="1" w:firstRow="1" w:lastColumn="0" w:lastRow="0" w:noHBand="0" w:noVBand="1" w:val="04A0"/>
-      </w:tblPr>
-      <w:tblGrid>
-        <w:gridCol w:w="9468"/>
-      </w:tblGrid>
-      <w:tr>
-        <w:tc>
-          <w:tcPr>
-            <w:tcW w:type="dxa" w:w="9360"/>
-            <w:shd w:fill="F6F8FA"/>
-            <w:tcBorders>
-              <w:top w:val="single" w:sz="6" w:space="0" w:color="D0D7DE"/>
-              <w:left w:val="single" w:sz="6" w:space="0" w:color="D0D7DE"/>
-              <w:bottom w:val="single" w:sz="6" w:space="0" w:color="D0D7DE"/>
-              <w:right w:val="single" w:sz="6" w:space="0" w:color="D0D7DE"/>
-            </w:tcBorders>
-            <w:tcMar>
-              <w:top w:w="140" w:type="dxa"/>
-              <w:bottom w:w="140" w:type="dxa"/>
-              <w:left w:w="180" w:type="dxa"/>
-              <w:right w:w="180" w:type="dxa"/>
-            </w:tcMar>
-          </w:tcPr>
-          <w:p>
-            <w:pPr>
-              <w:spacing w:line="252" w:lineRule="auto" w:before="0" w:after="0"/>
-            </w:pPr>
-            <w:r>
-              <w:rPr>
-                <w:rFonts w:ascii="Consolas" w:hAnsi="Consolas"/>
-                <w:color w:val="24292F"/>
-                <w:sz w:val="19"/>
-              </w:rPr>
-              <w:t xml:space="preserve">       Mã nguồn PHP 8.2 trong thư mục InlaneWeb/web/src/</w:t>
-              <w:br/>
-              <w:t xml:space="preserve">                             │</w:t>
-              <w:br/>
-              <w:t xml:space="preserve">          ┌──────────────────┴──────────────────┐</w:t>
-              <w:br/>
-              <w:t xml:space="preserve">          ▼                                     ▼</w:t>
-              <w:br/>
-              <w:t xml:space="preserve">   [ ĐỘNG CƠ 1: SONARQUBE ]              [ ĐỘNG CƠ 2: SEMGREP ]</w:t>
-              <w:br/>
-              <w:t xml:space="preserve">   - Phân tích cú pháp AST               - Truy vết luồng dữ liệu ô nhiễm</w:t>
-              <w:br/>
-              <w:t xml:space="preserve">   - Đo lường nợ kỹ thuật                - Bộ quy tắc OWASP Top 10 &amp; CWE-89</w:t>
-              <w:br/>
-              <w:t xml:space="preserve">   - Tiêu chuẩn code PSR-12              - Tập luật an ninh tự định nghĩa</w:t>
-              <w:br/>
-              <w:t xml:space="preserve">          │                                     │</w:t>
-              <w:br/>
-              <w:t xml:space="preserve">          ▼                                     ▼</w:t>
-              <w:br/>
-              <w:t xml:space="preserve">   Đạt chuẩn Quality Gate Rating A       Không có lỗ hổng nghiêm trọng</w:t>
-              <w:br/>
-              <w:t xml:space="preserve">          │                                     │</w:t>
-              <w:br/>
-              <w:t xml:space="preserve">          └──────────────────┬──────────────────┘</w:t>
-              <w:br/>
-              <w:t xml:space="preserve">                             ▼</w:t>
-              <w:br/>
-              <w:t xml:space="preserve">                  [ CỔNG DUYỆT TÍCH HỢP ]</w:t>
-            </w:r>
-          </w:p>
-        </w:tc>
-      </w:tr>
-    </w:tbl>
-    <w:p>
-      <w:pPr>
-        <w:spacing w:before="0" w:after="80"/>
-      </w:pPr>
+      </w:pPr>
+      <w:r>
+        <w:drawing>
+          <wp:inline xmlns:a="http://schemas.openxmlformats.org/drawingml/2006/main" xmlns:pic="http://schemas.openxmlformats.org/drawingml/2006/picture">
+            <wp:extent cx="5486400" cy="8001000"/>
+            <wp:docPr id="72" name="Picture 72"/>
+            <wp:cNvGraphicFramePr>
+              <a:graphicFrameLocks noChangeAspect="1"/>
+            </wp:cNvGraphicFramePr>
+            <a:graphic>
+              <a:graphicData uri="http://schemas.openxmlformats.org/drawingml/2006/picture">
+                <pic:pic>
+                  <pic:nvPicPr>
+                    <pic:cNvPr id="0" name="diagram_sast_engine.png"/>
+                    <pic:cNvPicPr/>
+                  </pic:nvPicPr>
+                  <pic:blipFill>
+                    <a:blip r:embed="rId21"/>
+                    <a:stretch>
+                      <a:fillRect/>
+                    </a:stretch>
+                  </pic:blipFill>
+                  <pic:spPr>
+                    <a:xfrm>
+                      <a:off x="0" y="0"/>
+                      <a:ext cx="5486400" cy="8001000"/>
+                    </a:xfrm>
+                    <a:prstGeom prst="rect"/>
+                  </pic:spPr>
+                </pic:pic>
+              </a:graphicData>
+            </a:graphic>
+          </wp:inline>
+        </w:drawing>
+      </w:r>
+    </w:p>
+    <w:p>
+      <w:pPr>
+        <w:pStyle w:val="CTDT-Hinh"/>
+        <w:spacing w:before="80" w:after="240"/>
+        <w:jc w:val="center"/>
+        <w:numPr>
+          <w:numId w:val="0"/>
+        </w:numPr>
+      </w:pPr>
+      <w:r>
+        <w:rPr>
+          <w:rFonts w:ascii="Times New Roman" w:hAnsi="Times New Roman"/>
+          <w:b/>
+          <w:i/>
+          <w:sz w:val="24"/>
+        </w:rPr>
+        <w:t>Hình 2.1: Quy trình phân tích an ninh tĩnh song song với SonarQube và Semgrep</w:t>
+      </w:r>
     </w:p>
     <w:p>
       <w:pPr>
         <w:pStyle w:val="CTDT-H3"/>
         <w:spacing w:before="160" w:after="80"/>
+        <w:jc w:val="left"/>
+        <w:numPr>
+          <w:numId w:val="0"/>
+        </w:numPr>
       </w:pPr>
       <w:r>
         <w:rPr>
@@ -19522,6 +19742,9 @@
         <w:pStyle w:val="CTDT-Bang"/>
         <w:spacing w:before="240" w:after="60"/>
         <w:jc w:val="center"/>
+        <w:numPr>
+          <w:numId w:val="0"/>
+        </w:numPr>
       </w:pPr>
       <w:r>
         <w:rPr>
@@ -20589,6 +20812,10 @@
       <w:pPr>
         <w:pStyle w:val="CTDT-H3"/>
         <w:spacing w:before="160" w:after="80"/>
+        <w:jc w:val="left"/>
+        <w:numPr>
+          <w:numId w:val="0"/>
+        </w:numPr>
       </w:pPr>
       <w:r>
         <w:rPr>
@@ -20644,7 +20871,21 @@
           <w:i w:val="0"/>
           <w:sz w:val="26"/>
         </w:rPr>
-        <w:t>Một biến dữ liệu $x$ được xác định là bị ô nhiễm (</w:t>
+        <w:t xml:space="preserve">Một biến dữ liệu </w:t>
+      </w:r>
+      <m:oMath xmlns:mml="http://www.w3.org/1998/Math/MathML">
+        <m:r>
+          <m:t>x</m:t>
+        </m:r>
+      </m:oMath>
+      <w:r>
+        <w:rPr>
+          <w:rFonts w:ascii="Times New Roman" w:hAnsi="Times New Roman"/>
+          <w:b w:val="0"/>
+          <w:i w:val="0"/>
+          <w:sz w:val="26"/>
+        </w:rPr>
+        <w:t xml:space="preserve"> được xác định là bị ô nhiễm (</w:t>
       </w:r>
       <w:r>
         <w:rPr>
@@ -20685,18 +20926,41 @@
     </w:p>
     <w:p>
       <w:pPr>
-        <w:spacing w:before="120" w:after="120"/>
+        <w:spacing w:before="160" w:after="160"/>
         <w:jc w:val="center"/>
       </w:pPr>
-      <w:r>
-        <w:rPr>
-          <w:rFonts w:ascii="Times New Roman" w:hAnsi="Times New Roman"/>
-          <w:b/>
-          <w:i/>
-          <w:sz w:val="26"/>
-        </w:rPr>
-        <w:t>Source} ∈ {Inputs}_{untrusted}}}</w:t>
-      </w:r>
+      <m:oMath xmlns:mml="http://www.w3.org/1998/Math/MathML">
+        <m:r>
+          <m:rPr>
+            <m:nor/>
+          </m:rPr>
+          <m:t>Source</m:t>
+        </m:r>
+        <m:r>
+          <m:t>∈{</m:t>
+        </m:r>
+        <m:sSub>
+          <m:e>
+            <m:r>
+              <m:rPr>
+                <m:nor/>
+              </m:rPr>
+              <m:t>Inputs</m:t>
+            </m:r>
+          </m:e>
+          <m:sub>
+            <m:r>
+              <m:rPr>
+                <m:nor/>
+              </m:rPr>
+              <m:t>untrusted</m:t>
+            </m:r>
+          </m:sub>
+        </m:sSub>
+        <m:r>
+          <m:t>}</m:t>
+        </m:r>
+      </m:oMath>
     </w:p>
     <w:p>
       <w:pPr>
@@ -20845,18 +21109,41 @@
     </w:p>
     <w:p>
       <w:pPr>
-        <w:spacing w:before="120" w:after="120"/>
+        <w:spacing w:before="160" w:after="160"/>
         <w:jc w:val="center"/>
       </w:pPr>
-      <w:r>
-        <w:rPr>
-          <w:rFonts w:ascii="Times New Roman" w:hAnsi="Times New Roman"/>
-          <w:b/>
-          <w:i/>
-          <w:sz w:val="26"/>
-        </w:rPr>
-        <w:t>Sanitizer} ∈ {Functions}_{safe}}}</w:t>
-      </w:r>
+      <m:oMath xmlns:mml="http://www.w3.org/1998/Math/MathML">
+        <m:r>
+          <m:rPr>
+            <m:nor/>
+          </m:rPr>
+          <m:t>Sanitizer</m:t>
+        </m:r>
+        <m:r>
+          <m:t>∈{</m:t>
+        </m:r>
+        <m:sSub>
+          <m:e>
+            <m:r>
+              <m:rPr>
+                <m:nor/>
+              </m:rPr>
+              <m:t>Functions</m:t>
+            </m:r>
+          </m:e>
+          <m:sub>
+            <m:r>
+              <m:rPr>
+                <m:nor/>
+              </m:rPr>
+              <m:t>safe</m:t>
+            </m:r>
+          </m:sub>
+        </m:sSub>
+        <m:r>
+          <m:t>}</m:t>
+        </m:r>
+      </m:oMath>
     </w:p>
     <w:p>
       <w:pPr>
@@ -20967,18 +21254,41 @@
     </w:p>
     <w:p>
       <w:pPr>
-        <w:spacing w:before="120" w:after="120"/>
+        <w:spacing w:before="160" w:after="160"/>
         <w:jc w:val="center"/>
       </w:pPr>
-      <w:r>
-        <w:rPr>
-          <w:rFonts w:ascii="Times New Roman" w:hAnsi="Times New Roman"/>
-          <w:b/>
-          <w:i/>
-          <w:sz w:val="26"/>
-        </w:rPr>
-        <w:t>Sink} ∈ {Functions}_{critical}}}</w:t>
-      </w:r>
+      <m:oMath xmlns:mml="http://www.w3.org/1998/Math/MathML">
+        <m:r>
+          <m:rPr>
+            <m:nor/>
+          </m:rPr>
+          <m:t>Sink</m:t>
+        </m:r>
+        <m:r>
+          <m:t>∈{</m:t>
+        </m:r>
+        <m:sSub>
+          <m:e>
+            <m:r>
+              <m:rPr>
+                <m:nor/>
+              </m:rPr>
+              <m:t>Functions</m:t>
+            </m:r>
+          </m:e>
+          <m:sub>
+            <m:r>
+              <m:rPr>
+                <m:nor/>
+              </m:rPr>
+              <m:t>critical</m:t>
+            </m:r>
+          </m:sub>
+        </m:sSub>
+        <m:r>
+          <m:t>}</m:t>
+        </m:r>
+      </m:oMath>
     </w:p>
     <w:p>
       <w:pPr>
@@ -21103,7 +21413,21 @@
           <w:i w:val="0"/>
           <w:sz w:val="26"/>
         </w:rPr>
-        <w:t xml:space="preserve"> $\to$ </w:t>
+        <w:t xml:space="preserve"> </w:t>
+      </w:r>
+      <m:oMath xmlns:mml="http://www.w3.org/1998/Math/MathML">
+        <m:r>
+          <m:t>→</m:t>
+        </m:r>
+      </m:oMath>
+      <w:r>
+        <w:rPr>
+          <w:rFonts w:ascii="Times New Roman" w:hAnsi="Times New Roman"/>
+          <w:b w:val="0"/>
+          <w:i w:val="0"/>
+          <w:sz w:val="26"/>
+        </w:rPr>
+        <w:t xml:space="preserve"> </w:t>
       </w:r>
       <w:r>
         <w:rPr>
@@ -21290,6 +21614,9 @@
         <w:pStyle w:val="CTDT-Bang"/>
         <w:spacing w:before="240" w:after="60"/>
         <w:jc w:val="center"/>
+        <w:numPr>
+          <w:numId w:val="0"/>
+        </w:numPr>
       </w:pPr>
       <w:r>
         <w:rPr>
@@ -21805,6 +22132,10 @@
       <w:pPr>
         <w:pStyle w:val="CTDT-H3"/>
         <w:spacing w:before="160" w:after="80"/>
+        <w:jc w:val="left"/>
+        <w:numPr>
+          <w:numId w:val="0"/>
+        </w:numPr>
       </w:pPr>
       <w:r>
         <w:rPr>
@@ -22059,6 +22390,10 @@
       <w:pPr>
         <w:pStyle w:val="CTDT-H3"/>
         <w:spacing w:before="160" w:after="80"/>
+        <w:jc w:val="left"/>
+        <w:numPr>
+          <w:numId w:val="0"/>
+        </w:numPr>
       </w:pPr>
       <w:r>
         <w:rPr>
@@ -22293,11 +22628,15 @@
         <w:pStyle w:val="CTDT-H1"/>
         <w:spacing w:before="280" w:after="320"/>
         <w:jc w:val="center"/>
-      </w:pPr>
-      <w:r>
-        <w:rPr>
-          <w:rFonts w:ascii="Times New Roman" w:hAnsi="Times New Roman"/>
-          <w:b/>
+        <w:numPr>
+          <w:numId w:val="0"/>
+        </w:numPr>
+      </w:pPr>
+      <w:r>
+        <w:rPr>
+          <w:rFonts w:ascii="Times New Roman" w:hAnsi="Times New Roman"/>
+          <w:b/>
+          <w:i w:val="0"/>
           <w:sz w:val="28"/>
         </w:rPr>
         <w:t>CHƯƠNG 3: ĐÓNG GÓI VÀ TỰ ĐỘNG TRIỂN KHAI LÊN MÁY CHỦ THỰC TẾ</w:t>
@@ -22307,6 +22646,10 @@
       <w:pPr>
         <w:pStyle w:val="CTDT-H2"/>
         <w:spacing w:before="200" w:after="120"/>
+        <w:jc w:val="left"/>
+        <w:numPr>
+          <w:numId w:val="0"/>
+        </w:numPr>
       </w:pPr>
       <w:r>
         <w:rPr>
@@ -22414,6 +22757,7 @@
           <w:p>
             <w:pPr>
               <w:spacing w:line="252" w:lineRule="auto" w:before="0" w:after="0"/>
+              <w:jc w:val="left"/>
             </w:pPr>
             <w:r>
               <w:rPr>
@@ -22873,6 +23217,7 @@
           <w:p>
             <w:pPr>
               <w:spacing w:line="252" w:lineRule="auto" w:before="0" w:after="0"/>
+              <w:jc w:val="left"/>
             </w:pPr>
             <w:r>
               <w:rPr>
@@ -22937,6 +23282,10 @@
       <w:pPr>
         <w:pStyle w:val="CTDT-H2"/>
         <w:spacing w:before="200" w:after="120"/>
+        <w:jc w:val="left"/>
+        <w:numPr>
+          <w:numId w:val="0"/>
+        </w:numPr>
       </w:pPr>
       <w:r>
         <w:rPr>
@@ -23114,6 +23463,10 @@
       <w:pPr>
         <w:pStyle w:val="CTDT-H2"/>
         <w:spacing w:before="200" w:after="120"/>
+        <w:jc w:val="left"/>
+        <w:numPr>
+          <w:numId w:val="0"/>
+        </w:numPr>
       </w:pPr>
       <w:r>
         <w:rPr>
@@ -23158,6 +23511,1482 @@
           <w:sz w:val="26"/>
         </w:rPr>
         <w:t>, quy trình chuyển giao liên tục tự động được kích hoạt thông qua kết nối mạng mã hóa bất đối xứng SSH sử dụng thuật toán khóa Ed25519:</w:t>
+      </w:r>
+    </w:p>
+    <w:p>
+      <w:pPr>
+        <w:spacing w:before="160" w:after="80"/>
+        <w:jc w:val="center"/>
+      </w:pPr>
+      <w:r>
+        <w:drawing>
+          <wp:inline xmlns:a="http://schemas.openxmlformats.org/drawingml/2006/main" xmlns:pic="http://schemas.openxmlformats.org/drawingml/2006/picture">
+            <wp:extent cx="5669280" cy="5184788"/>
+            <wp:docPr id="73" name="Picture 73"/>
+            <wp:cNvGraphicFramePr>
+              <a:graphicFrameLocks noChangeAspect="1"/>
+            </wp:cNvGraphicFramePr>
+            <a:graphic>
+              <a:graphicData uri="http://schemas.openxmlformats.org/drawingml/2006/picture">
+                <pic:pic>
+                  <pic:nvPicPr>
+                    <pic:cNvPr id="0" name="diagram_4.png"/>
+                    <pic:cNvPicPr/>
+                  </pic:nvPicPr>
+                  <pic:blipFill>
+                    <a:blip r:embed="rId22"/>
+                    <a:stretch>
+                      <a:fillRect/>
+                    </a:stretch>
+                  </pic:blipFill>
+                  <pic:spPr>
+                    <a:xfrm>
+                      <a:off x="0" y="0"/>
+                      <a:ext cx="5669280" cy="5184788"/>
+                    </a:xfrm>
+                    <a:prstGeom prst="rect"/>
+                  </pic:spPr>
+                </pic:pic>
+              </a:graphicData>
+            </a:graphic>
+          </wp:inline>
+        </w:drawing>
+      </w:r>
+    </w:p>
+    <w:p>
+      <w:pPr>
+        <w:pStyle w:val="CTDT-Hinh"/>
+        <w:spacing w:before="80" w:after="240"/>
+        <w:jc w:val="center"/>
+        <w:numPr>
+          <w:numId w:val="0"/>
+        </w:numPr>
+      </w:pPr>
+      <w:r>
+        <w:rPr>
+          <w:rFonts w:ascii="Times New Roman" w:hAnsi="Times New Roman"/>
+          <w:b/>
+          <w:i/>
+          <w:sz w:val="24"/>
+        </w:rPr>
+        <w:t>Hình 2.2: Sơ đồ tuần tự các bước kiểm định chất lượng và an ninh mã nguồn ở Stage 2</w:t>
+      </w:r>
+    </w:p>
+    <w:p>
+      <w:pPr>
+        <w:pStyle w:val="CTDT-H3"/>
+        <w:spacing w:before="160" w:after="80"/>
+        <w:jc w:val="left"/>
+        <w:numPr>
+          <w:numId w:val="0"/>
+        </w:numPr>
+      </w:pPr>
+      <w:r>
+        <w:rPr>
+          <w:rFonts w:ascii="Times New Roman" w:hAnsi="Times New Roman"/>
+          <w:b/>
+          <w:i/>
+          <w:sz w:val="26"/>
+        </w:rPr>
+        <w:t>3.3.1. Chỉ cập nhật container có mã nguồn thay đổi</w:t>
+      </w:r>
+    </w:p>
+    <w:p>
+      <w:pPr>
+        <w:pStyle w:val="CTDT-Text"/>
+        <w:spacing w:line="300" w:lineRule="auto" w:before="0" w:after="120"/>
+        <w:jc w:val="both"/>
+      </w:pPr>
+      <w:r>
+        <w:rPr>
+          <w:rFonts w:ascii="Times New Roman" w:hAnsi="Times New Roman"/>
+          <w:b w:val="0"/>
+          <w:i w:val="0"/>
+          <w:sz w:val="26"/>
+        </w:rPr>
+        <w:t>Pipeline phân tích danh sách các tệp tin có sự thay đổi giữa commit hiện tại và commit liền trước theo từng phạm vi độc lập:</w:t>
+      </w:r>
+    </w:p>
+    <w:p>
+      <w:pPr>
+        <w:pStyle w:val="CTDT-Bullet1"/>
+        <w:spacing w:line="288" w:lineRule="auto" w:before="0" w:after="60"/>
+      </w:pPr>
+      <w:r>
+        <w:rPr>
+          <w:rFonts w:ascii="Times New Roman" w:hAnsi="Times New Roman"/>
+          <w:b/>
+          <w:i w:val="0"/>
+          <w:sz w:val="26"/>
+        </w:rPr>
+        <w:t>Commit chỉ chứa tài liệu kỹ thuật (`docs/</w:t>
+      </w:r>
+      <w:r>
+        <w:rPr>
+          <w:rFonts w:ascii="Consolas" w:hAnsi="Consolas"/>
+          <w:b w:val="0"/>
+          <w:i w:val="0"/>
+          <w:color w:val="A31515"/>
+          <w:sz w:val="23"/>
+        </w:rPr>
+        <w:t xml:space="preserve">, </w:t>
+      </w:r>
+      <w:r>
+        <w:rPr>
+          <w:rFonts w:ascii="Times New Roman" w:hAnsi="Times New Roman"/>
+          <w:b w:val="0"/>
+          <w:i/>
+          <w:sz w:val="26"/>
+        </w:rPr>
+        <w:t>.md`, `</w:t>
+      </w:r>
+      <w:r>
+        <w:rPr>
+          <w:rFonts w:ascii="Times New Roman" w:hAnsi="Times New Roman"/>
+          <w:b w:val="0"/>
+          <w:i w:val="0"/>
+          <w:sz w:val="26"/>
+        </w:rPr>
+        <w:t>.docx`):</w:t>
+      </w:r>
+      <w:r>
+        <w:rPr>
+          <w:rFonts w:ascii="Times New Roman" w:hAnsi="Times New Roman"/>
+          <w:b/>
+          <w:i w:val="0"/>
+          <w:sz w:val="26"/>
+        </w:rPr>
+      </w:r>
+      <w:r>
+        <w:rPr>
+          <w:rFonts w:ascii="Times New Roman" w:hAnsi="Times New Roman"/>
+          <w:b w:val="0"/>
+          <w:i w:val="0"/>
+          <w:sz w:val="26"/>
+        </w:rPr>
+        <w:t xml:space="preserve"> Đường ống tự động phát hiện và bỏ qua toàn bộ công đoạn đóng gói tại Stage 3 và triển khai tại Stage 4, tiết kiệm 100% tài nguyên máy chủ và thời gian chạy CI.</w:t>
+      </w:r>
+    </w:p>
+    <w:p>
+      <w:pPr>
+        <w:pStyle w:val="CTDT-Bullet1"/>
+        <w:spacing w:line="288" w:lineRule="auto" w:before="0" w:after="60"/>
+      </w:pPr>
+      <w:r>
+        <w:rPr>
+          <w:rFonts w:ascii="Times New Roman" w:hAnsi="Times New Roman"/>
+          <w:b/>
+          <w:i w:val="0"/>
+          <w:sz w:val="26"/>
+        </w:rPr>
+        <w:t>Thay đổi hạ tầng quan sát:</w:t>
+      </w:r>
+      <w:r>
+        <w:rPr>
+          <w:rFonts w:ascii="Times New Roman" w:hAnsi="Times New Roman"/>
+          <w:b w:val="0"/>
+          <w:i w:val="0"/>
+          <w:sz w:val="26"/>
+        </w:rPr>
+        <w:t xml:space="preserve"> Nếu thay đổi chỉ xảy ra trong thư mục </w:t>
+      </w:r>
+      <w:r>
+        <w:rPr>
+          <w:rFonts w:ascii="Consolas" w:hAnsi="Consolas"/>
+          <w:b w:val="0"/>
+          <w:i w:val="0"/>
+          <w:color w:val="A31515"/>
+          <w:sz w:val="23"/>
+        </w:rPr>
+        <w:t>InlaneWeb/monitoring/</w:t>
+      </w:r>
+      <w:r>
+        <w:rPr>
+          <w:rFonts w:ascii="Times New Roman" w:hAnsi="Times New Roman"/>
+          <w:b w:val="0"/>
+          <w:i w:val="0"/>
+          <w:sz w:val="26"/>
+        </w:rPr>
+        <w:t>, chỉ có Job triển khai giám sát được kích hoạt.</w:t>
+      </w:r>
+    </w:p>
+    <w:p>
+      <w:pPr>
+        <w:pStyle w:val="CTDT-Bullet1"/>
+        <w:spacing w:line="288" w:lineRule="auto" w:before="0" w:after="60"/>
+      </w:pPr>
+      <w:r>
+        <w:rPr>
+          <w:rFonts w:ascii="Times New Roman" w:hAnsi="Times New Roman"/>
+          <w:b/>
+          <w:i w:val="0"/>
+          <w:sz w:val="26"/>
+        </w:rPr>
+        <w:t>Thay đổi mã nguồn ứng dụng web:</w:t>
+      </w:r>
+      <w:r>
+        <w:rPr>
+          <w:rFonts w:ascii="Times New Roman" w:hAnsi="Times New Roman"/>
+          <w:b w:val="0"/>
+          <w:i w:val="0"/>
+          <w:sz w:val="26"/>
+        </w:rPr>
+        <w:t xml:space="preserve"> Nếu thay đổi xảy ra trong </w:t>
+      </w:r>
+      <w:r>
+        <w:rPr>
+          <w:rFonts w:ascii="Consolas" w:hAnsi="Consolas"/>
+          <w:b w:val="0"/>
+          <w:i w:val="0"/>
+          <w:color w:val="A31515"/>
+          <w:sz w:val="23"/>
+        </w:rPr>
+        <w:t>InlaneWeb/web/</w:t>
+      </w:r>
+      <w:r>
+        <w:rPr>
+          <w:rFonts w:ascii="Times New Roman" w:hAnsi="Times New Roman"/>
+          <w:b w:val="0"/>
+          <w:i w:val="0"/>
+          <w:sz w:val="26"/>
+        </w:rPr>
+        <w:t xml:space="preserve"> hoặc </w:t>
+      </w:r>
+      <w:r>
+        <w:rPr>
+          <w:rFonts w:ascii="Consolas" w:hAnsi="Consolas"/>
+          <w:b w:val="0"/>
+          <w:i w:val="0"/>
+          <w:color w:val="A31515"/>
+          <w:sz w:val="23"/>
+        </w:rPr>
+        <w:t>InlaneWeb/db/</w:t>
+      </w:r>
+      <w:r>
+        <w:rPr>
+          <w:rFonts w:ascii="Times New Roman" w:hAnsi="Times New Roman"/>
+          <w:b w:val="0"/>
+          <w:i w:val="0"/>
+          <w:sz w:val="26"/>
+        </w:rPr>
+        <w:t>, chỉ có Job triển khai ứng dụng web được kích hoạt.</w:t>
+      </w:r>
+    </w:p>
+    <w:p>
+      <w:pPr>
+        <w:pStyle w:val="CTDT-Bullet1"/>
+        <w:spacing w:line="288" w:lineRule="auto" w:before="0" w:after="60"/>
+      </w:pPr>
+      <w:r>
+        <w:rPr>
+          <w:rFonts w:ascii="Times New Roman" w:hAnsi="Times New Roman"/>
+          <w:b/>
+          <w:i w:val="0"/>
+          <w:sz w:val="26"/>
+        </w:rPr>
+        <w:t>Thay đổi đồng thời hoặc bản phát hành lớn:</w:t>
+      </w:r>
+      <w:r>
+        <w:rPr>
+          <w:rFonts w:ascii="Times New Roman" w:hAnsi="Times New Roman"/>
+          <w:b w:val="0"/>
+          <w:i w:val="0"/>
+          <w:sz w:val="26"/>
+        </w:rPr>
+        <w:t xml:space="preserve"> Cả hai Job đều được kích hoạt và chạy </w:t>
+      </w:r>
+      <w:r>
+        <w:rPr>
+          <w:rFonts w:ascii="Times New Roman" w:hAnsi="Times New Roman"/>
+          <w:b/>
+          <w:i w:val="0"/>
+          <w:sz w:val="26"/>
+        </w:rPr>
+        <w:t>song song đồng thời</w:t>
+      </w:r>
+      <w:r>
+        <w:rPr>
+          <w:rFonts w:ascii="Times New Roman" w:hAnsi="Times New Roman"/>
+          <w:b w:val="0"/>
+          <w:i w:val="0"/>
+          <w:sz w:val="26"/>
+        </w:rPr>
+        <w:t xml:space="preserve"> (Parallel Execution), rút ngắn một nửa thời gian chờ đợi so với mô hình chạy tuần tự.</w:t>
+      </w:r>
+    </w:p>
+    <w:p>
+      <w:pPr>
+        <w:pStyle w:val="CTDT-H3"/>
+        <w:spacing w:before="160" w:after="80"/>
+        <w:jc w:val="left"/>
+        <w:numPr>
+          <w:numId w:val="0"/>
+        </w:numPr>
+      </w:pPr>
+      <w:r>
+        <w:rPr>
+          <w:rFonts w:ascii="Times New Roman" w:hAnsi="Times New Roman"/>
+          <w:b/>
+          <w:i/>
+          <w:sz w:val="26"/>
+        </w:rPr>
+        <w:t>3.3.2. Giữ an toàn dữ liệu cơ sở dữ liệu bằng Docker Volume</w:t>
+      </w:r>
+    </w:p>
+    <w:p>
+      <w:pPr>
+        <w:pStyle w:val="CTDT-Text"/>
+        <w:spacing w:line="300" w:lineRule="auto" w:before="0" w:after="120"/>
+        <w:jc w:val="both"/>
+      </w:pPr>
+      <w:r>
+        <w:rPr>
+          <w:rFonts w:ascii="Times New Roman" w:hAnsi="Times New Roman"/>
+          <w:b w:val="0"/>
+          <w:i w:val="0"/>
+          <w:sz w:val="26"/>
+        </w:rPr>
+        <w:t xml:space="preserve">Trong tệp điều phối </w:t>
+      </w:r>
+      <w:r>
+        <w:rPr>
+          <w:rFonts w:ascii="Consolas" w:hAnsi="Consolas"/>
+          <w:b w:val="0"/>
+          <w:i w:val="0"/>
+          <w:color w:val="A31515"/>
+          <w:sz w:val="23"/>
+        </w:rPr>
+        <w:t>InlaneWeb/docker-compose.prod.yml</w:t>
+      </w:r>
+      <w:r>
+        <w:rPr>
+          <w:rFonts w:ascii="Times New Roman" w:hAnsi="Times New Roman"/>
+          <w:b w:val="0"/>
+          <w:i w:val="0"/>
+          <w:sz w:val="26"/>
+        </w:rPr>
+        <w:t xml:space="preserve">, vùng lưu trữ dữ liệu </w:t>
+      </w:r>
+      <w:r>
+        <w:rPr>
+          <w:rFonts w:ascii="Consolas" w:hAnsi="Consolas"/>
+          <w:b w:val="0"/>
+          <w:i w:val="0"/>
+          <w:color w:val="A31515"/>
+          <w:sz w:val="23"/>
+        </w:rPr>
+        <w:t>/var/lib/mysql</w:t>
+      </w:r>
+      <w:r>
+        <w:rPr>
+          <w:rFonts w:ascii="Times New Roman" w:hAnsi="Times New Roman"/>
+          <w:b w:val="0"/>
+          <w:i w:val="0"/>
+          <w:sz w:val="26"/>
+        </w:rPr>
+        <w:t xml:space="preserve"> của MariaDB được gắn kết cố định vào một Docker Named Volume mang tên </w:t>
+      </w:r>
+      <w:r>
+        <w:rPr>
+          <w:rFonts w:ascii="Consolas" w:hAnsi="Consolas"/>
+          <w:b w:val="0"/>
+          <w:i w:val="0"/>
+          <w:color w:val="A31515"/>
+          <w:sz w:val="23"/>
+        </w:rPr>
+        <w:t>db_data</w:t>
+      </w:r>
+      <w:r>
+        <w:rPr>
+          <w:rFonts w:ascii="Times New Roman" w:hAnsi="Times New Roman"/>
+          <w:b w:val="0"/>
+          <w:i w:val="0"/>
+          <w:sz w:val="26"/>
+        </w:rPr>
+        <w:t>. Trong suốt quá trình kéo image mới và tái tạo container, Docker Engine chỉ thực hiện tiêu hủy tầng tính toán tạm thời của container, toàn bộ dữ liệu vật lý trên ổ đĩa được bảo toàn nguyên vẹn 100%, loại bỏ nguy cơ mất mát dữ liệu khách hàng.</w:t>
+      </w:r>
+    </w:p>
+    <w:p>
+      <w:pPr>
+        <w:pStyle w:val="CTDT-H3"/>
+        <w:spacing w:before="160" w:after="80"/>
+        <w:jc w:val="left"/>
+        <w:numPr>
+          <w:numId w:val="0"/>
+        </w:numPr>
+      </w:pPr>
+      <w:r>
+        <w:rPr>
+          <w:rFonts w:ascii="Times New Roman" w:hAnsi="Times New Roman"/>
+          <w:b/>
+          <w:i/>
+          <w:sz w:val="26"/>
+        </w:rPr>
+        <w:t>3.3.3. Kiểm tra web hoạt động ổn định trước khi hoàn tất</w:t>
+      </w:r>
+    </w:p>
+    <w:p>
+      <w:pPr>
+        <w:pStyle w:val="CTDT-Text"/>
+        <w:spacing w:line="300" w:lineRule="auto" w:before="0" w:after="120"/>
+        <w:jc w:val="both"/>
+      </w:pPr>
+      <w:r>
+        <w:rPr>
+          <w:rFonts w:ascii="Times New Roman" w:hAnsi="Times New Roman"/>
+          <w:b w:val="0"/>
+          <w:i w:val="0"/>
+          <w:sz w:val="26"/>
+        </w:rPr>
+        <w:t>Trong các hệ thống phân tán, cơ sở dữ liệu thường cần từ 5 đến 20 giây để khởi động các tiến trình quản lý trang nhớ và kiểm tra bảng dữ liệu. Nếu kiểm tra trạng thái ngay lập tức, tiến trình kiểm tra sẽ báo lỗi giả. Pipeline đã cài đặt thuật toán kiểm tra nhịp tim vòng lặp:</w:t>
+      </w:r>
+    </w:p>
+    <w:p>
+      <w:pPr>
+        <w:pStyle w:val="CTDT-Bullet1"/>
+        <w:spacing w:line="288" w:lineRule="auto" w:before="0" w:after="60"/>
+      </w:pPr>
+      <w:r>
+        <w:rPr>
+          <w:rFonts w:ascii="Times New Roman" w:hAnsi="Times New Roman"/>
+          <w:b w:val="0"/>
+          <w:i w:val="0"/>
+          <w:sz w:val="26"/>
+        </w:rPr>
+        <w:t xml:space="preserve">Thực hiện gửi tín hiệu thăm dò liên tục tới endpoint </w:t>
+      </w:r>
+      <w:r>
+        <w:rPr>
+          <w:rFonts w:ascii="Consolas" w:hAnsi="Consolas"/>
+          <w:b w:val="0"/>
+          <w:i w:val="0"/>
+          <w:color w:val="A31515"/>
+          <w:sz w:val="23"/>
+        </w:rPr>
+        <w:t>http://127.0.0.1:8088/health</w:t>
+      </w:r>
+      <w:r>
+        <w:rPr>
+          <w:rFonts w:ascii="Times New Roman" w:hAnsi="Times New Roman"/>
+          <w:b w:val="0"/>
+          <w:i w:val="0"/>
+          <w:sz w:val="26"/>
+        </w:rPr>
+        <w:t xml:space="preserve"> trên máy chủ VPS.</w:t>
+      </w:r>
+    </w:p>
+    <w:p>
+      <w:pPr>
+        <w:pStyle w:val="CTDT-Bullet1"/>
+        <w:spacing w:line="288" w:lineRule="auto" w:before="0" w:after="60"/>
+      </w:pPr>
+      <w:r>
+        <w:rPr>
+          <w:rFonts w:ascii="Times New Roman" w:hAnsi="Times New Roman"/>
+          <w:b w:val="0"/>
+          <w:i w:val="0"/>
+          <w:sz w:val="26"/>
+        </w:rPr>
+        <w:t xml:space="preserve">Khoảng cách giữa các lần thăm dò là </w:t>
+      </w:r>
+      <m:oMath xmlns:mml="http://www.w3.org/1998/Math/MathML">
+        <m:r>
+          <m:t>T=3</m:t>
+        </m:r>
+        <m:r>
+          <m:rPr>
+            <m:nor/>
+          </m:rPr>
+          <m:t>s</m:t>
+        </m:r>
+      </m:oMath>
+      <w:r>
+        <w:rPr>
+          <w:rFonts w:ascii="Times New Roman" w:hAnsi="Times New Roman"/>
+          <w:b w:val="0"/>
+          <w:i w:val="0"/>
+          <w:sz w:val="26"/>
+        </w:rPr>
+        <w:t xml:space="preserve">, với số lần thử tối đa </w:t>
+      </w:r>
+      <m:oMath xmlns:mml="http://www.w3.org/1998/Math/MathML">
+        <m:r>
+          <m:t>N=30</m:t>
+        </m:r>
+      </m:oMath>
+      <w:r>
+        <w:rPr>
+          <w:rFonts w:ascii="Times New Roman" w:hAnsi="Times New Roman"/>
+          <w:b w:val="0"/>
+          <w:i w:val="0"/>
+          <w:sz w:val="26"/>
+        </w:rPr>
+        <w:t xml:space="preserve"> (tổng thời gian chịu lỗi tối đa 90 giây).</w:t>
+      </w:r>
+    </w:p>
+    <w:p>
+      <w:pPr>
+        <w:pStyle w:val="CTDT-Bullet1"/>
+        <w:spacing w:line="288" w:lineRule="auto" w:before="0" w:after="60"/>
+      </w:pPr>
+      <w:r>
+        <w:rPr>
+          <w:rFonts w:ascii="Times New Roman" w:hAnsi="Times New Roman"/>
+          <w:b w:val="0"/>
+          <w:i w:val="0"/>
+          <w:sz w:val="26"/>
+        </w:rPr>
+        <w:t xml:space="preserve">Nếu nhận được phản hồi HTTP 200, tiến trình triển khai được công nhận thành công ngay lập tức. Nếu sau 90 giây endpoint vẫn không phản hồi, quy trình tự động trích xuất toàn bộ log của container </w:t>
+      </w:r>
+      <w:r>
+        <w:rPr>
+          <w:rFonts w:ascii="Consolas" w:hAnsi="Consolas"/>
+          <w:b w:val="0"/>
+          <w:i w:val="0"/>
+          <w:color w:val="A31515"/>
+          <w:sz w:val="23"/>
+        </w:rPr>
+        <w:t>ilfreight_web</w:t>
+      </w:r>
+      <w:r>
+        <w:rPr>
+          <w:rFonts w:ascii="Times New Roman" w:hAnsi="Times New Roman"/>
+          <w:b w:val="0"/>
+          <w:i w:val="0"/>
+          <w:sz w:val="26"/>
+        </w:rPr>
+        <w:t xml:space="preserve"> và </w:t>
+      </w:r>
+      <w:r>
+        <w:rPr>
+          <w:rFonts w:ascii="Consolas" w:hAnsi="Consolas"/>
+          <w:b w:val="0"/>
+          <w:i w:val="0"/>
+          <w:color w:val="A31515"/>
+          <w:sz w:val="23"/>
+        </w:rPr>
+        <w:t>ilfreight_db</w:t>
+      </w:r>
+      <w:r>
+        <w:rPr>
+          <w:rFonts w:ascii="Times New Roman" w:hAnsi="Times New Roman"/>
+          <w:b w:val="0"/>
+          <w:i w:val="0"/>
+          <w:sz w:val="26"/>
+        </w:rPr>
+        <w:t xml:space="preserve"> để lập tức thông báo sự cố cho kỹ sư vận hành.</w:t>
+      </w:r>
+    </w:p>
+    <w:p>
+      <w:pPr>
+        <w:pStyle w:val="CTDT-H3"/>
+        <w:spacing w:before="160" w:after="80"/>
+        <w:jc w:val="left"/>
+        <w:numPr>
+          <w:numId w:val="0"/>
+        </w:numPr>
+      </w:pPr>
+      <w:r>
+        <w:rPr>
+          <w:rFonts w:ascii="Times New Roman" w:hAnsi="Times New Roman"/>
+          <w:b/>
+          <w:i/>
+          <w:sz w:val="26"/>
+        </w:rPr>
+        <w:t>3.3.4. Phân lập không gian dự án Docker Compose tránh xóa nhầm container</w:t>
+      </w:r>
+    </w:p>
+    <w:p>
+      <w:pPr>
+        <w:pStyle w:val="CTDT-Text"/>
+        <w:spacing w:line="300" w:lineRule="auto" w:before="0" w:after="120"/>
+        <w:jc w:val="both"/>
+      </w:pPr>
+      <w:r>
+        <w:rPr>
+          <w:rFonts w:ascii="Times New Roman" w:hAnsi="Times New Roman"/>
+          <w:b w:val="0"/>
+          <w:i w:val="0"/>
+          <w:sz w:val="26"/>
+        </w:rPr>
+        <w:t xml:space="preserve">Khi đặt cả hai tệp </w:t>
+      </w:r>
+      <w:r>
+        <w:rPr>
+          <w:rFonts w:ascii="Consolas" w:hAnsi="Consolas"/>
+          <w:b w:val="0"/>
+          <w:i w:val="0"/>
+          <w:color w:val="A31515"/>
+          <w:sz w:val="23"/>
+        </w:rPr>
+        <w:t>docker-compose.monitoring.yml</w:t>
+      </w:r>
+      <w:r>
+        <w:rPr>
+          <w:rFonts w:ascii="Times New Roman" w:hAnsi="Times New Roman"/>
+          <w:b w:val="0"/>
+          <w:i w:val="0"/>
+          <w:sz w:val="26"/>
+        </w:rPr>
+        <w:t xml:space="preserve"> và </w:t>
+      </w:r>
+      <w:r>
+        <w:rPr>
+          <w:rFonts w:ascii="Consolas" w:hAnsi="Consolas"/>
+          <w:b w:val="0"/>
+          <w:i w:val="0"/>
+          <w:color w:val="A31515"/>
+          <w:sz w:val="23"/>
+        </w:rPr>
+        <w:t>docker-compose.prod.yml</w:t>
+      </w:r>
+      <w:r>
+        <w:rPr>
+          <w:rFonts w:ascii="Times New Roman" w:hAnsi="Times New Roman"/>
+          <w:b w:val="0"/>
+          <w:i w:val="0"/>
+          <w:sz w:val="26"/>
+        </w:rPr>
+        <w:t xml:space="preserve"> trong cùng thư mục </w:t>
+      </w:r>
+      <w:r>
+        <w:rPr>
+          <w:rFonts w:ascii="Consolas" w:hAnsi="Consolas"/>
+          <w:b w:val="0"/>
+          <w:i w:val="0"/>
+          <w:color w:val="A31515"/>
+          <w:sz w:val="23"/>
+        </w:rPr>
+        <w:t>/opt/inlaneweb</w:t>
+      </w:r>
+      <w:r>
+        <w:rPr>
+          <w:rFonts w:ascii="Times New Roman" w:hAnsi="Times New Roman"/>
+          <w:b w:val="0"/>
+          <w:i w:val="0"/>
+          <w:sz w:val="26"/>
+        </w:rPr>
+        <w:t>, mặc định Docker Compose sẽ gán tên project theo tên thư mục (</w:t>
+      </w:r>
+      <w:r>
+        <w:rPr>
+          <w:rFonts w:ascii="Consolas" w:hAnsi="Consolas"/>
+          <w:b w:val="0"/>
+          <w:i w:val="0"/>
+          <w:color w:val="A31515"/>
+          <w:sz w:val="23"/>
+        </w:rPr>
+        <w:t>inlaneweb</w:t>
+      </w:r>
+      <w:r>
+        <w:rPr>
+          <w:rFonts w:ascii="Times New Roman" w:hAnsi="Times New Roman"/>
+          <w:b w:val="0"/>
+          <w:i w:val="0"/>
+          <w:sz w:val="26"/>
+        </w:rPr>
+        <w:t xml:space="preserve">). Do đó, cờ </w:t>
+      </w:r>
+      <w:r>
+        <w:rPr>
+          <w:rFonts w:ascii="Consolas" w:hAnsi="Consolas"/>
+          <w:b w:val="0"/>
+          <w:i w:val="0"/>
+          <w:color w:val="A31515"/>
+          <w:sz w:val="23"/>
+        </w:rPr>
+        <w:t>--remove-orphans</w:t>
+      </w:r>
+      <w:r>
+        <w:rPr>
+          <w:rFonts w:ascii="Times New Roman" w:hAnsi="Times New Roman"/>
+          <w:b w:val="0"/>
+          <w:i w:val="0"/>
+          <w:sz w:val="26"/>
+        </w:rPr>
+        <w:t xml:space="preserve"> của khối web sẽ hiểu nhầm các container giám sát là mồ côi và tiêu hủy chúng. Hệ thống giải quyết triệt để vấn đề này bằng cách:</w:t>
+      </w:r>
+    </w:p>
+    <w:p>
+      <w:pPr>
+        <w:pStyle w:val="CTDT-Bullet1"/>
+        <w:spacing w:line="288" w:lineRule="auto" w:before="0" w:after="60"/>
+      </w:pPr>
+      <w:r>
+        <w:rPr>
+          <w:rFonts w:ascii="Times New Roman" w:hAnsi="Times New Roman"/>
+          <w:b w:val="0"/>
+          <w:i w:val="0"/>
+          <w:sz w:val="26"/>
+        </w:rPr>
+        <w:t xml:space="preserve">Khối giám sát: Khai báo </w:t>
+      </w:r>
+      <w:r>
+        <w:rPr>
+          <w:rFonts w:ascii="Consolas" w:hAnsi="Consolas"/>
+          <w:b w:val="0"/>
+          <w:i w:val="0"/>
+          <w:color w:val="A31515"/>
+          <w:sz w:val="23"/>
+        </w:rPr>
+        <w:t>name: inlaneweb-monitoring</w:t>
+      </w:r>
+      <w:r>
+        <w:rPr>
+          <w:rFonts w:ascii="Times New Roman" w:hAnsi="Times New Roman"/>
+          <w:b w:val="0"/>
+          <w:i w:val="0"/>
+          <w:sz w:val="26"/>
+        </w:rPr>
+        <w:t xml:space="preserve"> và chạy với </w:t>
+      </w:r>
+      <w:r>
+        <w:rPr>
+          <w:rFonts w:ascii="Consolas" w:hAnsi="Consolas"/>
+          <w:b w:val="0"/>
+          <w:i w:val="0"/>
+          <w:color w:val="A31515"/>
+          <w:sz w:val="23"/>
+        </w:rPr>
+        <w:t>-p inlaneweb-monitoring</w:t>
+      </w:r>
+      <w:r>
+        <w:rPr>
+          <w:rFonts w:ascii="Times New Roman" w:hAnsi="Times New Roman"/>
+          <w:b w:val="0"/>
+          <w:i w:val="0"/>
+          <w:sz w:val="26"/>
+        </w:rPr>
+        <w:t>.</w:t>
+      </w:r>
+    </w:p>
+    <w:p>
+      <w:pPr>
+        <w:pStyle w:val="CTDT-Bullet1"/>
+        <w:spacing w:line="288" w:lineRule="auto" w:before="0" w:after="60"/>
+      </w:pPr>
+      <w:r>
+        <w:rPr>
+          <w:rFonts w:ascii="Times New Roman" w:hAnsi="Times New Roman"/>
+          <w:b w:val="0"/>
+          <w:i w:val="0"/>
+          <w:sz w:val="26"/>
+        </w:rPr>
+        <w:t xml:space="preserve">Khối web: Khai báo </w:t>
+      </w:r>
+      <w:r>
+        <w:rPr>
+          <w:rFonts w:ascii="Consolas" w:hAnsi="Consolas"/>
+          <w:b w:val="0"/>
+          <w:i w:val="0"/>
+          <w:color w:val="A31515"/>
+          <w:sz w:val="23"/>
+        </w:rPr>
+        <w:t>name: inlaneweb-prod</w:t>
+      </w:r>
+      <w:r>
+        <w:rPr>
+          <w:rFonts w:ascii="Times New Roman" w:hAnsi="Times New Roman"/>
+          <w:b w:val="0"/>
+          <w:i w:val="0"/>
+          <w:sz w:val="26"/>
+        </w:rPr>
+        <w:t xml:space="preserve"> và chạy với </w:t>
+      </w:r>
+      <w:r>
+        <w:rPr>
+          <w:rFonts w:ascii="Consolas" w:hAnsi="Consolas"/>
+          <w:b w:val="0"/>
+          <w:i w:val="0"/>
+          <w:color w:val="A31515"/>
+          <w:sz w:val="23"/>
+        </w:rPr>
+        <w:t>-p inlaneweb-prod</w:t>
+      </w:r>
+      <w:r>
+        <w:rPr>
+          <w:rFonts w:ascii="Times New Roman" w:hAnsi="Times New Roman"/>
+          <w:b w:val="0"/>
+          <w:i w:val="0"/>
+          <w:sz w:val="26"/>
+        </w:rPr>
+        <w:t>.</w:t>
+      </w:r>
+    </w:p>
+    <w:p>
+      <w:pPr>
+        <w:pStyle w:val="CTDT-Bullet1"/>
+        <w:spacing w:line="288" w:lineRule="auto" w:before="0" w:after="60"/>
+      </w:pPr>
+      <w:r>
+        <w:rPr>
+          <w:rFonts w:ascii="Times New Roman" w:hAnsi="Times New Roman"/>
+          <w:b w:val="0"/>
+          <w:i w:val="0"/>
+          <w:sz w:val="26"/>
+        </w:rPr>
+        <w:t>Cấu hình thực thi song song độc lập (</w:t>
+      </w:r>
+      <w:r>
+        <w:rPr>
+          <w:rFonts w:ascii="Consolas" w:hAnsi="Consolas"/>
+          <w:b w:val="0"/>
+          <w:i w:val="0"/>
+          <w:color w:val="A31515"/>
+          <w:sz w:val="23"/>
+        </w:rPr>
+        <w:t>needs: [production_smoke_test]</w:t>
+      </w:r>
+      <w:r>
+        <w:rPr>
+          <w:rFonts w:ascii="Times New Roman" w:hAnsi="Times New Roman"/>
+          <w:b w:val="0"/>
+          <w:i w:val="0"/>
+          <w:sz w:val="26"/>
+        </w:rPr>
+        <w:t xml:space="preserve"> cho cả hai Job): Tách biệt hoàn toàn luồng chuyển giao của hai khối dịch vụ, cho phép hệ thống triển khai chỉ ứng dụng web, chỉ cụm giám sát, hoặc đồng thời cả hai mà không gây phụ thuộc chéo hay xung đột định danh.</w:t>
+      </w:r>
+    </w:p>
+    <w:p>
+      <w:pPr>
+        <w:pStyle w:val="CTDT-H2"/>
+        <w:spacing w:before="200" w:after="120"/>
+        <w:jc w:val="left"/>
+        <w:numPr>
+          <w:numId w:val="0"/>
+        </w:numPr>
+      </w:pPr>
+      <w:r>
+        <w:rPr>
+          <w:rFonts w:ascii="Times New Roman" w:hAnsi="Times New Roman"/>
+          <w:b/>
+          <w:i w:val="0"/>
+          <w:sz w:val="27"/>
+        </w:rPr>
+        <w:t>3.4. Cấu hình tên miền, SSL và Reverse Proxy kép qua Nginx Proxy Manager</w:t>
+      </w:r>
+    </w:p>
+    <w:p>
+      <w:pPr>
+        <w:pStyle w:val="CTDT-Text"/>
+        <w:spacing w:line="300" w:lineRule="auto" w:before="0" w:after="120"/>
+        <w:jc w:val="both"/>
+      </w:pPr>
+      <w:r>
+        <w:rPr>
+          <w:rFonts w:ascii="Times New Roman" w:hAnsi="Times New Roman"/>
+          <w:b w:val="0"/>
+          <w:i w:val="0"/>
+          <w:sz w:val="26"/>
+        </w:rPr>
+        <w:t xml:space="preserve">Tại máy chủ Production VPS, công cụ Nginx Proxy Manager đóng vai trò là Reverse Proxy trung tâm, tiếp nhận lưu lượng truy cập Internet qua các cổng tiêu chuẩn </w:t>
+      </w:r>
+      <w:r>
+        <w:rPr>
+          <w:rFonts w:ascii="Consolas" w:hAnsi="Consolas"/>
+          <w:b w:val="0"/>
+          <w:i w:val="0"/>
+          <w:color w:val="A31515"/>
+          <w:sz w:val="23"/>
+        </w:rPr>
+        <w:t>80</w:t>
+      </w:r>
+      <w:r>
+        <w:rPr>
+          <w:rFonts w:ascii="Times New Roman" w:hAnsi="Times New Roman"/>
+          <w:b w:val="0"/>
+          <w:i w:val="0"/>
+          <w:sz w:val="26"/>
+        </w:rPr>
+        <w:t xml:space="preserve"> và </w:t>
+      </w:r>
+      <w:r>
+        <w:rPr>
+          <w:rFonts w:ascii="Consolas" w:hAnsi="Consolas"/>
+          <w:b w:val="0"/>
+          <w:i w:val="0"/>
+          <w:color w:val="A31515"/>
+          <w:sz w:val="23"/>
+        </w:rPr>
+        <w:t>443</w:t>
+      </w:r>
+      <w:r>
+        <w:rPr>
+          <w:rFonts w:ascii="Times New Roman" w:hAnsi="Times New Roman"/>
+          <w:b w:val="0"/>
+          <w:i w:val="0"/>
+          <w:sz w:val="26"/>
+        </w:rPr>
+        <w:t xml:space="preserve"> rồi điều phối vào mạng nội bộ Docker </w:t>
+      </w:r>
+      <w:r>
+        <w:rPr>
+          <w:rFonts w:ascii="Consolas" w:hAnsi="Consolas"/>
+          <w:b w:val="0"/>
+          <w:i w:val="0"/>
+          <w:color w:val="A31515"/>
+          <w:sz w:val="23"/>
+        </w:rPr>
+        <w:t>inlaneweb_net</w:t>
+      </w:r>
+      <w:r>
+        <w:rPr>
+          <w:rFonts w:ascii="Times New Roman" w:hAnsi="Times New Roman"/>
+          <w:b w:val="0"/>
+          <w:i w:val="0"/>
+          <w:sz w:val="26"/>
+        </w:rPr>
+        <w:t>:</w:t>
+      </w:r>
+    </w:p>
+    <w:p>
+      <w:pPr>
+        <w:pStyle w:val="CTDT-Text"/>
+        <w:spacing w:line="300" w:lineRule="auto" w:before="40" w:after="80"/>
+        <w:ind w:left="360"/>
+      </w:pPr>
+      <w:r>
+        <w:rPr>
+          <w:rFonts w:ascii="Times New Roman" w:hAnsi="Times New Roman"/>
+          <w:b/>
+          <w:sz w:val="26"/>
+        </w:rPr>
+        <w:t xml:space="preserve">1. </w:t>
+      </w:r>
+      <w:r>
+        <w:rPr>
+          <w:rFonts w:ascii="Times New Roman" w:hAnsi="Times New Roman"/>
+          <w:b/>
+          <w:i w:val="0"/>
+          <w:sz w:val="26"/>
+        </w:rPr>
+        <w:t>Cổng thông tin logistics (`inlaneweb.ecotools.online`):</w:t>
+      </w:r>
+    </w:p>
+    <w:p>
+      <w:pPr>
+        <w:pStyle w:val="CTDT-Bullet2"/>
+        <w:spacing w:line="288" w:lineRule="auto" w:before="0" w:after="60"/>
+      </w:pPr>
+      <w:r>
+        <w:rPr>
+          <w:rFonts w:ascii="Times New Roman" w:hAnsi="Times New Roman"/>
+          <w:b w:val="0"/>
+          <w:i w:val="0"/>
+          <w:sz w:val="26"/>
+        </w:rPr>
+        <w:t xml:space="preserve">Định tuyến lưu lượng vào container </w:t>
+      </w:r>
+      <w:r>
+        <w:rPr>
+          <w:rFonts w:ascii="Consolas" w:hAnsi="Consolas"/>
+          <w:b w:val="0"/>
+          <w:i w:val="0"/>
+          <w:color w:val="A31515"/>
+          <w:sz w:val="23"/>
+        </w:rPr>
+        <w:t>ilfreight_web</w:t>
+      </w:r>
+      <w:r>
+        <w:rPr>
+          <w:rFonts w:ascii="Times New Roman" w:hAnsi="Times New Roman"/>
+          <w:b w:val="0"/>
+          <w:i w:val="0"/>
+          <w:sz w:val="26"/>
+        </w:rPr>
+        <w:t xml:space="preserve"> trên cổng </w:t>
+      </w:r>
+      <w:r>
+        <w:rPr>
+          <w:rFonts w:ascii="Consolas" w:hAnsi="Consolas"/>
+          <w:b w:val="0"/>
+          <w:i w:val="0"/>
+          <w:color w:val="A31515"/>
+          <w:sz w:val="23"/>
+        </w:rPr>
+        <w:t>80</w:t>
+      </w:r>
+      <w:r>
+        <w:rPr>
+          <w:rFonts w:ascii="Times New Roman" w:hAnsi="Times New Roman"/>
+          <w:b w:val="0"/>
+          <w:i w:val="0"/>
+          <w:sz w:val="26"/>
+        </w:rPr>
+        <w:t>.</w:t>
+      </w:r>
+    </w:p>
+    <w:p>
+      <w:pPr>
+        <w:pStyle w:val="CTDT-Bullet2"/>
+        <w:spacing w:line="288" w:lineRule="auto" w:before="0" w:after="60"/>
+      </w:pPr>
+      <w:r>
+        <w:rPr>
+          <w:rFonts w:ascii="Times New Roman" w:hAnsi="Times New Roman"/>
+          <w:b w:val="0"/>
+          <w:i w:val="0"/>
+          <w:sz w:val="26"/>
+        </w:rPr>
+        <w:t xml:space="preserve">Cấu hình kết nối Docker Network: Container </w:t>
+      </w:r>
+      <w:r>
+        <w:rPr>
+          <w:rFonts w:ascii="Consolas" w:hAnsi="Consolas"/>
+          <w:b w:val="0"/>
+          <w:i w:val="0"/>
+          <w:color w:val="A31515"/>
+          <w:sz w:val="23"/>
+        </w:rPr>
+        <w:t>proxy-manager-app-1</w:t>
+      </w:r>
+      <w:r>
+        <w:rPr>
+          <w:rFonts w:ascii="Times New Roman" w:hAnsi="Times New Roman"/>
+          <w:b w:val="0"/>
+          <w:i w:val="0"/>
+          <w:sz w:val="26"/>
+        </w:rPr>
+        <w:t xml:space="preserve"> được kết nối trực tiếp vào mạng </w:t>
+      </w:r>
+      <w:r>
+        <w:rPr>
+          <w:rFonts w:ascii="Consolas" w:hAnsi="Consolas"/>
+          <w:b w:val="0"/>
+          <w:i w:val="0"/>
+          <w:color w:val="A31515"/>
+          <w:sz w:val="23"/>
+        </w:rPr>
+        <w:t>inlaneweb_net</w:t>
+      </w:r>
+      <w:r>
+        <w:rPr>
+          <w:rFonts w:ascii="Times New Roman" w:hAnsi="Times New Roman"/>
+          <w:b w:val="0"/>
+          <w:i w:val="0"/>
+          <w:sz w:val="26"/>
+        </w:rPr>
+        <w:t xml:space="preserve"> (</w:t>
+      </w:r>
+      <w:r>
+        <w:rPr>
+          <w:rFonts w:ascii="Consolas" w:hAnsi="Consolas"/>
+          <w:b w:val="0"/>
+          <w:i w:val="0"/>
+          <w:color w:val="A31515"/>
+          <w:sz w:val="23"/>
+        </w:rPr>
+        <w:t>docker network connect inlaneweb_net proxy-manager-app-1</w:t>
+      </w:r>
+      <w:r>
+        <w:rPr>
+          <w:rFonts w:ascii="Times New Roman" w:hAnsi="Times New Roman"/>
+          <w:b w:val="0"/>
+          <w:i w:val="0"/>
+          <w:sz w:val="26"/>
+        </w:rPr>
+        <w:t>), cho phép Nginx phân giải hostname container nội bộ mà không cần phụ thuộc vào IP tĩnh của máy chủ.</w:t>
+      </w:r>
+    </w:p>
+    <w:p>
+      <w:pPr>
+        <w:pStyle w:val="CTDT-Text"/>
+        <w:spacing w:line="300" w:lineRule="auto" w:before="40" w:after="80"/>
+        <w:ind w:left="360"/>
+      </w:pPr>
+      <w:r>
+        <w:rPr>
+          <w:rFonts w:ascii="Times New Roman" w:hAnsi="Times New Roman"/>
+          <w:b/>
+          <w:sz w:val="26"/>
+        </w:rPr>
+        <w:t xml:space="preserve">2. </w:t>
+      </w:r>
+      <w:r>
+        <w:rPr>
+          <w:rFonts w:ascii="Times New Roman" w:hAnsi="Times New Roman"/>
+          <w:b/>
+          <w:i w:val="0"/>
+          <w:sz w:val="26"/>
+        </w:rPr>
+        <w:t>Cổng giám sát an ninh tập trung (`grafana.ecotools.online`):</w:t>
+      </w:r>
+    </w:p>
+    <w:p>
+      <w:pPr>
+        <w:pStyle w:val="CTDT-Bullet2"/>
+        <w:spacing w:line="288" w:lineRule="auto" w:before="0" w:after="60"/>
+      </w:pPr>
+      <w:r>
+        <w:rPr>
+          <w:rFonts w:ascii="Times New Roman" w:hAnsi="Times New Roman"/>
+          <w:b w:val="0"/>
+          <w:i w:val="0"/>
+          <w:sz w:val="26"/>
+        </w:rPr>
+        <w:t xml:space="preserve">Định tuyến lưu lượng vào container </w:t>
+      </w:r>
+      <w:r>
+        <w:rPr>
+          <w:rFonts w:ascii="Consolas" w:hAnsi="Consolas"/>
+          <w:b w:val="0"/>
+          <w:i w:val="0"/>
+          <w:color w:val="A31515"/>
+          <w:sz w:val="23"/>
+        </w:rPr>
+        <w:t>ilfreight_grafana</w:t>
+      </w:r>
+      <w:r>
+        <w:rPr>
+          <w:rFonts w:ascii="Times New Roman" w:hAnsi="Times New Roman"/>
+          <w:b w:val="0"/>
+          <w:i w:val="0"/>
+          <w:sz w:val="26"/>
+        </w:rPr>
+        <w:t xml:space="preserve"> trên cổng </w:t>
+      </w:r>
+      <w:r>
+        <w:rPr>
+          <w:rFonts w:ascii="Consolas" w:hAnsi="Consolas"/>
+          <w:b w:val="0"/>
+          <w:i w:val="0"/>
+          <w:color w:val="A31515"/>
+          <w:sz w:val="23"/>
+        </w:rPr>
+        <w:t>3000</w:t>
+      </w:r>
+      <w:r>
+        <w:rPr>
+          <w:rFonts w:ascii="Times New Roman" w:hAnsi="Times New Roman"/>
+          <w:b w:val="0"/>
+          <w:i w:val="0"/>
+          <w:sz w:val="26"/>
+        </w:rPr>
+        <w:t>.</w:t>
+      </w:r>
+    </w:p>
+    <w:p>
+      <w:pPr>
+        <w:pStyle w:val="CTDT-Bullet2"/>
+        <w:spacing w:line="288" w:lineRule="auto" w:before="0" w:after="60"/>
+      </w:pPr>
+      <w:r>
+        <w:rPr>
+          <w:rFonts w:ascii="Times New Roman" w:hAnsi="Times New Roman"/>
+          <w:b w:val="0"/>
+          <w:i w:val="0"/>
+          <w:sz w:val="26"/>
+        </w:rPr>
+        <w:t>Kích hoạt tùy chọn Websockets Support trong Nginx Proxy Manager để duy trì kết nối WebSocket bền vững hai chiều giữa trình duyệt quản trị viên và máy chủ Grafana, phục vụ việc đẩy dữ liệu log và biểu đồ thời gian thực mà không gây trễ.</w:t>
+      </w:r>
+    </w:p>
+    <w:p>
+      <w:pPr>
+        <w:pStyle w:val="CTDT-Text"/>
+        <w:spacing w:line="300" w:lineRule="auto" w:before="40" w:after="80"/>
+        <w:ind w:left="360"/>
+      </w:pPr>
+      <w:r>
+        <w:rPr>
+          <w:rFonts w:ascii="Times New Roman" w:hAnsi="Times New Roman"/>
+          <w:b/>
+          <w:sz w:val="26"/>
+        </w:rPr>
+        <w:t xml:space="preserve">3. </w:t>
+      </w:r>
+      <w:r>
+        <w:rPr>
+          <w:rFonts w:ascii="Times New Roman" w:hAnsi="Times New Roman"/>
+          <w:b/>
+          <w:i w:val="0"/>
+          <w:sz w:val="26"/>
+        </w:rPr>
+        <w:t>Mô hình bảo vệ SSL đa lớp:</w:t>
+      </w:r>
+    </w:p>
+    <w:p>
+      <w:pPr>
+        <w:pStyle w:val="CTDT-Bullet2"/>
+        <w:spacing w:line="288" w:lineRule="auto" w:before="0" w:after="60"/>
+      </w:pPr>
+      <w:r>
+        <w:rPr>
+          <w:rFonts w:ascii="Times New Roman" w:hAnsi="Times New Roman"/>
+          <w:b w:val="0"/>
+          <w:i w:val="0"/>
+          <w:sz w:val="26"/>
+        </w:rPr>
+        <w:t>Sử dụng chứng chỉ số SSL do Cloudflare cấp phát phối hợp cùng chứng chỉ số Let's Encrypt / Custom SSL trên Nginx Proxy Manager.</w:t>
+      </w:r>
+    </w:p>
+    <w:p>
+      <w:pPr>
+        <w:pStyle w:val="CTDT-Bullet2"/>
+        <w:spacing w:line="288" w:lineRule="auto" w:before="0" w:after="60"/>
+      </w:pPr>
+      <w:r>
+        <w:rPr>
+          <w:rFonts w:ascii="Times New Roman" w:hAnsi="Times New Roman"/>
+          <w:b w:val="0"/>
+          <w:i w:val="0"/>
+          <w:sz w:val="26"/>
+        </w:rPr>
+        <w:t>Kích hoạt chế độ mã hóa Full Strict SSL, bật cờ bảo vệ HSTS (</w:t>
+      </w:r>
+      <w:r>
+        <w:rPr>
+          <w:rFonts w:ascii="Consolas" w:hAnsi="Consolas"/>
+          <w:b w:val="0"/>
+          <w:i w:val="0"/>
+          <w:color w:val="A31515"/>
+          <w:sz w:val="23"/>
+        </w:rPr>
+        <w:t>max-age=63072000; includeSubDomains; preload</w:t>
+      </w:r>
+      <w:r>
+        <w:rPr>
+          <w:rFonts w:ascii="Times New Roman" w:hAnsi="Times New Roman"/>
+          <w:b w:val="0"/>
+          <w:i w:val="0"/>
+          <w:sz w:val="26"/>
+        </w:rPr>
+        <w:t>) và chuyển hướng bắt buộc toàn bộ lưu lượng HTTP sang HTTPS. Toàn bộ dữ liệu truyền nhận qua mạng Internet đều được mã hóa tuyệt đối, ngăn chặn triệt để nguy cơ tấn công trung gian nghe lén.</w:t>
+      </w:r>
+    </w:p>
+    <w:p>
+      <w:r>
+        <w:br w:type="page"/>
+      </w:r>
+    </w:p>
+    <w:p>
+      <w:pPr>
+        <w:pStyle w:val="CTDT-H1"/>
+        <w:spacing w:before="280" w:after="320"/>
+        <w:jc w:val="center"/>
+        <w:numPr>
+          <w:numId w:val="0"/>
+        </w:numPr>
+      </w:pPr>
+      <w:r>
+        <w:rPr>
+          <w:rFonts w:ascii="Times New Roman" w:hAnsi="Times New Roman"/>
+          <w:b/>
+          <w:i w:val="0"/>
+          <w:sz w:val="28"/>
+        </w:rPr>
+        <w:t>CHƯƠNG 4: HỆ THỐNG GIÁM SÁT VÀ TỰ ĐỘNG KHÔI PHỤC</w:t>
+      </w:r>
+    </w:p>
+    <w:p>
+      <w:pPr>
+        <w:pStyle w:val="CTDT-H2"/>
+        <w:spacing w:before="200" w:after="120"/>
+        <w:jc w:val="left"/>
+        <w:numPr>
+          <w:numId w:val="0"/>
+        </w:numPr>
+      </w:pPr>
+      <w:r>
+        <w:rPr>
+          <w:rFonts w:ascii="Times New Roman" w:hAnsi="Times New Roman"/>
+          <w:b/>
+          <w:i w:val="0"/>
+          <w:sz w:val="27"/>
+        </w:rPr>
+        <w:t>4.1. Tách biệt log ứng dụng và log truy cập web</w:t>
+      </w:r>
+    </w:p>
+    <w:p>
+      <w:pPr>
+        <w:pStyle w:val="CTDT-Text"/>
+        <w:spacing w:line="300" w:lineRule="auto" w:before="0" w:after="120"/>
+        <w:jc w:val="both"/>
+      </w:pPr>
+      <w:r>
+        <w:rPr>
+          <w:rFonts w:ascii="Times New Roman" w:hAnsi="Times New Roman"/>
+          <w:b w:val="0"/>
+          <w:i w:val="0"/>
+          <w:sz w:val="26"/>
+        </w:rPr>
+        <w:t>Để phục vụ công tác điều tra sự cố và phát hiện tấn công mạng một cách nhanh chóng và chính xác, kiến trúc thu thập nhật ký được phân chia thành hai luồng dữ liệu độc lập:</w:t>
+      </w:r>
+    </w:p>
+    <w:p>
+      <w:pPr>
+        <w:spacing w:before="160" w:after="80"/>
+        <w:jc w:val="center"/>
+      </w:pPr>
+      <w:r>
+        <w:drawing>
+          <wp:inline xmlns:a="http://schemas.openxmlformats.org/drawingml/2006/main" xmlns:pic="http://schemas.openxmlformats.org/drawingml/2006/picture">
+            <wp:extent cx="5669280" cy="9343055"/>
+            <wp:docPr id="74" name="Picture 74"/>
+            <wp:cNvGraphicFramePr>
+              <a:graphicFrameLocks noChangeAspect="1"/>
+            </wp:cNvGraphicFramePr>
+            <a:graphic>
+              <a:graphicData uri="http://schemas.openxmlformats.org/drawingml/2006/picture">
+                <pic:pic>
+                  <pic:nvPicPr>
+                    <pic:cNvPr id="0" name="diagram_dual_stream.png"/>
+                    <pic:cNvPicPr/>
+                  </pic:nvPicPr>
+                  <pic:blipFill>
+                    <a:blip r:embed="rId23"/>
+                    <a:stretch>
+                      <a:fillRect/>
+                    </a:stretch>
+                  </pic:blipFill>
+                  <pic:spPr>
+                    <a:xfrm>
+                      <a:off x="0" y="0"/>
+                      <a:ext cx="5669280" cy="9343055"/>
+                    </a:xfrm>
+                    <a:prstGeom prst="rect"/>
+                  </pic:spPr>
+                </pic:pic>
+              </a:graphicData>
+            </a:graphic>
+          </wp:inline>
+        </w:drawing>
+      </w:r>
+    </w:p>
+    <w:p>
+      <w:pPr>
+        <w:pStyle w:val="CTDT-Hinh"/>
+        <w:spacing w:before="80" w:after="240"/>
+        <w:jc w:val="center"/>
+        <w:numPr>
+          <w:numId w:val="0"/>
+        </w:numPr>
+      </w:pPr>
+      <w:r>
+        <w:rPr>
+          <w:rFonts w:ascii="Times New Roman" w:hAnsi="Times New Roman"/>
+          <w:b/>
+          <w:i/>
+          <w:sz w:val="24"/>
+        </w:rPr>
+        <w:t>Hình 4.1: Kiến trúc thu thập nhật ký phân tán Dual-Stream Logging với Promtail và Loki</w:t>
+      </w:r>
+    </w:p>
+    <w:p>
+      <w:pPr>
+        <w:pStyle w:val="CTDT-Text"/>
+        <w:spacing w:line="300" w:lineRule="auto" w:before="40" w:after="80"/>
+        <w:ind w:left="360"/>
+      </w:pPr>
+      <w:r>
+        <w:rPr>
+          <w:rFonts w:ascii="Times New Roman" w:hAnsi="Times New Roman"/>
+          <w:b/>
+          <w:sz w:val="26"/>
+        </w:rPr>
+        <w:t xml:space="preserve">1. </w:t>
+      </w:r>
+      <w:r>
+        <w:rPr>
+          <w:rFonts w:ascii="Times New Roman" w:hAnsi="Times New Roman"/>
+          <w:b/>
+          <w:i w:val="0"/>
+          <w:sz w:val="26"/>
+        </w:rPr>
+        <w:t>Luồng 1 — Chẩn đoán lỗi nội bộ ứng dụng:</w:t>
+      </w:r>
+    </w:p>
+    <w:p>
+      <w:pPr>
+        <w:pStyle w:val="CTDT-Text"/>
+        <w:spacing w:line="300" w:lineRule="auto" w:before="0" w:after="120"/>
+        <w:jc w:val="both"/>
+      </w:pPr>
+      <w:r>
+        <w:rPr>
+          <w:rFonts w:ascii="Times New Roman" w:hAnsi="Times New Roman"/>
+          <w:b w:val="0"/>
+          <w:i w:val="0"/>
+          <w:sz w:val="26"/>
+        </w:rPr>
+        <w:t xml:space="preserve">Được quản lý thông qua lớp nghiệp vụ độc lập </w:t>
+      </w:r>
+      <w:r>
+        <w:rPr>
+          <w:rFonts w:ascii="Consolas" w:hAnsi="Consolas"/>
+          <w:b w:val="0"/>
+          <w:i w:val="0"/>
+          <w:color w:val="A31515"/>
+          <w:sz w:val="23"/>
+        </w:rPr>
+        <w:t>InlaneLogger</w:t>
+      </w:r>
+      <w:r>
+        <w:rPr>
+          <w:rFonts w:ascii="Times New Roman" w:hAnsi="Times New Roman"/>
+          <w:b w:val="0"/>
+          <w:i w:val="0"/>
+          <w:sz w:val="26"/>
+        </w:rPr>
+        <w:t xml:space="preserve"> (tại thư mục nguồn </w:t>
+      </w:r>
+      <w:r>
+        <w:rPr>
+          <w:rFonts w:ascii="Consolas" w:hAnsi="Consolas"/>
+          <w:b w:val="0"/>
+          <w:i w:val="0"/>
+          <w:color w:val="A31515"/>
+          <w:sz w:val="23"/>
+        </w:rPr>
+        <w:t>InlaneWeb/web/src/lib/logger.php</w:t>
+      </w:r>
+      <w:r>
+        <w:rPr>
+          <w:rFonts w:ascii="Times New Roman" w:hAnsi="Times New Roman"/>
+          <w:b w:val="0"/>
+          <w:i w:val="0"/>
+          <w:sz w:val="26"/>
+        </w:rPr>
+        <w:t>). Khi hệ thống gặp các lỗi nghiêm trọng như lỗi kết nối cơ sở dữ liệu hoặc lỗi cú pháp truy vấn SQL, logger tự động trích xuất nguyên nhân gốc, chuỗi các ngoại lệ lồng nhau cùng toàn bộ vết ngăn xếp Stack Trace, phục vụ việc gỡ lỗi logic cho kỹ sư phần mềm.</w:t>
+      </w:r>
+    </w:p>
+    <w:p>
+      <w:pPr>
+        <w:pStyle w:val="CTDT-Text"/>
+        <w:spacing w:line="300" w:lineRule="auto" w:before="40" w:after="80"/>
+        <w:ind w:left="360"/>
+      </w:pPr>
+      <w:r>
+        <w:rPr>
+          <w:rFonts w:ascii="Times New Roman" w:hAnsi="Times New Roman"/>
+          <w:b/>
+          <w:sz w:val="26"/>
+        </w:rPr>
+        <w:t xml:space="preserve">2. </w:t>
+      </w:r>
+      <w:r>
+        <w:rPr>
+          <w:rFonts w:ascii="Times New Roman" w:hAnsi="Times New Roman"/>
+          <w:b/>
+          <w:i w:val="0"/>
+          <w:sz w:val="26"/>
+        </w:rPr>
+        <w:t>Luồng 2 — Chẩn đoán tấn công lưu lượng HTTP:</w:t>
+      </w:r>
+    </w:p>
+    <w:p>
+      <w:pPr>
+        <w:pStyle w:val="CTDT-Text"/>
+        <w:spacing w:line="300" w:lineRule="auto" w:before="0" w:after="120"/>
+        <w:jc w:val="both"/>
+      </w:pPr>
+      <w:r>
+        <w:rPr>
+          <w:rFonts w:ascii="Times New Roman" w:hAnsi="Times New Roman"/>
+          <w:b w:val="0"/>
+          <w:i w:val="0"/>
+          <w:sz w:val="26"/>
+        </w:rPr>
+        <w:t>Máy chủ Apache được tái cấu hình để ghi lại toàn bộ các yêu cầu HTTP dưới dạng chuỗi JSON có cấu trúc hoàn chỉnh thay cho định dạng văn bản thô Common Log Format truyền thống:</w:t>
       </w:r>
     </w:p>
     <w:tbl>
@@ -23190,6 +25019,7 @@
           <w:p>
             <w:pPr>
               <w:spacing w:line="252" w:lineRule="auto" w:before="0" w:after="0"/>
+              <w:jc w:val="left"/>
             </w:pPr>
             <w:r>
               <w:rPr>
@@ -23197,70 +25027,9 @@
                 <w:color w:val="24292F"/>
                 <w:sz w:val="19"/>
               </w:rPr>
-              <w:t>sequenceDiagram</w:t>
+              <w:t xml:space="preserve">   LogFormat "{\"timestamp\":\"%{%Y-%m-%dT%H:%M:%S%z}t\",\"client_ip\":\"%a\",\"method\":\"%m\",\"uri\":\"%U\",\"query\":\"%q\",\"status\":%&gt;s,\"bytes\":%B,\"referer\":\"%{Referer}i\",\"user_agent\":\"%{User-Agent}i\"}" custom_json</w:t>
               <w:br/>
-              <w:t xml:space="preserve">    autonumber</w:t>
-              <w:br/>
-              <w:t xml:space="preserve">    participant Runner as GitHub Actions Runner</w:t>
-              <w:br/>
-              <w:t xml:space="preserve">    participant VPS as Target Production VPS</w:t>
-              <w:br/>
-              <w:t xml:space="preserve">    participant GHCR as GitHub Container Registry (GHCR)</w:t>
-              <w:br/>
-              <w:t xml:space="preserve">    participant MariaDB as MariaDB Engine (Persistent)</w:t>
-              <w:br/>
-              <w:br/>
-              <w:t xml:space="preserve">    Note over Runner, VPS: Kết nối SSH Ed25519 an toàn qua GitHub Secrets</w:t>
-              <w:br/>
-              <w:t xml:space="preserve">    Note over Runner, VPS: Hai Job triển khai chạy song song độc lập (Parallel DAG Execution)</w:t>
-              <w:br/>
-              <w:t xml:space="preserve">    par Triển khai khối Giám sát (Job 1)</w:t>
-              <w:br/>
-              <w:t xml:space="preserve">        Runner-&gt;&gt;VPS: Phân tích thay đổi trong InlaneWeb/monitoring/</w:t>
-              <w:br/>
-              <w:t xml:space="preserve">        alt Có thay đổi cấu hình Giám sát</w:t>
-              <w:br/>
-              <w:t xml:space="preserve">            Runner-&gt;&gt;VPS: docker compose -p inlaneweb-monitoring up -d</w:t>
-              <w:br/>
-              <w:t xml:space="preserve">            VPS--&gt;&gt;Runner: Cụm giám sát sẵn sàng hoạt động liên tục 24/7</w:t>
-              <w:br/>
-              <w:t xml:space="preserve">        else Bỏ qua nếu không có thay đổi hoặc chỉ sửa tài liệu</w:t>
-              <w:br/>
-              <w:t xml:space="preserve">            Runner--&gt;&gt;Runner: Bỏ qua cập nhật để đảm bảo Zero-Downtime</w:t>
-              <w:br/>
-              <w:t xml:space="preserve">        end</w:t>
-              <w:br/>
-              <w:t xml:space="preserve">    and Triển khai khối Web Workload (Job 2)</w:t>
-              <w:br/>
-              <w:t xml:space="preserve">        Runner-&gt;&gt;VPS: Phân tích thay đổi trong InlaneWeb/web/ hoặc InlaneWeb/db/</w:t>
-              <w:br/>
-              <w:t xml:space="preserve">        alt Có thay đổi mã nguồn Web / DB</w:t>
-              <w:br/>
-              <w:t xml:space="preserve">            Runner-&gt;&gt;VPS: Kéo hình ảnh mới nhất từ GHCR</w:t>
-              <w:br/>
-              <w:t xml:space="preserve">            VPS-&gt;&gt;GHCR: Kéo inlaneweb:${SHA} &amp; inlaneweb-db:${SHA}</w:t>
-              <w:br/>
-              <w:t xml:space="preserve">            Runner-&gt;&gt;VPS: docker compose -p inlaneweb-prod up -d --remove-orphans</w:t>
-              <w:br/>
-              <w:t xml:space="preserve">            VPS-&gt;&gt;MariaDB: Gắn kết Docker Volume db_data bảo toàn dữ liệu</w:t>
-              <w:br/>
-              <w:t xml:space="preserve">            loop Vòng lặp thăm dò thích ứng (Tối đa 30 lần x 3s)</w:t>
-              <w:br/>
-              <w:t xml:space="preserve">                Runner-&gt;&gt;VPS: Gửi yêu cầu curl tới http://127.0.0.1:8088/health</w:t>
-              <w:br/>
-              <w:t xml:space="preserve">                VPS--&gt;&gt;Runner: Phản hồi mã HTTP 200 OK</w:t>
-              <w:br/>
-              <w:t xml:space="preserve">            end</w:t>
-              <w:br/>
-              <w:t xml:space="preserve">        else Bỏ qua nếu không có thay đổi hoặc chỉ sửa tài liệu</w:t>
-              <w:br/>
-              <w:t xml:space="preserve">            Runner--&gt;&gt;Runner: Bỏ qua rebuild để tiết kiệm tài nguyên máy chủ</w:t>
-              <w:br/>
-              <w:t xml:space="preserve">        end</w:t>
-              <w:br/>
-              <w:t xml:space="preserve">    end</w:t>
-              <w:br/>
-              <w:t xml:space="preserve">    Runner--&gt;&gt;Runner: Hoàn tất chuyển giao liên tục mà không làm gián đoạn dịch vụ</w:t>
+              <w:t xml:space="preserve">   CustomLog /proc/self/fd/1 custom_json</w:t>
             </w:r>
           </w:p>
         </w:tc>
@@ -23270,21 +25039,6 @@
       <w:pPr>
         <w:spacing w:before="0" w:after="80"/>
       </w:pPr>
-    </w:p>
-    <w:p>
-      <w:pPr>
-        <w:pStyle w:val="CTDT-H3"/>
-        <w:spacing w:before="160" w:after="80"/>
-      </w:pPr>
-      <w:r>
-        <w:rPr>
-          <w:rFonts w:ascii="Times New Roman" w:hAnsi="Times New Roman"/>
-          <w:b/>
-          <w:i/>
-          <w:sz w:val="26"/>
-        </w:rPr>
-        <w:t>3.3.1. Chỉ cập nhật container có mã nguồn thay đổi</w:t>
-      </w:r>
     </w:p>
     <w:p>
       <w:pPr>
@@ -23299,7 +25053,45 @@
           <w:i w:val="0"/>
           <w:sz w:val="26"/>
         </w:rPr>
-        <w:t>Pipeline phân tích danh sách các tệp tin có sự thay đổi giữa commit hiện tại và commit liền trước theo từng phạm vi độc lập:</w:t>
+        <w:t>Việc chuẩn hóa này cho phép các tác tử thu thập nhật ký phân tích cú pháp trực tiếp mà không cần sử dụng các biểu thức chính quy phức tạp, giảm thiểu tối đa tải tính toán trên máy chủ.</w:t>
+      </w:r>
+    </w:p>
+    <w:p>
+      <w:pPr>
+        <w:pStyle w:val="CTDT-H2"/>
+        <w:spacing w:before="200" w:after="120"/>
+        <w:jc w:val="left"/>
+        <w:numPr>
+          <w:numId w:val="0"/>
+        </w:numPr>
+      </w:pPr>
+      <w:r>
+        <w:rPr>
+          <w:rFonts w:ascii="Times New Roman" w:hAnsi="Times New Roman"/>
+          <w:b/>
+          <w:i w:val="0"/>
+          <w:sz w:val="27"/>
+        </w:rPr>
+        <w:t>4.2. Thu thập và xem log tập trung trên Grafana bằng Promtail và Loki</w:t>
+      </w:r>
+    </w:p>
+    <w:p>
+      <w:pPr>
+        <w:pStyle w:val="CTDT-H3"/>
+        <w:spacing w:before="160" w:after="80"/>
+        <w:jc w:val="left"/>
+        <w:numPr>
+          <w:numId w:val="0"/>
+        </w:numPr>
+      </w:pPr>
+      <w:r>
+        <w:rPr>
+          <w:rFonts w:ascii="Times New Roman" w:hAnsi="Times New Roman"/>
+          <w:b/>
+          <w:i/>
+          <w:sz w:val="26"/>
+        </w:rPr>
+        <w:t>4.2.1. Kiến trúc lưu trữ và tối ưu tài nguyên của Loki</w:t>
       </w:r>
     </w:p>
     <w:p>
@@ -23314,7 +25106,16 @@
           <w:i w:val="0"/>
           <w:sz w:val="26"/>
         </w:rPr>
-        <w:t>Commit chỉ chứa tài liệu kỹ thuật (`docs/</w:t>
+        <w:t>Promtail 3.0 Collector:</w:t>
+      </w:r>
+      <w:r>
+        <w:rPr>
+          <w:rFonts w:ascii="Times New Roman" w:hAnsi="Times New Roman"/>
+          <w:b w:val="0"/>
+          <w:i w:val="0"/>
+          <w:sz w:val="26"/>
+        </w:rPr>
+        <w:t xml:space="preserve"> Đóng vai trò là tác tử thu thập nhật ký. Promtail kết nối trực tiếp vào tệp socket của Docker Daemon </w:t>
       </w:r>
       <w:r>
         <w:rPr>
@@ -23324,42 +25125,54 @@
           <w:color w:val="A31515"/>
           <w:sz w:val="23"/>
         </w:rPr>
-        <w:t xml:space="preserve">, </w:t>
-      </w:r>
-      <w:r>
-        <w:rPr>
-          <w:rFonts w:ascii="Times New Roman" w:hAnsi="Times New Roman"/>
-          <w:b w:val="0"/>
-          <w:i/>
-          <w:sz w:val="26"/>
-        </w:rPr>
-        <w:t>.md`, `</w:t>
-      </w:r>
-      <w:r>
-        <w:rPr>
-          <w:rFonts w:ascii="Times New Roman" w:hAnsi="Times New Roman"/>
-          <w:b w:val="0"/>
-          <w:i w:val="0"/>
-          <w:sz w:val="26"/>
-        </w:rPr>
-        <w:t>.docx`):</w:t>
-      </w:r>
-      <w:r>
-        <w:rPr>
-          <w:rFonts w:ascii="Times New Roman" w:hAnsi="Times New Roman"/>
-          <w:b/>
-          <w:i w:val="0"/>
-          <w:sz w:val="26"/>
-        </w:rPr>
-      </w:r>
-      <w:r>
-        <w:rPr>
-          <w:rFonts w:ascii="Times New Roman" w:hAnsi="Times New Roman"/>
-          <w:b w:val="0"/>
-          <w:i w:val="0"/>
-          <w:sz w:val="26"/>
-        </w:rPr>
-        <w:t xml:space="preserve"> Đường ống tự động phát hiện và bỏ qua toàn bộ công đoạn đóng gói tại Stage 3 và triển khai tại Stage 4, tiết kiệm 100% tài nguyên máy chủ và thời gian chạy CI.</w:t>
+        <w:t>/var/run/docker.sock</w:t>
+      </w:r>
+      <w:r>
+        <w:rPr>
+          <w:rFonts w:ascii="Times New Roman" w:hAnsi="Times New Roman"/>
+          <w:b w:val="0"/>
+          <w:i w:val="0"/>
+          <w:sz w:val="26"/>
+        </w:rPr>
+        <w:t xml:space="preserve">, tự động phát hiện các vùng chứa có nhãn giám sát, bóc tách cấu trúc JSON và đính kèm các nhãn định danh </w:t>
+      </w:r>
+      <w:r>
+        <w:rPr>
+          <w:rFonts w:ascii="Consolas" w:hAnsi="Consolas"/>
+          <w:b w:val="0"/>
+          <w:i w:val="0"/>
+          <w:color w:val="A31515"/>
+          <w:sz w:val="23"/>
+        </w:rPr>
+        <w:t>container="ilfreight_web"</w:t>
+      </w:r>
+      <w:r>
+        <w:rPr>
+          <w:rFonts w:ascii="Times New Roman" w:hAnsi="Times New Roman"/>
+          <w:b w:val="0"/>
+          <w:i w:val="0"/>
+          <w:sz w:val="26"/>
+        </w:rPr>
+        <w:t xml:space="preserve"> và </w:t>
+      </w:r>
+      <w:r>
+        <w:rPr>
+          <w:rFonts w:ascii="Consolas" w:hAnsi="Consolas"/>
+          <w:b w:val="0"/>
+          <w:i w:val="0"/>
+          <w:color w:val="A31515"/>
+          <w:sz w:val="23"/>
+        </w:rPr>
+        <w:t>service_name="ilfreight_web"</w:t>
+      </w:r>
+      <w:r>
+        <w:rPr>
+          <w:rFonts w:ascii="Times New Roman" w:hAnsi="Times New Roman"/>
+          <w:b w:val="0"/>
+          <w:i w:val="0"/>
+          <w:sz w:val="26"/>
+        </w:rPr>
+        <w:t>.</w:t>
       </w:r>
     </w:p>
     <w:p>
@@ -23374,35 +25187,16 @@
           <w:i w:val="0"/>
           <w:sz w:val="26"/>
         </w:rPr>
-        <w:t>Thay đổi hạ tầng quan sát:</w:t>
-      </w:r>
-      <w:r>
-        <w:rPr>
-          <w:rFonts w:ascii="Times New Roman" w:hAnsi="Times New Roman"/>
-          <w:b w:val="0"/>
-          <w:i w:val="0"/>
-          <w:sz w:val="26"/>
-        </w:rPr>
-        <w:t xml:space="preserve"> Nếu thay đổi chỉ xảy ra trong thư mục </w:t>
-      </w:r>
-      <w:r>
-        <w:rPr>
-          <w:rFonts w:ascii="Consolas" w:hAnsi="Consolas"/>
-          <w:b w:val="0"/>
-          <w:i w:val="0"/>
-          <w:color w:val="A31515"/>
-          <w:sz w:val="23"/>
-        </w:rPr>
-        <w:t>InlaneWeb/monitoring/</w:t>
-      </w:r>
-      <w:r>
-        <w:rPr>
-          <w:rFonts w:ascii="Times New Roman" w:hAnsi="Times New Roman"/>
-          <w:b w:val="0"/>
-          <w:i w:val="0"/>
-          <w:sz w:val="26"/>
-        </w:rPr>
-        <w:t>, chỉ có Job triển khai giám sát được kích hoạt.</w:t>
+        <w:t>Grafana Loki 3.0 Engine:</w:t>
+      </w:r>
+      <w:r>
+        <w:rPr>
+          <w:rFonts w:ascii="Times New Roman" w:hAnsi="Times New Roman"/>
+          <w:b w:val="0"/>
+          <w:i w:val="0"/>
+          <w:sz w:val="26"/>
+        </w:rPr>
+        <w:t xml:space="preserve"> Khác với các hệ thống Elasticsearch tiêu tốn dung lượng RAM lớn (thường đòi hỏi từ 4GB đến 8GB RAM chỉ cho tầng chỉ mục), Loki chỉ thực hiện đánh chỉ mục theo nhãn và nén các đoạn nhật ký thành các khối dữ liệu lưu trữ trên ổ đĩa. Cách tiếp cận này giúp giảm thiểu hơn 80% dung lượng lưu trữ cần thiết, cho phép triển khai bền vững trên các máy chủ VPS cấu hình tiết kiệm tài nguyên.</w:t>
       </w:r>
     </w:p>
     <w:p>
@@ -23417,1036 +25211,16 @@
           <w:i w:val="0"/>
           <w:sz w:val="26"/>
         </w:rPr>
-        <w:t>Thay đổi mã nguồn ứng dụng web:</w:t>
-      </w:r>
-      <w:r>
-        <w:rPr>
-          <w:rFonts w:ascii="Times New Roman" w:hAnsi="Times New Roman"/>
-          <w:b w:val="0"/>
-          <w:i w:val="0"/>
-          <w:sz w:val="26"/>
-        </w:rPr>
-        <w:t xml:space="preserve"> Nếu thay đổi xảy ra trong </w:t>
-      </w:r>
-      <w:r>
-        <w:rPr>
-          <w:rFonts w:ascii="Consolas" w:hAnsi="Consolas"/>
-          <w:b w:val="0"/>
-          <w:i w:val="0"/>
-          <w:color w:val="A31515"/>
-          <w:sz w:val="23"/>
-        </w:rPr>
-        <w:t>InlaneWeb/web/</w:t>
-      </w:r>
-      <w:r>
-        <w:rPr>
-          <w:rFonts w:ascii="Times New Roman" w:hAnsi="Times New Roman"/>
-          <w:b w:val="0"/>
-          <w:i w:val="0"/>
-          <w:sz w:val="26"/>
-        </w:rPr>
-        <w:t xml:space="preserve"> hoặc </w:t>
-      </w:r>
-      <w:r>
-        <w:rPr>
-          <w:rFonts w:ascii="Consolas" w:hAnsi="Consolas"/>
-          <w:b w:val="0"/>
-          <w:i w:val="0"/>
-          <w:color w:val="A31515"/>
-          <w:sz w:val="23"/>
-        </w:rPr>
-        <w:t>InlaneWeb/db/</w:t>
-      </w:r>
-      <w:r>
-        <w:rPr>
-          <w:rFonts w:ascii="Times New Roman" w:hAnsi="Times New Roman"/>
-          <w:b w:val="0"/>
-          <w:i w:val="0"/>
-          <w:sz w:val="26"/>
-        </w:rPr>
-        <w:t>, chỉ có Job triển khai ứng dụng web được kích hoạt.</w:t>
-      </w:r>
-    </w:p>
-    <w:p>
-      <w:pPr>
-        <w:pStyle w:val="CTDT-Bullet1"/>
-        <w:spacing w:line="288" w:lineRule="auto" w:before="0" w:after="60"/>
-      </w:pPr>
-      <w:r>
-        <w:rPr>
-          <w:rFonts w:ascii="Times New Roman" w:hAnsi="Times New Roman"/>
-          <w:b/>
-          <w:i w:val="0"/>
-          <w:sz w:val="26"/>
-        </w:rPr>
-        <w:t>Thay đổi đồng thời hoặc bản phát hành lớn:</w:t>
-      </w:r>
-      <w:r>
-        <w:rPr>
-          <w:rFonts w:ascii="Times New Roman" w:hAnsi="Times New Roman"/>
-          <w:b w:val="0"/>
-          <w:i w:val="0"/>
-          <w:sz w:val="26"/>
-        </w:rPr>
-        <w:t xml:space="preserve"> Cả hai Job đều được kích hoạt và chạy </w:t>
-      </w:r>
-      <w:r>
-        <w:rPr>
-          <w:rFonts w:ascii="Times New Roman" w:hAnsi="Times New Roman"/>
-          <w:b/>
-          <w:i w:val="0"/>
-          <w:sz w:val="26"/>
-        </w:rPr>
-        <w:t>song song đồng thời</w:t>
-      </w:r>
-      <w:r>
-        <w:rPr>
-          <w:rFonts w:ascii="Times New Roman" w:hAnsi="Times New Roman"/>
-          <w:b w:val="0"/>
-          <w:i w:val="0"/>
-          <w:sz w:val="26"/>
-        </w:rPr>
-        <w:t xml:space="preserve"> (Parallel Execution), rút ngắn một nửa thời gian chờ đợi so với mô hình chạy tuần tự.</w:t>
-      </w:r>
-    </w:p>
-    <w:p>
-      <w:pPr>
-        <w:pStyle w:val="CTDT-H3"/>
-        <w:spacing w:before="160" w:after="80"/>
-      </w:pPr>
-      <w:r>
-        <w:rPr>
-          <w:rFonts w:ascii="Times New Roman" w:hAnsi="Times New Roman"/>
-          <w:b/>
-          <w:i/>
-          <w:sz w:val="26"/>
-        </w:rPr>
-        <w:t>3.3.2. Giữ an toàn dữ liệu cơ sở dữ liệu bằng Docker Volume</w:t>
-      </w:r>
-    </w:p>
-    <w:p>
-      <w:pPr>
-        <w:pStyle w:val="CTDT-Text"/>
-        <w:spacing w:line="300" w:lineRule="auto" w:before="0" w:after="120"/>
-        <w:jc w:val="both"/>
-      </w:pPr>
-      <w:r>
-        <w:rPr>
-          <w:rFonts w:ascii="Times New Roman" w:hAnsi="Times New Roman"/>
-          <w:b w:val="0"/>
-          <w:i w:val="0"/>
-          <w:sz w:val="26"/>
-        </w:rPr>
-        <w:t xml:space="preserve">Trong tệp điều phối </w:t>
-      </w:r>
-      <w:r>
-        <w:rPr>
-          <w:rFonts w:ascii="Consolas" w:hAnsi="Consolas"/>
-          <w:b w:val="0"/>
-          <w:i w:val="0"/>
-          <w:color w:val="A31515"/>
-          <w:sz w:val="23"/>
-        </w:rPr>
-        <w:t>InlaneWeb/docker-compose.prod.yml</w:t>
-      </w:r>
-      <w:r>
-        <w:rPr>
-          <w:rFonts w:ascii="Times New Roman" w:hAnsi="Times New Roman"/>
-          <w:b w:val="0"/>
-          <w:i w:val="0"/>
-          <w:sz w:val="26"/>
-        </w:rPr>
-        <w:t xml:space="preserve">, vùng lưu trữ dữ liệu </w:t>
-      </w:r>
-      <w:r>
-        <w:rPr>
-          <w:rFonts w:ascii="Consolas" w:hAnsi="Consolas"/>
-          <w:b w:val="0"/>
-          <w:i w:val="0"/>
-          <w:color w:val="A31515"/>
-          <w:sz w:val="23"/>
-        </w:rPr>
-        <w:t>/var/lib/mysql</w:t>
-      </w:r>
-      <w:r>
-        <w:rPr>
-          <w:rFonts w:ascii="Times New Roman" w:hAnsi="Times New Roman"/>
-          <w:b w:val="0"/>
-          <w:i w:val="0"/>
-          <w:sz w:val="26"/>
-        </w:rPr>
-        <w:t xml:space="preserve"> của MariaDB được gắn kết cố định vào một Docker Named Volume mang tên </w:t>
-      </w:r>
-      <w:r>
-        <w:rPr>
-          <w:rFonts w:ascii="Consolas" w:hAnsi="Consolas"/>
-          <w:b w:val="0"/>
-          <w:i w:val="0"/>
-          <w:color w:val="A31515"/>
-          <w:sz w:val="23"/>
-        </w:rPr>
-        <w:t>db_data</w:t>
-      </w:r>
-      <w:r>
-        <w:rPr>
-          <w:rFonts w:ascii="Times New Roman" w:hAnsi="Times New Roman"/>
-          <w:b w:val="0"/>
-          <w:i w:val="0"/>
-          <w:sz w:val="26"/>
-        </w:rPr>
-        <w:t>. Trong suốt quá trình kéo image mới và tái tạo container, Docker Engine chỉ thực hiện tiêu hủy tầng tính toán tạm thời của container, toàn bộ dữ liệu vật lý trên ổ đĩa được bảo toàn nguyên vẹn 100%, loại bỏ nguy cơ mất mát dữ liệu khách hàng.</w:t>
-      </w:r>
-    </w:p>
-    <w:p>
-      <w:pPr>
-        <w:pStyle w:val="CTDT-H3"/>
-        <w:spacing w:before="160" w:after="80"/>
-      </w:pPr>
-      <w:r>
-        <w:rPr>
-          <w:rFonts w:ascii="Times New Roman" w:hAnsi="Times New Roman"/>
-          <w:b/>
-          <w:i/>
-          <w:sz w:val="26"/>
-        </w:rPr>
-        <w:t>3.3.3. Kiểm tra web hoạt động ổn định trước khi hoàn tất</w:t>
-      </w:r>
-    </w:p>
-    <w:p>
-      <w:pPr>
-        <w:pStyle w:val="CTDT-Text"/>
-        <w:spacing w:line="300" w:lineRule="auto" w:before="0" w:after="120"/>
-        <w:jc w:val="both"/>
-      </w:pPr>
-      <w:r>
-        <w:rPr>
-          <w:rFonts w:ascii="Times New Roman" w:hAnsi="Times New Roman"/>
-          <w:b w:val="0"/>
-          <w:i w:val="0"/>
-          <w:sz w:val="26"/>
-        </w:rPr>
-        <w:t>Trong các hệ thống phân tán, cơ sở dữ liệu thường cần từ 5 đến 20 giây để khởi động các tiến trình quản lý trang nhớ và kiểm tra bảng dữ liệu. Nếu kiểm tra trạng thái ngay lập tức, tiến trình kiểm tra sẽ báo lỗi giả. Pipeline đã cài đặt thuật toán kiểm tra nhịp tim vòng lặp:</w:t>
-      </w:r>
-    </w:p>
-    <w:p>
-      <w:pPr>
-        <w:pStyle w:val="CTDT-Bullet1"/>
-        <w:spacing w:line="288" w:lineRule="auto" w:before="0" w:after="60"/>
-      </w:pPr>
-      <w:r>
-        <w:rPr>
-          <w:rFonts w:ascii="Times New Roman" w:hAnsi="Times New Roman"/>
-          <w:b w:val="0"/>
-          <w:i w:val="0"/>
-          <w:sz w:val="26"/>
-        </w:rPr>
-        <w:t xml:space="preserve">Thực hiện gửi tín hiệu thăm dò liên tục tới endpoint </w:t>
-      </w:r>
-      <w:r>
-        <w:rPr>
-          <w:rFonts w:ascii="Consolas" w:hAnsi="Consolas"/>
-          <w:b w:val="0"/>
-          <w:i w:val="0"/>
-          <w:color w:val="A31515"/>
-          <w:sz w:val="23"/>
-        </w:rPr>
-        <w:t>http://127.0.0.1:8088/health</w:t>
-      </w:r>
-      <w:r>
-        <w:rPr>
-          <w:rFonts w:ascii="Times New Roman" w:hAnsi="Times New Roman"/>
-          <w:b w:val="0"/>
-          <w:i w:val="0"/>
-          <w:sz w:val="26"/>
-        </w:rPr>
-        <w:t xml:space="preserve"> trên máy chủ VPS.</w:t>
-      </w:r>
-    </w:p>
-    <w:p>
-      <w:pPr>
-        <w:pStyle w:val="CTDT-Bullet1"/>
-        <w:spacing w:line="288" w:lineRule="auto" w:before="0" w:after="60"/>
-      </w:pPr>
-      <w:r>
-        <w:rPr>
-          <w:rFonts w:ascii="Times New Roman" w:hAnsi="Times New Roman"/>
-          <w:b w:val="0"/>
-          <w:i w:val="0"/>
-          <w:sz w:val="26"/>
-        </w:rPr>
-        <w:t>Khoảng cách giữa các lần thăm dò là $T = 3\text{s}$, với số lần thử tối đa $N = 30$ (tổng thời gian chịu lỗi tối đa 90 giây).</w:t>
-      </w:r>
-    </w:p>
-    <w:p>
-      <w:pPr>
-        <w:pStyle w:val="CTDT-Bullet1"/>
-        <w:spacing w:line="288" w:lineRule="auto" w:before="0" w:after="60"/>
-      </w:pPr>
-      <w:r>
-        <w:rPr>
-          <w:rFonts w:ascii="Times New Roman" w:hAnsi="Times New Roman"/>
-          <w:b w:val="0"/>
-          <w:i w:val="0"/>
-          <w:sz w:val="26"/>
-        </w:rPr>
-        <w:t xml:space="preserve">Nếu nhận được phản hồi HTTP 200, tiến trình triển khai được công nhận thành công ngay lập tức. Nếu sau 90 giây endpoint vẫn không phản hồi, quy trình tự động trích xuất toàn bộ log của container </w:t>
-      </w:r>
-      <w:r>
-        <w:rPr>
-          <w:rFonts w:ascii="Consolas" w:hAnsi="Consolas"/>
-          <w:b w:val="0"/>
-          <w:i w:val="0"/>
-          <w:color w:val="A31515"/>
-          <w:sz w:val="23"/>
-        </w:rPr>
-        <w:t>ilfreight_web</w:t>
-      </w:r>
-      <w:r>
-        <w:rPr>
-          <w:rFonts w:ascii="Times New Roman" w:hAnsi="Times New Roman"/>
-          <w:b w:val="0"/>
-          <w:i w:val="0"/>
-          <w:sz w:val="26"/>
-        </w:rPr>
-        <w:t xml:space="preserve"> và </w:t>
-      </w:r>
-      <w:r>
-        <w:rPr>
-          <w:rFonts w:ascii="Consolas" w:hAnsi="Consolas"/>
-          <w:b w:val="0"/>
-          <w:i w:val="0"/>
-          <w:color w:val="A31515"/>
-          <w:sz w:val="23"/>
-        </w:rPr>
-        <w:t>ilfreight_db</w:t>
-      </w:r>
-      <w:r>
-        <w:rPr>
-          <w:rFonts w:ascii="Times New Roman" w:hAnsi="Times New Roman"/>
-          <w:b w:val="0"/>
-          <w:i w:val="0"/>
-          <w:sz w:val="26"/>
-        </w:rPr>
-        <w:t xml:space="preserve"> để lập tức thông báo sự cố cho kỹ sư vận hành.</w:t>
-      </w:r>
-    </w:p>
-    <w:p>
-      <w:pPr>
-        <w:pStyle w:val="CTDT-H3"/>
-        <w:spacing w:before="160" w:after="80"/>
-      </w:pPr>
-      <w:r>
-        <w:rPr>
-          <w:rFonts w:ascii="Times New Roman" w:hAnsi="Times New Roman"/>
-          <w:b/>
-          <w:i/>
-          <w:sz w:val="26"/>
-        </w:rPr>
-        <w:t>3.3.4. Phân lập không gian dự án Docker Compose tránh xóa nhầm container</w:t>
-      </w:r>
-    </w:p>
-    <w:p>
-      <w:pPr>
-        <w:pStyle w:val="CTDT-Text"/>
-        <w:spacing w:line="300" w:lineRule="auto" w:before="0" w:after="120"/>
-        <w:jc w:val="both"/>
-      </w:pPr>
-      <w:r>
-        <w:rPr>
-          <w:rFonts w:ascii="Times New Roman" w:hAnsi="Times New Roman"/>
-          <w:b w:val="0"/>
-          <w:i w:val="0"/>
-          <w:sz w:val="26"/>
-        </w:rPr>
-        <w:t xml:space="preserve">Khi đặt cả hai tệp </w:t>
-      </w:r>
-      <w:r>
-        <w:rPr>
-          <w:rFonts w:ascii="Consolas" w:hAnsi="Consolas"/>
-          <w:b w:val="0"/>
-          <w:i w:val="0"/>
-          <w:color w:val="A31515"/>
-          <w:sz w:val="23"/>
-        </w:rPr>
-        <w:t>docker-compose.monitoring.yml</w:t>
-      </w:r>
-      <w:r>
-        <w:rPr>
-          <w:rFonts w:ascii="Times New Roman" w:hAnsi="Times New Roman"/>
-          <w:b w:val="0"/>
-          <w:i w:val="0"/>
-          <w:sz w:val="26"/>
-        </w:rPr>
-        <w:t xml:space="preserve"> và </w:t>
-      </w:r>
-      <w:r>
-        <w:rPr>
-          <w:rFonts w:ascii="Consolas" w:hAnsi="Consolas"/>
-          <w:b w:val="0"/>
-          <w:i w:val="0"/>
-          <w:color w:val="A31515"/>
-          <w:sz w:val="23"/>
-        </w:rPr>
-        <w:t>docker-compose.prod.yml</w:t>
-      </w:r>
-      <w:r>
-        <w:rPr>
-          <w:rFonts w:ascii="Times New Roman" w:hAnsi="Times New Roman"/>
-          <w:b w:val="0"/>
-          <w:i w:val="0"/>
-          <w:sz w:val="26"/>
-        </w:rPr>
-        <w:t xml:space="preserve"> trong cùng thư mục </w:t>
-      </w:r>
-      <w:r>
-        <w:rPr>
-          <w:rFonts w:ascii="Consolas" w:hAnsi="Consolas"/>
-          <w:b w:val="0"/>
-          <w:i w:val="0"/>
-          <w:color w:val="A31515"/>
-          <w:sz w:val="23"/>
-        </w:rPr>
-        <w:t>/opt/inlaneweb</w:t>
-      </w:r>
-      <w:r>
-        <w:rPr>
-          <w:rFonts w:ascii="Times New Roman" w:hAnsi="Times New Roman"/>
-          <w:b w:val="0"/>
-          <w:i w:val="0"/>
-          <w:sz w:val="26"/>
-        </w:rPr>
-        <w:t>, mặc định Docker Compose sẽ gán tên project theo tên thư mục (</w:t>
-      </w:r>
-      <w:r>
-        <w:rPr>
-          <w:rFonts w:ascii="Consolas" w:hAnsi="Consolas"/>
-          <w:b w:val="0"/>
-          <w:i w:val="0"/>
-          <w:color w:val="A31515"/>
-          <w:sz w:val="23"/>
-        </w:rPr>
-        <w:t>inlaneweb</w:t>
-      </w:r>
-      <w:r>
-        <w:rPr>
-          <w:rFonts w:ascii="Times New Roman" w:hAnsi="Times New Roman"/>
-          <w:b w:val="0"/>
-          <w:i w:val="0"/>
-          <w:sz w:val="26"/>
-        </w:rPr>
-        <w:t xml:space="preserve">). Do đó, cờ </w:t>
-      </w:r>
-      <w:r>
-        <w:rPr>
-          <w:rFonts w:ascii="Consolas" w:hAnsi="Consolas"/>
-          <w:b w:val="0"/>
-          <w:i w:val="0"/>
-          <w:color w:val="A31515"/>
-          <w:sz w:val="23"/>
-        </w:rPr>
-        <w:t>--remove-orphans</w:t>
-      </w:r>
-      <w:r>
-        <w:rPr>
-          <w:rFonts w:ascii="Times New Roman" w:hAnsi="Times New Roman"/>
-          <w:b w:val="0"/>
-          <w:i w:val="0"/>
-          <w:sz w:val="26"/>
-        </w:rPr>
-        <w:t xml:space="preserve"> của khối web sẽ hiểu nhầm các container giám sát là mồ côi và tiêu hủy chúng. Hệ thống giải quyết triệt để vấn đề này bằng cách:</w:t>
-      </w:r>
-    </w:p>
-    <w:p>
-      <w:pPr>
-        <w:pStyle w:val="CTDT-Bullet1"/>
-        <w:spacing w:line="288" w:lineRule="auto" w:before="0" w:after="60"/>
-      </w:pPr>
-      <w:r>
-        <w:rPr>
-          <w:rFonts w:ascii="Times New Roman" w:hAnsi="Times New Roman"/>
-          <w:b w:val="0"/>
-          <w:i w:val="0"/>
-          <w:sz w:val="26"/>
-        </w:rPr>
-        <w:t xml:space="preserve">Khối giám sát: Khai báo </w:t>
-      </w:r>
-      <w:r>
-        <w:rPr>
-          <w:rFonts w:ascii="Consolas" w:hAnsi="Consolas"/>
-          <w:b w:val="0"/>
-          <w:i w:val="0"/>
-          <w:color w:val="A31515"/>
-          <w:sz w:val="23"/>
-        </w:rPr>
-        <w:t>name: inlaneweb-monitoring</w:t>
-      </w:r>
-      <w:r>
-        <w:rPr>
-          <w:rFonts w:ascii="Times New Roman" w:hAnsi="Times New Roman"/>
-          <w:b w:val="0"/>
-          <w:i w:val="0"/>
-          <w:sz w:val="26"/>
-        </w:rPr>
-        <w:t xml:space="preserve"> và chạy với </w:t>
-      </w:r>
-      <w:r>
-        <w:rPr>
-          <w:rFonts w:ascii="Consolas" w:hAnsi="Consolas"/>
-          <w:b w:val="0"/>
-          <w:i w:val="0"/>
-          <w:color w:val="A31515"/>
-          <w:sz w:val="23"/>
-        </w:rPr>
-        <w:t>-p inlaneweb-monitoring</w:t>
-      </w:r>
-      <w:r>
-        <w:rPr>
-          <w:rFonts w:ascii="Times New Roman" w:hAnsi="Times New Roman"/>
-          <w:b w:val="0"/>
-          <w:i w:val="0"/>
-          <w:sz w:val="26"/>
-        </w:rPr>
-        <w:t>.</w:t>
-      </w:r>
-    </w:p>
-    <w:p>
-      <w:pPr>
-        <w:pStyle w:val="CTDT-Bullet1"/>
-        <w:spacing w:line="288" w:lineRule="auto" w:before="0" w:after="60"/>
-      </w:pPr>
-      <w:r>
-        <w:rPr>
-          <w:rFonts w:ascii="Times New Roman" w:hAnsi="Times New Roman"/>
-          <w:b w:val="0"/>
-          <w:i w:val="0"/>
-          <w:sz w:val="26"/>
-        </w:rPr>
-        <w:t xml:space="preserve">Khối web: Khai báo </w:t>
-      </w:r>
-      <w:r>
-        <w:rPr>
-          <w:rFonts w:ascii="Consolas" w:hAnsi="Consolas"/>
-          <w:b w:val="0"/>
-          <w:i w:val="0"/>
-          <w:color w:val="A31515"/>
-          <w:sz w:val="23"/>
-        </w:rPr>
-        <w:t>name: inlaneweb-prod</w:t>
-      </w:r>
-      <w:r>
-        <w:rPr>
-          <w:rFonts w:ascii="Times New Roman" w:hAnsi="Times New Roman"/>
-          <w:b w:val="0"/>
-          <w:i w:val="0"/>
-          <w:sz w:val="26"/>
-        </w:rPr>
-        <w:t xml:space="preserve"> và chạy với </w:t>
-      </w:r>
-      <w:r>
-        <w:rPr>
-          <w:rFonts w:ascii="Consolas" w:hAnsi="Consolas"/>
-          <w:b w:val="0"/>
-          <w:i w:val="0"/>
-          <w:color w:val="A31515"/>
-          <w:sz w:val="23"/>
-        </w:rPr>
-        <w:t>-p inlaneweb-prod</w:t>
-      </w:r>
-      <w:r>
-        <w:rPr>
-          <w:rFonts w:ascii="Times New Roman" w:hAnsi="Times New Roman"/>
-          <w:b w:val="0"/>
-          <w:i w:val="0"/>
-          <w:sz w:val="26"/>
-        </w:rPr>
-        <w:t>.</w:t>
-      </w:r>
-    </w:p>
-    <w:p>
-      <w:pPr>
-        <w:pStyle w:val="CTDT-Bullet1"/>
-        <w:spacing w:line="288" w:lineRule="auto" w:before="0" w:after="60"/>
-      </w:pPr>
-      <w:r>
-        <w:rPr>
-          <w:rFonts w:ascii="Times New Roman" w:hAnsi="Times New Roman"/>
-          <w:b w:val="0"/>
-          <w:i w:val="0"/>
-          <w:sz w:val="26"/>
-        </w:rPr>
-        <w:t>Cấu hình thực thi song song độc lập (</w:t>
-      </w:r>
-      <w:r>
-        <w:rPr>
-          <w:rFonts w:ascii="Consolas" w:hAnsi="Consolas"/>
-          <w:b w:val="0"/>
-          <w:i w:val="0"/>
-          <w:color w:val="A31515"/>
-          <w:sz w:val="23"/>
-        </w:rPr>
-        <w:t>needs: [production_smoke_test]</w:t>
-      </w:r>
-      <w:r>
-        <w:rPr>
-          <w:rFonts w:ascii="Times New Roman" w:hAnsi="Times New Roman"/>
-          <w:b w:val="0"/>
-          <w:i w:val="0"/>
-          <w:sz w:val="26"/>
-        </w:rPr>
-        <w:t xml:space="preserve"> cho cả hai Job): Tách biệt hoàn toàn luồng chuyển giao của hai khối dịch vụ, cho phép hệ thống triển khai chỉ ứng dụng web, chỉ cụm giám sát, hoặc đồng thời cả hai mà không gây phụ thuộc chéo hay xung đột định danh.</w:t>
-      </w:r>
-    </w:p>
-    <w:p>
-      <w:pPr>
-        <w:pStyle w:val="CTDT-H2"/>
-        <w:spacing w:before="200" w:after="120"/>
-      </w:pPr>
-      <w:r>
-        <w:rPr>
-          <w:rFonts w:ascii="Times New Roman" w:hAnsi="Times New Roman"/>
-          <w:b/>
-          <w:i w:val="0"/>
-          <w:sz w:val="27"/>
-        </w:rPr>
-        <w:t>3.4. Cấu hình tên miền, SSL và Reverse Proxy kép qua Nginx Proxy Manager</w:t>
-      </w:r>
-    </w:p>
-    <w:p>
-      <w:pPr>
-        <w:pStyle w:val="CTDT-Text"/>
-        <w:spacing w:line="300" w:lineRule="auto" w:before="0" w:after="120"/>
-        <w:jc w:val="both"/>
-      </w:pPr>
-      <w:r>
-        <w:rPr>
-          <w:rFonts w:ascii="Times New Roman" w:hAnsi="Times New Roman"/>
-          <w:b w:val="0"/>
-          <w:i w:val="0"/>
-          <w:sz w:val="26"/>
-        </w:rPr>
-        <w:t xml:space="preserve">Tại máy chủ Production VPS, công cụ Nginx Proxy Manager đóng vai trò là Reverse Proxy trung tâm, tiếp nhận lưu lượng truy cập Internet qua các cổng tiêu chuẩn </w:t>
-      </w:r>
-      <w:r>
-        <w:rPr>
-          <w:rFonts w:ascii="Consolas" w:hAnsi="Consolas"/>
-          <w:b w:val="0"/>
-          <w:i w:val="0"/>
-          <w:color w:val="A31515"/>
-          <w:sz w:val="23"/>
-        </w:rPr>
-        <w:t>80</w:t>
-      </w:r>
-      <w:r>
-        <w:rPr>
-          <w:rFonts w:ascii="Times New Roman" w:hAnsi="Times New Roman"/>
-          <w:b w:val="0"/>
-          <w:i w:val="0"/>
-          <w:sz w:val="26"/>
-        </w:rPr>
-        <w:t xml:space="preserve"> và </w:t>
-      </w:r>
-      <w:r>
-        <w:rPr>
-          <w:rFonts w:ascii="Consolas" w:hAnsi="Consolas"/>
-          <w:b w:val="0"/>
-          <w:i w:val="0"/>
-          <w:color w:val="A31515"/>
-          <w:sz w:val="23"/>
-        </w:rPr>
-        <w:t>443</w:t>
-      </w:r>
-      <w:r>
-        <w:rPr>
-          <w:rFonts w:ascii="Times New Roman" w:hAnsi="Times New Roman"/>
-          <w:b w:val="0"/>
-          <w:i w:val="0"/>
-          <w:sz w:val="26"/>
-        </w:rPr>
-        <w:t xml:space="preserve"> rồi điều phối vào mạng nội bộ Docker </w:t>
-      </w:r>
-      <w:r>
-        <w:rPr>
-          <w:rFonts w:ascii="Consolas" w:hAnsi="Consolas"/>
-          <w:b w:val="0"/>
-          <w:i w:val="0"/>
-          <w:color w:val="A31515"/>
-          <w:sz w:val="23"/>
-        </w:rPr>
-        <w:t>inlaneweb_net</w:t>
-      </w:r>
-      <w:r>
-        <w:rPr>
-          <w:rFonts w:ascii="Times New Roman" w:hAnsi="Times New Roman"/>
-          <w:b w:val="0"/>
-          <w:i w:val="0"/>
-          <w:sz w:val="26"/>
-        </w:rPr>
-        <w:t>:</w:t>
-      </w:r>
-    </w:p>
-    <w:p>
-      <w:pPr>
-        <w:pStyle w:val="CTDT-Text"/>
-        <w:spacing w:line="300" w:lineRule="auto" w:before="40" w:after="80"/>
-        <w:ind w:left="360"/>
-      </w:pPr>
-      <w:r>
-        <w:rPr>
-          <w:rFonts w:ascii="Times New Roman" w:hAnsi="Times New Roman"/>
-          <w:b/>
-          <w:sz w:val="26"/>
-        </w:rPr>
-        <w:t xml:space="preserve">1. </w:t>
-      </w:r>
-      <w:r>
-        <w:rPr>
-          <w:rFonts w:ascii="Times New Roman" w:hAnsi="Times New Roman"/>
-          <w:b/>
-          <w:i w:val="0"/>
-          <w:sz w:val="26"/>
-        </w:rPr>
-        <w:t>Cổng thông tin logistics (`inlaneweb.ecotools.online`):</w:t>
-      </w:r>
-    </w:p>
-    <w:p>
-      <w:pPr>
-        <w:pStyle w:val="CTDT-Bullet2"/>
-        <w:spacing w:line="288" w:lineRule="auto" w:before="0" w:after="60"/>
-      </w:pPr>
-      <w:r>
-        <w:rPr>
-          <w:rFonts w:ascii="Times New Roman" w:hAnsi="Times New Roman"/>
-          <w:b w:val="0"/>
-          <w:i w:val="0"/>
-          <w:sz w:val="26"/>
-        </w:rPr>
-        <w:t xml:space="preserve">Định tuyến lưu lượng vào container </w:t>
-      </w:r>
-      <w:r>
-        <w:rPr>
-          <w:rFonts w:ascii="Consolas" w:hAnsi="Consolas"/>
-          <w:b w:val="0"/>
-          <w:i w:val="0"/>
-          <w:color w:val="A31515"/>
-          <w:sz w:val="23"/>
-        </w:rPr>
-        <w:t>ilfreight_web</w:t>
-      </w:r>
-      <w:r>
-        <w:rPr>
-          <w:rFonts w:ascii="Times New Roman" w:hAnsi="Times New Roman"/>
-          <w:b w:val="0"/>
-          <w:i w:val="0"/>
-          <w:sz w:val="26"/>
-        </w:rPr>
-        <w:t xml:space="preserve"> trên cổng </w:t>
-      </w:r>
-      <w:r>
-        <w:rPr>
-          <w:rFonts w:ascii="Consolas" w:hAnsi="Consolas"/>
-          <w:b w:val="0"/>
-          <w:i w:val="0"/>
-          <w:color w:val="A31515"/>
-          <w:sz w:val="23"/>
-        </w:rPr>
-        <w:t>80</w:t>
-      </w:r>
-      <w:r>
-        <w:rPr>
-          <w:rFonts w:ascii="Times New Roman" w:hAnsi="Times New Roman"/>
-          <w:b w:val="0"/>
-          <w:i w:val="0"/>
-          <w:sz w:val="26"/>
-        </w:rPr>
-        <w:t>.</w:t>
-      </w:r>
-    </w:p>
-    <w:p>
-      <w:pPr>
-        <w:pStyle w:val="CTDT-Bullet2"/>
-        <w:spacing w:line="288" w:lineRule="auto" w:before="0" w:after="60"/>
-      </w:pPr>
-      <w:r>
-        <w:rPr>
-          <w:rFonts w:ascii="Times New Roman" w:hAnsi="Times New Roman"/>
-          <w:b w:val="0"/>
-          <w:i w:val="0"/>
-          <w:sz w:val="26"/>
-        </w:rPr>
-        <w:t xml:space="preserve">Cấu hình kết nối Docker Network: Container </w:t>
-      </w:r>
-      <w:r>
-        <w:rPr>
-          <w:rFonts w:ascii="Consolas" w:hAnsi="Consolas"/>
-          <w:b w:val="0"/>
-          <w:i w:val="0"/>
-          <w:color w:val="A31515"/>
-          <w:sz w:val="23"/>
-        </w:rPr>
-        <w:t>proxy-manager-app-1</w:t>
-      </w:r>
-      <w:r>
-        <w:rPr>
-          <w:rFonts w:ascii="Times New Roman" w:hAnsi="Times New Roman"/>
-          <w:b w:val="0"/>
-          <w:i w:val="0"/>
-          <w:sz w:val="26"/>
-        </w:rPr>
-        <w:t xml:space="preserve"> được kết nối trực tiếp vào mạng </w:t>
-      </w:r>
-      <w:r>
-        <w:rPr>
-          <w:rFonts w:ascii="Consolas" w:hAnsi="Consolas"/>
-          <w:b w:val="0"/>
-          <w:i w:val="0"/>
-          <w:color w:val="A31515"/>
-          <w:sz w:val="23"/>
-        </w:rPr>
-        <w:t>inlaneweb_net</w:t>
-      </w:r>
-      <w:r>
-        <w:rPr>
-          <w:rFonts w:ascii="Times New Roman" w:hAnsi="Times New Roman"/>
-          <w:b w:val="0"/>
-          <w:i w:val="0"/>
-          <w:sz w:val="26"/>
-        </w:rPr>
-        <w:t xml:space="preserve"> (</w:t>
-      </w:r>
-      <w:r>
-        <w:rPr>
-          <w:rFonts w:ascii="Consolas" w:hAnsi="Consolas"/>
-          <w:b w:val="0"/>
-          <w:i w:val="0"/>
-          <w:color w:val="A31515"/>
-          <w:sz w:val="23"/>
-        </w:rPr>
-        <w:t>docker network connect inlaneweb_net proxy-manager-app-1</w:t>
-      </w:r>
-      <w:r>
-        <w:rPr>
-          <w:rFonts w:ascii="Times New Roman" w:hAnsi="Times New Roman"/>
-          <w:b w:val="0"/>
-          <w:i w:val="0"/>
-          <w:sz w:val="26"/>
-        </w:rPr>
-        <w:t>), cho phép Nginx phân giải hostname container nội bộ mà không cần phụ thuộc vào IP tĩnh của máy chủ.</w:t>
-      </w:r>
-    </w:p>
-    <w:p>
-      <w:pPr>
-        <w:pStyle w:val="CTDT-Text"/>
-        <w:spacing w:line="300" w:lineRule="auto" w:before="40" w:after="80"/>
-        <w:ind w:left="360"/>
-      </w:pPr>
-      <w:r>
-        <w:rPr>
-          <w:rFonts w:ascii="Times New Roman" w:hAnsi="Times New Roman"/>
-          <w:b/>
-          <w:sz w:val="26"/>
-        </w:rPr>
-        <w:t xml:space="preserve">2. </w:t>
-      </w:r>
-      <w:r>
-        <w:rPr>
-          <w:rFonts w:ascii="Times New Roman" w:hAnsi="Times New Roman"/>
-          <w:b/>
-          <w:i w:val="0"/>
-          <w:sz w:val="26"/>
-        </w:rPr>
-        <w:t>Cổng giám sát an ninh tập trung (`grafana.ecotools.online`):</w:t>
-      </w:r>
-    </w:p>
-    <w:p>
-      <w:pPr>
-        <w:pStyle w:val="CTDT-Bullet2"/>
-        <w:spacing w:line="288" w:lineRule="auto" w:before="0" w:after="60"/>
-      </w:pPr>
-      <w:r>
-        <w:rPr>
-          <w:rFonts w:ascii="Times New Roman" w:hAnsi="Times New Roman"/>
-          <w:b w:val="0"/>
-          <w:i w:val="0"/>
-          <w:sz w:val="26"/>
-        </w:rPr>
-        <w:t xml:space="preserve">Định tuyến lưu lượng vào container </w:t>
-      </w:r>
-      <w:r>
-        <w:rPr>
-          <w:rFonts w:ascii="Consolas" w:hAnsi="Consolas"/>
-          <w:b w:val="0"/>
-          <w:i w:val="0"/>
-          <w:color w:val="A31515"/>
-          <w:sz w:val="23"/>
-        </w:rPr>
-        <w:t>ilfreight_grafana</w:t>
-      </w:r>
-      <w:r>
-        <w:rPr>
-          <w:rFonts w:ascii="Times New Roman" w:hAnsi="Times New Roman"/>
-          <w:b w:val="0"/>
-          <w:i w:val="0"/>
-          <w:sz w:val="26"/>
-        </w:rPr>
-        <w:t xml:space="preserve"> trên cổng </w:t>
-      </w:r>
-      <w:r>
-        <w:rPr>
-          <w:rFonts w:ascii="Consolas" w:hAnsi="Consolas"/>
-          <w:b w:val="0"/>
-          <w:i w:val="0"/>
-          <w:color w:val="A31515"/>
-          <w:sz w:val="23"/>
-        </w:rPr>
-        <w:t>3000</w:t>
-      </w:r>
-      <w:r>
-        <w:rPr>
-          <w:rFonts w:ascii="Times New Roman" w:hAnsi="Times New Roman"/>
-          <w:b w:val="0"/>
-          <w:i w:val="0"/>
-          <w:sz w:val="26"/>
-        </w:rPr>
-        <w:t>.</w:t>
-      </w:r>
-    </w:p>
-    <w:p>
-      <w:pPr>
-        <w:pStyle w:val="CTDT-Bullet2"/>
-        <w:spacing w:line="288" w:lineRule="auto" w:before="0" w:after="60"/>
-      </w:pPr>
-      <w:r>
-        <w:rPr>
-          <w:rFonts w:ascii="Times New Roman" w:hAnsi="Times New Roman"/>
-          <w:b w:val="0"/>
-          <w:i w:val="0"/>
-          <w:sz w:val="26"/>
-        </w:rPr>
-        <w:t>Kích hoạt tùy chọn Websockets Support trong Nginx Proxy Manager để duy trì kết nối WebSocket bền vững hai chiều giữa trình duyệt quản trị viên và máy chủ Grafana, phục vụ việc đẩy dữ liệu log và biểu đồ thời gian thực mà không gây trễ.</w:t>
-      </w:r>
-    </w:p>
-    <w:p>
-      <w:pPr>
-        <w:pStyle w:val="CTDT-Text"/>
-        <w:spacing w:line="300" w:lineRule="auto" w:before="40" w:after="80"/>
-        <w:ind w:left="360"/>
-      </w:pPr>
-      <w:r>
-        <w:rPr>
-          <w:rFonts w:ascii="Times New Roman" w:hAnsi="Times New Roman"/>
-          <w:b/>
-          <w:sz w:val="26"/>
-        </w:rPr>
-        <w:t xml:space="preserve">3. </w:t>
-      </w:r>
-      <w:r>
-        <w:rPr>
-          <w:rFonts w:ascii="Times New Roman" w:hAnsi="Times New Roman"/>
-          <w:b/>
-          <w:i w:val="0"/>
-          <w:sz w:val="26"/>
-        </w:rPr>
-        <w:t>Mô hình bảo vệ SSL đa lớp:</w:t>
-      </w:r>
-    </w:p>
-    <w:p>
-      <w:pPr>
-        <w:pStyle w:val="CTDT-Bullet2"/>
-        <w:spacing w:line="288" w:lineRule="auto" w:before="0" w:after="60"/>
-      </w:pPr>
-      <w:r>
-        <w:rPr>
-          <w:rFonts w:ascii="Times New Roman" w:hAnsi="Times New Roman"/>
-          <w:b w:val="0"/>
-          <w:i w:val="0"/>
-          <w:sz w:val="26"/>
-        </w:rPr>
-        <w:t>Sử dụng chứng chỉ số SSL do Cloudflare cấp phát phối hợp cùng chứng chỉ số Let's Encrypt / Custom SSL trên Nginx Proxy Manager.</w:t>
-      </w:r>
-    </w:p>
-    <w:p>
-      <w:pPr>
-        <w:pStyle w:val="CTDT-Bullet2"/>
-        <w:spacing w:line="288" w:lineRule="auto" w:before="0" w:after="60"/>
-      </w:pPr>
-      <w:r>
-        <w:rPr>
-          <w:rFonts w:ascii="Times New Roman" w:hAnsi="Times New Roman"/>
-          <w:b w:val="0"/>
-          <w:i w:val="0"/>
-          <w:sz w:val="26"/>
-        </w:rPr>
-        <w:t>Kích hoạt chế độ mã hóa Full Strict SSL, bật cờ bảo vệ HSTS (</w:t>
-      </w:r>
-      <w:r>
-        <w:rPr>
-          <w:rFonts w:ascii="Consolas" w:hAnsi="Consolas"/>
-          <w:b w:val="0"/>
-          <w:i w:val="0"/>
-          <w:color w:val="A31515"/>
-          <w:sz w:val="23"/>
-        </w:rPr>
-        <w:t>max-age=63072000; includeSubDomains; preload</w:t>
-      </w:r>
-      <w:r>
-        <w:rPr>
-          <w:rFonts w:ascii="Times New Roman" w:hAnsi="Times New Roman"/>
-          <w:b w:val="0"/>
-          <w:i w:val="0"/>
-          <w:sz w:val="26"/>
-        </w:rPr>
-        <w:t>) và chuyển hướng bắt buộc toàn bộ lưu lượng HTTP sang HTTPS. Toàn bộ dữ liệu truyền nhận qua mạng Internet đều được mã hóa tuyệt đối, ngăn chặn triệt để nguy cơ tấn công trung gian nghe lén.</w:t>
-      </w:r>
-    </w:p>
-    <w:p>
-      <w:r>
-        <w:br w:type="page"/>
-      </w:r>
-    </w:p>
-    <w:p>
-      <w:pPr>
-        <w:pStyle w:val="CTDT-H1"/>
-        <w:spacing w:before="280" w:after="320"/>
-        <w:jc w:val="center"/>
-      </w:pPr>
-      <w:r>
-        <w:rPr>
-          <w:rFonts w:ascii="Times New Roman" w:hAnsi="Times New Roman"/>
-          <w:b/>
-          <w:sz w:val="28"/>
-        </w:rPr>
-        <w:t>CHƯƠNG 4: HỆ THỐNG GIÁM SÁT VÀ TỰ ĐỘNG KHÔI PHỤC</w:t>
-      </w:r>
-    </w:p>
-    <w:p>
-      <w:pPr>
-        <w:pStyle w:val="CTDT-H2"/>
-        <w:spacing w:before="200" w:after="120"/>
-      </w:pPr>
-      <w:r>
-        <w:rPr>
-          <w:rFonts w:ascii="Times New Roman" w:hAnsi="Times New Roman"/>
-          <w:b/>
-          <w:i w:val="0"/>
-          <w:sz w:val="27"/>
-        </w:rPr>
-        <w:t>4.1. Tách biệt log ứng dụng và log truy cập web</w:t>
-      </w:r>
-    </w:p>
-    <w:p>
-      <w:pPr>
-        <w:pStyle w:val="CTDT-Text"/>
-        <w:spacing w:line="300" w:lineRule="auto" w:before="0" w:after="120"/>
-        <w:jc w:val="both"/>
-      </w:pPr>
-      <w:r>
-        <w:rPr>
-          <w:rFonts w:ascii="Times New Roman" w:hAnsi="Times New Roman"/>
-          <w:b w:val="0"/>
-          <w:i w:val="0"/>
-          <w:sz w:val="26"/>
-        </w:rPr>
-        <w:t>Để phục vụ công tác điều tra sự cố và phát hiện tấn công mạng một cách nhanh chóng và chính xác, kiến trúc thu thập nhật ký được phân chia thành hai luồng dữ liệu độc lập:</w:t>
+        <w:t>Ngôn ngữ truy vấn LogQL:</w:t>
+      </w:r>
+      <w:r>
+        <w:rPr>
+          <w:rFonts w:ascii="Times New Roman" w:hAnsi="Times New Roman"/>
+          <w:b w:val="0"/>
+          <w:i w:val="0"/>
+          <w:sz w:val="26"/>
+        </w:rPr>
+        <w:t xml:space="preserve"> Sử dụng cú pháp tương đồng với PromQL, kết hợp bộ lọc nhãn và bộ lọc nội dung:</w:t>
       </w:r>
     </w:p>
     <w:tbl>
@@ -24479,437 +25253,7 @@
           <w:p>
             <w:pPr>
               <w:spacing w:line="252" w:lineRule="auto" w:before="0" w:after="0"/>
-            </w:pPr>
-            <w:r>
-              <w:rPr>
-                <w:rFonts w:ascii="Consolas" w:hAnsi="Consolas"/>
-                <w:color w:val="24292F"/>
-                <w:sz w:val="19"/>
-              </w:rPr>
-              <w:t xml:space="preserve">                                       ỨNG DỤNG INLANEWEB</w:t>
-              <w:br/>
-              <w:t xml:space="preserve">                                               │</w:t>
-              <w:br/>
-              <w:t xml:space="preserve">             ┌─────────────────────────────────┴─────────────────────────────────┐</w:t>
-              <w:br/>
-              <w:t xml:space="preserve">             ▼                                                                   ▼</w:t>
-              <w:br/>
-              <w:t xml:space="preserve">    [LUỒNG 1: CHẨN ĐOÁN LỖI ỨNG DỤNG]                                   [LUỒNG 2: LƯU LƯỢNG TRUY CẬP HTTP]</w:t>
-              <w:br/>
-              <w:t xml:space="preserve">    - Thư viện: InlaneLogger                                            - Định dạng: Apache CustomLog JSON</w:t>
-              <w:br/>
-              <w:t xml:space="preserve">    - Cơ chế: Bắt ngoại lệ chuỗi                                        - Cấu trúc: Client IP, URI, Query, Status</w:t>
-              <w:br/>
-              <w:t xml:space="preserve">    - Mục đích: Phân tích cú pháp DB, Stack Trace                       - Mục đích: Phát hiện tấn công SQLi, XSS</w:t>
-              <w:br/>
-              <w:t xml:space="preserve">             │                                                                   │</w:t>
-              <w:br/>
-              <w:t xml:space="preserve">             └─────────────────────────────────┬─────────────────────────────────┘</w:t>
-              <w:br/>
-              <w:t xml:space="preserve">                                               ▼</w:t>
-              <w:br/>
-              <w:t xml:space="preserve">                                Đẩy ra STDOUT / STDERR Container</w:t>
-              <w:br/>
-              <w:t xml:space="preserve">                                               │</w:t>
-              <w:br/>
-              <w:t xml:space="preserve">                                               ▼</w:t>
-              <w:br/>
-              <w:t xml:space="preserve">                        Docker Daemon Engine Socket (/var/run/docker.sock)</w:t>
-              <w:br/>
-              <w:t xml:space="preserve">                                               │</w:t>
-              <w:br/>
-              <w:t xml:space="preserve">                                               ▼</w:t>
-              <w:br/>
-              <w:t xml:space="preserve">                                     Promtail 3.0 Collector</w:t>
-              <w:br/>
-              <w:t xml:space="preserve">                                               │</w:t>
-              <w:br/>
-              <w:t xml:space="preserve">                                               ▼</w:t>
-              <w:br/>
-              <w:t xml:space="preserve">                                        Grafana Loki 3.0</w:t>
-            </w:r>
-          </w:p>
-        </w:tc>
-      </w:tr>
-    </w:tbl>
-    <w:p>
-      <w:pPr>
-        <w:spacing w:before="0" w:after="80"/>
-      </w:pPr>
-    </w:p>
-    <w:p>
-      <w:pPr>
-        <w:pStyle w:val="CTDT-Text"/>
-        <w:spacing w:line="300" w:lineRule="auto" w:before="40" w:after="80"/>
-        <w:ind w:left="360"/>
-      </w:pPr>
-      <w:r>
-        <w:rPr>
-          <w:rFonts w:ascii="Times New Roman" w:hAnsi="Times New Roman"/>
-          <w:b/>
-          <w:sz w:val="26"/>
-        </w:rPr>
-        <w:t xml:space="preserve">1. </w:t>
-      </w:r>
-      <w:r>
-        <w:rPr>
-          <w:rFonts w:ascii="Times New Roman" w:hAnsi="Times New Roman"/>
-          <w:b/>
-          <w:i w:val="0"/>
-          <w:sz w:val="26"/>
-        </w:rPr>
-        <w:t>Luồng 1 — Chẩn đoán lỗi nội bộ ứng dụng:</w:t>
-      </w:r>
-    </w:p>
-    <w:p>
-      <w:pPr>
-        <w:pStyle w:val="CTDT-Text"/>
-        <w:spacing w:line="300" w:lineRule="auto" w:before="0" w:after="120"/>
-        <w:jc w:val="both"/>
-      </w:pPr>
-      <w:r>
-        <w:rPr>
-          <w:rFonts w:ascii="Times New Roman" w:hAnsi="Times New Roman"/>
-          <w:b w:val="0"/>
-          <w:i w:val="0"/>
-          <w:sz w:val="26"/>
-        </w:rPr>
-        <w:t xml:space="preserve">Được quản lý thông qua lớp nghiệp vụ độc lập </w:t>
-      </w:r>
-      <w:r>
-        <w:rPr>
-          <w:rFonts w:ascii="Consolas" w:hAnsi="Consolas"/>
-          <w:b w:val="0"/>
-          <w:i w:val="0"/>
-          <w:color w:val="A31515"/>
-          <w:sz w:val="23"/>
-        </w:rPr>
-        <w:t>InlaneLogger</w:t>
-      </w:r>
-      <w:r>
-        <w:rPr>
-          <w:rFonts w:ascii="Times New Roman" w:hAnsi="Times New Roman"/>
-          <w:b w:val="0"/>
-          <w:i w:val="0"/>
-          <w:sz w:val="26"/>
-        </w:rPr>
-        <w:t xml:space="preserve"> (tại thư mục nguồn </w:t>
-      </w:r>
-      <w:r>
-        <w:rPr>
-          <w:rFonts w:ascii="Consolas" w:hAnsi="Consolas"/>
-          <w:b w:val="0"/>
-          <w:i w:val="0"/>
-          <w:color w:val="A31515"/>
-          <w:sz w:val="23"/>
-        </w:rPr>
-        <w:t>InlaneWeb/web/src/lib/logger.php</w:t>
-      </w:r>
-      <w:r>
-        <w:rPr>
-          <w:rFonts w:ascii="Times New Roman" w:hAnsi="Times New Roman"/>
-          <w:b w:val="0"/>
-          <w:i w:val="0"/>
-          <w:sz w:val="26"/>
-        </w:rPr>
-        <w:t>). Khi hệ thống gặp các lỗi nghiêm trọng như lỗi kết nối cơ sở dữ liệu hoặc lỗi cú pháp truy vấn SQL, logger tự động trích xuất nguyên nhân gốc, chuỗi các ngoại lệ lồng nhau cùng toàn bộ vết ngăn xếp Stack Trace, phục vụ việc gỡ lỗi logic cho kỹ sư phần mềm.</w:t>
-      </w:r>
-    </w:p>
-    <w:p>
-      <w:pPr>
-        <w:pStyle w:val="CTDT-Text"/>
-        <w:spacing w:line="300" w:lineRule="auto" w:before="40" w:after="80"/>
-        <w:ind w:left="360"/>
-      </w:pPr>
-      <w:r>
-        <w:rPr>
-          <w:rFonts w:ascii="Times New Roman" w:hAnsi="Times New Roman"/>
-          <w:b/>
-          <w:sz w:val="26"/>
-        </w:rPr>
-        <w:t xml:space="preserve">2. </w:t>
-      </w:r>
-      <w:r>
-        <w:rPr>
-          <w:rFonts w:ascii="Times New Roman" w:hAnsi="Times New Roman"/>
-          <w:b/>
-          <w:i w:val="0"/>
-          <w:sz w:val="26"/>
-        </w:rPr>
-        <w:t>Luồng 2 — Chẩn đoán tấn công lưu lượng HTTP:</w:t>
-      </w:r>
-    </w:p>
-    <w:p>
-      <w:pPr>
-        <w:pStyle w:val="CTDT-Text"/>
-        <w:spacing w:line="300" w:lineRule="auto" w:before="0" w:after="120"/>
-        <w:jc w:val="both"/>
-      </w:pPr>
-      <w:r>
-        <w:rPr>
-          <w:rFonts w:ascii="Times New Roman" w:hAnsi="Times New Roman"/>
-          <w:b w:val="0"/>
-          <w:i w:val="0"/>
-          <w:sz w:val="26"/>
-        </w:rPr>
-        <w:t>Máy chủ Apache được tái cấu hình để ghi lại toàn bộ các yêu cầu HTTP dưới dạng chuỗi JSON có cấu trúc hoàn chỉnh thay cho định dạng văn bản thô Common Log Format truyền thống:</w:t>
-      </w:r>
-    </w:p>
-    <w:tbl>
-      <w:tblPr>
-        <w:tblW w:type="auto" w:w="0"/>
-        <w:jc w:val="center"/>
-        <w:tblLook w:firstColumn="1" w:firstRow="1" w:lastColumn="0" w:lastRow="0" w:noHBand="0" w:noVBand="1" w:val="04A0"/>
-      </w:tblPr>
-      <w:tblGrid>
-        <w:gridCol w:w="9468"/>
-      </w:tblGrid>
-      <w:tr>
-        <w:tc>
-          <w:tcPr>
-            <w:tcW w:type="dxa" w:w="9360"/>
-            <w:shd w:fill="F6F8FA"/>
-            <w:tcBorders>
-              <w:top w:val="single" w:sz="6" w:space="0" w:color="D0D7DE"/>
-              <w:left w:val="single" w:sz="6" w:space="0" w:color="D0D7DE"/>
-              <w:bottom w:val="single" w:sz="6" w:space="0" w:color="D0D7DE"/>
-              <w:right w:val="single" w:sz="6" w:space="0" w:color="D0D7DE"/>
-            </w:tcBorders>
-            <w:tcMar>
-              <w:top w:w="140" w:type="dxa"/>
-              <w:bottom w:w="140" w:type="dxa"/>
-              <w:left w:w="180" w:type="dxa"/>
-              <w:right w:w="180" w:type="dxa"/>
-            </w:tcMar>
-          </w:tcPr>
-          <w:p>
-            <w:pPr>
-              <w:spacing w:line="252" w:lineRule="auto" w:before="0" w:after="0"/>
-            </w:pPr>
-            <w:r>
-              <w:rPr>
-                <w:rFonts w:ascii="Consolas" w:hAnsi="Consolas"/>
-                <w:color w:val="24292F"/>
-                <w:sz w:val="19"/>
-              </w:rPr>
-              <w:t xml:space="preserve">   LogFormat "{\"timestamp\":\"%{%Y-%m-%dT%H:%M:%S%z}t\",\"client_ip\":\"%a\",\"method\":\"%m\",\"uri\":\"%U\",\"query\":\"%q\",\"status\":%&gt;s,\"bytes\":%B,\"referer\":\"%{Referer}i\",\"user_agent\":\"%{User-Agent}i\"}" custom_json</w:t>
-              <w:br/>
-              <w:t xml:space="preserve">   CustomLog /proc/self/fd/1 custom_json</w:t>
-            </w:r>
-          </w:p>
-        </w:tc>
-      </w:tr>
-    </w:tbl>
-    <w:p>
-      <w:pPr>
-        <w:spacing w:before="0" w:after="80"/>
-      </w:pPr>
-    </w:p>
-    <w:p>
-      <w:pPr>
-        <w:pStyle w:val="CTDT-Text"/>
-        <w:spacing w:line="300" w:lineRule="auto" w:before="0" w:after="120"/>
-        <w:jc w:val="both"/>
-      </w:pPr>
-      <w:r>
-        <w:rPr>
-          <w:rFonts w:ascii="Times New Roman" w:hAnsi="Times New Roman"/>
-          <w:b w:val="0"/>
-          <w:i w:val="0"/>
-          <w:sz w:val="26"/>
-        </w:rPr>
-        <w:t>Việc chuẩn hóa này cho phép các tác tử thu thập nhật ký phân tích cú pháp trực tiếp mà không cần sử dụng các biểu thức chính quy phức tạp, giảm thiểu tối đa tải tính toán trên máy chủ.</w:t>
-      </w:r>
-    </w:p>
-    <w:p>
-      <w:pPr>
-        <w:pStyle w:val="CTDT-H2"/>
-        <w:spacing w:before="200" w:after="120"/>
-      </w:pPr>
-      <w:r>
-        <w:rPr>
-          <w:rFonts w:ascii="Times New Roman" w:hAnsi="Times New Roman"/>
-          <w:b/>
-          <w:i w:val="0"/>
-          <w:sz w:val="27"/>
-        </w:rPr>
-        <w:t>4.2. Thu thập và xem log tập trung trên Grafana bằng Promtail và Loki</w:t>
-      </w:r>
-    </w:p>
-    <w:p>
-      <w:pPr>
-        <w:pStyle w:val="CTDT-H3"/>
-        <w:spacing w:before="160" w:after="80"/>
-      </w:pPr>
-      <w:r>
-        <w:rPr>
-          <w:rFonts w:ascii="Times New Roman" w:hAnsi="Times New Roman"/>
-          <w:b/>
-          <w:i/>
-          <w:sz w:val="26"/>
-        </w:rPr>
-        <w:t>4.2.1. Kiến trúc lưu trữ và tối ưu tài nguyên của Loki</w:t>
-      </w:r>
-    </w:p>
-    <w:p>
-      <w:pPr>
-        <w:pStyle w:val="CTDT-Bullet1"/>
-        <w:spacing w:line="288" w:lineRule="auto" w:before="0" w:after="60"/>
-      </w:pPr>
-      <w:r>
-        <w:rPr>
-          <w:rFonts w:ascii="Times New Roman" w:hAnsi="Times New Roman"/>
-          <w:b/>
-          <w:i w:val="0"/>
-          <w:sz w:val="26"/>
-        </w:rPr>
-        <w:t>Promtail 3.0 Collector:</w:t>
-      </w:r>
-      <w:r>
-        <w:rPr>
-          <w:rFonts w:ascii="Times New Roman" w:hAnsi="Times New Roman"/>
-          <w:b w:val="0"/>
-          <w:i w:val="0"/>
-          <w:sz w:val="26"/>
-        </w:rPr>
-        <w:t xml:space="preserve"> Đóng vai trò là tác tử thu thập nhật ký. Promtail kết nối trực tiếp vào tệp socket của Docker Daemon </w:t>
-      </w:r>
-      <w:r>
-        <w:rPr>
-          <w:rFonts w:ascii="Consolas" w:hAnsi="Consolas"/>
-          <w:b w:val="0"/>
-          <w:i w:val="0"/>
-          <w:color w:val="A31515"/>
-          <w:sz w:val="23"/>
-        </w:rPr>
-        <w:t>/var/run/docker.sock</w:t>
-      </w:r>
-      <w:r>
-        <w:rPr>
-          <w:rFonts w:ascii="Times New Roman" w:hAnsi="Times New Roman"/>
-          <w:b w:val="0"/>
-          <w:i w:val="0"/>
-          <w:sz w:val="26"/>
-        </w:rPr>
-        <w:t xml:space="preserve">, tự động phát hiện các vùng chứa có nhãn giám sát, bóc tách cấu trúc JSON và đính kèm các nhãn định danh </w:t>
-      </w:r>
-      <w:r>
-        <w:rPr>
-          <w:rFonts w:ascii="Consolas" w:hAnsi="Consolas"/>
-          <w:b w:val="0"/>
-          <w:i w:val="0"/>
-          <w:color w:val="A31515"/>
-          <w:sz w:val="23"/>
-        </w:rPr>
-        <w:t>container="ilfreight_web"</w:t>
-      </w:r>
-      <w:r>
-        <w:rPr>
-          <w:rFonts w:ascii="Times New Roman" w:hAnsi="Times New Roman"/>
-          <w:b w:val="0"/>
-          <w:i w:val="0"/>
-          <w:sz w:val="26"/>
-        </w:rPr>
-        <w:t xml:space="preserve"> và </w:t>
-      </w:r>
-      <w:r>
-        <w:rPr>
-          <w:rFonts w:ascii="Consolas" w:hAnsi="Consolas"/>
-          <w:b w:val="0"/>
-          <w:i w:val="0"/>
-          <w:color w:val="A31515"/>
-          <w:sz w:val="23"/>
-        </w:rPr>
-        <w:t>service_name="ilfreight_web"</w:t>
-      </w:r>
-      <w:r>
-        <w:rPr>
-          <w:rFonts w:ascii="Times New Roman" w:hAnsi="Times New Roman"/>
-          <w:b w:val="0"/>
-          <w:i w:val="0"/>
-          <w:sz w:val="26"/>
-        </w:rPr>
-        <w:t>.</w:t>
-      </w:r>
-    </w:p>
-    <w:p>
-      <w:pPr>
-        <w:pStyle w:val="CTDT-Bullet1"/>
-        <w:spacing w:line="288" w:lineRule="auto" w:before="0" w:after="60"/>
-      </w:pPr>
-      <w:r>
-        <w:rPr>
-          <w:rFonts w:ascii="Times New Roman" w:hAnsi="Times New Roman"/>
-          <w:b/>
-          <w:i w:val="0"/>
-          <w:sz w:val="26"/>
-        </w:rPr>
-        <w:t>Grafana Loki 3.0 Engine:</w:t>
-      </w:r>
-      <w:r>
-        <w:rPr>
-          <w:rFonts w:ascii="Times New Roman" w:hAnsi="Times New Roman"/>
-          <w:b w:val="0"/>
-          <w:i w:val="0"/>
-          <w:sz w:val="26"/>
-        </w:rPr>
-        <w:t xml:space="preserve"> Khác với các hệ thống Elasticsearch tiêu tốn dung lượng RAM lớn (thường đòi hỏi từ 4GB đến 8GB RAM chỉ cho tầng chỉ mục), Loki chỉ thực hiện đánh chỉ mục theo nhãn và nén các đoạn nhật ký thành các khối dữ liệu lưu trữ trên ổ đĩa. Cách tiếp cận này giúp giảm thiểu hơn 80% dung lượng lưu trữ cần thiết, cho phép triển khai bền vững trên các máy chủ VPS cấu hình tiết kiệm tài nguyên.</w:t>
-      </w:r>
-    </w:p>
-    <w:p>
-      <w:pPr>
-        <w:pStyle w:val="CTDT-Bullet1"/>
-        <w:spacing w:line="288" w:lineRule="auto" w:before="0" w:after="60"/>
-      </w:pPr>
-      <w:r>
-        <w:rPr>
-          <w:rFonts w:ascii="Times New Roman" w:hAnsi="Times New Roman"/>
-          <w:b/>
-          <w:i w:val="0"/>
-          <w:sz w:val="26"/>
-        </w:rPr>
-        <w:t>Ngôn ngữ truy vấn LogQL:</w:t>
-      </w:r>
-      <w:r>
-        <w:rPr>
-          <w:rFonts w:ascii="Times New Roman" w:hAnsi="Times New Roman"/>
-          <w:b w:val="0"/>
-          <w:i w:val="0"/>
-          <w:sz w:val="26"/>
-        </w:rPr>
-        <w:t xml:space="preserve"> Sử dụng cú pháp tương đồng với PromQL, kết hợp bộ lọc nhãn và bộ lọc nội dung:</w:t>
-      </w:r>
-    </w:p>
-    <w:tbl>
-      <w:tblPr>
-        <w:tblW w:type="auto" w:w="0"/>
-        <w:jc w:val="center"/>
-        <w:tblLook w:firstColumn="1" w:firstRow="1" w:lastColumn="0" w:lastRow="0" w:noHBand="0" w:noVBand="1" w:val="04A0"/>
-      </w:tblPr>
-      <w:tblGrid>
-        <w:gridCol w:w="9468"/>
-      </w:tblGrid>
-      <w:tr>
-        <w:tc>
-          <w:tcPr>
-            <w:tcW w:type="dxa" w:w="9360"/>
-            <w:shd w:fill="F6F8FA"/>
-            <w:tcBorders>
-              <w:top w:val="single" w:sz="6" w:space="0" w:color="D0D7DE"/>
-              <w:left w:val="single" w:sz="6" w:space="0" w:color="D0D7DE"/>
-              <w:bottom w:val="single" w:sz="6" w:space="0" w:color="D0D7DE"/>
-              <w:right w:val="single" w:sz="6" w:space="0" w:color="D0D7DE"/>
-            </w:tcBorders>
-            <w:tcMar>
-              <w:top w:w="140" w:type="dxa"/>
-              <w:bottom w:w="140" w:type="dxa"/>
-              <w:left w:w="180" w:type="dxa"/>
-              <w:right w:w="180" w:type="dxa"/>
-            </w:tcMar>
-          </w:tcPr>
-          <w:p>
-            <w:pPr>
-              <w:spacing w:line="252" w:lineRule="auto" w:before="0" w:after="0"/>
+              <w:jc w:val="left"/>
             </w:pPr>
             <w:r>
               <w:rPr>
@@ -24946,6 +25290,10 @@
       <w:pPr>
         <w:pStyle w:val="CTDT-H3"/>
         <w:spacing w:before="160" w:after="80"/>
+        <w:jc w:val="left"/>
+        <w:numPr>
+          <w:numId w:val="0"/>
+        </w:numPr>
       </w:pPr>
       <w:r>
         <w:rPr>
@@ -25618,17 +25966,21 @@
     </w:p>
     <w:p>
       <w:pPr>
-        <w:pStyle w:val="CTDT-H4"/>
-        <w:spacing w:before="120" w:after="60"/>
-      </w:pPr>
-      <w:r>
-        <w:rPr>
-          <w:rFonts w:ascii="Times New Roman" w:hAnsi="Times New Roman"/>
-          <w:b w:val="0"/>
+        <w:pStyle w:val="CTDT-Bang"/>
+        <w:spacing w:before="240" w:after="60"/>
+        <w:jc w:val="center"/>
+        <w:numPr>
+          <w:numId w:val="0"/>
+        </w:numPr>
+      </w:pPr>
+      <w:r>
+        <w:rPr>
+          <w:rFonts w:ascii="Times New Roman" w:hAnsi="Times New Roman"/>
+          <w:b/>
           <w:i/>
-          <w:sz w:val="25"/>
-        </w:rPr>
-        <w:t>Bảng đặc tả chi tiết câu lệnh truy vấn LogQL và mẫu Regex của 8 phân vùng giám sát</w:t>
+          <w:sz w:val="24"/>
+        </w:rPr>
+        <w:t># Bảng đặc tả chi tiết câu lệnh truy vấn LogQL và mẫu Regex của 8 phân vùng giám sát</w:t>
       </w:r>
     </w:p>
     <w:tbl>
@@ -27168,6 +27520,10 @@
       <w:pPr>
         <w:pStyle w:val="CTDT-H3"/>
         <w:spacing w:before="160" w:after="80"/>
+        <w:jc w:val="left"/>
+        <w:numPr>
+          <w:numId w:val="0"/>
+        </w:numPr>
       </w:pPr>
       <w:r>
         <w:rPr>
@@ -27368,6 +27724,10 @@
       <w:pPr>
         <w:pStyle w:val="CTDT-H2"/>
         <w:spacing w:before="200" w:after="120"/>
+        <w:jc w:val="left"/>
+        <w:numPr>
+          <w:numId w:val="0"/>
+        </w:numPr>
       </w:pPr>
       <w:r>
         <w:rPr>
@@ -27510,11 +27870,15 @@
         <w:pStyle w:val="CTDT-H1"/>
         <w:spacing w:before="280" w:after="320"/>
         <w:jc w:val="center"/>
-      </w:pPr>
-      <w:r>
-        <w:rPr>
-          <w:rFonts w:ascii="Times New Roman" w:hAnsi="Times New Roman"/>
-          <w:b/>
+        <w:numPr>
+          <w:numId w:val="0"/>
+        </w:numPr>
+      </w:pPr>
+      <w:r>
+        <w:rPr>
+          <w:rFonts w:ascii="Times New Roman" w:hAnsi="Times New Roman"/>
+          <w:b/>
+          <w:i w:val="0"/>
           <w:sz w:val="28"/>
         </w:rPr>
         <w:t>CHƯƠNG 5: CÁC TÌNH HUỐNG SỰ CỐ VÀ TẤN CÔNG THỰC TẾ</w:t>
@@ -27540,6 +27904,10 @@
       <w:pPr>
         <w:pStyle w:val="CTDT-H2"/>
         <w:spacing w:before="200" w:after="120"/>
+        <w:jc w:val="left"/>
+        <w:numPr>
+          <w:numId w:val="0"/>
+        </w:numPr>
       </w:pPr>
       <w:r>
         <w:rPr>
@@ -27641,15 +28009,19 @@
     </w:p>
     <w:p>
       <w:pPr>
-        <w:pStyle w:val="CTDT-H3"/>
-        <w:spacing w:before="160" w:after="80"/>
+        <w:pStyle w:val="CTDT-Bang"/>
+        <w:spacing w:before="240" w:after="60"/>
+        <w:jc w:val="center"/>
+        <w:numPr>
+          <w:numId w:val="0"/>
+        </w:numPr>
       </w:pPr>
       <w:r>
         <w:rPr>
           <w:rFonts w:ascii="Times New Roman" w:hAnsi="Times New Roman"/>
           <w:b/>
           <w:i/>
-          <w:sz w:val="26"/>
+          <w:sz w:val="24"/>
         </w:rPr>
         <w:t>Bảng tổng hợp đối chiếu 5 vấn đề an toàn ứng dụng của 5 thành viên</w:t>
       </w:r>
@@ -28964,6 +29336,10 @@
       <w:pPr>
         <w:pStyle w:val="CTDT-H3"/>
         <w:spacing w:before="160" w:after="80"/>
+        <w:jc w:val="left"/>
+        <w:numPr>
+          <w:numId w:val="0"/>
+        </w:numPr>
       </w:pPr>
       <w:r>
         <w:rPr>
@@ -29596,6 +29972,7 @@
           <w:p>
             <w:pPr>
               <w:spacing w:line="252" w:lineRule="auto" w:before="0" w:after="0"/>
+              <w:jc w:val="left"/>
             </w:pPr>
             <w:r>
               <w:rPr>
@@ -29651,6 +30028,10 @@
       <w:pPr>
         <w:pStyle w:val="CTDT-H3"/>
         <w:spacing w:before="160" w:after="80"/>
+        <w:jc w:val="left"/>
+        <w:numPr>
+          <w:numId w:val="0"/>
+        </w:numPr>
       </w:pPr>
       <w:r>
         <w:rPr>
@@ -30213,6 +30594,7 @@
           <w:p>
             <w:pPr>
               <w:spacing w:line="252" w:lineRule="auto" w:before="0" w:after="0"/>
+              <w:jc w:val="left"/>
             </w:pPr>
             <w:r>
               <w:rPr>
@@ -30287,6 +30669,7 @@
           <w:p>
             <w:pPr>
               <w:spacing w:line="252" w:lineRule="auto" w:before="0" w:after="0"/>
+              <w:jc w:val="left"/>
             </w:pPr>
             <w:r>
               <w:rPr>
@@ -30322,6 +30705,10 @@
       <w:pPr>
         <w:pStyle w:val="CTDT-H3"/>
         <w:spacing w:before="160" w:after="80"/>
+        <w:jc w:val="left"/>
+        <w:numPr>
+          <w:numId w:val="0"/>
+        </w:numPr>
       </w:pPr>
       <w:r>
         <w:rPr>
@@ -31003,6 +31390,7 @@
           <w:p>
             <w:pPr>
               <w:spacing w:line="252" w:lineRule="auto" w:before="0" w:after="0"/>
+              <w:jc w:val="left"/>
             </w:pPr>
             <w:r>
               <w:rPr>
@@ -31077,6 +31465,7 @@
           <w:p>
             <w:pPr>
               <w:spacing w:line="252" w:lineRule="auto" w:before="0" w:after="0"/>
+              <w:jc w:val="left"/>
             </w:pPr>
             <w:r>
               <w:rPr>
@@ -31125,6 +31514,10 @@
       <w:pPr>
         <w:pStyle w:val="CTDT-H3"/>
         <w:spacing w:before="160" w:after="80"/>
+        <w:jc w:val="left"/>
+        <w:numPr>
+          <w:numId w:val="0"/>
+        </w:numPr>
       </w:pPr>
       <w:r>
         <w:rPr>
@@ -31774,6 +32167,7 @@
           <w:p>
             <w:pPr>
               <w:spacing w:line="252" w:lineRule="auto" w:before="0" w:after="0"/>
+              <w:jc w:val="left"/>
             </w:pPr>
             <w:r>
               <w:rPr>
@@ -31842,6 +32236,7 @@
           <w:p>
             <w:pPr>
               <w:spacing w:line="252" w:lineRule="auto" w:before="0" w:after="0"/>
+              <w:jc w:val="left"/>
             </w:pPr>
             <w:r>
               <w:rPr>
@@ -31914,6 +32309,10 @@
       <w:pPr>
         <w:pStyle w:val="CTDT-H3"/>
         <w:spacing w:before="160" w:after="80"/>
+        <w:jc w:val="left"/>
+        <w:numPr>
+          <w:numId w:val="0"/>
+        </w:numPr>
       </w:pPr>
       <w:r>
         <w:rPr>
@@ -32230,6 +32629,7 @@
           <w:p>
             <w:pPr>
               <w:spacing w:line="252" w:lineRule="auto" w:before="0" w:after="0"/>
+              <w:jc w:val="left"/>
             </w:pPr>
             <w:r>
               <w:rPr>
@@ -32424,6 +32824,7 @@
           <w:p>
             <w:pPr>
               <w:spacing w:line="252" w:lineRule="auto" w:before="0" w:after="0"/>
+              <w:jc w:val="left"/>
             </w:pPr>
             <w:r>
               <w:rPr>
@@ -32470,6 +32871,10 @@
       <w:pPr>
         <w:pStyle w:val="CTDT-H2"/>
         <w:spacing w:before="200" w:after="120"/>
+        <w:jc w:val="left"/>
+        <w:numPr>
+          <w:numId w:val="0"/>
+        </w:numPr>
       </w:pPr>
       <w:r>
         <w:rPr>
@@ -32592,6 +32997,10 @@
       <w:pPr>
         <w:pStyle w:val="CTDT-H3"/>
         <w:spacing w:before="160" w:after="80"/>
+        <w:jc w:val="left"/>
+        <w:numPr>
+          <w:numId w:val="0"/>
+        </w:numPr>
       </w:pPr>
       <w:r>
         <w:rPr>
@@ -32683,6 +33092,7 @@
           <w:p>
             <w:pPr>
               <w:spacing w:line="252" w:lineRule="auto" w:before="0" w:after="0"/>
+              <w:jc w:val="left"/>
             </w:pPr>
             <w:r>
               <w:rPr>
@@ -33072,6 +33482,10 @@
       <w:pPr>
         <w:pStyle w:val="CTDT-H3"/>
         <w:spacing w:before="160" w:after="80"/>
+        <w:jc w:val="left"/>
+        <w:numPr>
+          <w:numId w:val="0"/>
+        </w:numPr>
       </w:pPr>
       <w:r>
         <w:rPr>
@@ -33163,6 +33577,7 @@
           <w:p>
             <w:pPr>
               <w:spacing w:line="252" w:lineRule="auto" w:before="0" w:after="0"/>
+              <w:jc w:val="left"/>
             </w:pPr>
             <w:r>
               <w:rPr>
@@ -33335,6 +33750,10 @@
       <w:pPr>
         <w:pStyle w:val="CTDT-H3"/>
         <w:spacing w:before="160" w:after="80"/>
+        <w:jc w:val="left"/>
+        <w:numPr>
+          <w:numId w:val="0"/>
+        </w:numPr>
       </w:pPr>
       <w:r>
         <w:rPr>
@@ -33400,6 +33819,7 @@
           <w:p>
             <w:pPr>
               <w:spacing w:line="252" w:lineRule="auto" w:before="0" w:after="0"/>
+              <w:jc w:val="left"/>
             </w:pPr>
             <w:r>
               <w:rPr>
@@ -33547,6 +33967,10 @@
       <w:pPr>
         <w:pStyle w:val="CTDT-H3"/>
         <w:spacing w:before="160" w:after="80"/>
+        <w:jc w:val="left"/>
+        <w:numPr>
+          <w:numId w:val="0"/>
+        </w:numPr>
       </w:pPr>
       <w:r>
         <w:rPr>
@@ -33690,6 +34114,10 @@
       <w:pPr>
         <w:pStyle w:val="CTDT-H2"/>
         <w:spacing w:before="200" w:after="120"/>
+        <w:jc w:val="left"/>
+        <w:numPr>
+          <w:numId w:val="0"/>
+        </w:numPr>
       </w:pPr>
       <w:r>
         <w:rPr>
@@ -33721,6 +34149,10 @@
       <w:pPr>
         <w:pStyle w:val="CTDT-H3"/>
         <w:spacing w:before="160" w:after="80"/>
+        <w:jc w:val="left"/>
+        <w:numPr>
+          <w:numId w:val="0"/>
+        </w:numPr>
       </w:pPr>
       <w:r>
         <w:rPr>
@@ -34100,6 +34532,7 @@
           <w:p>
             <w:pPr>
               <w:spacing w:line="252" w:lineRule="auto" w:before="0" w:after="0"/>
+              <w:jc w:val="left"/>
             </w:pPr>
             <w:r>
               <w:rPr>
@@ -34128,6 +34561,10 @@
       <w:pPr>
         <w:pStyle w:val="CTDT-H3"/>
         <w:spacing w:before="160" w:after="80"/>
+        <w:jc w:val="left"/>
+        <w:numPr>
+          <w:numId w:val="0"/>
+        </w:numPr>
       </w:pPr>
       <w:r>
         <w:rPr>
@@ -34374,6 +34811,7 @@
           <w:p>
             <w:pPr>
               <w:spacing w:line="252" w:lineRule="auto" w:before="0" w:after="0"/>
+              <w:jc w:val="left"/>
             </w:pPr>
             <w:r>
               <w:rPr>
@@ -34400,6 +34838,10 @@
       <w:pPr>
         <w:pStyle w:val="CTDT-H3"/>
         <w:spacing w:before="160" w:after="80"/>
+        <w:jc w:val="left"/>
+        <w:numPr>
+          <w:numId w:val="0"/>
+        </w:numPr>
       </w:pPr>
       <w:r>
         <w:rPr>
@@ -34745,6 +35187,7 @@
           <w:p>
             <w:pPr>
               <w:spacing w:line="252" w:lineRule="auto" w:before="0" w:after="0"/>
+              <w:jc w:val="left"/>
             </w:pPr>
             <w:r>
               <w:rPr>
@@ -34767,6 +35210,10 @@
       <w:pPr>
         <w:pStyle w:val="CTDT-H3"/>
         <w:spacing w:before="160" w:after="80"/>
+        <w:jc w:val="left"/>
+        <w:numPr>
+          <w:numId w:val="0"/>
+        </w:numPr>
       </w:pPr>
       <w:r>
         <w:rPr>
@@ -35340,6 +35787,10 @@
       <w:pPr>
         <w:pStyle w:val="CTDT-H3"/>
         <w:spacing w:before="160" w:after="80"/>
+        <w:jc w:val="left"/>
+        <w:numPr>
+          <w:numId w:val="0"/>
+        </w:numPr>
       </w:pPr>
       <w:r>
         <w:rPr>
@@ -35745,6 +36196,7 @@
           <w:p>
             <w:pPr>
               <w:spacing w:line="252" w:lineRule="auto" w:before="0" w:after="0"/>
+              <w:jc w:val="left"/>
             </w:pPr>
             <w:r>
               <w:rPr>
@@ -35810,6 +36262,10 @@
       <w:pPr>
         <w:pStyle w:val="CTDT-H3"/>
         <w:spacing w:before="160" w:after="80"/>
+        <w:jc w:val="left"/>
+        <w:numPr>
+          <w:numId w:val="0"/>
+        </w:numPr>
       </w:pPr>
       <w:r>
         <w:rPr>
@@ -36213,6 +36669,10 @@
       <w:pPr>
         <w:pStyle w:val="CTDT-H2"/>
         <w:spacing w:before="200" w:after="120"/>
+        <w:jc w:val="left"/>
+        <w:numPr>
+          <w:numId w:val="0"/>
+        </w:numPr>
       </w:pPr>
       <w:r>
         <w:rPr>
@@ -36244,6 +36704,10 @@
       <w:pPr>
         <w:pStyle w:val="CTDT-H3"/>
         <w:spacing w:before="160" w:after="80"/>
+        <w:jc w:val="left"/>
+        <w:numPr>
+          <w:numId w:val="0"/>
+        </w:numPr>
       </w:pPr>
       <w:r>
         <w:rPr>
@@ -36343,6 +36807,7 @@
           <w:p>
             <w:pPr>
               <w:spacing w:line="252" w:lineRule="auto" w:before="0" w:after="0"/>
+              <w:jc w:val="left"/>
             </w:pPr>
             <w:r>
               <w:rPr>
@@ -36694,6 +37159,7 @@
           <w:p>
             <w:pPr>
               <w:spacing w:line="252" w:lineRule="auto" w:before="0" w:after="0"/>
+              <w:jc w:val="left"/>
             </w:pPr>
             <w:r>
               <w:rPr>
@@ -36742,6 +37208,7 @@
           <w:p>
             <w:pPr>
               <w:spacing w:line="252" w:lineRule="auto" w:before="0" w:after="0"/>
+              <w:jc w:val="left"/>
             </w:pPr>
             <w:r>
               <w:rPr>
@@ -36764,6 +37231,10 @@
       <w:pPr>
         <w:pStyle w:val="CTDT-H3"/>
         <w:spacing w:before="160" w:after="80"/>
+        <w:jc w:val="left"/>
+        <w:numPr>
+          <w:numId w:val="0"/>
+        </w:numPr>
       </w:pPr>
       <w:r>
         <w:rPr>
@@ -36863,6 +37334,7 @@
           <w:p>
             <w:pPr>
               <w:spacing w:line="252" w:lineRule="auto" w:before="0" w:after="0"/>
+              <w:jc w:val="left"/>
             </w:pPr>
             <w:r>
               <w:rPr>
@@ -37117,6 +37589,7 @@
           <w:p>
             <w:pPr>
               <w:spacing w:line="252" w:lineRule="auto" w:before="0" w:after="0"/>
+              <w:jc w:val="left"/>
             </w:pPr>
             <w:r>
               <w:rPr>
@@ -37139,6 +37612,10 @@
       <w:pPr>
         <w:pStyle w:val="CTDT-H3"/>
         <w:spacing w:before="160" w:after="80"/>
+        <w:jc w:val="left"/>
+        <w:numPr>
+          <w:numId w:val="0"/>
+        </w:numPr>
       </w:pPr>
       <w:r>
         <w:rPr>
@@ -37238,6 +37715,7 @@
           <w:p>
             <w:pPr>
               <w:spacing w:line="252" w:lineRule="auto" w:before="0" w:after="0"/>
+              <w:jc w:val="left"/>
             </w:pPr>
             <w:r>
               <w:rPr>
@@ -37316,7 +37794,45 @@
           <w:i w:val="0"/>
           <w:sz w:val="26"/>
         </w:rPr>
-        <w:t xml:space="preserve"> (hoàn toàn nuốt lỗi trong nội dung trả về), nhưng thời gian phản hồi bị kéo dài bất thường: $\Delta t_{\text{response}} \ge 5000\text{ms}$ (5 giây).</w:t>
+        <w:t xml:space="preserve"> (hoàn toàn nuốt lỗi trong nội dung trả về), nhưng thời gian phản hồi bị kéo dài bất thường: </w:t>
+      </w:r>
+      <m:oMath xmlns:mml="http://www.w3.org/1998/Math/MathML">
+        <m:r>
+          <m:t>Δ</m:t>
+        </m:r>
+        <m:sSub>
+          <m:e>
+            <m:r>
+              <m:t>t</m:t>
+            </m:r>
+          </m:e>
+          <m:sub>
+            <m:r>
+              <m:rPr>
+                <m:nor/>
+              </m:rPr>
+              <m:t>response</m:t>
+            </m:r>
+          </m:sub>
+        </m:sSub>
+        <m:r>
+          <m:t>≥5000</m:t>
+        </m:r>
+        <m:r>
+          <m:rPr>
+            <m:nor/>
+          </m:rPr>
+          <m:t>ms</m:t>
+        </m:r>
+      </m:oMath>
+      <w:r>
+        <w:rPr>
+          <w:rFonts w:ascii="Times New Roman" w:hAnsi="Times New Roman"/>
+          <w:b w:val="0"/>
+          <w:i w:val="0"/>
+          <w:sz w:val="26"/>
+        </w:rPr>
+        <w:t xml:space="preserve"> (5 giây).</w:t>
       </w:r>
     </w:p>
     <w:p>
@@ -37492,6 +38008,7 @@
           <w:p>
             <w:pPr>
               <w:spacing w:line="252" w:lineRule="auto" w:before="0" w:after="0"/>
+              <w:jc w:val="left"/>
             </w:pPr>
             <w:r>
               <w:rPr>
@@ -37514,6 +38031,10 @@
       <w:pPr>
         <w:pStyle w:val="CTDT-H3"/>
         <w:spacing w:before="160" w:after="80"/>
+        <w:jc w:val="left"/>
+        <w:numPr>
+          <w:numId w:val="0"/>
+        </w:numPr>
       </w:pPr>
       <w:r>
         <w:rPr>
@@ -37632,6 +38153,7 @@
           <w:p>
             <w:pPr>
               <w:spacing w:line="252" w:lineRule="auto" w:before="0" w:after="0"/>
+              <w:jc w:val="left"/>
             </w:pPr>
             <w:r>
               <w:rPr>
@@ -38083,6 +38605,7 @@
           <w:p>
             <w:pPr>
               <w:spacing w:line="252" w:lineRule="auto" w:before="0" w:after="0"/>
+              <w:jc w:val="left"/>
             </w:pPr>
             <w:r>
               <w:rPr>
@@ -38105,6 +38628,10 @@
       <w:pPr>
         <w:pStyle w:val="CTDT-H3"/>
         <w:spacing w:before="160" w:after="80"/>
+        <w:jc w:val="left"/>
+        <w:numPr>
+          <w:numId w:val="0"/>
+        </w:numPr>
       </w:pPr>
       <w:r>
         <w:rPr>
@@ -41276,6 +41803,10 @@
       <w:pPr>
         <w:pStyle w:val="CTDT-H2"/>
         <w:spacing w:before="200" w:after="120"/>
+        <w:jc w:val="left"/>
+        <w:numPr>
+          <w:numId w:val="0"/>
+        </w:numPr>
       </w:pPr>
       <w:r>
         <w:rPr>
@@ -41291,6 +41822,10 @@
       <w:pPr>
         <w:pStyle w:val="CTDT-H3"/>
         <w:spacing w:before="160" w:after="80"/>
+        <w:jc w:val="left"/>
+        <w:numPr>
+          <w:numId w:val="0"/>
+        </w:numPr>
       </w:pPr>
       <w:r>
         <w:rPr>
@@ -41348,6 +41883,7 @@
           <w:p>
             <w:pPr>
               <w:spacing w:line="252" w:lineRule="auto" w:before="0" w:after="0"/>
+              <w:jc w:val="left"/>
             </w:pPr>
             <w:r>
               <w:rPr>
@@ -41392,6 +41928,10 @@
       <w:pPr>
         <w:pStyle w:val="CTDT-H3"/>
         <w:spacing w:before="160" w:after="80"/>
+        <w:jc w:val="left"/>
+        <w:numPr>
+          <w:numId w:val="0"/>
+        </w:numPr>
       </w:pPr>
       <w:r>
         <w:rPr>
@@ -41721,6 +42261,10 @@
       <w:pPr>
         <w:pStyle w:val="CTDT-H3"/>
         <w:spacing w:before="160" w:after="80"/>
+        <w:jc w:val="left"/>
+        <w:numPr>
+          <w:numId w:val="0"/>
+        </w:numPr>
       </w:pPr>
       <w:r>
         <w:rPr>
@@ -41883,11 +42427,15 @@
         <w:pStyle w:val="CTDT-H1"/>
         <w:spacing w:before="280" w:after="320"/>
         <w:jc w:val="center"/>
-      </w:pPr>
-      <w:r>
-        <w:rPr>
-          <w:rFonts w:ascii="Times New Roman" w:hAnsi="Times New Roman"/>
-          <w:b/>
+        <w:numPr>
+          <w:numId w:val="0"/>
+        </w:numPr>
+      </w:pPr>
+      <w:r>
+        <w:rPr>
+          <w:rFonts w:ascii="Times New Roman" w:hAnsi="Times New Roman"/>
+          <w:b/>
+          <w:i w:val="0"/>
           <w:sz w:val="28"/>
         </w:rPr>
         <w:t>CHƯƠNG 6: KẾT LUẬN VÀ HƯỚNG PHÁT TRIỂN</w:t>
@@ -41897,6 +42445,10 @@
       <w:pPr>
         <w:pStyle w:val="CTDT-H2"/>
         <w:spacing w:before="200" w:after="120"/>
+        <w:jc w:val="left"/>
+        <w:numPr>
+          <w:numId w:val="0"/>
+        </w:numPr>
       </w:pPr>
       <w:r>
         <w:rPr>
@@ -42078,6 +42630,10 @@
       <w:pPr>
         <w:pStyle w:val="CTDT-H3"/>
         <w:spacing w:before="160" w:after="80"/>
+        <w:jc w:val="left"/>
+        <w:numPr>
+          <w:numId w:val="0"/>
+        </w:numPr>
       </w:pPr>
       <w:r>
         <w:rPr>
@@ -43579,6 +44135,10 @@
       <w:pPr>
         <w:pStyle w:val="CTDT-H2"/>
         <w:spacing w:before="200" w:after="120"/>
+        <w:jc w:val="left"/>
+        <w:numPr>
+          <w:numId w:val="0"/>
+        </w:numPr>
       </w:pPr>
       <w:r>
         <w:rPr>
@@ -43735,6 +44295,11 @@
           <w:sz w:val="26"/>
         </w:rPr>
         <w:t xml:space="preserve"> Cấu hình Grafana Alerting kết nối qua Webhook để tự động gửi thông báo vi phạm an ninh nghiêm trọng về kênh trao đổi kỹ thuật của nhóm trên Telegram hoặc Discord theo thời gian thực.</w:t>
+      </w:r>
+    </w:p>
+    <w:p>
+      <w:r>
+        <w:br w:type="page"/>
       </w:r>
     </w:p>
     <w:p>
@@ -43742,11 +44307,15 @@
         <w:pStyle w:val="CTDT-H0"/>
         <w:spacing w:before="360" w:after="240"/>
         <w:jc w:val="center"/>
-      </w:pPr>
-      <w:r>
-        <w:rPr>
-          <w:rFonts w:ascii="Times New Roman" w:hAnsi="Times New Roman"/>
-          <w:b/>
+        <w:numPr>
+          <w:numId w:val="0"/>
+        </w:numPr>
+      </w:pPr>
+      <w:r>
+        <w:rPr>
+          <w:rFonts w:ascii="Times New Roman" w:hAnsi="Times New Roman"/>
+          <w:b/>
+          <w:i w:val="0"/>
           <w:sz w:val="30"/>
         </w:rPr>
         <w:t>TÀI LIỆU THAM KHẢO</w:t>
@@ -44161,15 +44730,24 @@
       </w:r>
     </w:p>
     <w:p>
+      <w:r>
+        <w:br w:type="page"/>
+      </w:r>
+    </w:p>
+    <w:p>
       <w:pPr>
         <w:pStyle w:val="CTDT-H0"/>
         <w:spacing w:before="360" w:after="240"/>
         <w:jc w:val="center"/>
-      </w:pPr>
-      <w:r>
-        <w:rPr>
-          <w:rFonts w:ascii="Times New Roman" w:hAnsi="Times New Roman"/>
-          <w:b/>
+        <w:numPr>
+          <w:numId w:val="0"/>
+        </w:numPr>
+      </w:pPr>
+      <w:r>
+        <w:rPr>
+          <w:rFonts w:ascii="Times New Roman" w:hAnsi="Times New Roman"/>
+          <w:b/>
+          <w:i w:val="0"/>
           <w:sz w:val="30"/>
         </w:rPr>
         <w:t>PHỤ LỤC: HỒ SƠ MINH CHỨNG THỰC NGHIỆM</w:t>

--- a/docs/05-Báo cáo bài tập lớn DevSecOps.docx
+++ b/docs/05-Báo cáo bài tập lớn DevSecOps.docx
@@ -8634,13 +8634,14 @@
     </w:p>
     <w:p>
       <w:pPr>
-        <w:spacing w:before="160" w:after="80"/>
+        <w:keepNext/>
+        <w:spacing w:before="160" w:after="60"/>
         <w:jc w:val="center"/>
       </w:pPr>
       <w:r>
         <w:drawing>
           <wp:inline xmlns:a="http://schemas.openxmlformats.org/drawingml/2006/main" xmlns:pic="http://schemas.openxmlformats.org/drawingml/2006/picture">
-            <wp:extent cx="5669280" cy="17788812"/>
+            <wp:extent cx="5669280" cy="1366701"/>
             <wp:docPr id="68" name="Picture 68"/>
             <wp:cNvGraphicFramePr>
               <a:graphicFrameLocks noChangeAspect="1"/>
@@ -8661,7 +8662,7 @@
                   <pic:spPr>
                     <a:xfrm>
                       <a:off x="0" y="0"/>
-                      <a:ext cx="5669280" cy="17788812"/>
+                      <a:ext cx="5669280" cy="1366701"/>
                     </a:xfrm>
                     <a:prstGeom prst="rect"/>
                   </pic:spPr>
@@ -8675,7 +8676,7 @@
     <w:p>
       <w:pPr>
         <w:pStyle w:val="CTDT-Hinh"/>
-        <w:spacing w:before="80" w:after="120"/>
+        <w:spacing w:before="60" w:after="160"/>
         <w:jc w:val="center"/>
         <w:numPr>
           <w:numId w:val="0"/>
@@ -8975,13 +8976,14 @@
     </w:p>
     <w:p>
       <w:pPr>
-        <w:spacing w:before="160" w:after="80"/>
+        <w:keepNext/>
+        <w:spacing w:before="160" w:after="60"/>
         <w:jc w:val="center"/>
       </w:pPr>
       <w:r>
         <w:drawing>
           <wp:inline xmlns:a="http://schemas.openxmlformats.org/drawingml/2006/main" xmlns:pic="http://schemas.openxmlformats.org/drawingml/2006/picture">
-            <wp:extent cx="5303520" cy="2306761"/>
+            <wp:extent cx="5303520" cy="2306760"/>
             <wp:docPr id="69" name="Picture 69"/>
             <wp:cNvGraphicFramePr>
               <a:graphicFrameLocks noChangeAspect="1"/>
@@ -9002,7 +9004,7 @@
                   <pic:spPr>
                     <a:xfrm>
                       <a:off x="0" y="0"/>
-                      <a:ext cx="5303520" cy="2306761"/>
+                      <a:ext cx="5303520" cy="2306760"/>
                     </a:xfrm>
                     <a:prstGeom prst="rect"/>
                   </pic:spPr>
@@ -9016,7 +9018,7 @@
     <w:p>
       <w:pPr>
         <w:pStyle w:val="CTDT-Hinh"/>
-        <w:spacing w:before="80" w:after="120"/>
+        <w:spacing w:before="60" w:after="160"/>
         <w:jc w:val="center"/>
         <w:numPr>
           <w:numId w:val="0"/>
@@ -10320,13 +10322,14 @@
     </w:p>
     <w:p>
       <w:pPr>
-        <w:spacing w:before="160" w:after="80"/>
+        <w:keepNext/>
+        <w:spacing w:before="160" w:after="60"/>
         <w:jc w:val="center"/>
       </w:pPr>
       <w:r>
         <w:drawing>
           <wp:inline xmlns:a="http://schemas.openxmlformats.org/drawingml/2006/main" xmlns:pic="http://schemas.openxmlformats.org/drawingml/2006/picture">
-            <wp:extent cx="5303520" cy="6101754"/>
+            <wp:extent cx="5303520" cy="947057"/>
             <wp:docPr id="70" name="Picture 70"/>
             <wp:cNvGraphicFramePr>
               <a:graphicFrameLocks noChangeAspect="1"/>
@@ -10347,7 +10350,7 @@
                   <pic:spPr>
                     <a:xfrm>
                       <a:off x="0" y="0"/>
-                      <a:ext cx="5303520" cy="6101754"/>
+                      <a:ext cx="5303520" cy="947057"/>
                     </a:xfrm>
                     <a:prstGeom prst="rect"/>
                   </pic:spPr>
@@ -10361,7 +10364,7 @@
     <w:p>
       <w:pPr>
         <w:pStyle w:val="CTDT-Hinh"/>
-        <w:spacing w:before="80" w:after="120"/>
+        <w:spacing w:before="60" w:after="160"/>
         <w:jc w:val="center"/>
         <w:numPr>
           <w:numId w:val="0"/>
@@ -10497,7 +10500,8 @@
     </w:p>
     <w:p>
       <w:pPr>
-        <w:spacing w:before="160" w:after="80"/>
+        <w:keepNext/>
+        <w:spacing w:before="160" w:after="60"/>
         <w:jc w:val="center"/>
       </w:pPr>
       <w:r>
@@ -10538,7 +10542,7 @@
     <w:p>
       <w:pPr>
         <w:pStyle w:val="CTDT-Hinh"/>
-        <w:spacing w:before="80" w:after="120"/>
+        <w:spacing w:before="60" w:after="160"/>
         <w:jc w:val="center"/>
         <w:numPr>
           <w:numId w:val="0"/>
@@ -14012,13 +14016,14 @@
     </w:p>
     <w:p>
       <w:pPr>
-        <w:spacing w:before="160" w:after="80"/>
+        <w:keepNext/>
+        <w:spacing w:before="160" w:after="60"/>
         <w:jc w:val="center"/>
       </w:pPr>
       <w:r>
         <w:drawing>
           <wp:inline xmlns:a="http://schemas.openxmlformats.org/drawingml/2006/main" xmlns:pic="http://schemas.openxmlformats.org/drawingml/2006/picture">
-            <wp:extent cx="5486400" cy="8001000"/>
+            <wp:extent cx="5486400" cy="3624942"/>
             <wp:docPr id="72" name="Picture 72"/>
             <wp:cNvGraphicFramePr>
               <a:graphicFrameLocks noChangeAspect="1"/>
@@ -14039,7 +14044,7 @@
                   <pic:spPr>
                     <a:xfrm>
                       <a:off x="0" y="0"/>
-                      <a:ext cx="5486400" cy="8001000"/>
+                      <a:ext cx="5486400" cy="3624942"/>
                     </a:xfrm>
                     <a:prstGeom prst="rect"/>
                   </pic:spPr>
@@ -14053,7 +14058,7 @@
     <w:p>
       <w:pPr>
         <w:pStyle w:val="CTDT-Hinh"/>
-        <w:spacing w:before="80" w:after="120"/>
+        <w:spacing w:before="60" w:after="160"/>
         <w:jc w:val="center"/>
         <w:numPr>
           <w:numId w:val="0"/>
@@ -15802,13 +15807,14 @@
     </w:p>
     <w:p>
       <w:pPr>
-        <w:spacing w:before="160" w:after="80"/>
+        <w:keepNext/>
+        <w:spacing w:before="160" w:after="60"/>
         <w:jc w:val="center"/>
       </w:pPr>
       <w:r>
         <w:drawing>
           <wp:inline xmlns:a="http://schemas.openxmlformats.org/drawingml/2006/main" xmlns:pic="http://schemas.openxmlformats.org/drawingml/2006/picture">
-            <wp:extent cx="5669280" cy="5184788"/>
+            <wp:extent cx="4799260" cy="4389120"/>
             <wp:docPr id="73" name="Picture 73"/>
             <wp:cNvGraphicFramePr>
               <a:graphicFrameLocks noChangeAspect="1"/>
@@ -15829,7 +15835,7 @@
                   <pic:spPr>
                     <a:xfrm>
                       <a:off x="0" y="0"/>
-                      <a:ext cx="5669280" cy="5184788"/>
+                      <a:ext cx="4799260" cy="4389120"/>
                     </a:xfrm>
                     <a:prstGeom prst="rect"/>
                   </pic:spPr>
@@ -15843,7 +15849,7 @@
     <w:p>
       <w:pPr>
         <w:pStyle w:val="CTDT-Hinh"/>
-        <w:spacing w:before="80" w:after="120"/>
+        <w:spacing w:before="60" w:after="160"/>
         <w:jc w:val="center"/>
         <w:numPr>
           <w:numId w:val="0"/>
@@ -16725,18 +16731,62 @@
     </w:p>
     <w:p>
       <w:pPr>
-        <w:pStyle w:val="CTDT-Text"/>
-        <w:spacing w:line="288" w:lineRule="auto" w:before="0" w:after="50"/>
-        <w:jc w:val="both"/>
-      </w:pPr>
-      <w:r>
-        <w:rPr>
-          <w:rFonts w:ascii="Times New Roman" w:hAnsi="Times New Roman"/>
-          <w:b w:val="0"/>
-          <w:i w:val="0"/>
-          <w:sz w:val="26"/>
-        </w:rPr>
-        <w:t>![Hình 4.1: Kiến trúc thu thập nhật ký kép (Dual-Stream Logging) và chu trình phân tích an ninh tập trung.](diagram_dual_stream.png)</w:t>
+        <w:keepNext/>
+        <w:spacing w:before="160" w:after="60"/>
+        <w:jc w:val="center"/>
+      </w:pPr>
+      <w:r>
+        <w:drawing>
+          <wp:inline xmlns:a="http://schemas.openxmlformats.org/drawingml/2006/main" xmlns:pic="http://schemas.openxmlformats.org/drawingml/2006/picture">
+            <wp:extent cx="5303520" cy="3233523"/>
+            <wp:docPr id="74" name="Picture 74"/>
+            <wp:cNvGraphicFramePr>
+              <a:graphicFrameLocks noChangeAspect="1"/>
+            </wp:cNvGraphicFramePr>
+            <a:graphic>
+              <a:graphicData uri="http://schemas.openxmlformats.org/drawingml/2006/picture">
+                <pic:pic>
+                  <pic:nvPicPr>
+                    <pic:cNvPr id="0" name="diagram_dual_stream.png"/>
+                    <pic:cNvPicPr/>
+                  </pic:nvPicPr>
+                  <pic:blipFill>
+                    <a:blip r:embed="rId23"/>
+                    <a:stretch>
+                      <a:fillRect/>
+                    </a:stretch>
+                  </pic:blipFill>
+                  <pic:spPr>
+                    <a:xfrm>
+                      <a:off x="0" y="0"/>
+                      <a:ext cx="5303520" cy="3233523"/>
+                    </a:xfrm>
+                    <a:prstGeom prst="rect"/>
+                  </pic:spPr>
+                </pic:pic>
+              </a:graphicData>
+            </a:graphic>
+          </wp:inline>
+        </w:drawing>
+      </w:r>
+    </w:p>
+    <w:p>
+      <w:pPr>
+        <w:pStyle w:val="CTDT-Hinh"/>
+        <w:spacing w:before="60" w:after="160"/>
+        <w:jc w:val="center"/>
+        <w:numPr>
+          <w:numId w:val="0"/>
+        </w:numPr>
+      </w:pPr>
+      <w:r>
+        <w:rPr>
+          <w:rFonts w:ascii="Times New Roman" w:hAnsi="Times New Roman"/>
+          <w:b/>
+          <w:i/>
+          <w:sz w:val="24"/>
+        </w:rPr>
+        <w:t>Hình 4.1: Kiến trúc thu thập nhật ký kép (Dual-Stream Logging) và chu trình phân tích an ninh tập trung.</w:t>
       </w:r>
     </w:p>
     <w:p>
